--- a/Docs/Observaciones-Lab 4.docx
+++ b/Docs/Observaciones-Lab 4.docx
@@ -31,6 +31,74 @@
     </w:p>
     <w:p>
       <w:pPr>
+        <w:rPr>
+          <w:lang w:val="es-419"/>
+        </w:rPr>
+      </w:pPr>
+      <w:r>
+        <w:rPr>
+          <w:lang w:val="es-419"/>
+        </w:rPr>
+        <w:tab/>
+      </w:r>
+      <w:r>
+        <w:rPr>
+          <w:lang w:val="es-419"/>
+        </w:rPr>
+        <w:tab/>
+      </w:r>
+      <w:r>
+        <w:rPr>
+          <w:lang w:val="es-419"/>
+        </w:rPr>
+        <w:tab/>
+      </w:r>
+      <w:r>
+        <w:rPr>
+          <w:lang w:val="es-419"/>
+        </w:rPr>
+        <w:tab/>
+      </w:r>
+      <w:r>
+        <w:rPr>
+          <w:lang w:val="es-419"/>
+        </w:rPr>
+        <w:tab/>
+      </w:r>
+      <w:r>
+        <w:rPr>
+          <w:lang w:val="es-419"/>
+        </w:rPr>
+        <w:tab/>
+      </w:r>
+      <w:r>
+        <w:rPr>
+          <w:lang w:val="es-419"/>
+        </w:rPr>
+        <w:tab/>
+      </w:r>
+      <w:r>
+        <w:rPr>
+          <w:lang w:val="es-419"/>
+        </w:rPr>
+        <w:tab/>
+        <w:t>Sergio Andrés Montejo Luna</w:t>
+      </w:r>
+      <w:r>
+        <w:rPr>
+          <w:lang w:val="es-419"/>
+        </w:rPr>
+        <w:t xml:space="preserve"> </w:t>
+      </w:r>
+      <w:r>
+        <w:rPr>
+          <w:lang w:val="es-419"/>
+        </w:rPr>
+        <w:t>202414786</w:t>
+      </w:r>
+    </w:p>
+    <w:p>
+      <w:pPr>
         <w:spacing w:after="0"/>
         <w:jc w:val="right"/>
         <w:rPr>
@@ -41,13 +109,7 @@
         <w:rPr>
           <w:lang w:val="es-419"/>
         </w:rPr>
-        <w:t xml:space="preserve">Estudiante </w:t>
-      </w:r>
-      <w:r>
-        <w:rPr>
-          <w:lang w:val="es-419"/>
-        </w:rPr>
-        <w:t>1 Cod XXXX</w:t>
+        <w:t>Pablo Rocha 202520981</w:t>
       </w:r>
     </w:p>
     <w:p>
@@ -58,39 +120,6 @@
           <w:lang w:val="es-419"/>
         </w:rPr>
       </w:pPr>
-      <w:r>
-        <w:rPr>
-          <w:lang w:val="es-419"/>
-        </w:rPr>
-        <w:t>Estudiante 2 Cod XXXX</w:t>
-      </w:r>
-    </w:p>
-    <w:p>
-      <w:pPr>
-        <w:spacing w:after="0"/>
-        <w:jc w:val="right"/>
-        <w:rPr>
-          <w:lang w:val="es-419"/>
-        </w:rPr>
-      </w:pPr>
-      <w:r>
-        <w:rPr>
-          <w:lang w:val="es-419"/>
-        </w:rPr>
-        <w:t xml:space="preserve">Estudiante </w:t>
-      </w:r>
-      <w:r>
-        <w:rPr>
-          <w:lang w:val="es-419"/>
-        </w:rPr>
-        <w:t>3</w:t>
-      </w:r>
-      <w:r>
-        <w:rPr>
-          <w:lang w:val="es-419"/>
-        </w:rPr>
-        <w:t xml:space="preserve"> Cod XXXX</w:t>
-      </w:r>
     </w:p>
     <w:p>
       <w:pPr>
@@ -282,9 +311,14 @@
               <w:cnfStyle w:val="000000100000" w:firstRow="0" w:lastRow="0" w:firstColumn="0" w:lastColumn="0" w:oddVBand="0" w:evenVBand="0" w:oddHBand="1" w:evenHBand="0" w:firstRowFirstColumn="0" w:firstRowLastColumn="0" w:lastRowFirstColumn="0" w:lastRowLastColumn="0"/>
               <w:rPr>
                 <w:rFonts w:ascii="Dax-Regular" w:hAnsi="Dax-Regular"/>
-                <w:lang w:val="es-419"/>
-              </w:rPr>
-            </w:pPr>
+              </w:rPr>
+            </w:pPr>
+            <w:r>
+              <w:rPr>
+                <w:rFonts w:ascii="Dax-Regular" w:hAnsi="Dax-Regular"/>
+              </w:rPr>
+              <w:t>AMD Ryzen 7 7730U with Radeon Graphics (2.00 GHz)</w:t>
+            </w:r>
           </w:p>
         </w:tc>
         <w:tc>
@@ -297,7 +331,6 @@
               <w:cnfStyle w:val="000000100000" w:firstRow="0" w:lastRow="0" w:firstColumn="0" w:lastColumn="0" w:oddVBand="0" w:evenVBand="0" w:oddHBand="1" w:evenHBand="0" w:firstRowFirstColumn="0" w:firstRowLastColumn="0" w:lastRowFirstColumn="0" w:lastRowLastColumn="0"/>
               <w:rPr>
                 <w:rFonts w:ascii="Dax-Regular" w:hAnsi="Dax-Regular"/>
-                <w:lang w:val="es-419"/>
               </w:rPr>
             </w:pPr>
           </w:p>
@@ -357,6 +390,13 @@
                 <w:lang w:val="es-419"/>
               </w:rPr>
             </w:pPr>
+            <w:r>
+              <w:rPr>
+                <w:rFonts w:ascii="Dax-Regular" w:hAnsi="Dax-Regular"/>
+                <w:lang w:val="es-419"/>
+              </w:rPr>
+              <w:t>16</w:t>
+            </w:r>
           </w:p>
         </w:tc>
         <w:tc>
@@ -431,6 +471,13 @@
                 <w:lang w:val="es-419"/>
               </w:rPr>
             </w:pPr>
+            <w:r>
+              <w:rPr>
+                <w:rFonts w:ascii="Dax-Regular" w:hAnsi="Dax-Regular"/>
+                <w:lang w:val="es-419"/>
+              </w:rPr>
+              <w:t>Windows 11</w:t>
+            </w:r>
           </w:p>
         </w:tc>
         <w:tc>
@@ -587,18 +634,8 @@
           <w:bCs/>
           <w:lang w:val="es-419"/>
         </w:rPr>
-        <w:t xml:space="preserve"> con Array </w:t>
+        <w:t xml:space="preserve"> con Array List</w:t>
       </w:r>
-      <w:proofErr w:type="spellStart"/>
-      <w:r>
-        <w:rPr>
-          <w:b/>
-          <w:bCs/>
-          <w:lang w:val="es-419"/>
-        </w:rPr>
-        <w:t>List</w:t>
-      </w:r>
-      <w:proofErr w:type="spellEnd"/>
     </w:p>
     <w:p>
       <w:pPr>
@@ -1426,23 +1463,13 @@
         </w:rPr>
         <w:t xml:space="preserve"> para </w:t>
       </w:r>
-      <w:proofErr w:type="spellStart"/>
       <w:r>
         <w:rPr>
           <w:b/>
           <w:bCs/>
           <w:lang w:val="es-419"/>
         </w:rPr>
-        <w:t>Stack</w:t>
-      </w:r>
-      <w:proofErr w:type="spellEnd"/>
-      <w:r>
-        <w:rPr>
-          <w:b/>
-          <w:bCs/>
-          <w:lang w:val="es-419"/>
-        </w:rPr>
-        <w:t xml:space="preserve"> </w:t>
+        <w:t xml:space="preserve">Stack </w:t>
       </w:r>
       <w:r>
         <w:rPr>
@@ -1450,18 +1477,8 @@
           <w:bCs/>
           <w:lang w:val="es-419"/>
         </w:rPr>
-        <w:t xml:space="preserve">con Array </w:t>
+        <w:t>con Array List</w:t>
       </w:r>
-      <w:proofErr w:type="spellStart"/>
-      <w:r>
-        <w:rPr>
-          <w:b/>
-          <w:bCs/>
-          <w:lang w:val="es-419"/>
-        </w:rPr>
-        <w:t>List</w:t>
-      </w:r>
-      <w:proofErr w:type="spellEnd"/>
     </w:p>
     <w:p>
       <w:pPr>
@@ -2133,6 +2150,7 @@
                 <w:color w:val="000000"/>
                 <w:lang w:eastAsia="en-US"/>
               </w:rPr>
+              <w:lastRenderedPageBreak/>
               <w:t>80.00%</w:t>
             </w:r>
           </w:p>
@@ -2223,3606 +2241,6 @@
         <w:tc>
           <w:tcPr>
             <w:tcW w:w="1334" w:type="pct"/>
-            <w:hideMark/>
-          </w:tcPr>
-          <w:p>
-            <w:pPr>
-              <w:jc w:val="center"/>
-              <w:cnfStyle w:val="000000000000" w:firstRow="0" w:lastRow="0" w:firstColumn="0" w:lastColumn="0" w:oddVBand="0" w:evenVBand="0" w:oddHBand="0" w:evenHBand="0" w:firstRowFirstColumn="0" w:firstRowLastColumn="0" w:lastRowFirstColumn="0" w:lastRowLastColumn="0"/>
-              <w:rPr>
-                <w:rFonts w:ascii="Dax-Regular" w:eastAsia="Times New Roman" w:hAnsi="Dax-Regular" w:cs="Calibri"/>
-                <w:color w:val="000000"/>
-                <w:lang w:eastAsia="en-US"/>
-              </w:rPr>
-            </w:pPr>
-          </w:p>
-        </w:tc>
-        <w:tc>
-          <w:tcPr>
-            <w:tcW w:w="1333" w:type="pct"/>
-            <w:hideMark/>
-          </w:tcPr>
-          <w:p>
-            <w:pPr>
-              <w:jc w:val="center"/>
-              <w:cnfStyle w:val="000000000000" w:firstRow="0" w:lastRow="0" w:firstColumn="0" w:lastColumn="0" w:oddVBand="0" w:evenVBand="0" w:oddHBand="0" w:evenHBand="0" w:firstRowFirstColumn="0" w:firstRowLastColumn="0" w:lastRowFirstColumn="0" w:lastRowLastColumn="0"/>
-              <w:rPr>
-                <w:rFonts w:ascii="Times New Roman" w:eastAsia="Times New Roman" w:hAnsi="Times New Roman" w:cs="Times New Roman"/>
-                <w:sz w:val="20"/>
-                <w:szCs w:val="20"/>
-                <w:lang w:eastAsia="en-US"/>
-              </w:rPr>
-            </w:pPr>
-          </w:p>
-        </w:tc>
-        <w:tc>
-          <w:tcPr>
-            <w:tcW w:w="1333" w:type="pct"/>
-            <w:hideMark/>
-          </w:tcPr>
-          <w:p>
-            <w:pPr>
-              <w:jc w:val="center"/>
-              <w:cnfStyle w:val="000000000000" w:firstRow="0" w:lastRow="0" w:firstColumn="0" w:lastColumn="0" w:oddVBand="0" w:evenVBand="0" w:oddHBand="0" w:evenHBand="0" w:firstRowFirstColumn="0" w:firstRowLastColumn="0" w:lastRowFirstColumn="0" w:lastRowLastColumn="0"/>
-              <w:rPr>
-                <w:rFonts w:ascii="Times New Roman" w:eastAsia="Times New Roman" w:hAnsi="Times New Roman" w:cs="Times New Roman"/>
-                <w:sz w:val="20"/>
-                <w:szCs w:val="20"/>
-                <w:lang w:eastAsia="en-US"/>
-              </w:rPr>
-            </w:pPr>
-          </w:p>
-        </w:tc>
-      </w:tr>
-    </w:tbl>
-    <w:p>
-      <w:pPr>
-        <w:rPr>
-          <w:lang w:val="es-419"/>
-        </w:rPr>
-      </w:pPr>
-    </w:p>
-    <w:p>
-      <w:pPr>
-        <w:pStyle w:val="Ttulo2"/>
-        <w:rPr>
-          <w:b/>
-          <w:bCs/>
-          <w:lang w:val="es-419"/>
-        </w:rPr>
-      </w:pPr>
-      <w:r>
-        <w:rPr>
-          <w:b/>
-          <w:bCs/>
-          <w:lang w:val="es-419"/>
-        </w:rPr>
-        <w:lastRenderedPageBreak/>
-        <w:t>Resultados</w:t>
-      </w:r>
-      <w:r>
-        <w:rPr>
-          <w:b/>
-          <w:bCs/>
-          <w:lang w:val="es-419"/>
-        </w:rPr>
-        <w:t xml:space="preserve"> para </w:t>
-      </w:r>
-      <w:proofErr w:type="spellStart"/>
-      <w:r>
-        <w:rPr>
-          <w:b/>
-          <w:bCs/>
-          <w:lang w:val="es-419"/>
-        </w:rPr>
-        <w:t>Queue</w:t>
-      </w:r>
-      <w:proofErr w:type="spellEnd"/>
-      <w:r>
-        <w:rPr>
-          <w:b/>
-          <w:bCs/>
-          <w:lang w:val="es-419"/>
-        </w:rPr>
-        <w:t xml:space="preserve"> con </w:t>
-      </w:r>
-      <w:proofErr w:type="spellStart"/>
-      <w:r>
-        <w:rPr>
-          <w:b/>
-          <w:bCs/>
-          <w:lang w:val="es-419"/>
-        </w:rPr>
-        <w:t>Linked</w:t>
-      </w:r>
-      <w:proofErr w:type="spellEnd"/>
-      <w:r>
-        <w:rPr>
-          <w:b/>
-          <w:bCs/>
-          <w:lang w:val="es-419"/>
-        </w:rPr>
-        <w:t xml:space="preserve"> </w:t>
-      </w:r>
-      <w:proofErr w:type="spellStart"/>
-      <w:r>
-        <w:rPr>
-          <w:b/>
-          <w:bCs/>
-          <w:lang w:val="es-419"/>
-        </w:rPr>
-        <w:t>List</w:t>
-      </w:r>
-      <w:proofErr w:type="spellEnd"/>
-    </w:p>
-    <w:p>
-      <w:pPr>
-        <w:rPr>
-          <w:lang w:val="es-419"/>
-        </w:rPr>
-      </w:pPr>
-    </w:p>
-    <w:tbl>
-      <w:tblPr>
-        <w:tblStyle w:val="Tabladecuadrcula2"/>
-        <w:tblW w:w="4543" w:type="pct"/>
-        <w:tblLook w:val="04A0" w:firstRow="1" w:lastRow="0" w:firstColumn="1" w:lastColumn="0" w:noHBand="0" w:noVBand="1"/>
-      </w:tblPr>
-      <w:tblGrid>
-        <w:gridCol w:w="1701"/>
-        <w:gridCol w:w="2269"/>
-        <w:gridCol w:w="2267"/>
-        <w:gridCol w:w="2267"/>
-      </w:tblGrid>
-      <w:tr>
-        <w:trPr>
-          <w:cnfStyle w:val="100000000000" w:firstRow="1" w:lastRow="0" w:firstColumn="0" w:lastColumn="0" w:oddVBand="0" w:evenVBand="0" w:oddHBand="0" w:evenHBand="0" w:firstRowFirstColumn="0" w:firstRowLastColumn="0" w:lastRowFirstColumn="0" w:lastRowLastColumn="0"/>
-          <w:trHeight w:val="555"/>
-        </w:trPr>
-        <w:tc>
-          <w:tcPr>
-            <w:cnfStyle w:val="001000000000" w:firstRow="0" w:lastRow="0" w:firstColumn="1" w:lastColumn="0" w:oddVBand="0" w:evenVBand="0" w:oddHBand="0" w:evenHBand="0" w:firstRowFirstColumn="0" w:firstRowLastColumn="0" w:lastRowFirstColumn="0" w:lastRowLastColumn="0"/>
-            <w:tcW w:w="1000" w:type="pct"/>
-            <w:hideMark/>
-          </w:tcPr>
-          <w:p>
-            <w:pPr>
-              <w:jc w:val="center"/>
-              <w:rPr>
-                <w:rFonts w:ascii="Dax-Regular" w:eastAsia="Times New Roman" w:hAnsi="Dax-Regular" w:cs="Calibri"/>
-                <w:color w:val="000000"/>
-                <w:lang w:val="es-CO" w:eastAsia="en-US"/>
-              </w:rPr>
-            </w:pPr>
-            <w:r>
-              <w:rPr>
-                <w:rFonts w:ascii="Dax-Regular" w:eastAsia="Times New Roman" w:hAnsi="Dax-Regular" w:cs="Calibri"/>
-                <w:color w:val="000000"/>
-                <w:lang w:val="es-CO" w:eastAsia="en-US"/>
-              </w:rPr>
-              <w:t>Porcentaje de la muestra</w:t>
-            </w:r>
-          </w:p>
-        </w:tc>
-        <w:tc>
-          <w:tcPr>
-            <w:tcW w:w="1334" w:type="pct"/>
-            <w:hideMark/>
-          </w:tcPr>
-          <w:p>
-            <w:pPr>
-              <w:jc w:val="center"/>
-              <w:cnfStyle w:val="100000000000" w:firstRow="1" w:lastRow="0" w:firstColumn="0" w:lastColumn="0" w:oddVBand="0" w:evenVBand="0" w:oddHBand="0" w:evenHBand="0" w:firstRowFirstColumn="0" w:firstRowLastColumn="0" w:lastRowFirstColumn="0" w:lastRowLastColumn="0"/>
-              <w:rPr>
-                <w:rFonts w:ascii="Dax-Regular" w:eastAsia="Times New Roman" w:hAnsi="Dax-Regular" w:cs="Calibri"/>
-                <w:color w:val="000000"/>
-                <w:lang w:eastAsia="en-US"/>
-              </w:rPr>
-            </w:pPr>
-            <w:r>
-              <w:rPr>
-                <w:rFonts w:ascii="Dax-Regular" w:eastAsia="Times New Roman" w:hAnsi="Dax-Regular" w:cs="Calibri"/>
-                <w:color w:val="000000"/>
-                <w:lang w:eastAsia="en-US"/>
-              </w:rPr>
-              <w:t>enqueue (</w:t>
-            </w:r>
-            <w:r>
-              <w:rPr>
-                <w:rFonts w:ascii="Dax-Regular" w:eastAsia="Times New Roman" w:hAnsi="Dax-Regular" w:cs="Calibri"/>
-                <w:color w:val="000000"/>
-                <w:lang w:eastAsia="en-US"/>
-              </w:rPr>
-              <w:t>Linked List</w:t>
-            </w:r>
-            <w:r>
-              <w:rPr>
-                <w:rFonts w:ascii="Dax-Regular" w:eastAsia="Times New Roman" w:hAnsi="Dax-Regular" w:cs="Calibri"/>
-                <w:color w:val="000000"/>
-                <w:lang w:eastAsia="en-US"/>
-              </w:rPr>
-              <w:t xml:space="preserve">) </w:t>
-            </w:r>
-          </w:p>
-        </w:tc>
-        <w:tc>
-          <w:tcPr>
-            <w:tcW w:w="1333" w:type="pct"/>
-            <w:hideMark/>
-          </w:tcPr>
-          <w:p>
-            <w:pPr>
-              <w:jc w:val="center"/>
-              <w:cnfStyle w:val="100000000000" w:firstRow="1" w:lastRow="0" w:firstColumn="0" w:lastColumn="0" w:oddVBand="0" w:evenVBand="0" w:oddHBand="0" w:evenHBand="0" w:firstRowFirstColumn="0" w:firstRowLastColumn="0" w:lastRowFirstColumn="0" w:lastRowLastColumn="0"/>
-              <w:rPr>
-                <w:rFonts w:ascii="Dax-Regular" w:eastAsia="Times New Roman" w:hAnsi="Dax-Regular" w:cs="Calibri"/>
-                <w:color w:val="000000"/>
-                <w:lang w:eastAsia="en-US"/>
-              </w:rPr>
-            </w:pPr>
-            <w:r>
-              <w:rPr>
-                <w:rFonts w:ascii="Dax-Regular" w:eastAsia="Times New Roman" w:hAnsi="Dax-Regular" w:cs="Calibri"/>
-                <w:color w:val="000000"/>
-                <w:lang w:eastAsia="en-US"/>
-              </w:rPr>
-              <w:t>dequeue (</w:t>
-            </w:r>
-            <w:r>
-              <w:rPr>
-                <w:rFonts w:ascii="Dax-Regular" w:eastAsia="Times New Roman" w:hAnsi="Dax-Regular" w:cs="Calibri"/>
-                <w:color w:val="000000"/>
-                <w:lang w:eastAsia="en-US"/>
-              </w:rPr>
-              <w:t>Linked List</w:t>
-            </w:r>
-            <w:r>
-              <w:rPr>
-                <w:rFonts w:ascii="Dax-Regular" w:eastAsia="Times New Roman" w:hAnsi="Dax-Regular" w:cs="Calibri"/>
-                <w:color w:val="000000"/>
-                <w:lang w:eastAsia="en-US"/>
-              </w:rPr>
-              <w:t xml:space="preserve">) </w:t>
-            </w:r>
-          </w:p>
-        </w:tc>
-        <w:tc>
-          <w:tcPr>
-            <w:tcW w:w="1333" w:type="pct"/>
-            <w:hideMark/>
-          </w:tcPr>
-          <w:p>
-            <w:pPr>
-              <w:jc w:val="center"/>
-              <w:cnfStyle w:val="100000000000" w:firstRow="1" w:lastRow="0" w:firstColumn="0" w:lastColumn="0" w:oddVBand="0" w:evenVBand="0" w:oddHBand="0" w:evenHBand="0" w:firstRowFirstColumn="0" w:firstRowLastColumn="0" w:lastRowFirstColumn="0" w:lastRowLastColumn="0"/>
-              <w:rPr>
-                <w:rFonts w:ascii="Dax-Regular" w:eastAsia="Times New Roman" w:hAnsi="Dax-Regular" w:cs="Calibri"/>
-                <w:color w:val="000000"/>
-                <w:lang w:eastAsia="en-US"/>
-              </w:rPr>
-            </w:pPr>
-            <w:r>
-              <w:rPr>
-                <w:rFonts w:ascii="Dax-Regular" w:eastAsia="Times New Roman" w:hAnsi="Dax-Regular" w:cs="Calibri"/>
-                <w:color w:val="000000"/>
-                <w:lang w:eastAsia="en-US"/>
-              </w:rPr>
-              <w:t xml:space="preserve">peek </w:t>
-            </w:r>
-            <w:r>
-              <w:rPr>
-                <w:rFonts w:ascii="Dax-Regular" w:eastAsia="Times New Roman" w:hAnsi="Dax-Regular" w:cs="Calibri"/>
-                <w:color w:val="000000"/>
-                <w:lang w:eastAsia="en-US"/>
-              </w:rPr>
-              <w:t>Linked List</w:t>
-            </w:r>
-            <w:r>
-              <w:rPr>
-                <w:rFonts w:ascii="Dax-Regular" w:eastAsia="Times New Roman" w:hAnsi="Dax-Regular" w:cs="Calibri"/>
-                <w:color w:val="000000"/>
-                <w:lang w:eastAsia="en-US"/>
-              </w:rPr>
-              <w:t xml:space="preserve">) </w:t>
-            </w:r>
-          </w:p>
-        </w:tc>
-      </w:tr>
-      <w:tr>
-        <w:trPr>
-          <w:cnfStyle w:val="000000100000" w:firstRow="0" w:lastRow="0" w:firstColumn="0" w:lastColumn="0" w:oddVBand="0" w:evenVBand="0" w:oddHBand="1" w:evenHBand="0" w:firstRowFirstColumn="0" w:firstRowLastColumn="0" w:lastRowFirstColumn="0" w:lastRowLastColumn="0"/>
-          <w:trHeight w:val="278"/>
-        </w:trPr>
-        <w:tc>
-          <w:tcPr>
-            <w:cnfStyle w:val="001000000000" w:firstRow="0" w:lastRow="0" w:firstColumn="1" w:lastColumn="0" w:oddVBand="0" w:evenVBand="0" w:oddHBand="0" w:evenHBand="0" w:firstRowFirstColumn="0" w:firstRowLastColumn="0" w:lastRowFirstColumn="0" w:lastRowLastColumn="0"/>
-            <w:tcW w:w="1000" w:type="pct"/>
-            <w:hideMark/>
-          </w:tcPr>
-          <w:p>
-            <w:pPr>
-              <w:jc w:val="center"/>
-              <w:rPr>
-                <w:rFonts w:ascii="Dax-Regular" w:eastAsia="Times New Roman" w:hAnsi="Dax-Regular" w:cs="Calibri"/>
-                <w:color w:val="000000"/>
-                <w:lang w:eastAsia="en-US"/>
-              </w:rPr>
-            </w:pPr>
-            <w:r>
-              <w:rPr>
-                <w:rFonts w:ascii="Dax-Regular" w:eastAsia="Times New Roman" w:hAnsi="Dax-Regular" w:cs="Calibri"/>
-                <w:color w:val="000000"/>
-                <w:lang w:eastAsia="en-US"/>
-              </w:rPr>
-              <w:t>0.50%</w:t>
-            </w:r>
-          </w:p>
-        </w:tc>
-        <w:tc>
-          <w:tcPr>
-            <w:tcW w:w="1334" w:type="pct"/>
-            <w:hideMark/>
-          </w:tcPr>
-          <w:p>
-            <w:pPr>
-              <w:jc w:val="center"/>
-              <w:cnfStyle w:val="000000100000" w:firstRow="0" w:lastRow="0" w:firstColumn="0" w:lastColumn="0" w:oddVBand="0" w:evenVBand="0" w:oddHBand="1" w:evenHBand="0" w:firstRowFirstColumn="0" w:firstRowLastColumn="0" w:lastRowFirstColumn="0" w:lastRowLastColumn="0"/>
-              <w:rPr>
-                <w:rFonts w:ascii="Dax-Regular" w:eastAsia="Times New Roman" w:hAnsi="Dax-Regular" w:cs="Calibri"/>
-                <w:color w:val="000000"/>
-                <w:lang w:eastAsia="en-US"/>
-              </w:rPr>
-            </w:pPr>
-          </w:p>
-        </w:tc>
-        <w:tc>
-          <w:tcPr>
-            <w:tcW w:w="1333" w:type="pct"/>
-            <w:hideMark/>
-          </w:tcPr>
-          <w:p>
-            <w:pPr>
-              <w:jc w:val="center"/>
-              <w:cnfStyle w:val="000000100000" w:firstRow="0" w:lastRow="0" w:firstColumn="0" w:lastColumn="0" w:oddVBand="0" w:evenVBand="0" w:oddHBand="1" w:evenHBand="0" w:firstRowFirstColumn="0" w:firstRowLastColumn="0" w:lastRowFirstColumn="0" w:lastRowLastColumn="0"/>
-              <w:rPr>
-                <w:rFonts w:ascii="Times New Roman" w:eastAsia="Times New Roman" w:hAnsi="Times New Roman" w:cs="Times New Roman"/>
-                <w:sz w:val="20"/>
-                <w:szCs w:val="20"/>
-                <w:lang w:eastAsia="en-US"/>
-              </w:rPr>
-            </w:pPr>
-          </w:p>
-        </w:tc>
-        <w:tc>
-          <w:tcPr>
-            <w:tcW w:w="1333" w:type="pct"/>
-            <w:hideMark/>
-          </w:tcPr>
-          <w:p>
-            <w:pPr>
-              <w:jc w:val="center"/>
-              <w:cnfStyle w:val="000000100000" w:firstRow="0" w:lastRow="0" w:firstColumn="0" w:lastColumn="0" w:oddVBand="0" w:evenVBand="0" w:oddHBand="1" w:evenHBand="0" w:firstRowFirstColumn="0" w:firstRowLastColumn="0" w:lastRowFirstColumn="0" w:lastRowLastColumn="0"/>
-              <w:rPr>
-                <w:rFonts w:ascii="Times New Roman" w:eastAsia="Times New Roman" w:hAnsi="Times New Roman" w:cs="Times New Roman"/>
-                <w:sz w:val="20"/>
-                <w:szCs w:val="20"/>
-                <w:lang w:eastAsia="en-US"/>
-              </w:rPr>
-            </w:pPr>
-          </w:p>
-        </w:tc>
-      </w:tr>
-      <w:tr>
-        <w:trPr>
-          <w:trHeight w:val="278"/>
-        </w:trPr>
-        <w:tc>
-          <w:tcPr>
-            <w:cnfStyle w:val="001000000000" w:firstRow="0" w:lastRow="0" w:firstColumn="1" w:lastColumn="0" w:oddVBand="0" w:evenVBand="0" w:oddHBand="0" w:evenHBand="0" w:firstRowFirstColumn="0" w:firstRowLastColumn="0" w:lastRowFirstColumn="0" w:lastRowLastColumn="0"/>
-            <w:tcW w:w="1000" w:type="pct"/>
-            <w:hideMark/>
-          </w:tcPr>
-          <w:p>
-            <w:pPr>
-              <w:jc w:val="center"/>
-              <w:rPr>
-                <w:rFonts w:ascii="Dax-Regular" w:eastAsia="Times New Roman" w:hAnsi="Dax-Regular" w:cs="Calibri"/>
-                <w:color w:val="000000"/>
-                <w:lang w:eastAsia="en-US"/>
-              </w:rPr>
-            </w:pPr>
-            <w:r>
-              <w:rPr>
-                <w:rFonts w:ascii="Dax-Regular" w:eastAsia="Times New Roman" w:hAnsi="Dax-Regular" w:cs="Calibri"/>
-                <w:color w:val="000000"/>
-                <w:lang w:eastAsia="en-US"/>
-              </w:rPr>
-              <w:t>5.00%</w:t>
-            </w:r>
-          </w:p>
-        </w:tc>
-        <w:tc>
-          <w:tcPr>
-            <w:tcW w:w="1334" w:type="pct"/>
-            <w:hideMark/>
-          </w:tcPr>
-          <w:p>
-            <w:pPr>
-              <w:jc w:val="center"/>
-              <w:cnfStyle w:val="000000000000" w:firstRow="0" w:lastRow="0" w:firstColumn="0" w:lastColumn="0" w:oddVBand="0" w:evenVBand="0" w:oddHBand="0" w:evenHBand="0" w:firstRowFirstColumn="0" w:firstRowLastColumn="0" w:lastRowFirstColumn="0" w:lastRowLastColumn="0"/>
-              <w:rPr>
-                <w:rFonts w:ascii="Dax-Regular" w:eastAsia="Times New Roman" w:hAnsi="Dax-Regular" w:cs="Calibri"/>
-                <w:color w:val="000000"/>
-                <w:lang w:eastAsia="en-US"/>
-              </w:rPr>
-            </w:pPr>
-          </w:p>
-        </w:tc>
-        <w:tc>
-          <w:tcPr>
-            <w:tcW w:w="1333" w:type="pct"/>
-            <w:hideMark/>
-          </w:tcPr>
-          <w:p>
-            <w:pPr>
-              <w:jc w:val="center"/>
-              <w:cnfStyle w:val="000000000000" w:firstRow="0" w:lastRow="0" w:firstColumn="0" w:lastColumn="0" w:oddVBand="0" w:evenVBand="0" w:oddHBand="0" w:evenHBand="0" w:firstRowFirstColumn="0" w:firstRowLastColumn="0" w:lastRowFirstColumn="0" w:lastRowLastColumn="0"/>
-              <w:rPr>
-                <w:rFonts w:ascii="Times New Roman" w:eastAsia="Times New Roman" w:hAnsi="Times New Roman" w:cs="Times New Roman"/>
-                <w:sz w:val="20"/>
-                <w:szCs w:val="20"/>
-                <w:lang w:eastAsia="en-US"/>
-              </w:rPr>
-            </w:pPr>
-          </w:p>
-        </w:tc>
-        <w:tc>
-          <w:tcPr>
-            <w:tcW w:w="1333" w:type="pct"/>
-            <w:hideMark/>
-          </w:tcPr>
-          <w:p>
-            <w:pPr>
-              <w:jc w:val="center"/>
-              <w:cnfStyle w:val="000000000000" w:firstRow="0" w:lastRow="0" w:firstColumn="0" w:lastColumn="0" w:oddVBand="0" w:evenVBand="0" w:oddHBand="0" w:evenHBand="0" w:firstRowFirstColumn="0" w:firstRowLastColumn="0" w:lastRowFirstColumn="0" w:lastRowLastColumn="0"/>
-              <w:rPr>
-                <w:rFonts w:ascii="Times New Roman" w:eastAsia="Times New Roman" w:hAnsi="Times New Roman" w:cs="Times New Roman"/>
-                <w:sz w:val="20"/>
-                <w:szCs w:val="20"/>
-                <w:lang w:eastAsia="en-US"/>
-              </w:rPr>
-            </w:pPr>
-          </w:p>
-        </w:tc>
-      </w:tr>
-      <w:tr>
-        <w:trPr>
-          <w:cnfStyle w:val="000000100000" w:firstRow="0" w:lastRow="0" w:firstColumn="0" w:lastColumn="0" w:oddVBand="0" w:evenVBand="0" w:oddHBand="1" w:evenHBand="0" w:firstRowFirstColumn="0" w:firstRowLastColumn="0" w:lastRowFirstColumn="0" w:lastRowLastColumn="0"/>
-          <w:trHeight w:val="285"/>
-        </w:trPr>
-        <w:tc>
-          <w:tcPr>
-            <w:cnfStyle w:val="001000000000" w:firstRow="0" w:lastRow="0" w:firstColumn="1" w:lastColumn="0" w:oddVBand="0" w:evenVBand="0" w:oddHBand="0" w:evenHBand="0" w:firstRowFirstColumn="0" w:firstRowLastColumn="0" w:lastRowFirstColumn="0" w:lastRowLastColumn="0"/>
-            <w:tcW w:w="1000" w:type="pct"/>
-            <w:hideMark/>
-          </w:tcPr>
-          <w:p>
-            <w:pPr>
-              <w:jc w:val="center"/>
-              <w:rPr>
-                <w:rFonts w:ascii="Dax-Regular" w:eastAsia="Times New Roman" w:hAnsi="Dax-Regular" w:cs="Calibri"/>
-                <w:color w:val="000000"/>
-                <w:lang w:eastAsia="en-US"/>
-              </w:rPr>
-            </w:pPr>
-            <w:r>
-              <w:rPr>
-                <w:rFonts w:ascii="Dax-Regular" w:eastAsia="Times New Roman" w:hAnsi="Dax-Regular" w:cs="Calibri"/>
-                <w:color w:val="000000"/>
-                <w:lang w:eastAsia="en-US"/>
-              </w:rPr>
-              <w:t>10.00%</w:t>
-            </w:r>
-          </w:p>
-        </w:tc>
-        <w:tc>
-          <w:tcPr>
-            <w:tcW w:w="1334" w:type="pct"/>
-            <w:hideMark/>
-          </w:tcPr>
-          <w:p>
-            <w:pPr>
-              <w:jc w:val="center"/>
-              <w:cnfStyle w:val="000000100000" w:firstRow="0" w:lastRow="0" w:firstColumn="0" w:lastColumn="0" w:oddVBand="0" w:evenVBand="0" w:oddHBand="1" w:evenHBand="0" w:firstRowFirstColumn="0" w:firstRowLastColumn="0" w:lastRowFirstColumn="0" w:lastRowLastColumn="0"/>
-              <w:rPr>
-                <w:rFonts w:ascii="Dax-Regular" w:eastAsia="Times New Roman" w:hAnsi="Dax-Regular" w:cs="Calibri"/>
-                <w:color w:val="000000"/>
-                <w:lang w:eastAsia="en-US"/>
-              </w:rPr>
-            </w:pPr>
-          </w:p>
-        </w:tc>
-        <w:tc>
-          <w:tcPr>
-            <w:tcW w:w="1333" w:type="pct"/>
-            <w:hideMark/>
-          </w:tcPr>
-          <w:p>
-            <w:pPr>
-              <w:jc w:val="center"/>
-              <w:cnfStyle w:val="000000100000" w:firstRow="0" w:lastRow="0" w:firstColumn="0" w:lastColumn="0" w:oddVBand="0" w:evenVBand="0" w:oddHBand="1" w:evenHBand="0" w:firstRowFirstColumn="0" w:firstRowLastColumn="0" w:lastRowFirstColumn="0" w:lastRowLastColumn="0"/>
-              <w:rPr>
-                <w:rFonts w:ascii="Times New Roman" w:eastAsia="Times New Roman" w:hAnsi="Times New Roman" w:cs="Times New Roman"/>
-                <w:sz w:val="20"/>
-                <w:szCs w:val="20"/>
-                <w:lang w:eastAsia="en-US"/>
-              </w:rPr>
-            </w:pPr>
-          </w:p>
-        </w:tc>
-        <w:tc>
-          <w:tcPr>
-            <w:tcW w:w="1333" w:type="pct"/>
-            <w:hideMark/>
-          </w:tcPr>
-          <w:p>
-            <w:pPr>
-              <w:jc w:val="center"/>
-              <w:cnfStyle w:val="000000100000" w:firstRow="0" w:lastRow="0" w:firstColumn="0" w:lastColumn="0" w:oddVBand="0" w:evenVBand="0" w:oddHBand="1" w:evenHBand="0" w:firstRowFirstColumn="0" w:firstRowLastColumn="0" w:lastRowFirstColumn="0" w:lastRowLastColumn="0"/>
-              <w:rPr>
-                <w:rFonts w:ascii="Times New Roman" w:eastAsia="Times New Roman" w:hAnsi="Times New Roman" w:cs="Times New Roman"/>
-                <w:sz w:val="20"/>
-                <w:szCs w:val="20"/>
-                <w:lang w:eastAsia="en-US"/>
-              </w:rPr>
-            </w:pPr>
-          </w:p>
-        </w:tc>
-      </w:tr>
-      <w:tr>
-        <w:trPr>
-          <w:trHeight w:val="285"/>
-        </w:trPr>
-        <w:tc>
-          <w:tcPr>
-            <w:cnfStyle w:val="001000000000" w:firstRow="0" w:lastRow="0" w:firstColumn="1" w:lastColumn="0" w:oddVBand="0" w:evenVBand="0" w:oddHBand="0" w:evenHBand="0" w:firstRowFirstColumn="0" w:firstRowLastColumn="0" w:lastRowFirstColumn="0" w:lastRowLastColumn="0"/>
-            <w:tcW w:w="1000" w:type="pct"/>
-            <w:hideMark/>
-          </w:tcPr>
-          <w:p>
-            <w:pPr>
-              <w:jc w:val="center"/>
-              <w:rPr>
-                <w:rFonts w:ascii="Dax-Regular" w:eastAsia="Times New Roman" w:hAnsi="Dax-Regular" w:cs="Calibri"/>
-                <w:color w:val="000000"/>
-                <w:lang w:eastAsia="en-US"/>
-              </w:rPr>
-            </w:pPr>
-            <w:r>
-              <w:rPr>
-                <w:rFonts w:ascii="Dax-Regular" w:eastAsia="Times New Roman" w:hAnsi="Dax-Regular" w:cs="Calibri"/>
-                <w:color w:val="000000"/>
-                <w:lang w:eastAsia="en-US"/>
-              </w:rPr>
-              <w:t>20.00%</w:t>
-            </w:r>
-          </w:p>
-        </w:tc>
-        <w:tc>
-          <w:tcPr>
-            <w:tcW w:w="1334" w:type="pct"/>
-            <w:hideMark/>
-          </w:tcPr>
-          <w:p>
-            <w:pPr>
-              <w:jc w:val="center"/>
-              <w:cnfStyle w:val="000000000000" w:firstRow="0" w:lastRow="0" w:firstColumn="0" w:lastColumn="0" w:oddVBand="0" w:evenVBand="0" w:oddHBand="0" w:evenHBand="0" w:firstRowFirstColumn="0" w:firstRowLastColumn="0" w:lastRowFirstColumn="0" w:lastRowLastColumn="0"/>
-              <w:rPr>
-                <w:rFonts w:ascii="Dax-Regular" w:eastAsia="Times New Roman" w:hAnsi="Dax-Regular" w:cs="Calibri"/>
-                <w:color w:val="000000"/>
-                <w:lang w:eastAsia="en-US"/>
-              </w:rPr>
-            </w:pPr>
-          </w:p>
-        </w:tc>
-        <w:tc>
-          <w:tcPr>
-            <w:tcW w:w="1333" w:type="pct"/>
-            <w:hideMark/>
-          </w:tcPr>
-          <w:p>
-            <w:pPr>
-              <w:jc w:val="center"/>
-              <w:cnfStyle w:val="000000000000" w:firstRow="0" w:lastRow="0" w:firstColumn="0" w:lastColumn="0" w:oddVBand="0" w:evenVBand="0" w:oddHBand="0" w:evenHBand="0" w:firstRowFirstColumn="0" w:firstRowLastColumn="0" w:lastRowFirstColumn="0" w:lastRowLastColumn="0"/>
-              <w:rPr>
-                <w:rFonts w:ascii="Times New Roman" w:eastAsia="Times New Roman" w:hAnsi="Times New Roman" w:cs="Times New Roman"/>
-                <w:sz w:val="20"/>
-                <w:szCs w:val="20"/>
-                <w:lang w:eastAsia="en-US"/>
-              </w:rPr>
-            </w:pPr>
-          </w:p>
-        </w:tc>
-        <w:tc>
-          <w:tcPr>
-            <w:tcW w:w="1333" w:type="pct"/>
-            <w:hideMark/>
-          </w:tcPr>
-          <w:p>
-            <w:pPr>
-              <w:jc w:val="center"/>
-              <w:cnfStyle w:val="000000000000" w:firstRow="0" w:lastRow="0" w:firstColumn="0" w:lastColumn="0" w:oddVBand="0" w:evenVBand="0" w:oddHBand="0" w:evenHBand="0" w:firstRowFirstColumn="0" w:firstRowLastColumn="0" w:lastRowFirstColumn="0" w:lastRowLastColumn="0"/>
-              <w:rPr>
-                <w:rFonts w:ascii="Times New Roman" w:eastAsia="Times New Roman" w:hAnsi="Times New Roman" w:cs="Times New Roman"/>
-                <w:sz w:val="20"/>
-                <w:szCs w:val="20"/>
-                <w:lang w:eastAsia="en-US"/>
-              </w:rPr>
-            </w:pPr>
-          </w:p>
-        </w:tc>
-      </w:tr>
-      <w:tr>
-        <w:trPr>
-          <w:cnfStyle w:val="000000100000" w:firstRow="0" w:lastRow="0" w:firstColumn="0" w:lastColumn="0" w:oddVBand="0" w:evenVBand="0" w:oddHBand="1" w:evenHBand="0" w:firstRowFirstColumn="0" w:firstRowLastColumn="0" w:lastRowFirstColumn="0" w:lastRowLastColumn="0"/>
-          <w:trHeight w:val="285"/>
-        </w:trPr>
-        <w:tc>
-          <w:tcPr>
-            <w:cnfStyle w:val="001000000000" w:firstRow="0" w:lastRow="0" w:firstColumn="1" w:lastColumn="0" w:oddVBand="0" w:evenVBand="0" w:oddHBand="0" w:evenHBand="0" w:firstRowFirstColumn="0" w:firstRowLastColumn="0" w:lastRowFirstColumn="0" w:lastRowLastColumn="0"/>
-            <w:tcW w:w="1000" w:type="pct"/>
-            <w:hideMark/>
-          </w:tcPr>
-          <w:p>
-            <w:pPr>
-              <w:jc w:val="center"/>
-              <w:rPr>
-                <w:rFonts w:ascii="Dax-Regular" w:eastAsia="Times New Roman" w:hAnsi="Dax-Regular" w:cs="Calibri"/>
-                <w:color w:val="000000"/>
-                <w:lang w:eastAsia="en-US"/>
-              </w:rPr>
-            </w:pPr>
-            <w:r>
-              <w:rPr>
-                <w:rFonts w:ascii="Dax-Regular" w:eastAsia="Times New Roman" w:hAnsi="Dax-Regular" w:cs="Calibri"/>
-                <w:color w:val="000000"/>
-                <w:lang w:eastAsia="en-US"/>
-              </w:rPr>
-              <w:t>30.00%</w:t>
-            </w:r>
-          </w:p>
-        </w:tc>
-        <w:tc>
-          <w:tcPr>
-            <w:tcW w:w="1334" w:type="pct"/>
-            <w:hideMark/>
-          </w:tcPr>
-          <w:p>
-            <w:pPr>
-              <w:jc w:val="center"/>
-              <w:cnfStyle w:val="000000100000" w:firstRow="0" w:lastRow="0" w:firstColumn="0" w:lastColumn="0" w:oddVBand="0" w:evenVBand="0" w:oddHBand="1" w:evenHBand="0" w:firstRowFirstColumn="0" w:firstRowLastColumn="0" w:lastRowFirstColumn="0" w:lastRowLastColumn="0"/>
-              <w:rPr>
-                <w:rFonts w:ascii="Dax-Regular" w:eastAsia="Times New Roman" w:hAnsi="Dax-Regular" w:cs="Calibri"/>
-                <w:color w:val="000000"/>
-                <w:lang w:eastAsia="en-US"/>
-              </w:rPr>
-            </w:pPr>
-          </w:p>
-        </w:tc>
-        <w:tc>
-          <w:tcPr>
-            <w:tcW w:w="1333" w:type="pct"/>
-            <w:hideMark/>
-          </w:tcPr>
-          <w:p>
-            <w:pPr>
-              <w:jc w:val="center"/>
-              <w:cnfStyle w:val="000000100000" w:firstRow="0" w:lastRow="0" w:firstColumn="0" w:lastColumn="0" w:oddVBand="0" w:evenVBand="0" w:oddHBand="1" w:evenHBand="0" w:firstRowFirstColumn="0" w:firstRowLastColumn="0" w:lastRowFirstColumn="0" w:lastRowLastColumn="0"/>
-              <w:rPr>
-                <w:rFonts w:ascii="Times New Roman" w:eastAsia="Times New Roman" w:hAnsi="Times New Roman" w:cs="Times New Roman"/>
-                <w:sz w:val="20"/>
-                <w:szCs w:val="20"/>
-                <w:lang w:eastAsia="en-US"/>
-              </w:rPr>
-            </w:pPr>
-          </w:p>
-        </w:tc>
-        <w:tc>
-          <w:tcPr>
-            <w:tcW w:w="1333" w:type="pct"/>
-            <w:hideMark/>
-          </w:tcPr>
-          <w:p>
-            <w:pPr>
-              <w:jc w:val="center"/>
-              <w:cnfStyle w:val="000000100000" w:firstRow="0" w:lastRow="0" w:firstColumn="0" w:lastColumn="0" w:oddVBand="0" w:evenVBand="0" w:oddHBand="1" w:evenHBand="0" w:firstRowFirstColumn="0" w:firstRowLastColumn="0" w:lastRowFirstColumn="0" w:lastRowLastColumn="0"/>
-              <w:rPr>
-                <w:rFonts w:ascii="Times New Roman" w:eastAsia="Times New Roman" w:hAnsi="Times New Roman" w:cs="Times New Roman"/>
-                <w:sz w:val="20"/>
-                <w:szCs w:val="20"/>
-                <w:lang w:eastAsia="en-US"/>
-              </w:rPr>
-            </w:pPr>
-          </w:p>
-        </w:tc>
-      </w:tr>
-      <w:tr>
-        <w:trPr>
-          <w:trHeight w:val="285"/>
-        </w:trPr>
-        <w:tc>
-          <w:tcPr>
-            <w:cnfStyle w:val="001000000000" w:firstRow="0" w:lastRow="0" w:firstColumn="1" w:lastColumn="0" w:oddVBand="0" w:evenVBand="0" w:oddHBand="0" w:evenHBand="0" w:firstRowFirstColumn="0" w:firstRowLastColumn="0" w:lastRowFirstColumn="0" w:lastRowLastColumn="0"/>
-            <w:tcW w:w="1000" w:type="pct"/>
-            <w:hideMark/>
-          </w:tcPr>
-          <w:p>
-            <w:pPr>
-              <w:jc w:val="center"/>
-              <w:rPr>
-                <w:rFonts w:ascii="Dax-Regular" w:eastAsia="Times New Roman" w:hAnsi="Dax-Regular" w:cs="Calibri"/>
-                <w:color w:val="000000"/>
-                <w:lang w:eastAsia="en-US"/>
-              </w:rPr>
-            </w:pPr>
-            <w:r>
-              <w:rPr>
-                <w:rFonts w:ascii="Dax-Regular" w:eastAsia="Times New Roman" w:hAnsi="Dax-Regular" w:cs="Calibri"/>
-                <w:color w:val="000000"/>
-                <w:lang w:eastAsia="en-US"/>
-              </w:rPr>
-              <w:t>50.00%</w:t>
-            </w:r>
-          </w:p>
-        </w:tc>
-        <w:tc>
-          <w:tcPr>
-            <w:tcW w:w="1334" w:type="pct"/>
-            <w:hideMark/>
-          </w:tcPr>
-          <w:p>
-            <w:pPr>
-              <w:jc w:val="center"/>
-              <w:cnfStyle w:val="000000000000" w:firstRow="0" w:lastRow="0" w:firstColumn="0" w:lastColumn="0" w:oddVBand="0" w:evenVBand="0" w:oddHBand="0" w:evenHBand="0" w:firstRowFirstColumn="0" w:firstRowLastColumn="0" w:lastRowFirstColumn="0" w:lastRowLastColumn="0"/>
-              <w:rPr>
-                <w:rFonts w:ascii="Dax-Regular" w:eastAsia="Times New Roman" w:hAnsi="Dax-Regular" w:cs="Calibri"/>
-                <w:color w:val="000000"/>
-                <w:lang w:eastAsia="en-US"/>
-              </w:rPr>
-            </w:pPr>
-          </w:p>
-        </w:tc>
-        <w:tc>
-          <w:tcPr>
-            <w:tcW w:w="1333" w:type="pct"/>
-            <w:hideMark/>
-          </w:tcPr>
-          <w:p>
-            <w:pPr>
-              <w:jc w:val="center"/>
-              <w:cnfStyle w:val="000000000000" w:firstRow="0" w:lastRow="0" w:firstColumn="0" w:lastColumn="0" w:oddVBand="0" w:evenVBand="0" w:oddHBand="0" w:evenHBand="0" w:firstRowFirstColumn="0" w:firstRowLastColumn="0" w:lastRowFirstColumn="0" w:lastRowLastColumn="0"/>
-              <w:rPr>
-                <w:rFonts w:ascii="Times New Roman" w:eastAsia="Times New Roman" w:hAnsi="Times New Roman" w:cs="Times New Roman"/>
-                <w:sz w:val="20"/>
-                <w:szCs w:val="20"/>
-                <w:lang w:eastAsia="en-US"/>
-              </w:rPr>
-            </w:pPr>
-          </w:p>
-        </w:tc>
-        <w:tc>
-          <w:tcPr>
-            <w:tcW w:w="1333" w:type="pct"/>
-            <w:hideMark/>
-          </w:tcPr>
-          <w:p>
-            <w:pPr>
-              <w:jc w:val="center"/>
-              <w:cnfStyle w:val="000000000000" w:firstRow="0" w:lastRow="0" w:firstColumn="0" w:lastColumn="0" w:oddVBand="0" w:evenVBand="0" w:oddHBand="0" w:evenHBand="0" w:firstRowFirstColumn="0" w:firstRowLastColumn="0" w:lastRowFirstColumn="0" w:lastRowLastColumn="0"/>
-              <w:rPr>
-                <w:rFonts w:ascii="Times New Roman" w:eastAsia="Times New Roman" w:hAnsi="Times New Roman" w:cs="Times New Roman"/>
-                <w:sz w:val="20"/>
-                <w:szCs w:val="20"/>
-                <w:lang w:eastAsia="en-US"/>
-              </w:rPr>
-            </w:pPr>
-          </w:p>
-        </w:tc>
-      </w:tr>
-      <w:tr>
-        <w:trPr>
-          <w:cnfStyle w:val="000000100000" w:firstRow="0" w:lastRow="0" w:firstColumn="0" w:lastColumn="0" w:oddVBand="0" w:evenVBand="0" w:oddHBand="1" w:evenHBand="0" w:firstRowFirstColumn="0" w:firstRowLastColumn="0" w:lastRowFirstColumn="0" w:lastRowLastColumn="0"/>
-          <w:trHeight w:val="285"/>
-        </w:trPr>
-        <w:tc>
-          <w:tcPr>
-            <w:cnfStyle w:val="001000000000" w:firstRow="0" w:lastRow="0" w:firstColumn="1" w:lastColumn="0" w:oddVBand="0" w:evenVBand="0" w:oddHBand="0" w:evenHBand="0" w:firstRowFirstColumn="0" w:firstRowLastColumn="0" w:lastRowFirstColumn="0" w:lastRowLastColumn="0"/>
-            <w:tcW w:w="1000" w:type="pct"/>
-            <w:hideMark/>
-          </w:tcPr>
-          <w:p>
-            <w:pPr>
-              <w:jc w:val="center"/>
-              <w:rPr>
-                <w:rFonts w:ascii="Dax-Regular" w:eastAsia="Times New Roman" w:hAnsi="Dax-Regular" w:cs="Calibri"/>
-                <w:color w:val="000000"/>
-                <w:lang w:eastAsia="en-US"/>
-              </w:rPr>
-            </w:pPr>
-            <w:r>
-              <w:rPr>
-                <w:rFonts w:ascii="Dax-Regular" w:eastAsia="Times New Roman" w:hAnsi="Dax-Regular" w:cs="Calibri"/>
-                <w:color w:val="000000"/>
-                <w:lang w:eastAsia="en-US"/>
-              </w:rPr>
-              <w:t>80.00%</w:t>
-            </w:r>
-          </w:p>
-        </w:tc>
-        <w:tc>
-          <w:tcPr>
-            <w:tcW w:w="1334" w:type="pct"/>
-            <w:hideMark/>
-          </w:tcPr>
-          <w:p>
-            <w:pPr>
-              <w:jc w:val="center"/>
-              <w:cnfStyle w:val="000000100000" w:firstRow="0" w:lastRow="0" w:firstColumn="0" w:lastColumn="0" w:oddVBand="0" w:evenVBand="0" w:oddHBand="1" w:evenHBand="0" w:firstRowFirstColumn="0" w:firstRowLastColumn="0" w:lastRowFirstColumn="0" w:lastRowLastColumn="0"/>
-              <w:rPr>
-                <w:rFonts w:ascii="Dax-Regular" w:eastAsia="Times New Roman" w:hAnsi="Dax-Regular" w:cs="Calibri"/>
-                <w:color w:val="000000"/>
-                <w:lang w:eastAsia="en-US"/>
-              </w:rPr>
-            </w:pPr>
-          </w:p>
-        </w:tc>
-        <w:tc>
-          <w:tcPr>
-            <w:tcW w:w="1333" w:type="pct"/>
-            <w:hideMark/>
-          </w:tcPr>
-          <w:p>
-            <w:pPr>
-              <w:jc w:val="center"/>
-              <w:cnfStyle w:val="000000100000" w:firstRow="0" w:lastRow="0" w:firstColumn="0" w:lastColumn="0" w:oddVBand="0" w:evenVBand="0" w:oddHBand="1" w:evenHBand="0" w:firstRowFirstColumn="0" w:firstRowLastColumn="0" w:lastRowFirstColumn="0" w:lastRowLastColumn="0"/>
-              <w:rPr>
-                <w:rFonts w:ascii="Times New Roman" w:eastAsia="Times New Roman" w:hAnsi="Times New Roman" w:cs="Times New Roman"/>
-                <w:sz w:val="20"/>
-                <w:szCs w:val="20"/>
-                <w:lang w:eastAsia="en-US"/>
-              </w:rPr>
-            </w:pPr>
-          </w:p>
-        </w:tc>
-        <w:tc>
-          <w:tcPr>
-            <w:tcW w:w="1333" w:type="pct"/>
-            <w:hideMark/>
-          </w:tcPr>
-          <w:p>
-            <w:pPr>
-              <w:jc w:val="center"/>
-              <w:cnfStyle w:val="000000100000" w:firstRow="0" w:lastRow="0" w:firstColumn="0" w:lastColumn="0" w:oddVBand="0" w:evenVBand="0" w:oddHBand="1" w:evenHBand="0" w:firstRowFirstColumn="0" w:firstRowLastColumn="0" w:lastRowFirstColumn="0" w:lastRowLastColumn="0"/>
-              <w:rPr>
-                <w:rFonts w:ascii="Times New Roman" w:eastAsia="Times New Roman" w:hAnsi="Times New Roman" w:cs="Times New Roman"/>
-                <w:sz w:val="20"/>
-                <w:szCs w:val="20"/>
-                <w:lang w:eastAsia="en-US"/>
-              </w:rPr>
-            </w:pPr>
-          </w:p>
-        </w:tc>
-      </w:tr>
-      <w:tr>
-        <w:trPr>
-          <w:trHeight w:val="285"/>
-        </w:trPr>
-        <w:tc>
-          <w:tcPr>
-            <w:cnfStyle w:val="001000000000" w:firstRow="0" w:lastRow="0" w:firstColumn="1" w:lastColumn="0" w:oddVBand="0" w:evenVBand="0" w:oddHBand="0" w:evenHBand="0" w:firstRowFirstColumn="0" w:firstRowLastColumn="0" w:lastRowFirstColumn="0" w:lastRowLastColumn="0"/>
-            <w:tcW w:w="1000" w:type="pct"/>
-            <w:hideMark/>
-          </w:tcPr>
-          <w:p>
-            <w:pPr>
-              <w:jc w:val="center"/>
-              <w:rPr>
-                <w:rFonts w:ascii="Dax-Regular" w:eastAsia="Times New Roman" w:hAnsi="Dax-Regular" w:cs="Calibri"/>
-                <w:color w:val="000000"/>
-                <w:lang w:eastAsia="en-US"/>
-              </w:rPr>
-            </w:pPr>
-            <w:r>
-              <w:rPr>
-                <w:rFonts w:ascii="Dax-Regular" w:eastAsia="Times New Roman" w:hAnsi="Dax-Regular" w:cs="Calibri"/>
-                <w:color w:val="000000"/>
-                <w:lang w:eastAsia="en-US"/>
-              </w:rPr>
-              <w:t>100.00%</w:t>
-            </w:r>
-          </w:p>
-        </w:tc>
-        <w:tc>
-          <w:tcPr>
-            <w:tcW w:w="1334" w:type="pct"/>
-            <w:hideMark/>
-          </w:tcPr>
-          <w:p>
-            <w:pPr>
-              <w:jc w:val="center"/>
-              <w:cnfStyle w:val="000000000000" w:firstRow="0" w:lastRow="0" w:firstColumn="0" w:lastColumn="0" w:oddVBand="0" w:evenVBand="0" w:oddHBand="0" w:evenHBand="0" w:firstRowFirstColumn="0" w:firstRowLastColumn="0" w:lastRowFirstColumn="0" w:lastRowLastColumn="0"/>
-              <w:rPr>
-                <w:rFonts w:ascii="Dax-Regular" w:eastAsia="Times New Roman" w:hAnsi="Dax-Regular" w:cs="Calibri"/>
-                <w:color w:val="000000"/>
-                <w:lang w:eastAsia="en-US"/>
-              </w:rPr>
-            </w:pPr>
-          </w:p>
-        </w:tc>
-        <w:tc>
-          <w:tcPr>
-            <w:tcW w:w="1333" w:type="pct"/>
-            <w:hideMark/>
-          </w:tcPr>
-          <w:p>
-            <w:pPr>
-              <w:jc w:val="center"/>
-              <w:cnfStyle w:val="000000000000" w:firstRow="0" w:lastRow="0" w:firstColumn="0" w:lastColumn="0" w:oddVBand="0" w:evenVBand="0" w:oddHBand="0" w:evenHBand="0" w:firstRowFirstColumn="0" w:firstRowLastColumn="0" w:lastRowFirstColumn="0" w:lastRowLastColumn="0"/>
-              <w:rPr>
-                <w:rFonts w:ascii="Times New Roman" w:eastAsia="Times New Roman" w:hAnsi="Times New Roman" w:cs="Times New Roman"/>
-                <w:sz w:val="20"/>
-                <w:szCs w:val="20"/>
-                <w:lang w:eastAsia="en-US"/>
-              </w:rPr>
-            </w:pPr>
-          </w:p>
-        </w:tc>
-        <w:tc>
-          <w:tcPr>
-            <w:tcW w:w="1333" w:type="pct"/>
-            <w:hideMark/>
-          </w:tcPr>
-          <w:p>
-            <w:pPr>
-              <w:jc w:val="center"/>
-              <w:cnfStyle w:val="000000000000" w:firstRow="0" w:lastRow="0" w:firstColumn="0" w:lastColumn="0" w:oddVBand="0" w:evenVBand="0" w:oddHBand="0" w:evenHBand="0" w:firstRowFirstColumn="0" w:firstRowLastColumn="0" w:lastRowFirstColumn="0" w:lastRowLastColumn="0"/>
-              <w:rPr>
-                <w:rFonts w:ascii="Times New Roman" w:eastAsia="Times New Roman" w:hAnsi="Times New Roman" w:cs="Times New Roman"/>
-                <w:sz w:val="20"/>
-                <w:szCs w:val="20"/>
-                <w:lang w:eastAsia="en-US"/>
-              </w:rPr>
-            </w:pPr>
-          </w:p>
-        </w:tc>
-      </w:tr>
-    </w:tbl>
-    <w:p>
-      <w:pPr>
-        <w:rPr>
-          <w:lang w:val="es-419"/>
-        </w:rPr>
-      </w:pPr>
-    </w:p>
-    <w:p>
-      <w:pPr>
-        <w:pStyle w:val="Ttulo2"/>
-        <w:rPr>
-          <w:b/>
-          <w:bCs/>
-          <w:lang w:val="es-419"/>
-        </w:rPr>
-      </w:pPr>
-      <w:r>
-        <w:rPr>
-          <w:b/>
-          <w:bCs/>
-          <w:lang w:val="es-419"/>
-        </w:rPr>
-        <w:t>Resultados</w:t>
-      </w:r>
-      <w:r>
-        <w:rPr>
-          <w:b/>
-          <w:bCs/>
-          <w:lang w:val="es-419"/>
-        </w:rPr>
-        <w:t xml:space="preserve"> para </w:t>
-      </w:r>
-      <w:proofErr w:type="spellStart"/>
-      <w:r>
-        <w:rPr>
-          <w:b/>
-          <w:bCs/>
-          <w:lang w:val="es-419"/>
-        </w:rPr>
-        <w:t>Stack</w:t>
-      </w:r>
-      <w:proofErr w:type="spellEnd"/>
-      <w:r>
-        <w:rPr>
-          <w:b/>
-          <w:bCs/>
-          <w:lang w:val="es-419"/>
-        </w:rPr>
-        <w:t xml:space="preserve"> con </w:t>
-      </w:r>
-      <w:proofErr w:type="spellStart"/>
-      <w:r>
-        <w:rPr>
-          <w:b/>
-          <w:bCs/>
-          <w:lang w:val="es-419"/>
-        </w:rPr>
-        <w:t>Linked</w:t>
-      </w:r>
-      <w:proofErr w:type="spellEnd"/>
-      <w:r>
-        <w:rPr>
-          <w:b/>
-          <w:bCs/>
-          <w:lang w:val="es-419"/>
-        </w:rPr>
-        <w:t xml:space="preserve"> </w:t>
-      </w:r>
-      <w:proofErr w:type="spellStart"/>
-      <w:r>
-        <w:rPr>
-          <w:b/>
-          <w:bCs/>
-          <w:lang w:val="es-419"/>
-        </w:rPr>
-        <w:t>List</w:t>
-      </w:r>
-      <w:proofErr w:type="spellEnd"/>
-    </w:p>
-    <w:p>
-      <w:pPr>
-        <w:rPr>
-          <w:lang w:val="es-419"/>
-        </w:rPr>
-      </w:pPr>
-    </w:p>
-    <w:tbl>
-      <w:tblPr>
-        <w:tblStyle w:val="Tabladecuadrcula2"/>
-        <w:tblW w:w="4543" w:type="pct"/>
-        <w:tblLook w:val="04A0" w:firstRow="1" w:lastRow="0" w:firstColumn="1" w:lastColumn="0" w:noHBand="0" w:noVBand="1"/>
-      </w:tblPr>
-      <w:tblGrid>
-        <w:gridCol w:w="1701"/>
-        <w:gridCol w:w="2269"/>
-        <w:gridCol w:w="2267"/>
-        <w:gridCol w:w="2267"/>
-      </w:tblGrid>
-      <w:tr>
-        <w:trPr>
-          <w:cnfStyle w:val="100000000000" w:firstRow="1" w:lastRow="0" w:firstColumn="0" w:lastColumn="0" w:oddVBand="0" w:evenVBand="0" w:oddHBand="0" w:evenHBand="0" w:firstRowFirstColumn="0" w:firstRowLastColumn="0" w:lastRowFirstColumn="0" w:lastRowLastColumn="0"/>
-          <w:trHeight w:val="555"/>
-        </w:trPr>
-        <w:tc>
-          <w:tcPr>
-            <w:cnfStyle w:val="001000000000" w:firstRow="0" w:lastRow="0" w:firstColumn="1" w:lastColumn="0" w:oddVBand="0" w:evenVBand="0" w:oddHBand="0" w:evenHBand="0" w:firstRowFirstColumn="0" w:firstRowLastColumn="0" w:lastRowFirstColumn="0" w:lastRowLastColumn="0"/>
-            <w:tcW w:w="1000" w:type="pct"/>
-            <w:hideMark/>
-          </w:tcPr>
-          <w:p>
-            <w:pPr>
-              <w:jc w:val="center"/>
-              <w:rPr>
-                <w:rFonts w:ascii="Dax-Regular" w:eastAsia="Times New Roman" w:hAnsi="Dax-Regular" w:cs="Calibri"/>
-                <w:color w:val="000000"/>
-                <w:lang w:val="es-CO" w:eastAsia="en-US"/>
-              </w:rPr>
-            </w:pPr>
-            <w:r>
-              <w:rPr>
-                <w:rFonts w:ascii="Dax-Regular" w:eastAsia="Times New Roman" w:hAnsi="Dax-Regular" w:cs="Calibri"/>
-                <w:color w:val="000000"/>
-                <w:lang w:val="es-CO" w:eastAsia="en-US"/>
-              </w:rPr>
-              <w:t>Porcentaje de la muestra</w:t>
-            </w:r>
-          </w:p>
-        </w:tc>
-        <w:tc>
-          <w:tcPr>
-            <w:tcW w:w="1334" w:type="pct"/>
-            <w:hideMark/>
-          </w:tcPr>
-          <w:p>
-            <w:pPr>
-              <w:jc w:val="center"/>
-              <w:cnfStyle w:val="100000000000" w:firstRow="1" w:lastRow="0" w:firstColumn="0" w:lastColumn="0" w:oddVBand="0" w:evenVBand="0" w:oddHBand="0" w:evenHBand="0" w:firstRowFirstColumn="0" w:firstRowLastColumn="0" w:lastRowFirstColumn="0" w:lastRowLastColumn="0"/>
-              <w:rPr>
-                <w:rFonts w:ascii="Dax-Regular" w:eastAsia="Times New Roman" w:hAnsi="Dax-Regular" w:cs="Calibri"/>
-                <w:color w:val="000000"/>
-                <w:lang w:eastAsia="en-US"/>
-              </w:rPr>
-            </w:pPr>
-            <w:r>
-              <w:rPr>
-                <w:rFonts w:ascii="Dax-Regular" w:eastAsia="Times New Roman" w:hAnsi="Dax-Regular" w:cs="Calibri"/>
-                <w:color w:val="000000"/>
-                <w:lang w:eastAsia="en-US"/>
-              </w:rPr>
-              <w:t>push (</w:t>
-            </w:r>
-            <w:r>
-              <w:rPr>
-                <w:rFonts w:ascii="Dax-Regular" w:eastAsia="Times New Roman" w:hAnsi="Dax-Regular" w:cs="Calibri"/>
-                <w:color w:val="000000"/>
-                <w:lang w:eastAsia="en-US"/>
-              </w:rPr>
-              <w:t>Linked List</w:t>
-            </w:r>
-            <w:r>
-              <w:rPr>
-                <w:rFonts w:ascii="Dax-Regular" w:eastAsia="Times New Roman" w:hAnsi="Dax-Regular" w:cs="Calibri"/>
-                <w:color w:val="000000"/>
-                <w:lang w:eastAsia="en-US"/>
-              </w:rPr>
-              <w:t>)</w:t>
-            </w:r>
-          </w:p>
-        </w:tc>
-        <w:tc>
-          <w:tcPr>
-            <w:tcW w:w="1333" w:type="pct"/>
-            <w:hideMark/>
-          </w:tcPr>
-          <w:p>
-            <w:pPr>
-              <w:jc w:val="center"/>
-              <w:cnfStyle w:val="100000000000" w:firstRow="1" w:lastRow="0" w:firstColumn="0" w:lastColumn="0" w:oddVBand="0" w:evenVBand="0" w:oddHBand="0" w:evenHBand="0" w:firstRowFirstColumn="0" w:firstRowLastColumn="0" w:lastRowFirstColumn="0" w:lastRowLastColumn="0"/>
-              <w:rPr>
-                <w:rFonts w:ascii="Dax-Regular" w:eastAsia="Times New Roman" w:hAnsi="Dax-Regular" w:cs="Calibri"/>
-                <w:color w:val="000000"/>
-                <w:lang w:eastAsia="en-US"/>
-              </w:rPr>
-            </w:pPr>
-            <w:r>
-              <w:rPr>
-                <w:rFonts w:ascii="Dax-Regular" w:eastAsia="Times New Roman" w:hAnsi="Dax-Regular" w:cs="Calibri"/>
-                <w:color w:val="000000"/>
-                <w:lang w:eastAsia="en-US"/>
-              </w:rPr>
-              <w:t>pop (</w:t>
-            </w:r>
-            <w:r>
-              <w:rPr>
-                <w:rFonts w:ascii="Dax-Regular" w:eastAsia="Times New Roman" w:hAnsi="Dax-Regular" w:cs="Calibri"/>
-                <w:color w:val="000000"/>
-                <w:lang w:eastAsia="en-US"/>
-              </w:rPr>
-              <w:t>Linked List</w:t>
-            </w:r>
-            <w:r>
-              <w:rPr>
-                <w:rFonts w:ascii="Dax-Regular" w:eastAsia="Times New Roman" w:hAnsi="Dax-Regular" w:cs="Calibri"/>
-                <w:color w:val="000000"/>
-                <w:lang w:eastAsia="en-US"/>
-              </w:rPr>
-              <w:t>)</w:t>
-            </w:r>
-          </w:p>
-        </w:tc>
-        <w:tc>
-          <w:tcPr>
-            <w:tcW w:w="1333" w:type="pct"/>
-            <w:hideMark/>
-          </w:tcPr>
-          <w:p>
-            <w:pPr>
-              <w:jc w:val="center"/>
-              <w:cnfStyle w:val="100000000000" w:firstRow="1" w:lastRow="0" w:firstColumn="0" w:lastColumn="0" w:oddVBand="0" w:evenVBand="0" w:oddHBand="0" w:evenHBand="0" w:firstRowFirstColumn="0" w:firstRowLastColumn="0" w:lastRowFirstColumn="0" w:lastRowLastColumn="0"/>
-              <w:rPr>
-                <w:rFonts w:ascii="Dax-Regular" w:eastAsia="Times New Roman" w:hAnsi="Dax-Regular" w:cs="Calibri"/>
-                <w:color w:val="000000"/>
-                <w:lang w:eastAsia="en-US"/>
-              </w:rPr>
-            </w:pPr>
-            <w:proofErr w:type="gramStart"/>
-            <w:r>
-              <w:rPr>
-                <w:rFonts w:ascii="Dax-Regular" w:eastAsia="Times New Roman" w:hAnsi="Dax-Regular" w:cs="Calibri"/>
-                <w:color w:val="000000"/>
-                <w:lang w:eastAsia="en-US"/>
-              </w:rPr>
-              <w:t>top(</w:t>
-            </w:r>
-            <w:proofErr w:type="gramEnd"/>
-            <w:r>
-              <w:rPr>
-                <w:rFonts w:ascii="Dax-Regular" w:eastAsia="Times New Roman" w:hAnsi="Dax-Regular" w:cs="Calibri"/>
-                <w:color w:val="000000"/>
-                <w:lang w:eastAsia="en-US"/>
-              </w:rPr>
-              <w:t>Linked List</w:t>
-            </w:r>
-            <w:r>
-              <w:rPr>
-                <w:rFonts w:ascii="Dax-Regular" w:eastAsia="Times New Roman" w:hAnsi="Dax-Regular" w:cs="Calibri"/>
-                <w:color w:val="000000"/>
-                <w:lang w:eastAsia="en-US"/>
-              </w:rPr>
-              <w:t>)</w:t>
-            </w:r>
-          </w:p>
-        </w:tc>
-      </w:tr>
-      <w:tr>
-        <w:trPr>
-          <w:cnfStyle w:val="000000100000" w:firstRow="0" w:lastRow="0" w:firstColumn="0" w:lastColumn="0" w:oddVBand="0" w:evenVBand="0" w:oddHBand="1" w:evenHBand="0" w:firstRowFirstColumn="0" w:firstRowLastColumn="0" w:lastRowFirstColumn="0" w:lastRowLastColumn="0"/>
-          <w:trHeight w:val="278"/>
-        </w:trPr>
-        <w:tc>
-          <w:tcPr>
-            <w:cnfStyle w:val="001000000000" w:firstRow="0" w:lastRow="0" w:firstColumn="1" w:lastColumn="0" w:oddVBand="0" w:evenVBand="0" w:oddHBand="0" w:evenHBand="0" w:firstRowFirstColumn="0" w:firstRowLastColumn="0" w:lastRowFirstColumn="0" w:lastRowLastColumn="0"/>
-            <w:tcW w:w="1000" w:type="pct"/>
-            <w:hideMark/>
-          </w:tcPr>
-          <w:p>
-            <w:pPr>
-              <w:jc w:val="center"/>
-              <w:rPr>
-                <w:rFonts w:ascii="Dax-Regular" w:eastAsia="Times New Roman" w:hAnsi="Dax-Regular" w:cs="Calibri"/>
-                <w:color w:val="000000"/>
-                <w:lang w:eastAsia="en-US"/>
-              </w:rPr>
-            </w:pPr>
-            <w:r>
-              <w:rPr>
-                <w:rFonts w:ascii="Dax-Regular" w:eastAsia="Times New Roman" w:hAnsi="Dax-Regular" w:cs="Calibri"/>
-                <w:color w:val="000000"/>
-                <w:lang w:eastAsia="en-US"/>
-              </w:rPr>
-              <w:t>0.50%</w:t>
-            </w:r>
-          </w:p>
-        </w:tc>
-        <w:tc>
-          <w:tcPr>
-            <w:tcW w:w="1334" w:type="pct"/>
-            <w:hideMark/>
-          </w:tcPr>
-          <w:p>
-            <w:pPr>
-              <w:jc w:val="center"/>
-              <w:cnfStyle w:val="000000100000" w:firstRow="0" w:lastRow="0" w:firstColumn="0" w:lastColumn="0" w:oddVBand="0" w:evenVBand="0" w:oddHBand="1" w:evenHBand="0" w:firstRowFirstColumn="0" w:firstRowLastColumn="0" w:lastRowFirstColumn="0" w:lastRowLastColumn="0"/>
-              <w:rPr>
-                <w:rFonts w:ascii="Dax-Regular" w:eastAsia="Times New Roman" w:hAnsi="Dax-Regular" w:cs="Calibri"/>
-                <w:color w:val="000000"/>
-                <w:lang w:eastAsia="en-US"/>
-              </w:rPr>
-            </w:pPr>
-          </w:p>
-        </w:tc>
-        <w:tc>
-          <w:tcPr>
-            <w:tcW w:w="1333" w:type="pct"/>
-            <w:hideMark/>
-          </w:tcPr>
-          <w:p>
-            <w:pPr>
-              <w:jc w:val="center"/>
-              <w:cnfStyle w:val="000000100000" w:firstRow="0" w:lastRow="0" w:firstColumn="0" w:lastColumn="0" w:oddVBand="0" w:evenVBand="0" w:oddHBand="1" w:evenHBand="0" w:firstRowFirstColumn="0" w:firstRowLastColumn="0" w:lastRowFirstColumn="0" w:lastRowLastColumn="0"/>
-              <w:rPr>
-                <w:rFonts w:ascii="Times New Roman" w:eastAsia="Times New Roman" w:hAnsi="Times New Roman" w:cs="Times New Roman"/>
-                <w:sz w:val="20"/>
-                <w:szCs w:val="20"/>
-                <w:lang w:eastAsia="en-US"/>
-              </w:rPr>
-            </w:pPr>
-          </w:p>
-        </w:tc>
-        <w:tc>
-          <w:tcPr>
-            <w:tcW w:w="1333" w:type="pct"/>
-            <w:hideMark/>
-          </w:tcPr>
-          <w:p>
-            <w:pPr>
-              <w:jc w:val="center"/>
-              <w:cnfStyle w:val="000000100000" w:firstRow="0" w:lastRow="0" w:firstColumn="0" w:lastColumn="0" w:oddVBand="0" w:evenVBand="0" w:oddHBand="1" w:evenHBand="0" w:firstRowFirstColumn="0" w:firstRowLastColumn="0" w:lastRowFirstColumn="0" w:lastRowLastColumn="0"/>
-              <w:rPr>
-                <w:rFonts w:ascii="Times New Roman" w:eastAsia="Times New Roman" w:hAnsi="Times New Roman" w:cs="Times New Roman"/>
-                <w:sz w:val="20"/>
-                <w:szCs w:val="20"/>
-                <w:lang w:eastAsia="en-US"/>
-              </w:rPr>
-            </w:pPr>
-          </w:p>
-        </w:tc>
-      </w:tr>
-      <w:tr>
-        <w:trPr>
-          <w:trHeight w:val="278"/>
-        </w:trPr>
-        <w:tc>
-          <w:tcPr>
-            <w:cnfStyle w:val="001000000000" w:firstRow="0" w:lastRow="0" w:firstColumn="1" w:lastColumn="0" w:oddVBand="0" w:evenVBand="0" w:oddHBand="0" w:evenHBand="0" w:firstRowFirstColumn="0" w:firstRowLastColumn="0" w:lastRowFirstColumn="0" w:lastRowLastColumn="0"/>
-            <w:tcW w:w="1000" w:type="pct"/>
-            <w:hideMark/>
-          </w:tcPr>
-          <w:p>
-            <w:pPr>
-              <w:jc w:val="center"/>
-              <w:rPr>
-                <w:rFonts w:ascii="Dax-Regular" w:eastAsia="Times New Roman" w:hAnsi="Dax-Regular" w:cs="Calibri"/>
-                <w:color w:val="000000"/>
-                <w:lang w:eastAsia="en-US"/>
-              </w:rPr>
-            </w:pPr>
-            <w:r>
-              <w:rPr>
-                <w:rFonts w:ascii="Dax-Regular" w:eastAsia="Times New Roman" w:hAnsi="Dax-Regular" w:cs="Calibri"/>
-                <w:color w:val="000000"/>
-                <w:lang w:eastAsia="en-US"/>
-              </w:rPr>
-              <w:t>5.00%</w:t>
-            </w:r>
-          </w:p>
-        </w:tc>
-        <w:tc>
-          <w:tcPr>
-            <w:tcW w:w="1334" w:type="pct"/>
-            <w:hideMark/>
-          </w:tcPr>
-          <w:p>
-            <w:pPr>
-              <w:jc w:val="center"/>
-              <w:cnfStyle w:val="000000000000" w:firstRow="0" w:lastRow="0" w:firstColumn="0" w:lastColumn="0" w:oddVBand="0" w:evenVBand="0" w:oddHBand="0" w:evenHBand="0" w:firstRowFirstColumn="0" w:firstRowLastColumn="0" w:lastRowFirstColumn="0" w:lastRowLastColumn="0"/>
-              <w:rPr>
-                <w:rFonts w:ascii="Dax-Regular" w:eastAsia="Times New Roman" w:hAnsi="Dax-Regular" w:cs="Calibri"/>
-                <w:color w:val="000000"/>
-                <w:lang w:eastAsia="en-US"/>
-              </w:rPr>
-            </w:pPr>
-          </w:p>
-        </w:tc>
-        <w:tc>
-          <w:tcPr>
-            <w:tcW w:w="1333" w:type="pct"/>
-            <w:hideMark/>
-          </w:tcPr>
-          <w:p>
-            <w:pPr>
-              <w:jc w:val="center"/>
-              <w:cnfStyle w:val="000000000000" w:firstRow="0" w:lastRow="0" w:firstColumn="0" w:lastColumn="0" w:oddVBand="0" w:evenVBand="0" w:oddHBand="0" w:evenHBand="0" w:firstRowFirstColumn="0" w:firstRowLastColumn="0" w:lastRowFirstColumn="0" w:lastRowLastColumn="0"/>
-              <w:rPr>
-                <w:rFonts w:ascii="Times New Roman" w:eastAsia="Times New Roman" w:hAnsi="Times New Roman" w:cs="Times New Roman"/>
-                <w:sz w:val="20"/>
-                <w:szCs w:val="20"/>
-                <w:lang w:eastAsia="en-US"/>
-              </w:rPr>
-            </w:pPr>
-          </w:p>
-        </w:tc>
-        <w:tc>
-          <w:tcPr>
-            <w:tcW w:w="1333" w:type="pct"/>
-            <w:hideMark/>
-          </w:tcPr>
-          <w:p>
-            <w:pPr>
-              <w:jc w:val="center"/>
-              <w:cnfStyle w:val="000000000000" w:firstRow="0" w:lastRow="0" w:firstColumn="0" w:lastColumn="0" w:oddVBand="0" w:evenVBand="0" w:oddHBand="0" w:evenHBand="0" w:firstRowFirstColumn="0" w:firstRowLastColumn="0" w:lastRowFirstColumn="0" w:lastRowLastColumn="0"/>
-              <w:rPr>
-                <w:rFonts w:ascii="Times New Roman" w:eastAsia="Times New Roman" w:hAnsi="Times New Roman" w:cs="Times New Roman"/>
-                <w:sz w:val="20"/>
-                <w:szCs w:val="20"/>
-                <w:lang w:eastAsia="en-US"/>
-              </w:rPr>
-            </w:pPr>
-          </w:p>
-        </w:tc>
-      </w:tr>
-      <w:tr>
-        <w:trPr>
-          <w:cnfStyle w:val="000000100000" w:firstRow="0" w:lastRow="0" w:firstColumn="0" w:lastColumn="0" w:oddVBand="0" w:evenVBand="0" w:oddHBand="1" w:evenHBand="0" w:firstRowFirstColumn="0" w:firstRowLastColumn="0" w:lastRowFirstColumn="0" w:lastRowLastColumn="0"/>
-          <w:trHeight w:val="285"/>
-        </w:trPr>
-        <w:tc>
-          <w:tcPr>
-            <w:cnfStyle w:val="001000000000" w:firstRow="0" w:lastRow="0" w:firstColumn="1" w:lastColumn="0" w:oddVBand="0" w:evenVBand="0" w:oddHBand="0" w:evenHBand="0" w:firstRowFirstColumn="0" w:firstRowLastColumn="0" w:lastRowFirstColumn="0" w:lastRowLastColumn="0"/>
-            <w:tcW w:w="1000" w:type="pct"/>
-            <w:hideMark/>
-          </w:tcPr>
-          <w:p>
-            <w:pPr>
-              <w:jc w:val="center"/>
-              <w:rPr>
-                <w:rFonts w:ascii="Dax-Regular" w:eastAsia="Times New Roman" w:hAnsi="Dax-Regular" w:cs="Calibri"/>
-                <w:color w:val="000000"/>
-                <w:lang w:eastAsia="en-US"/>
-              </w:rPr>
-            </w:pPr>
-            <w:r>
-              <w:rPr>
-                <w:rFonts w:ascii="Dax-Regular" w:eastAsia="Times New Roman" w:hAnsi="Dax-Regular" w:cs="Calibri"/>
-                <w:color w:val="000000"/>
-                <w:lang w:eastAsia="en-US"/>
-              </w:rPr>
-              <w:t>10.00%</w:t>
-            </w:r>
-          </w:p>
-        </w:tc>
-        <w:tc>
-          <w:tcPr>
-            <w:tcW w:w="1334" w:type="pct"/>
-            <w:hideMark/>
-          </w:tcPr>
-          <w:p>
-            <w:pPr>
-              <w:jc w:val="center"/>
-              <w:cnfStyle w:val="000000100000" w:firstRow="0" w:lastRow="0" w:firstColumn="0" w:lastColumn="0" w:oddVBand="0" w:evenVBand="0" w:oddHBand="1" w:evenHBand="0" w:firstRowFirstColumn="0" w:firstRowLastColumn="0" w:lastRowFirstColumn="0" w:lastRowLastColumn="0"/>
-              <w:rPr>
-                <w:rFonts w:ascii="Dax-Regular" w:eastAsia="Times New Roman" w:hAnsi="Dax-Regular" w:cs="Calibri"/>
-                <w:color w:val="000000"/>
-                <w:lang w:eastAsia="en-US"/>
-              </w:rPr>
-            </w:pPr>
-          </w:p>
-        </w:tc>
-        <w:tc>
-          <w:tcPr>
-            <w:tcW w:w="1333" w:type="pct"/>
-            <w:hideMark/>
-          </w:tcPr>
-          <w:p>
-            <w:pPr>
-              <w:jc w:val="center"/>
-              <w:cnfStyle w:val="000000100000" w:firstRow="0" w:lastRow="0" w:firstColumn="0" w:lastColumn="0" w:oddVBand="0" w:evenVBand="0" w:oddHBand="1" w:evenHBand="0" w:firstRowFirstColumn="0" w:firstRowLastColumn="0" w:lastRowFirstColumn="0" w:lastRowLastColumn="0"/>
-              <w:rPr>
-                <w:rFonts w:ascii="Times New Roman" w:eastAsia="Times New Roman" w:hAnsi="Times New Roman" w:cs="Times New Roman"/>
-                <w:sz w:val="20"/>
-                <w:szCs w:val="20"/>
-                <w:lang w:eastAsia="en-US"/>
-              </w:rPr>
-            </w:pPr>
-          </w:p>
-        </w:tc>
-        <w:tc>
-          <w:tcPr>
-            <w:tcW w:w="1333" w:type="pct"/>
-            <w:hideMark/>
-          </w:tcPr>
-          <w:p>
-            <w:pPr>
-              <w:jc w:val="center"/>
-              <w:cnfStyle w:val="000000100000" w:firstRow="0" w:lastRow="0" w:firstColumn="0" w:lastColumn="0" w:oddVBand="0" w:evenVBand="0" w:oddHBand="1" w:evenHBand="0" w:firstRowFirstColumn="0" w:firstRowLastColumn="0" w:lastRowFirstColumn="0" w:lastRowLastColumn="0"/>
-              <w:rPr>
-                <w:rFonts w:ascii="Times New Roman" w:eastAsia="Times New Roman" w:hAnsi="Times New Roman" w:cs="Times New Roman"/>
-                <w:sz w:val="20"/>
-                <w:szCs w:val="20"/>
-                <w:lang w:eastAsia="en-US"/>
-              </w:rPr>
-            </w:pPr>
-          </w:p>
-        </w:tc>
-      </w:tr>
-      <w:tr>
-        <w:trPr>
-          <w:trHeight w:val="285"/>
-        </w:trPr>
-        <w:tc>
-          <w:tcPr>
-            <w:cnfStyle w:val="001000000000" w:firstRow="0" w:lastRow="0" w:firstColumn="1" w:lastColumn="0" w:oddVBand="0" w:evenVBand="0" w:oddHBand="0" w:evenHBand="0" w:firstRowFirstColumn="0" w:firstRowLastColumn="0" w:lastRowFirstColumn="0" w:lastRowLastColumn="0"/>
-            <w:tcW w:w="1000" w:type="pct"/>
-            <w:hideMark/>
-          </w:tcPr>
-          <w:p>
-            <w:pPr>
-              <w:jc w:val="center"/>
-              <w:rPr>
-                <w:rFonts w:ascii="Dax-Regular" w:eastAsia="Times New Roman" w:hAnsi="Dax-Regular" w:cs="Calibri"/>
-                <w:color w:val="000000"/>
-                <w:lang w:eastAsia="en-US"/>
-              </w:rPr>
-            </w:pPr>
-            <w:r>
-              <w:rPr>
-                <w:rFonts w:ascii="Dax-Regular" w:eastAsia="Times New Roman" w:hAnsi="Dax-Regular" w:cs="Calibri"/>
-                <w:color w:val="000000"/>
-                <w:lang w:eastAsia="en-US"/>
-              </w:rPr>
-              <w:t>20.00%</w:t>
-            </w:r>
-          </w:p>
-        </w:tc>
-        <w:tc>
-          <w:tcPr>
-            <w:tcW w:w="1334" w:type="pct"/>
-            <w:hideMark/>
-          </w:tcPr>
-          <w:p>
-            <w:pPr>
-              <w:jc w:val="center"/>
-              <w:cnfStyle w:val="000000000000" w:firstRow="0" w:lastRow="0" w:firstColumn="0" w:lastColumn="0" w:oddVBand="0" w:evenVBand="0" w:oddHBand="0" w:evenHBand="0" w:firstRowFirstColumn="0" w:firstRowLastColumn="0" w:lastRowFirstColumn="0" w:lastRowLastColumn="0"/>
-              <w:rPr>
-                <w:rFonts w:ascii="Dax-Regular" w:eastAsia="Times New Roman" w:hAnsi="Dax-Regular" w:cs="Calibri"/>
-                <w:color w:val="000000"/>
-                <w:lang w:eastAsia="en-US"/>
-              </w:rPr>
-            </w:pPr>
-          </w:p>
-        </w:tc>
-        <w:tc>
-          <w:tcPr>
-            <w:tcW w:w="1333" w:type="pct"/>
-            <w:hideMark/>
-          </w:tcPr>
-          <w:p>
-            <w:pPr>
-              <w:jc w:val="center"/>
-              <w:cnfStyle w:val="000000000000" w:firstRow="0" w:lastRow="0" w:firstColumn="0" w:lastColumn="0" w:oddVBand="0" w:evenVBand="0" w:oddHBand="0" w:evenHBand="0" w:firstRowFirstColumn="0" w:firstRowLastColumn="0" w:lastRowFirstColumn="0" w:lastRowLastColumn="0"/>
-              <w:rPr>
-                <w:rFonts w:ascii="Times New Roman" w:eastAsia="Times New Roman" w:hAnsi="Times New Roman" w:cs="Times New Roman"/>
-                <w:sz w:val="20"/>
-                <w:szCs w:val="20"/>
-                <w:lang w:eastAsia="en-US"/>
-              </w:rPr>
-            </w:pPr>
-          </w:p>
-        </w:tc>
-        <w:tc>
-          <w:tcPr>
-            <w:tcW w:w="1333" w:type="pct"/>
-            <w:hideMark/>
-          </w:tcPr>
-          <w:p>
-            <w:pPr>
-              <w:jc w:val="center"/>
-              <w:cnfStyle w:val="000000000000" w:firstRow="0" w:lastRow="0" w:firstColumn="0" w:lastColumn="0" w:oddVBand="0" w:evenVBand="0" w:oddHBand="0" w:evenHBand="0" w:firstRowFirstColumn="0" w:firstRowLastColumn="0" w:lastRowFirstColumn="0" w:lastRowLastColumn="0"/>
-              <w:rPr>
-                <w:rFonts w:ascii="Times New Roman" w:eastAsia="Times New Roman" w:hAnsi="Times New Roman" w:cs="Times New Roman"/>
-                <w:sz w:val="20"/>
-                <w:szCs w:val="20"/>
-                <w:lang w:eastAsia="en-US"/>
-              </w:rPr>
-            </w:pPr>
-          </w:p>
-        </w:tc>
-      </w:tr>
-      <w:tr>
-        <w:trPr>
-          <w:cnfStyle w:val="000000100000" w:firstRow="0" w:lastRow="0" w:firstColumn="0" w:lastColumn="0" w:oddVBand="0" w:evenVBand="0" w:oddHBand="1" w:evenHBand="0" w:firstRowFirstColumn="0" w:firstRowLastColumn="0" w:lastRowFirstColumn="0" w:lastRowLastColumn="0"/>
-          <w:trHeight w:val="285"/>
-        </w:trPr>
-        <w:tc>
-          <w:tcPr>
-            <w:cnfStyle w:val="001000000000" w:firstRow="0" w:lastRow="0" w:firstColumn="1" w:lastColumn="0" w:oddVBand="0" w:evenVBand="0" w:oddHBand="0" w:evenHBand="0" w:firstRowFirstColumn="0" w:firstRowLastColumn="0" w:lastRowFirstColumn="0" w:lastRowLastColumn="0"/>
-            <w:tcW w:w="1000" w:type="pct"/>
-            <w:hideMark/>
-          </w:tcPr>
-          <w:p>
-            <w:pPr>
-              <w:jc w:val="center"/>
-              <w:rPr>
-                <w:rFonts w:ascii="Dax-Regular" w:eastAsia="Times New Roman" w:hAnsi="Dax-Regular" w:cs="Calibri"/>
-                <w:color w:val="000000"/>
-                <w:lang w:eastAsia="en-US"/>
-              </w:rPr>
-            </w:pPr>
-            <w:r>
-              <w:rPr>
-                <w:rFonts w:ascii="Dax-Regular" w:eastAsia="Times New Roman" w:hAnsi="Dax-Regular" w:cs="Calibri"/>
-                <w:color w:val="000000"/>
-                <w:lang w:eastAsia="en-US"/>
-              </w:rPr>
-              <w:t>30.00%</w:t>
-            </w:r>
-          </w:p>
-        </w:tc>
-        <w:tc>
-          <w:tcPr>
-            <w:tcW w:w="1334" w:type="pct"/>
-            <w:hideMark/>
-          </w:tcPr>
-          <w:p>
-            <w:pPr>
-              <w:jc w:val="center"/>
-              <w:cnfStyle w:val="000000100000" w:firstRow="0" w:lastRow="0" w:firstColumn="0" w:lastColumn="0" w:oddVBand="0" w:evenVBand="0" w:oddHBand="1" w:evenHBand="0" w:firstRowFirstColumn="0" w:firstRowLastColumn="0" w:lastRowFirstColumn="0" w:lastRowLastColumn="0"/>
-              <w:rPr>
-                <w:rFonts w:ascii="Dax-Regular" w:eastAsia="Times New Roman" w:hAnsi="Dax-Regular" w:cs="Calibri"/>
-                <w:color w:val="000000"/>
-                <w:lang w:eastAsia="en-US"/>
-              </w:rPr>
-            </w:pPr>
-          </w:p>
-        </w:tc>
-        <w:tc>
-          <w:tcPr>
-            <w:tcW w:w="1333" w:type="pct"/>
-            <w:hideMark/>
-          </w:tcPr>
-          <w:p>
-            <w:pPr>
-              <w:jc w:val="center"/>
-              <w:cnfStyle w:val="000000100000" w:firstRow="0" w:lastRow="0" w:firstColumn="0" w:lastColumn="0" w:oddVBand="0" w:evenVBand="0" w:oddHBand="1" w:evenHBand="0" w:firstRowFirstColumn="0" w:firstRowLastColumn="0" w:lastRowFirstColumn="0" w:lastRowLastColumn="0"/>
-              <w:rPr>
-                <w:rFonts w:ascii="Times New Roman" w:eastAsia="Times New Roman" w:hAnsi="Times New Roman" w:cs="Times New Roman"/>
-                <w:sz w:val="20"/>
-                <w:szCs w:val="20"/>
-                <w:lang w:eastAsia="en-US"/>
-              </w:rPr>
-            </w:pPr>
-          </w:p>
-        </w:tc>
-        <w:tc>
-          <w:tcPr>
-            <w:tcW w:w="1333" w:type="pct"/>
-            <w:hideMark/>
-          </w:tcPr>
-          <w:p>
-            <w:pPr>
-              <w:jc w:val="center"/>
-              <w:cnfStyle w:val="000000100000" w:firstRow="0" w:lastRow="0" w:firstColumn="0" w:lastColumn="0" w:oddVBand="0" w:evenVBand="0" w:oddHBand="1" w:evenHBand="0" w:firstRowFirstColumn="0" w:firstRowLastColumn="0" w:lastRowFirstColumn="0" w:lastRowLastColumn="0"/>
-              <w:rPr>
-                <w:rFonts w:ascii="Times New Roman" w:eastAsia="Times New Roman" w:hAnsi="Times New Roman" w:cs="Times New Roman"/>
-                <w:sz w:val="20"/>
-                <w:szCs w:val="20"/>
-                <w:lang w:eastAsia="en-US"/>
-              </w:rPr>
-            </w:pPr>
-          </w:p>
-        </w:tc>
-      </w:tr>
-      <w:tr>
-        <w:trPr>
-          <w:trHeight w:val="285"/>
-        </w:trPr>
-        <w:tc>
-          <w:tcPr>
-            <w:cnfStyle w:val="001000000000" w:firstRow="0" w:lastRow="0" w:firstColumn="1" w:lastColumn="0" w:oddVBand="0" w:evenVBand="0" w:oddHBand="0" w:evenHBand="0" w:firstRowFirstColumn="0" w:firstRowLastColumn="0" w:lastRowFirstColumn="0" w:lastRowLastColumn="0"/>
-            <w:tcW w:w="1000" w:type="pct"/>
-            <w:hideMark/>
-          </w:tcPr>
-          <w:p>
-            <w:pPr>
-              <w:jc w:val="center"/>
-              <w:rPr>
-                <w:rFonts w:ascii="Dax-Regular" w:eastAsia="Times New Roman" w:hAnsi="Dax-Regular" w:cs="Calibri"/>
-                <w:color w:val="000000"/>
-                <w:lang w:eastAsia="en-US"/>
-              </w:rPr>
-            </w:pPr>
-            <w:r>
-              <w:rPr>
-                <w:rFonts w:ascii="Dax-Regular" w:eastAsia="Times New Roman" w:hAnsi="Dax-Regular" w:cs="Calibri"/>
-                <w:color w:val="000000"/>
-                <w:lang w:eastAsia="en-US"/>
-              </w:rPr>
-              <w:t>50.00%</w:t>
-            </w:r>
-          </w:p>
-        </w:tc>
-        <w:tc>
-          <w:tcPr>
-            <w:tcW w:w="1334" w:type="pct"/>
-            <w:hideMark/>
-          </w:tcPr>
-          <w:p>
-            <w:pPr>
-              <w:jc w:val="center"/>
-              <w:cnfStyle w:val="000000000000" w:firstRow="0" w:lastRow="0" w:firstColumn="0" w:lastColumn="0" w:oddVBand="0" w:evenVBand="0" w:oddHBand="0" w:evenHBand="0" w:firstRowFirstColumn="0" w:firstRowLastColumn="0" w:lastRowFirstColumn="0" w:lastRowLastColumn="0"/>
-              <w:rPr>
-                <w:rFonts w:ascii="Dax-Regular" w:eastAsia="Times New Roman" w:hAnsi="Dax-Regular" w:cs="Calibri"/>
-                <w:color w:val="000000"/>
-                <w:lang w:eastAsia="en-US"/>
-              </w:rPr>
-            </w:pPr>
-          </w:p>
-        </w:tc>
-        <w:tc>
-          <w:tcPr>
-            <w:tcW w:w="1333" w:type="pct"/>
-            <w:hideMark/>
-          </w:tcPr>
-          <w:p>
-            <w:pPr>
-              <w:jc w:val="center"/>
-              <w:cnfStyle w:val="000000000000" w:firstRow="0" w:lastRow="0" w:firstColumn="0" w:lastColumn="0" w:oddVBand="0" w:evenVBand="0" w:oddHBand="0" w:evenHBand="0" w:firstRowFirstColumn="0" w:firstRowLastColumn="0" w:lastRowFirstColumn="0" w:lastRowLastColumn="0"/>
-              <w:rPr>
-                <w:rFonts w:ascii="Times New Roman" w:eastAsia="Times New Roman" w:hAnsi="Times New Roman" w:cs="Times New Roman"/>
-                <w:sz w:val="20"/>
-                <w:szCs w:val="20"/>
-                <w:lang w:eastAsia="en-US"/>
-              </w:rPr>
-            </w:pPr>
-          </w:p>
-        </w:tc>
-        <w:tc>
-          <w:tcPr>
-            <w:tcW w:w="1333" w:type="pct"/>
-            <w:hideMark/>
-          </w:tcPr>
-          <w:p>
-            <w:pPr>
-              <w:jc w:val="center"/>
-              <w:cnfStyle w:val="000000000000" w:firstRow="0" w:lastRow="0" w:firstColumn="0" w:lastColumn="0" w:oddVBand="0" w:evenVBand="0" w:oddHBand="0" w:evenHBand="0" w:firstRowFirstColumn="0" w:firstRowLastColumn="0" w:lastRowFirstColumn="0" w:lastRowLastColumn="0"/>
-              <w:rPr>
-                <w:rFonts w:ascii="Times New Roman" w:eastAsia="Times New Roman" w:hAnsi="Times New Roman" w:cs="Times New Roman"/>
-                <w:sz w:val="20"/>
-                <w:szCs w:val="20"/>
-                <w:lang w:eastAsia="en-US"/>
-              </w:rPr>
-            </w:pPr>
-          </w:p>
-        </w:tc>
-      </w:tr>
-      <w:tr>
-        <w:trPr>
-          <w:cnfStyle w:val="000000100000" w:firstRow="0" w:lastRow="0" w:firstColumn="0" w:lastColumn="0" w:oddVBand="0" w:evenVBand="0" w:oddHBand="1" w:evenHBand="0" w:firstRowFirstColumn="0" w:firstRowLastColumn="0" w:lastRowFirstColumn="0" w:lastRowLastColumn="0"/>
-          <w:trHeight w:val="285"/>
-        </w:trPr>
-        <w:tc>
-          <w:tcPr>
-            <w:cnfStyle w:val="001000000000" w:firstRow="0" w:lastRow="0" w:firstColumn="1" w:lastColumn="0" w:oddVBand="0" w:evenVBand="0" w:oddHBand="0" w:evenHBand="0" w:firstRowFirstColumn="0" w:firstRowLastColumn="0" w:lastRowFirstColumn="0" w:lastRowLastColumn="0"/>
-            <w:tcW w:w="1000" w:type="pct"/>
-            <w:hideMark/>
-          </w:tcPr>
-          <w:p>
-            <w:pPr>
-              <w:jc w:val="center"/>
-              <w:rPr>
-                <w:rFonts w:ascii="Dax-Regular" w:eastAsia="Times New Roman" w:hAnsi="Dax-Regular" w:cs="Calibri"/>
-                <w:color w:val="000000"/>
-                <w:lang w:eastAsia="en-US"/>
-              </w:rPr>
-            </w:pPr>
-            <w:r>
-              <w:rPr>
-                <w:rFonts w:ascii="Dax-Regular" w:eastAsia="Times New Roman" w:hAnsi="Dax-Regular" w:cs="Calibri"/>
-                <w:color w:val="000000"/>
-                <w:lang w:eastAsia="en-US"/>
-              </w:rPr>
-              <w:t>80.00%</w:t>
-            </w:r>
-          </w:p>
-        </w:tc>
-        <w:tc>
-          <w:tcPr>
-            <w:tcW w:w="1334" w:type="pct"/>
-            <w:hideMark/>
-          </w:tcPr>
-          <w:p>
-            <w:pPr>
-              <w:jc w:val="center"/>
-              <w:cnfStyle w:val="000000100000" w:firstRow="0" w:lastRow="0" w:firstColumn="0" w:lastColumn="0" w:oddVBand="0" w:evenVBand="0" w:oddHBand="1" w:evenHBand="0" w:firstRowFirstColumn="0" w:firstRowLastColumn="0" w:lastRowFirstColumn="0" w:lastRowLastColumn="0"/>
-              <w:rPr>
-                <w:rFonts w:ascii="Dax-Regular" w:eastAsia="Times New Roman" w:hAnsi="Dax-Regular" w:cs="Calibri"/>
-                <w:color w:val="000000"/>
-                <w:lang w:eastAsia="en-US"/>
-              </w:rPr>
-            </w:pPr>
-          </w:p>
-        </w:tc>
-        <w:tc>
-          <w:tcPr>
-            <w:tcW w:w="1333" w:type="pct"/>
-            <w:hideMark/>
-          </w:tcPr>
-          <w:p>
-            <w:pPr>
-              <w:jc w:val="center"/>
-              <w:cnfStyle w:val="000000100000" w:firstRow="0" w:lastRow="0" w:firstColumn="0" w:lastColumn="0" w:oddVBand="0" w:evenVBand="0" w:oddHBand="1" w:evenHBand="0" w:firstRowFirstColumn="0" w:firstRowLastColumn="0" w:lastRowFirstColumn="0" w:lastRowLastColumn="0"/>
-              <w:rPr>
-                <w:rFonts w:ascii="Times New Roman" w:eastAsia="Times New Roman" w:hAnsi="Times New Roman" w:cs="Times New Roman"/>
-                <w:sz w:val="20"/>
-                <w:szCs w:val="20"/>
-                <w:lang w:eastAsia="en-US"/>
-              </w:rPr>
-            </w:pPr>
-          </w:p>
-        </w:tc>
-        <w:tc>
-          <w:tcPr>
-            <w:tcW w:w="1333" w:type="pct"/>
-            <w:hideMark/>
-          </w:tcPr>
-          <w:p>
-            <w:pPr>
-              <w:jc w:val="center"/>
-              <w:cnfStyle w:val="000000100000" w:firstRow="0" w:lastRow="0" w:firstColumn="0" w:lastColumn="0" w:oddVBand="0" w:evenVBand="0" w:oddHBand="1" w:evenHBand="0" w:firstRowFirstColumn="0" w:firstRowLastColumn="0" w:lastRowFirstColumn="0" w:lastRowLastColumn="0"/>
-              <w:rPr>
-                <w:rFonts w:ascii="Times New Roman" w:eastAsia="Times New Roman" w:hAnsi="Times New Roman" w:cs="Times New Roman"/>
-                <w:sz w:val="20"/>
-                <w:szCs w:val="20"/>
-                <w:lang w:eastAsia="en-US"/>
-              </w:rPr>
-            </w:pPr>
-          </w:p>
-        </w:tc>
-      </w:tr>
-      <w:tr>
-        <w:trPr>
-          <w:trHeight w:val="285"/>
-        </w:trPr>
-        <w:tc>
-          <w:tcPr>
-            <w:cnfStyle w:val="001000000000" w:firstRow="0" w:lastRow="0" w:firstColumn="1" w:lastColumn="0" w:oddVBand="0" w:evenVBand="0" w:oddHBand="0" w:evenHBand="0" w:firstRowFirstColumn="0" w:firstRowLastColumn="0" w:lastRowFirstColumn="0" w:lastRowLastColumn="0"/>
-            <w:tcW w:w="1000" w:type="pct"/>
-            <w:hideMark/>
-          </w:tcPr>
-          <w:p>
-            <w:pPr>
-              <w:jc w:val="center"/>
-              <w:rPr>
-                <w:rFonts w:ascii="Dax-Regular" w:eastAsia="Times New Roman" w:hAnsi="Dax-Regular" w:cs="Calibri"/>
-                <w:color w:val="000000"/>
-                <w:lang w:eastAsia="en-US"/>
-              </w:rPr>
-            </w:pPr>
-            <w:r>
-              <w:rPr>
-                <w:rFonts w:ascii="Dax-Regular" w:eastAsia="Times New Roman" w:hAnsi="Dax-Regular" w:cs="Calibri"/>
-                <w:color w:val="000000"/>
-                <w:lang w:eastAsia="en-US"/>
-              </w:rPr>
-              <w:t>100.00%</w:t>
-            </w:r>
-          </w:p>
-        </w:tc>
-        <w:tc>
-          <w:tcPr>
-            <w:tcW w:w="1334" w:type="pct"/>
-            <w:hideMark/>
-          </w:tcPr>
-          <w:p>
-            <w:pPr>
-              <w:jc w:val="center"/>
-              <w:cnfStyle w:val="000000000000" w:firstRow="0" w:lastRow="0" w:firstColumn="0" w:lastColumn="0" w:oddVBand="0" w:evenVBand="0" w:oddHBand="0" w:evenHBand="0" w:firstRowFirstColumn="0" w:firstRowLastColumn="0" w:lastRowFirstColumn="0" w:lastRowLastColumn="0"/>
-              <w:rPr>
-                <w:rFonts w:ascii="Dax-Regular" w:eastAsia="Times New Roman" w:hAnsi="Dax-Regular" w:cs="Calibri"/>
-                <w:color w:val="000000"/>
-                <w:lang w:eastAsia="en-US"/>
-              </w:rPr>
-            </w:pPr>
-          </w:p>
-        </w:tc>
-        <w:tc>
-          <w:tcPr>
-            <w:tcW w:w="1333" w:type="pct"/>
-            <w:hideMark/>
-          </w:tcPr>
-          <w:p>
-            <w:pPr>
-              <w:jc w:val="center"/>
-              <w:cnfStyle w:val="000000000000" w:firstRow="0" w:lastRow="0" w:firstColumn="0" w:lastColumn="0" w:oddVBand="0" w:evenVBand="0" w:oddHBand="0" w:evenHBand="0" w:firstRowFirstColumn="0" w:firstRowLastColumn="0" w:lastRowFirstColumn="0" w:lastRowLastColumn="0"/>
-              <w:rPr>
-                <w:rFonts w:ascii="Times New Roman" w:eastAsia="Times New Roman" w:hAnsi="Times New Roman" w:cs="Times New Roman"/>
-                <w:sz w:val="20"/>
-                <w:szCs w:val="20"/>
-                <w:lang w:eastAsia="en-US"/>
-              </w:rPr>
-            </w:pPr>
-          </w:p>
-        </w:tc>
-        <w:tc>
-          <w:tcPr>
-            <w:tcW w:w="1333" w:type="pct"/>
-            <w:hideMark/>
-          </w:tcPr>
-          <w:p>
-            <w:pPr>
-              <w:jc w:val="center"/>
-              <w:cnfStyle w:val="000000000000" w:firstRow="0" w:lastRow="0" w:firstColumn="0" w:lastColumn="0" w:oddVBand="0" w:evenVBand="0" w:oddHBand="0" w:evenHBand="0" w:firstRowFirstColumn="0" w:firstRowLastColumn="0" w:lastRowFirstColumn="0" w:lastRowLastColumn="0"/>
-              <w:rPr>
-                <w:rFonts w:ascii="Times New Roman" w:eastAsia="Times New Roman" w:hAnsi="Times New Roman" w:cs="Times New Roman"/>
-                <w:sz w:val="20"/>
-                <w:szCs w:val="20"/>
-                <w:lang w:eastAsia="en-US"/>
-              </w:rPr>
-            </w:pPr>
-          </w:p>
-        </w:tc>
-      </w:tr>
-    </w:tbl>
-    <w:p>
-      <w:pPr>
-        <w:rPr>
-          <w:lang w:val="es-419"/>
-        </w:rPr>
-      </w:pPr>
-    </w:p>
-    <w:p>
-      <w:pPr>
-        <w:pStyle w:val="Ttulo1"/>
-        <w:rPr>
-          <w:b/>
-          <w:bCs/>
-          <w:lang w:val="es-419"/>
-        </w:rPr>
-      </w:pPr>
-      <w:r>
-        <w:rPr>
-          <w:b/>
-          <w:bCs/>
-          <w:lang w:val="es-419"/>
-        </w:rPr>
-        <w:t>M</w:t>
-      </w:r>
-      <w:r>
-        <w:rPr>
-          <w:b/>
-          <w:bCs/>
-          <w:lang w:val="es-419"/>
-        </w:rPr>
-        <w:t>á</w:t>
-      </w:r>
-      <w:r>
-        <w:rPr>
-          <w:b/>
-          <w:bCs/>
-          <w:lang w:val="es-419"/>
-        </w:rPr>
-        <w:t>quina 2</w:t>
-      </w:r>
-    </w:p>
-    <w:p>
-      <w:pPr>
-        <w:pStyle w:val="Ttulo2"/>
-        <w:rPr>
-          <w:b/>
-          <w:bCs/>
-          <w:lang w:val="es-419"/>
-        </w:rPr>
-      </w:pPr>
-      <w:r>
-        <w:rPr>
-          <w:b/>
-          <w:bCs/>
-          <w:lang w:val="es-419"/>
-        </w:rPr>
-        <w:t>Resultados</w:t>
-      </w:r>
-      <w:r>
-        <w:rPr>
-          <w:b/>
-          <w:bCs/>
-          <w:lang w:val="es-419"/>
-        </w:rPr>
-        <w:t xml:space="preserve"> para </w:t>
-      </w:r>
-      <w:proofErr w:type="spellStart"/>
-      <w:r>
-        <w:rPr>
-          <w:b/>
-          <w:bCs/>
-          <w:lang w:val="es-419"/>
-        </w:rPr>
-        <w:t>Queue</w:t>
-      </w:r>
-      <w:proofErr w:type="spellEnd"/>
-      <w:r>
-        <w:rPr>
-          <w:b/>
-          <w:bCs/>
-          <w:lang w:val="es-419"/>
-        </w:rPr>
-        <w:t xml:space="preserve"> con Array </w:t>
-      </w:r>
-      <w:proofErr w:type="spellStart"/>
-      <w:r>
-        <w:rPr>
-          <w:b/>
-          <w:bCs/>
-          <w:lang w:val="es-419"/>
-        </w:rPr>
-        <w:t>List</w:t>
-      </w:r>
-      <w:proofErr w:type="spellEnd"/>
-    </w:p>
-    <w:p>
-      <w:pPr>
-        <w:rPr>
-          <w:lang w:val="es-419"/>
-        </w:rPr>
-      </w:pPr>
-    </w:p>
-    <w:tbl>
-      <w:tblPr>
-        <w:tblStyle w:val="Tabladecuadrcula2"/>
-        <w:tblW w:w="4543" w:type="pct"/>
-        <w:tblLook w:val="04A0" w:firstRow="1" w:lastRow="0" w:firstColumn="1" w:lastColumn="0" w:noHBand="0" w:noVBand="1"/>
-      </w:tblPr>
-      <w:tblGrid>
-        <w:gridCol w:w="1703"/>
-        <w:gridCol w:w="2267"/>
-        <w:gridCol w:w="2267"/>
-        <w:gridCol w:w="2267"/>
-      </w:tblGrid>
-      <w:tr>
-        <w:trPr>
-          <w:cnfStyle w:val="100000000000" w:firstRow="1" w:lastRow="0" w:firstColumn="0" w:lastColumn="0" w:oddVBand="0" w:evenVBand="0" w:oddHBand="0" w:evenHBand="0" w:firstRowFirstColumn="0" w:firstRowLastColumn="0" w:lastRowFirstColumn="0" w:lastRowLastColumn="0"/>
-          <w:trHeight w:val="555"/>
-        </w:trPr>
-        <w:tc>
-          <w:tcPr>
-            <w:cnfStyle w:val="001000000000" w:firstRow="0" w:lastRow="0" w:firstColumn="1" w:lastColumn="0" w:oddVBand="0" w:evenVBand="0" w:oddHBand="0" w:evenHBand="0" w:firstRowFirstColumn="0" w:firstRowLastColumn="0" w:lastRowFirstColumn="0" w:lastRowLastColumn="0"/>
-            <w:tcW w:w="1001" w:type="pct"/>
-            <w:hideMark/>
-          </w:tcPr>
-          <w:p>
-            <w:pPr>
-              <w:jc w:val="center"/>
-              <w:rPr>
-                <w:rFonts w:ascii="Dax-Regular" w:eastAsia="Times New Roman" w:hAnsi="Dax-Regular" w:cs="Calibri"/>
-                <w:color w:val="000000"/>
-                <w:lang w:val="es-CO" w:eastAsia="en-US"/>
-              </w:rPr>
-            </w:pPr>
-            <w:r>
-              <w:rPr>
-                <w:rFonts w:ascii="Dax-Regular" w:eastAsia="Times New Roman" w:hAnsi="Dax-Regular" w:cs="Calibri"/>
-                <w:color w:val="000000"/>
-                <w:lang w:val="es-CO" w:eastAsia="en-US"/>
-              </w:rPr>
-              <w:t>Porcentaje de la muestra</w:t>
-            </w:r>
-          </w:p>
-        </w:tc>
-        <w:tc>
-          <w:tcPr>
-            <w:tcW w:w="1333" w:type="pct"/>
-            <w:hideMark/>
-          </w:tcPr>
-          <w:p>
-            <w:pPr>
-              <w:jc w:val="center"/>
-              <w:cnfStyle w:val="100000000000" w:firstRow="1" w:lastRow="0" w:firstColumn="0" w:lastColumn="0" w:oddVBand="0" w:evenVBand="0" w:oddHBand="0" w:evenHBand="0" w:firstRowFirstColumn="0" w:firstRowLastColumn="0" w:lastRowFirstColumn="0" w:lastRowLastColumn="0"/>
-              <w:rPr>
-                <w:rFonts w:ascii="Dax-Regular" w:eastAsia="Times New Roman" w:hAnsi="Dax-Regular" w:cs="Calibri"/>
-                <w:color w:val="000000"/>
-                <w:lang w:eastAsia="en-US"/>
-              </w:rPr>
-            </w:pPr>
-            <w:r>
-              <w:rPr>
-                <w:rFonts w:ascii="Dax-Regular" w:eastAsia="Times New Roman" w:hAnsi="Dax-Regular" w:cs="Calibri"/>
-                <w:color w:val="000000"/>
-                <w:lang w:eastAsia="en-US"/>
-              </w:rPr>
-              <w:t xml:space="preserve">enqueue (Array List) </w:t>
-            </w:r>
-          </w:p>
-        </w:tc>
-        <w:tc>
-          <w:tcPr>
-            <w:tcW w:w="1333" w:type="pct"/>
-            <w:hideMark/>
-          </w:tcPr>
-          <w:p>
-            <w:pPr>
-              <w:jc w:val="center"/>
-              <w:cnfStyle w:val="100000000000" w:firstRow="1" w:lastRow="0" w:firstColumn="0" w:lastColumn="0" w:oddVBand="0" w:evenVBand="0" w:oddHBand="0" w:evenHBand="0" w:firstRowFirstColumn="0" w:firstRowLastColumn="0" w:lastRowFirstColumn="0" w:lastRowLastColumn="0"/>
-              <w:rPr>
-                <w:rFonts w:ascii="Dax-Regular" w:eastAsia="Times New Roman" w:hAnsi="Dax-Regular" w:cs="Calibri"/>
-                <w:color w:val="000000"/>
-                <w:lang w:eastAsia="en-US"/>
-              </w:rPr>
-            </w:pPr>
-            <w:r>
-              <w:rPr>
-                <w:rFonts w:ascii="Dax-Regular" w:eastAsia="Times New Roman" w:hAnsi="Dax-Regular" w:cs="Calibri"/>
-                <w:color w:val="000000"/>
-                <w:lang w:eastAsia="en-US"/>
-              </w:rPr>
-              <w:t xml:space="preserve">dequeue (Array List) </w:t>
-            </w:r>
-          </w:p>
-        </w:tc>
-        <w:tc>
-          <w:tcPr>
-            <w:tcW w:w="1333" w:type="pct"/>
-            <w:hideMark/>
-          </w:tcPr>
-          <w:p>
-            <w:pPr>
-              <w:jc w:val="center"/>
-              <w:cnfStyle w:val="100000000000" w:firstRow="1" w:lastRow="0" w:firstColumn="0" w:lastColumn="0" w:oddVBand="0" w:evenVBand="0" w:oddHBand="0" w:evenHBand="0" w:firstRowFirstColumn="0" w:firstRowLastColumn="0" w:lastRowFirstColumn="0" w:lastRowLastColumn="0"/>
-              <w:rPr>
-                <w:rFonts w:ascii="Dax-Regular" w:eastAsia="Times New Roman" w:hAnsi="Dax-Regular" w:cs="Calibri"/>
-                <w:color w:val="000000"/>
-                <w:lang w:eastAsia="en-US"/>
-              </w:rPr>
-            </w:pPr>
-            <w:r>
-              <w:rPr>
-                <w:rFonts w:ascii="Dax-Regular" w:eastAsia="Times New Roman" w:hAnsi="Dax-Regular" w:cs="Calibri"/>
-                <w:color w:val="000000"/>
-                <w:lang w:eastAsia="en-US"/>
-              </w:rPr>
-              <w:t xml:space="preserve">peek (Array List) </w:t>
-            </w:r>
-          </w:p>
-        </w:tc>
-      </w:tr>
-      <w:tr>
-        <w:trPr>
-          <w:cnfStyle w:val="000000100000" w:firstRow="0" w:lastRow="0" w:firstColumn="0" w:lastColumn="0" w:oddVBand="0" w:evenVBand="0" w:oddHBand="1" w:evenHBand="0" w:firstRowFirstColumn="0" w:firstRowLastColumn="0" w:lastRowFirstColumn="0" w:lastRowLastColumn="0"/>
-          <w:trHeight w:val="278"/>
-        </w:trPr>
-        <w:tc>
-          <w:tcPr>
-            <w:cnfStyle w:val="001000000000" w:firstRow="0" w:lastRow="0" w:firstColumn="1" w:lastColumn="0" w:oddVBand="0" w:evenVBand="0" w:oddHBand="0" w:evenHBand="0" w:firstRowFirstColumn="0" w:firstRowLastColumn="0" w:lastRowFirstColumn="0" w:lastRowLastColumn="0"/>
-            <w:tcW w:w="1001" w:type="pct"/>
-            <w:hideMark/>
-          </w:tcPr>
-          <w:p>
-            <w:pPr>
-              <w:jc w:val="center"/>
-              <w:rPr>
-                <w:rFonts w:ascii="Dax-Regular" w:eastAsia="Times New Roman" w:hAnsi="Dax-Regular" w:cs="Calibri"/>
-                <w:color w:val="000000"/>
-                <w:lang w:eastAsia="en-US"/>
-              </w:rPr>
-            </w:pPr>
-            <w:r>
-              <w:rPr>
-                <w:rFonts w:ascii="Dax-Regular" w:eastAsia="Times New Roman" w:hAnsi="Dax-Regular" w:cs="Calibri"/>
-                <w:color w:val="000000"/>
-                <w:lang w:eastAsia="en-US"/>
-              </w:rPr>
-              <w:t>0.50%</w:t>
-            </w:r>
-          </w:p>
-        </w:tc>
-        <w:tc>
-          <w:tcPr>
-            <w:tcW w:w="1333" w:type="pct"/>
-            <w:hideMark/>
-          </w:tcPr>
-          <w:p>
-            <w:pPr>
-              <w:jc w:val="center"/>
-              <w:cnfStyle w:val="000000100000" w:firstRow="0" w:lastRow="0" w:firstColumn="0" w:lastColumn="0" w:oddVBand="0" w:evenVBand="0" w:oddHBand="1" w:evenHBand="0" w:firstRowFirstColumn="0" w:firstRowLastColumn="0" w:lastRowFirstColumn="0" w:lastRowLastColumn="0"/>
-              <w:rPr>
-                <w:rFonts w:ascii="Dax-Regular" w:eastAsia="Times New Roman" w:hAnsi="Dax-Regular" w:cs="Calibri"/>
-                <w:color w:val="000000"/>
-                <w:lang w:eastAsia="en-US"/>
-              </w:rPr>
-            </w:pPr>
-          </w:p>
-        </w:tc>
-        <w:tc>
-          <w:tcPr>
-            <w:tcW w:w="1333" w:type="pct"/>
-            <w:hideMark/>
-          </w:tcPr>
-          <w:p>
-            <w:pPr>
-              <w:jc w:val="center"/>
-              <w:cnfStyle w:val="000000100000" w:firstRow="0" w:lastRow="0" w:firstColumn="0" w:lastColumn="0" w:oddVBand="0" w:evenVBand="0" w:oddHBand="1" w:evenHBand="0" w:firstRowFirstColumn="0" w:firstRowLastColumn="0" w:lastRowFirstColumn="0" w:lastRowLastColumn="0"/>
-              <w:rPr>
-                <w:rFonts w:ascii="Times New Roman" w:eastAsia="Times New Roman" w:hAnsi="Times New Roman" w:cs="Times New Roman"/>
-                <w:sz w:val="20"/>
-                <w:szCs w:val="20"/>
-                <w:lang w:eastAsia="en-US"/>
-              </w:rPr>
-            </w:pPr>
-          </w:p>
-        </w:tc>
-        <w:tc>
-          <w:tcPr>
-            <w:tcW w:w="1333" w:type="pct"/>
-            <w:hideMark/>
-          </w:tcPr>
-          <w:p>
-            <w:pPr>
-              <w:jc w:val="center"/>
-              <w:cnfStyle w:val="000000100000" w:firstRow="0" w:lastRow="0" w:firstColumn="0" w:lastColumn="0" w:oddVBand="0" w:evenVBand="0" w:oddHBand="1" w:evenHBand="0" w:firstRowFirstColumn="0" w:firstRowLastColumn="0" w:lastRowFirstColumn="0" w:lastRowLastColumn="0"/>
-              <w:rPr>
-                <w:rFonts w:ascii="Times New Roman" w:eastAsia="Times New Roman" w:hAnsi="Times New Roman" w:cs="Times New Roman"/>
-                <w:sz w:val="20"/>
-                <w:szCs w:val="20"/>
-                <w:lang w:eastAsia="en-US"/>
-              </w:rPr>
-            </w:pPr>
-          </w:p>
-        </w:tc>
-      </w:tr>
-      <w:tr>
-        <w:trPr>
-          <w:trHeight w:val="278"/>
-        </w:trPr>
-        <w:tc>
-          <w:tcPr>
-            <w:cnfStyle w:val="001000000000" w:firstRow="0" w:lastRow="0" w:firstColumn="1" w:lastColumn="0" w:oddVBand="0" w:evenVBand="0" w:oddHBand="0" w:evenHBand="0" w:firstRowFirstColumn="0" w:firstRowLastColumn="0" w:lastRowFirstColumn="0" w:lastRowLastColumn="0"/>
-            <w:tcW w:w="1001" w:type="pct"/>
-            <w:hideMark/>
-          </w:tcPr>
-          <w:p>
-            <w:pPr>
-              <w:jc w:val="center"/>
-              <w:rPr>
-                <w:rFonts w:ascii="Dax-Regular" w:eastAsia="Times New Roman" w:hAnsi="Dax-Regular" w:cs="Calibri"/>
-                <w:color w:val="000000"/>
-                <w:lang w:eastAsia="en-US"/>
-              </w:rPr>
-            </w:pPr>
-            <w:r>
-              <w:rPr>
-                <w:rFonts w:ascii="Dax-Regular" w:eastAsia="Times New Roman" w:hAnsi="Dax-Regular" w:cs="Calibri"/>
-                <w:color w:val="000000"/>
-                <w:lang w:eastAsia="en-US"/>
-              </w:rPr>
-              <w:t>5.00%</w:t>
-            </w:r>
-          </w:p>
-        </w:tc>
-        <w:tc>
-          <w:tcPr>
-            <w:tcW w:w="1333" w:type="pct"/>
-            <w:hideMark/>
-          </w:tcPr>
-          <w:p>
-            <w:pPr>
-              <w:jc w:val="center"/>
-              <w:cnfStyle w:val="000000000000" w:firstRow="0" w:lastRow="0" w:firstColumn="0" w:lastColumn="0" w:oddVBand="0" w:evenVBand="0" w:oddHBand="0" w:evenHBand="0" w:firstRowFirstColumn="0" w:firstRowLastColumn="0" w:lastRowFirstColumn="0" w:lastRowLastColumn="0"/>
-              <w:rPr>
-                <w:rFonts w:ascii="Dax-Regular" w:eastAsia="Times New Roman" w:hAnsi="Dax-Regular" w:cs="Calibri"/>
-                <w:color w:val="000000"/>
-                <w:lang w:eastAsia="en-US"/>
-              </w:rPr>
-            </w:pPr>
-          </w:p>
-        </w:tc>
-        <w:tc>
-          <w:tcPr>
-            <w:tcW w:w="1333" w:type="pct"/>
-            <w:hideMark/>
-          </w:tcPr>
-          <w:p>
-            <w:pPr>
-              <w:jc w:val="center"/>
-              <w:cnfStyle w:val="000000000000" w:firstRow="0" w:lastRow="0" w:firstColumn="0" w:lastColumn="0" w:oddVBand="0" w:evenVBand="0" w:oddHBand="0" w:evenHBand="0" w:firstRowFirstColumn="0" w:firstRowLastColumn="0" w:lastRowFirstColumn="0" w:lastRowLastColumn="0"/>
-              <w:rPr>
-                <w:rFonts w:ascii="Times New Roman" w:eastAsia="Times New Roman" w:hAnsi="Times New Roman" w:cs="Times New Roman"/>
-                <w:sz w:val="20"/>
-                <w:szCs w:val="20"/>
-                <w:lang w:eastAsia="en-US"/>
-              </w:rPr>
-            </w:pPr>
-          </w:p>
-        </w:tc>
-        <w:tc>
-          <w:tcPr>
-            <w:tcW w:w="1333" w:type="pct"/>
-            <w:hideMark/>
-          </w:tcPr>
-          <w:p>
-            <w:pPr>
-              <w:jc w:val="center"/>
-              <w:cnfStyle w:val="000000000000" w:firstRow="0" w:lastRow="0" w:firstColumn="0" w:lastColumn="0" w:oddVBand="0" w:evenVBand="0" w:oddHBand="0" w:evenHBand="0" w:firstRowFirstColumn="0" w:firstRowLastColumn="0" w:lastRowFirstColumn="0" w:lastRowLastColumn="0"/>
-              <w:rPr>
-                <w:rFonts w:ascii="Times New Roman" w:eastAsia="Times New Roman" w:hAnsi="Times New Roman" w:cs="Times New Roman"/>
-                <w:sz w:val="20"/>
-                <w:szCs w:val="20"/>
-                <w:lang w:eastAsia="en-US"/>
-              </w:rPr>
-            </w:pPr>
-          </w:p>
-        </w:tc>
-      </w:tr>
-      <w:tr>
-        <w:trPr>
-          <w:cnfStyle w:val="000000100000" w:firstRow="0" w:lastRow="0" w:firstColumn="0" w:lastColumn="0" w:oddVBand="0" w:evenVBand="0" w:oddHBand="1" w:evenHBand="0" w:firstRowFirstColumn="0" w:firstRowLastColumn="0" w:lastRowFirstColumn="0" w:lastRowLastColumn="0"/>
-          <w:trHeight w:val="285"/>
-        </w:trPr>
-        <w:tc>
-          <w:tcPr>
-            <w:cnfStyle w:val="001000000000" w:firstRow="0" w:lastRow="0" w:firstColumn="1" w:lastColumn="0" w:oddVBand="0" w:evenVBand="0" w:oddHBand="0" w:evenHBand="0" w:firstRowFirstColumn="0" w:firstRowLastColumn="0" w:lastRowFirstColumn="0" w:lastRowLastColumn="0"/>
-            <w:tcW w:w="1001" w:type="pct"/>
-            <w:hideMark/>
-          </w:tcPr>
-          <w:p>
-            <w:pPr>
-              <w:jc w:val="center"/>
-              <w:rPr>
-                <w:rFonts w:ascii="Dax-Regular" w:eastAsia="Times New Roman" w:hAnsi="Dax-Regular" w:cs="Calibri"/>
-                <w:color w:val="000000"/>
-                <w:lang w:eastAsia="en-US"/>
-              </w:rPr>
-            </w:pPr>
-            <w:r>
-              <w:rPr>
-                <w:rFonts w:ascii="Dax-Regular" w:eastAsia="Times New Roman" w:hAnsi="Dax-Regular" w:cs="Calibri"/>
-                <w:color w:val="000000"/>
-                <w:lang w:eastAsia="en-US"/>
-              </w:rPr>
-              <w:t>10.00%</w:t>
-            </w:r>
-          </w:p>
-        </w:tc>
-        <w:tc>
-          <w:tcPr>
-            <w:tcW w:w="1333" w:type="pct"/>
-            <w:hideMark/>
-          </w:tcPr>
-          <w:p>
-            <w:pPr>
-              <w:jc w:val="center"/>
-              <w:cnfStyle w:val="000000100000" w:firstRow="0" w:lastRow="0" w:firstColumn="0" w:lastColumn="0" w:oddVBand="0" w:evenVBand="0" w:oddHBand="1" w:evenHBand="0" w:firstRowFirstColumn="0" w:firstRowLastColumn="0" w:lastRowFirstColumn="0" w:lastRowLastColumn="0"/>
-              <w:rPr>
-                <w:rFonts w:ascii="Dax-Regular" w:eastAsia="Times New Roman" w:hAnsi="Dax-Regular" w:cs="Calibri"/>
-                <w:color w:val="000000"/>
-                <w:lang w:eastAsia="en-US"/>
-              </w:rPr>
-            </w:pPr>
-          </w:p>
-        </w:tc>
-        <w:tc>
-          <w:tcPr>
-            <w:tcW w:w="1333" w:type="pct"/>
-            <w:hideMark/>
-          </w:tcPr>
-          <w:p>
-            <w:pPr>
-              <w:jc w:val="center"/>
-              <w:cnfStyle w:val="000000100000" w:firstRow="0" w:lastRow="0" w:firstColumn="0" w:lastColumn="0" w:oddVBand="0" w:evenVBand="0" w:oddHBand="1" w:evenHBand="0" w:firstRowFirstColumn="0" w:firstRowLastColumn="0" w:lastRowFirstColumn="0" w:lastRowLastColumn="0"/>
-              <w:rPr>
-                <w:rFonts w:ascii="Times New Roman" w:eastAsia="Times New Roman" w:hAnsi="Times New Roman" w:cs="Times New Roman"/>
-                <w:sz w:val="20"/>
-                <w:szCs w:val="20"/>
-                <w:lang w:eastAsia="en-US"/>
-              </w:rPr>
-            </w:pPr>
-          </w:p>
-        </w:tc>
-        <w:tc>
-          <w:tcPr>
-            <w:tcW w:w="1333" w:type="pct"/>
-            <w:hideMark/>
-          </w:tcPr>
-          <w:p>
-            <w:pPr>
-              <w:jc w:val="center"/>
-              <w:cnfStyle w:val="000000100000" w:firstRow="0" w:lastRow="0" w:firstColumn="0" w:lastColumn="0" w:oddVBand="0" w:evenVBand="0" w:oddHBand="1" w:evenHBand="0" w:firstRowFirstColumn="0" w:firstRowLastColumn="0" w:lastRowFirstColumn="0" w:lastRowLastColumn="0"/>
-              <w:rPr>
-                <w:rFonts w:ascii="Times New Roman" w:eastAsia="Times New Roman" w:hAnsi="Times New Roman" w:cs="Times New Roman"/>
-                <w:sz w:val="20"/>
-                <w:szCs w:val="20"/>
-                <w:lang w:eastAsia="en-US"/>
-              </w:rPr>
-            </w:pPr>
-          </w:p>
-        </w:tc>
-      </w:tr>
-      <w:tr>
-        <w:trPr>
-          <w:trHeight w:val="285"/>
-        </w:trPr>
-        <w:tc>
-          <w:tcPr>
-            <w:cnfStyle w:val="001000000000" w:firstRow="0" w:lastRow="0" w:firstColumn="1" w:lastColumn="0" w:oddVBand="0" w:evenVBand="0" w:oddHBand="0" w:evenHBand="0" w:firstRowFirstColumn="0" w:firstRowLastColumn="0" w:lastRowFirstColumn="0" w:lastRowLastColumn="0"/>
-            <w:tcW w:w="1001" w:type="pct"/>
-            <w:hideMark/>
-          </w:tcPr>
-          <w:p>
-            <w:pPr>
-              <w:jc w:val="center"/>
-              <w:rPr>
-                <w:rFonts w:ascii="Dax-Regular" w:eastAsia="Times New Roman" w:hAnsi="Dax-Regular" w:cs="Calibri"/>
-                <w:color w:val="000000"/>
-                <w:lang w:eastAsia="en-US"/>
-              </w:rPr>
-            </w:pPr>
-            <w:r>
-              <w:rPr>
-                <w:rFonts w:ascii="Dax-Regular" w:eastAsia="Times New Roman" w:hAnsi="Dax-Regular" w:cs="Calibri"/>
-                <w:color w:val="000000"/>
-                <w:lang w:eastAsia="en-US"/>
-              </w:rPr>
-              <w:t>20.00%</w:t>
-            </w:r>
-          </w:p>
-        </w:tc>
-        <w:tc>
-          <w:tcPr>
-            <w:tcW w:w="1333" w:type="pct"/>
-            <w:hideMark/>
-          </w:tcPr>
-          <w:p>
-            <w:pPr>
-              <w:jc w:val="center"/>
-              <w:cnfStyle w:val="000000000000" w:firstRow="0" w:lastRow="0" w:firstColumn="0" w:lastColumn="0" w:oddVBand="0" w:evenVBand="0" w:oddHBand="0" w:evenHBand="0" w:firstRowFirstColumn="0" w:firstRowLastColumn="0" w:lastRowFirstColumn="0" w:lastRowLastColumn="0"/>
-              <w:rPr>
-                <w:rFonts w:ascii="Dax-Regular" w:eastAsia="Times New Roman" w:hAnsi="Dax-Regular" w:cs="Calibri"/>
-                <w:color w:val="000000"/>
-                <w:lang w:eastAsia="en-US"/>
-              </w:rPr>
-            </w:pPr>
-          </w:p>
-        </w:tc>
-        <w:tc>
-          <w:tcPr>
-            <w:tcW w:w="1333" w:type="pct"/>
-            <w:hideMark/>
-          </w:tcPr>
-          <w:p>
-            <w:pPr>
-              <w:jc w:val="center"/>
-              <w:cnfStyle w:val="000000000000" w:firstRow="0" w:lastRow="0" w:firstColumn="0" w:lastColumn="0" w:oddVBand="0" w:evenVBand="0" w:oddHBand="0" w:evenHBand="0" w:firstRowFirstColumn="0" w:firstRowLastColumn="0" w:lastRowFirstColumn="0" w:lastRowLastColumn="0"/>
-              <w:rPr>
-                <w:rFonts w:ascii="Times New Roman" w:eastAsia="Times New Roman" w:hAnsi="Times New Roman" w:cs="Times New Roman"/>
-                <w:sz w:val="20"/>
-                <w:szCs w:val="20"/>
-                <w:lang w:eastAsia="en-US"/>
-              </w:rPr>
-            </w:pPr>
-          </w:p>
-        </w:tc>
-        <w:tc>
-          <w:tcPr>
-            <w:tcW w:w="1333" w:type="pct"/>
-            <w:hideMark/>
-          </w:tcPr>
-          <w:p>
-            <w:pPr>
-              <w:jc w:val="center"/>
-              <w:cnfStyle w:val="000000000000" w:firstRow="0" w:lastRow="0" w:firstColumn="0" w:lastColumn="0" w:oddVBand="0" w:evenVBand="0" w:oddHBand="0" w:evenHBand="0" w:firstRowFirstColumn="0" w:firstRowLastColumn="0" w:lastRowFirstColumn="0" w:lastRowLastColumn="0"/>
-              <w:rPr>
-                <w:rFonts w:ascii="Times New Roman" w:eastAsia="Times New Roman" w:hAnsi="Times New Roman" w:cs="Times New Roman"/>
-                <w:sz w:val="20"/>
-                <w:szCs w:val="20"/>
-                <w:lang w:eastAsia="en-US"/>
-              </w:rPr>
-            </w:pPr>
-          </w:p>
-        </w:tc>
-      </w:tr>
-      <w:tr>
-        <w:trPr>
-          <w:cnfStyle w:val="000000100000" w:firstRow="0" w:lastRow="0" w:firstColumn="0" w:lastColumn="0" w:oddVBand="0" w:evenVBand="0" w:oddHBand="1" w:evenHBand="0" w:firstRowFirstColumn="0" w:firstRowLastColumn="0" w:lastRowFirstColumn="0" w:lastRowLastColumn="0"/>
-          <w:trHeight w:val="285"/>
-        </w:trPr>
-        <w:tc>
-          <w:tcPr>
-            <w:cnfStyle w:val="001000000000" w:firstRow="0" w:lastRow="0" w:firstColumn="1" w:lastColumn="0" w:oddVBand="0" w:evenVBand="0" w:oddHBand="0" w:evenHBand="0" w:firstRowFirstColumn="0" w:firstRowLastColumn="0" w:lastRowFirstColumn="0" w:lastRowLastColumn="0"/>
-            <w:tcW w:w="1001" w:type="pct"/>
-            <w:hideMark/>
-          </w:tcPr>
-          <w:p>
-            <w:pPr>
-              <w:jc w:val="center"/>
-              <w:rPr>
-                <w:rFonts w:ascii="Dax-Regular" w:eastAsia="Times New Roman" w:hAnsi="Dax-Regular" w:cs="Calibri"/>
-                <w:color w:val="000000"/>
-                <w:lang w:eastAsia="en-US"/>
-              </w:rPr>
-            </w:pPr>
-            <w:r>
-              <w:rPr>
-                <w:rFonts w:ascii="Dax-Regular" w:eastAsia="Times New Roman" w:hAnsi="Dax-Regular" w:cs="Calibri"/>
-                <w:color w:val="000000"/>
-                <w:lang w:eastAsia="en-US"/>
-              </w:rPr>
-              <w:t>30.00%</w:t>
-            </w:r>
-          </w:p>
-        </w:tc>
-        <w:tc>
-          <w:tcPr>
-            <w:tcW w:w="1333" w:type="pct"/>
-            <w:hideMark/>
-          </w:tcPr>
-          <w:p>
-            <w:pPr>
-              <w:jc w:val="center"/>
-              <w:cnfStyle w:val="000000100000" w:firstRow="0" w:lastRow="0" w:firstColumn="0" w:lastColumn="0" w:oddVBand="0" w:evenVBand="0" w:oddHBand="1" w:evenHBand="0" w:firstRowFirstColumn="0" w:firstRowLastColumn="0" w:lastRowFirstColumn="0" w:lastRowLastColumn="0"/>
-              <w:rPr>
-                <w:rFonts w:ascii="Dax-Regular" w:eastAsia="Times New Roman" w:hAnsi="Dax-Regular" w:cs="Calibri"/>
-                <w:color w:val="000000"/>
-                <w:lang w:eastAsia="en-US"/>
-              </w:rPr>
-            </w:pPr>
-          </w:p>
-        </w:tc>
-        <w:tc>
-          <w:tcPr>
-            <w:tcW w:w="1333" w:type="pct"/>
-            <w:hideMark/>
-          </w:tcPr>
-          <w:p>
-            <w:pPr>
-              <w:jc w:val="center"/>
-              <w:cnfStyle w:val="000000100000" w:firstRow="0" w:lastRow="0" w:firstColumn="0" w:lastColumn="0" w:oddVBand="0" w:evenVBand="0" w:oddHBand="1" w:evenHBand="0" w:firstRowFirstColumn="0" w:firstRowLastColumn="0" w:lastRowFirstColumn="0" w:lastRowLastColumn="0"/>
-              <w:rPr>
-                <w:rFonts w:ascii="Times New Roman" w:eastAsia="Times New Roman" w:hAnsi="Times New Roman" w:cs="Times New Roman"/>
-                <w:sz w:val="20"/>
-                <w:szCs w:val="20"/>
-                <w:lang w:eastAsia="en-US"/>
-              </w:rPr>
-            </w:pPr>
-          </w:p>
-        </w:tc>
-        <w:tc>
-          <w:tcPr>
-            <w:tcW w:w="1333" w:type="pct"/>
-            <w:hideMark/>
-          </w:tcPr>
-          <w:p>
-            <w:pPr>
-              <w:jc w:val="center"/>
-              <w:cnfStyle w:val="000000100000" w:firstRow="0" w:lastRow="0" w:firstColumn="0" w:lastColumn="0" w:oddVBand="0" w:evenVBand="0" w:oddHBand="1" w:evenHBand="0" w:firstRowFirstColumn="0" w:firstRowLastColumn="0" w:lastRowFirstColumn="0" w:lastRowLastColumn="0"/>
-              <w:rPr>
-                <w:rFonts w:ascii="Times New Roman" w:eastAsia="Times New Roman" w:hAnsi="Times New Roman" w:cs="Times New Roman"/>
-                <w:sz w:val="20"/>
-                <w:szCs w:val="20"/>
-                <w:lang w:eastAsia="en-US"/>
-              </w:rPr>
-            </w:pPr>
-          </w:p>
-        </w:tc>
-      </w:tr>
-      <w:tr>
-        <w:trPr>
-          <w:trHeight w:val="285"/>
-        </w:trPr>
-        <w:tc>
-          <w:tcPr>
-            <w:cnfStyle w:val="001000000000" w:firstRow="0" w:lastRow="0" w:firstColumn="1" w:lastColumn="0" w:oddVBand="0" w:evenVBand="0" w:oddHBand="0" w:evenHBand="0" w:firstRowFirstColumn="0" w:firstRowLastColumn="0" w:lastRowFirstColumn="0" w:lastRowLastColumn="0"/>
-            <w:tcW w:w="1001" w:type="pct"/>
-            <w:hideMark/>
-          </w:tcPr>
-          <w:p>
-            <w:pPr>
-              <w:jc w:val="center"/>
-              <w:rPr>
-                <w:rFonts w:ascii="Dax-Regular" w:eastAsia="Times New Roman" w:hAnsi="Dax-Regular" w:cs="Calibri"/>
-                <w:color w:val="000000"/>
-                <w:lang w:eastAsia="en-US"/>
-              </w:rPr>
-            </w:pPr>
-            <w:r>
-              <w:rPr>
-                <w:rFonts w:ascii="Dax-Regular" w:eastAsia="Times New Roman" w:hAnsi="Dax-Regular" w:cs="Calibri"/>
-                <w:color w:val="000000"/>
-                <w:lang w:eastAsia="en-US"/>
-              </w:rPr>
-              <w:t>50.00%</w:t>
-            </w:r>
-          </w:p>
-        </w:tc>
-        <w:tc>
-          <w:tcPr>
-            <w:tcW w:w="1333" w:type="pct"/>
-            <w:hideMark/>
-          </w:tcPr>
-          <w:p>
-            <w:pPr>
-              <w:jc w:val="center"/>
-              <w:cnfStyle w:val="000000000000" w:firstRow="0" w:lastRow="0" w:firstColumn="0" w:lastColumn="0" w:oddVBand="0" w:evenVBand="0" w:oddHBand="0" w:evenHBand="0" w:firstRowFirstColumn="0" w:firstRowLastColumn="0" w:lastRowFirstColumn="0" w:lastRowLastColumn="0"/>
-              <w:rPr>
-                <w:rFonts w:ascii="Dax-Regular" w:eastAsia="Times New Roman" w:hAnsi="Dax-Regular" w:cs="Calibri"/>
-                <w:color w:val="000000"/>
-                <w:lang w:eastAsia="en-US"/>
-              </w:rPr>
-            </w:pPr>
-          </w:p>
-        </w:tc>
-        <w:tc>
-          <w:tcPr>
-            <w:tcW w:w="1333" w:type="pct"/>
-            <w:hideMark/>
-          </w:tcPr>
-          <w:p>
-            <w:pPr>
-              <w:jc w:val="center"/>
-              <w:cnfStyle w:val="000000000000" w:firstRow="0" w:lastRow="0" w:firstColumn="0" w:lastColumn="0" w:oddVBand="0" w:evenVBand="0" w:oddHBand="0" w:evenHBand="0" w:firstRowFirstColumn="0" w:firstRowLastColumn="0" w:lastRowFirstColumn="0" w:lastRowLastColumn="0"/>
-              <w:rPr>
-                <w:rFonts w:ascii="Times New Roman" w:eastAsia="Times New Roman" w:hAnsi="Times New Roman" w:cs="Times New Roman"/>
-                <w:sz w:val="20"/>
-                <w:szCs w:val="20"/>
-                <w:lang w:eastAsia="en-US"/>
-              </w:rPr>
-            </w:pPr>
-          </w:p>
-        </w:tc>
-        <w:tc>
-          <w:tcPr>
-            <w:tcW w:w="1333" w:type="pct"/>
-            <w:hideMark/>
-          </w:tcPr>
-          <w:p>
-            <w:pPr>
-              <w:jc w:val="center"/>
-              <w:cnfStyle w:val="000000000000" w:firstRow="0" w:lastRow="0" w:firstColumn="0" w:lastColumn="0" w:oddVBand="0" w:evenVBand="0" w:oddHBand="0" w:evenHBand="0" w:firstRowFirstColumn="0" w:firstRowLastColumn="0" w:lastRowFirstColumn="0" w:lastRowLastColumn="0"/>
-              <w:rPr>
-                <w:rFonts w:ascii="Times New Roman" w:eastAsia="Times New Roman" w:hAnsi="Times New Roman" w:cs="Times New Roman"/>
-                <w:sz w:val="20"/>
-                <w:szCs w:val="20"/>
-                <w:lang w:eastAsia="en-US"/>
-              </w:rPr>
-            </w:pPr>
-          </w:p>
-        </w:tc>
-      </w:tr>
-      <w:tr>
-        <w:trPr>
-          <w:cnfStyle w:val="000000100000" w:firstRow="0" w:lastRow="0" w:firstColumn="0" w:lastColumn="0" w:oddVBand="0" w:evenVBand="0" w:oddHBand="1" w:evenHBand="0" w:firstRowFirstColumn="0" w:firstRowLastColumn="0" w:lastRowFirstColumn="0" w:lastRowLastColumn="0"/>
-          <w:trHeight w:val="285"/>
-        </w:trPr>
-        <w:tc>
-          <w:tcPr>
-            <w:cnfStyle w:val="001000000000" w:firstRow="0" w:lastRow="0" w:firstColumn="1" w:lastColumn="0" w:oddVBand="0" w:evenVBand="0" w:oddHBand="0" w:evenHBand="0" w:firstRowFirstColumn="0" w:firstRowLastColumn="0" w:lastRowFirstColumn="0" w:lastRowLastColumn="0"/>
-            <w:tcW w:w="1001" w:type="pct"/>
-            <w:hideMark/>
-          </w:tcPr>
-          <w:p>
-            <w:pPr>
-              <w:jc w:val="center"/>
-              <w:rPr>
-                <w:rFonts w:ascii="Dax-Regular" w:eastAsia="Times New Roman" w:hAnsi="Dax-Regular" w:cs="Calibri"/>
-                <w:color w:val="000000"/>
-                <w:lang w:eastAsia="en-US"/>
-              </w:rPr>
-            </w:pPr>
-            <w:r>
-              <w:rPr>
-                <w:rFonts w:ascii="Dax-Regular" w:eastAsia="Times New Roman" w:hAnsi="Dax-Regular" w:cs="Calibri"/>
-                <w:color w:val="000000"/>
-                <w:lang w:eastAsia="en-US"/>
-              </w:rPr>
-              <w:t>80.00%</w:t>
-            </w:r>
-          </w:p>
-        </w:tc>
-        <w:tc>
-          <w:tcPr>
-            <w:tcW w:w="1333" w:type="pct"/>
-            <w:hideMark/>
-          </w:tcPr>
-          <w:p>
-            <w:pPr>
-              <w:jc w:val="center"/>
-              <w:cnfStyle w:val="000000100000" w:firstRow="0" w:lastRow="0" w:firstColumn="0" w:lastColumn="0" w:oddVBand="0" w:evenVBand="0" w:oddHBand="1" w:evenHBand="0" w:firstRowFirstColumn="0" w:firstRowLastColumn="0" w:lastRowFirstColumn="0" w:lastRowLastColumn="0"/>
-              <w:rPr>
-                <w:rFonts w:ascii="Dax-Regular" w:eastAsia="Times New Roman" w:hAnsi="Dax-Regular" w:cs="Calibri"/>
-                <w:color w:val="000000"/>
-                <w:lang w:eastAsia="en-US"/>
-              </w:rPr>
-            </w:pPr>
-          </w:p>
-        </w:tc>
-        <w:tc>
-          <w:tcPr>
-            <w:tcW w:w="1333" w:type="pct"/>
-            <w:hideMark/>
-          </w:tcPr>
-          <w:p>
-            <w:pPr>
-              <w:jc w:val="center"/>
-              <w:cnfStyle w:val="000000100000" w:firstRow="0" w:lastRow="0" w:firstColumn="0" w:lastColumn="0" w:oddVBand="0" w:evenVBand="0" w:oddHBand="1" w:evenHBand="0" w:firstRowFirstColumn="0" w:firstRowLastColumn="0" w:lastRowFirstColumn="0" w:lastRowLastColumn="0"/>
-              <w:rPr>
-                <w:rFonts w:ascii="Times New Roman" w:eastAsia="Times New Roman" w:hAnsi="Times New Roman" w:cs="Times New Roman"/>
-                <w:sz w:val="20"/>
-                <w:szCs w:val="20"/>
-                <w:lang w:eastAsia="en-US"/>
-              </w:rPr>
-            </w:pPr>
-          </w:p>
-        </w:tc>
-        <w:tc>
-          <w:tcPr>
-            <w:tcW w:w="1333" w:type="pct"/>
-            <w:hideMark/>
-          </w:tcPr>
-          <w:p>
-            <w:pPr>
-              <w:jc w:val="center"/>
-              <w:cnfStyle w:val="000000100000" w:firstRow="0" w:lastRow="0" w:firstColumn="0" w:lastColumn="0" w:oddVBand="0" w:evenVBand="0" w:oddHBand="1" w:evenHBand="0" w:firstRowFirstColumn="0" w:firstRowLastColumn="0" w:lastRowFirstColumn="0" w:lastRowLastColumn="0"/>
-              <w:rPr>
-                <w:rFonts w:ascii="Times New Roman" w:eastAsia="Times New Roman" w:hAnsi="Times New Roman" w:cs="Times New Roman"/>
-                <w:sz w:val="20"/>
-                <w:szCs w:val="20"/>
-                <w:lang w:eastAsia="en-US"/>
-              </w:rPr>
-            </w:pPr>
-          </w:p>
-        </w:tc>
-      </w:tr>
-      <w:tr>
-        <w:trPr>
-          <w:trHeight w:val="285"/>
-        </w:trPr>
-        <w:tc>
-          <w:tcPr>
-            <w:cnfStyle w:val="001000000000" w:firstRow="0" w:lastRow="0" w:firstColumn="1" w:lastColumn="0" w:oddVBand="0" w:evenVBand="0" w:oddHBand="0" w:evenHBand="0" w:firstRowFirstColumn="0" w:firstRowLastColumn="0" w:lastRowFirstColumn="0" w:lastRowLastColumn="0"/>
-            <w:tcW w:w="1001" w:type="pct"/>
-            <w:hideMark/>
-          </w:tcPr>
-          <w:p>
-            <w:pPr>
-              <w:jc w:val="center"/>
-              <w:rPr>
-                <w:rFonts w:ascii="Dax-Regular" w:eastAsia="Times New Roman" w:hAnsi="Dax-Regular" w:cs="Calibri"/>
-                <w:color w:val="000000"/>
-                <w:lang w:eastAsia="en-US"/>
-              </w:rPr>
-            </w:pPr>
-            <w:r>
-              <w:rPr>
-                <w:rFonts w:ascii="Dax-Regular" w:eastAsia="Times New Roman" w:hAnsi="Dax-Regular" w:cs="Calibri"/>
-                <w:color w:val="000000"/>
-                <w:lang w:eastAsia="en-US"/>
-              </w:rPr>
-              <w:t>100.00%</w:t>
-            </w:r>
-          </w:p>
-        </w:tc>
-        <w:tc>
-          <w:tcPr>
-            <w:tcW w:w="1333" w:type="pct"/>
-            <w:hideMark/>
-          </w:tcPr>
-          <w:p>
-            <w:pPr>
-              <w:jc w:val="center"/>
-              <w:cnfStyle w:val="000000000000" w:firstRow="0" w:lastRow="0" w:firstColumn="0" w:lastColumn="0" w:oddVBand="0" w:evenVBand="0" w:oddHBand="0" w:evenHBand="0" w:firstRowFirstColumn="0" w:firstRowLastColumn="0" w:lastRowFirstColumn="0" w:lastRowLastColumn="0"/>
-              <w:rPr>
-                <w:rFonts w:ascii="Dax-Regular" w:eastAsia="Times New Roman" w:hAnsi="Dax-Regular" w:cs="Calibri"/>
-                <w:color w:val="000000"/>
-                <w:lang w:eastAsia="en-US"/>
-              </w:rPr>
-            </w:pPr>
-          </w:p>
-        </w:tc>
-        <w:tc>
-          <w:tcPr>
-            <w:tcW w:w="1333" w:type="pct"/>
-            <w:hideMark/>
-          </w:tcPr>
-          <w:p>
-            <w:pPr>
-              <w:jc w:val="center"/>
-              <w:cnfStyle w:val="000000000000" w:firstRow="0" w:lastRow="0" w:firstColumn="0" w:lastColumn="0" w:oddVBand="0" w:evenVBand="0" w:oddHBand="0" w:evenHBand="0" w:firstRowFirstColumn="0" w:firstRowLastColumn="0" w:lastRowFirstColumn="0" w:lastRowLastColumn="0"/>
-              <w:rPr>
-                <w:rFonts w:ascii="Times New Roman" w:eastAsia="Times New Roman" w:hAnsi="Times New Roman" w:cs="Times New Roman"/>
-                <w:sz w:val="20"/>
-                <w:szCs w:val="20"/>
-                <w:lang w:eastAsia="en-US"/>
-              </w:rPr>
-            </w:pPr>
-          </w:p>
-        </w:tc>
-        <w:tc>
-          <w:tcPr>
-            <w:tcW w:w="1333" w:type="pct"/>
-            <w:hideMark/>
-          </w:tcPr>
-          <w:p>
-            <w:pPr>
-              <w:jc w:val="center"/>
-              <w:cnfStyle w:val="000000000000" w:firstRow="0" w:lastRow="0" w:firstColumn="0" w:lastColumn="0" w:oddVBand="0" w:evenVBand="0" w:oddHBand="0" w:evenHBand="0" w:firstRowFirstColumn="0" w:firstRowLastColumn="0" w:lastRowFirstColumn="0" w:lastRowLastColumn="0"/>
-              <w:rPr>
-                <w:rFonts w:ascii="Times New Roman" w:eastAsia="Times New Roman" w:hAnsi="Times New Roman" w:cs="Times New Roman"/>
-                <w:sz w:val="20"/>
-                <w:szCs w:val="20"/>
-                <w:lang w:eastAsia="en-US"/>
-              </w:rPr>
-            </w:pPr>
-          </w:p>
-        </w:tc>
-      </w:tr>
-    </w:tbl>
-    <w:p>
-      <w:pPr>
-        <w:rPr>
-          <w:lang w:val="es-419"/>
-        </w:rPr>
-      </w:pPr>
-    </w:p>
-    <w:p>
-      <w:pPr>
-        <w:pStyle w:val="Ttulo2"/>
-        <w:rPr>
-          <w:b/>
-          <w:bCs/>
-          <w:lang w:val="es-419"/>
-        </w:rPr>
-      </w:pPr>
-      <w:r>
-        <w:rPr>
-          <w:b/>
-          <w:bCs/>
-          <w:lang w:val="es-419"/>
-        </w:rPr>
-        <w:lastRenderedPageBreak/>
-        <w:t>Resultados</w:t>
-      </w:r>
-      <w:r>
-        <w:rPr>
-          <w:b/>
-          <w:bCs/>
-          <w:lang w:val="es-419"/>
-        </w:rPr>
-        <w:t xml:space="preserve"> para </w:t>
-      </w:r>
-      <w:proofErr w:type="spellStart"/>
-      <w:r>
-        <w:rPr>
-          <w:b/>
-          <w:bCs/>
-          <w:lang w:val="es-419"/>
-        </w:rPr>
-        <w:t>Stack</w:t>
-      </w:r>
-      <w:proofErr w:type="spellEnd"/>
-      <w:r>
-        <w:rPr>
-          <w:b/>
-          <w:bCs/>
-          <w:lang w:val="es-419"/>
-        </w:rPr>
-        <w:t xml:space="preserve"> con Array </w:t>
-      </w:r>
-      <w:proofErr w:type="spellStart"/>
-      <w:r>
-        <w:rPr>
-          <w:b/>
-          <w:bCs/>
-          <w:lang w:val="es-419"/>
-        </w:rPr>
-        <w:t>List</w:t>
-      </w:r>
-      <w:proofErr w:type="spellEnd"/>
-    </w:p>
-    <w:p>
-      <w:pPr>
-        <w:rPr>
-          <w:lang w:val="es-419"/>
-        </w:rPr>
-      </w:pPr>
-    </w:p>
-    <w:tbl>
-      <w:tblPr>
-        <w:tblStyle w:val="Tabladecuadrcula2"/>
-        <w:tblW w:w="4543" w:type="pct"/>
-        <w:tblLook w:val="04A0" w:firstRow="1" w:lastRow="0" w:firstColumn="1" w:lastColumn="0" w:noHBand="0" w:noVBand="1"/>
-      </w:tblPr>
-      <w:tblGrid>
-        <w:gridCol w:w="1703"/>
-        <w:gridCol w:w="2267"/>
-        <w:gridCol w:w="2267"/>
-        <w:gridCol w:w="2267"/>
-      </w:tblGrid>
-      <w:tr>
-        <w:trPr>
-          <w:cnfStyle w:val="100000000000" w:firstRow="1" w:lastRow="0" w:firstColumn="0" w:lastColumn="0" w:oddVBand="0" w:evenVBand="0" w:oddHBand="0" w:evenHBand="0" w:firstRowFirstColumn="0" w:firstRowLastColumn="0" w:lastRowFirstColumn="0" w:lastRowLastColumn="0"/>
-          <w:trHeight w:val="555"/>
-        </w:trPr>
-        <w:tc>
-          <w:tcPr>
-            <w:cnfStyle w:val="001000000000" w:firstRow="0" w:lastRow="0" w:firstColumn="1" w:lastColumn="0" w:oddVBand="0" w:evenVBand="0" w:oddHBand="0" w:evenHBand="0" w:firstRowFirstColumn="0" w:firstRowLastColumn="0" w:lastRowFirstColumn="0" w:lastRowLastColumn="0"/>
-            <w:tcW w:w="1001" w:type="pct"/>
-            <w:hideMark/>
-          </w:tcPr>
-          <w:p>
-            <w:pPr>
-              <w:jc w:val="center"/>
-              <w:rPr>
-                <w:rFonts w:ascii="Dax-Regular" w:eastAsia="Times New Roman" w:hAnsi="Dax-Regular" w:cs="Calibri"/>
-                <w:color w:val="000000"/>
-                <w:lang w:val="es-CO" w:eastAsia="en-US"/>
-              </w:rPr>
-            </w:pPr>
-            <w:r>
-              <w:rPr>
-                <w:rFonts w:ascii="Dax-Regular" w:eastAsia="Times New Roman" w:hAnsi="Dax-Regular" w:cs="Calibri"/>
-                <w:color w:val="000000"/>
-                <w:lang w:val="es-CO" w:eastAsia="en-US"/>
-              </w:rPr>
-              <w:t>Porcentaje de la muestra</w:t>
-            </w:r>
-          </w:p>
-        </w:tc>
-        <w:tc>
-          <w:tcPr>
-            <w:tcW w:w="1333" w:type="pct"/>
-            <w:hideMark/>
-          </w:tcPr>
-          <w:p>
-            <w:pPr>
-              <w:jc w:val="center"/>
-              <w:cnfStyle w:val="100000000000" w:firstRow="1" w:lastRow="0" w:firstColumn="0" w:lastColumn="0" w:oddVBand="0" w:evenVBand="0" w:oddHBand="0" w:evenHBand="0" w:firstRowFirstColumn="0" w:firstRowLastColumn="0" w:lastRowFirstColumn="0" w:lastRowLastColumn="0"/>
-              <w:rPr>
-                <w:rFonts w:ascii="Dax-Regular" w:eastAsia="Times New Roman" w:hAnsi="Dax-Regular" w:cs="Calibri"/>
-                <w:color w:val="000000"/>
-                <w:lang w:eastAsia="en-US"/>
-              </w:rPr>
-            </w:pPr>
-            <w:r>
-              <w:rPr>
-                <w:rFonts w:ascii="Dax-Regular" w:eastAsia="Times New Roman" w:hAnsi="Dax-Regular" w:cs="Calibri"/>
-                <w:color w:val="000000"/>
-                <w:lang w:eastAsia="en-US"/>
-              </w:rPr>
-              <w:t>push (Array List)</w:t>
-            </w:r>
-          </w:p>
-        </w:tc>
-        <w:tc>
-          <w:tcPr>
-            <w:tcW w:w="1333" w:type="pct"/>
-            <w:hideMark/>
-          </w:tcPr>
-          <w:p>
-            <w:pPr>
-              <w:jc w:val="center"/>
-              <w:cnfStyle w:val="100000000000" w:firstRow="1" w:lastRow="0" w:firstColumn="0" w:lastColumn="0" w:oddVBand="0" w:evenVBand="0" w:oddHBand="0" w:evenHBand="0" w:firstRowFirstColumn="0" w:firstRowLastColumn="0" w:lastRowFirstColumn="0" w:lastRowLastColumn="0"/>
-              <w:rPr>
-                <w:rFonts w:ascii="Dax-Regular" w:eastAsia="Times New Roman" w:hAnsi="Dax-Regular" w:cs="Calibri"/>
-                <w:color w:val="000000"/>
-                <w:lang w:eastAsia="en-US"/>
-              </w:rPr>
-            </w:pPr>
-            <w:r>
-              <w:rPr>
-                <w:rFonts w:ascii="Dax-Regular" w:eastAsia="Times New Roman" w:hAnsi="Dax-Regular" w:cs="Calibri"/>
-                <w:color w:val="000000"/>
-                <w:lang w:eastAsia="en-US"/>
-              </w:rPr>
-              <w:t>pop (Array List)</w:t>
-            </w:r>
-          </w:p>
-        </w:tc>
-        <w:tc>
-          <w:tcPr>
-            <w:tcW w:w="1333" w:type="pct"/>
-            <w:hideMark/>
-          </w:tcPr>
-          <w:p>
-            <w:pPr>
-              <w:jc w:val="center"/>
-              <w:cnfStyle w:val="100000000000" w:firstRow="1" w:lastRow="0" w:firstColumn="0" w:lastColumn="0" w:oddVBand="0" w:evenVBand="0" w:oddHBand="0" w:evenHBand="0" w:firstRowFirstColumn="0" w:firstRowLastColumn="0" w:lastRowFirstColumn="0" w:lastRowLastColumn="0"/>
-              <w:rPr>
-                <w:rFonts w:ascii="Dax-Regular" w:eastAsia="Times New Roman" w:hAnsi="Dax-Regular" w:cs="Calibri"/>
-                <w:color w:val="000000"/>
-                <w:lang w:eastAsia="en-US"/>
-              </w:rPr>
-            </w:pPr>
-            <w:proofErr w:type="gramStart"/>
-            <w:r>
-              <w:rPr>
-                <w:rFonts w:ascii="Dax-Regular" w:eastAsia="Times New Roman" w:hAnsi="Dax-Regular" w:cs="Calibri"/>
-                <w:color w:val="000000"/>
-                <w:lang w:eastAsia="en-US"/>
-              </w:rPr>
-              <w:t>top(</w:t>
-            </w:r>
-            <w:proofErr w:type="gramEnd"/>
-            <w:r>
-              <w:rPr>
-                <w:rFonts w:ascii="Dax-Regular" w:eastAsia="Times New Roman" w:hAnsi="Dax-Regular" w:cs="Calibri"/>
-                <w:color w:val="000000"/>
-                <w:lang w:eastAsia="en-US"/>
-              </w:rPr>
-              <w:t>Array List)</w:t>
-            </w:r>
-          </w:p>
-        </w:tc>
-      </w:tr>
-      <w:tr>
-        <w:trPr>
-          <w:cnfStyle w:val="000000100000" w:firstRow="0" w:lastRow="0" w:firstColumn="0" w:lastColumn="0" w:oddVBand="0" w:evenVBand="0" w:oddHBand="1" w:evenHBand="0" w:firstRowFirstColumn="0" w:firstRowLastColumn="0" w:lastRowFirstColumn="0" w:lastRowLastColumn="0"/>
-          <w:trHeight w:val="278"/>
-        </w:trPr>
-        <w:tc>
-          <w:tcPr>
-            <w:cnfStyle w:val="001000000000" w:firstRow="0" w:lastRow="0" w:firstColumn="1" w:lastColumn="0" w:oddVBand="0" w:evenVBand="0" w:oddHBand="0" w:evenHBand="0" w:firstRowFirstColumn="0" w:firstRowLastColumn="0" w:lastRowFirstColumn="0" w:lastRowLastColumn="0"/>
-            <w:tcW w:w="1001" w:type="pct"/>
-            <w:hideMark/>
-          </w:tcPr>
-          <w:p>
-            <w:pPr>
-              <w:jc w:val="center"/>
-              <w:rPr>
-                <w:rFonts w:ascii="Dax-Regular" w:eastAsia="Times New Roman" w:hAnsi="Dax-Regular" w:cs="Calibri"/>
-                <w:color w:val="000000"/>
-                <w:lang w:eastAsia="en-US"/>
-              </w:rPr>
-            </w:pPr>
-            <w:r>
-              <w:rPr>
-                <w:rFonts w:ascii="Dax-Regular" w:eastAsia="Times New Roman" w:hAnsi="Dax-Regular" w:cs="Calibri"/>
-                <w:color w:val="000000"/>
-                <w:lang w:eastAsia="en-US"/>
-              </w:rPr>
-              <w:t>0.50%</w:t>
-            </w:r>
-          </w:p>
-        </w:tc>
-        <w:tc>
-          <w:tcPr>
-            <w:tcW w:w="1333" w:type="pct"/>
-            <w:hideMark/>
-          </w:tcPr>
-          <w:p>
-            <w:pPr>
-              <w:jc w:val="center"/>
-              <w:cnfStyle w:val="000000100000" w:firstRow="0" w:lastRow="0" w:firstColumn="0" w:lastColumn="0" w:oddVBand="0" w:evenVBand="0" w:oddHBand="1" w:evenHBand="0" w:firstRowFirstColumn="0" w:firstRowLastColumn="0" w:lastRowFirstColumn="0" w:lastRowLastColumn="0"/>
-              <w:rPr>
-                <w:rFonts w:ascii="Dax-Regular" w:eastAsia="Times New Roman" w:hAnsi="Dax-Regular" w:cs="Calibri"/>
-                <w:color w:val="000000"/>
-                <w:lang w:eastAsia="en-US"/>
-              </w:rPr>
-            </w:pPr>
-          </w:p>
-        </w:tc>
-        <w:tc>
-          <w:tcPr>
-            <w:tcW w:w="1333" w:type="pct"/>
-            <w:hideMark/>
-          </w:tcPr>
-          <w:p>
-            <w:pPr>
-              <w:jc w:val="center"/>
-              <w:cnfStyle w:val="000000100000" w:firstRow="0" w:lastRow="0" w:firstColumn="0" w:lastColumn="0" w:oddVBand="0" w:evenVBand="0" w:oddHBand="1" w:evenHBand="0" w:firstRowFirstColumn="0" w:firstRowLastColumn="0" w:lastRowFirstColumn="0" w:lastRowLastColumn="0"/>
-              <w:rPr>
-                <w:rFonts w:ascii="Times New Roman" w:eastAsia="Times New Roman" w:hAnsi="Times New Roman" w:cs="Times New Roman"/>
-                <w:sz w:val="20"/>
-                <w:szCs w:val="20"/>
-                <w:lang w:eastAsia="en-US"/>
-              </w:rPr>
-            </w:pPr>
-          </w:p>
-        </w:tc>
-        <w:tc>
-          <w:tcPr>
-            <w:tcW w:w="1333" w:type="pct"/>
-            <w:hideMark/>
-          </w:tcPr>
-          <w:p>
-            <w:pPr>
-              <w:jc w:val="center"/>
-              <w:cnfStyle w:val="000000100000" w:firstRow="0" w:lastRow="0" w:firstColumn="0" w:lastColumn="0" w:oddVBand="0" w:evenVBand="0" w:oddHBand="1" w:evenHBand="0" w:firstRowFirstColumn="0" w:firstRowLastColumn="0" w:lastRowFirstColumn="0" w:lastRowLastColumn="0"/>
-              <w:rPr>
-                <w:rFonts w:ascii="Times New Roman" w:eastAsia="Times New Roman" w:hAnsi="Times New Roman" w:cs="Times New Roman"/>
-                <w:sz w:val="20"/>
-                <w:szCs w:val="20"/>
-                <w:lang w:eastAsia="en-US"/>
-              </w:rPr>
-            </w:pPr>
-          </w:p>
-        </w:tc>
-      </w:tr>
-      <w:tr>
-        <w:trPr>
-          <w:trHeight w:val="278"/>
-        </w:trPr>
-        <w:tc>
-          <w:tcPr>
-            <w:cnfStyle w:val="001000000000" w:firstRow="0" w:lastRow="0" w:firstColumn="1" w:lastColumn="0" w:oddVBand="0" w:evenVBand="0" w:oddHBand="0" w:evenHBand="0" w:firstRowFirstColumn="0" w:firstRowLastColumn="0" w:lastRowFirstColumn="0" w:lastRowLastColumn="0"/>
-            <w:tcW w:w="1001" w:type="pct"/>
-            <w:hideMark/>
-          </w:tcPr>
-          <w:p>
-            <w:pPr>
-              <w:jc w:val="center"/>
-              <w:rPr>
-                <w:rFonts w:ascii="Dax-Regular" w:eastAsia="Times New Roman" w:hAnsi="Dax-Regular" w:cs="Calibri"/>
-                <w:color w:val="000000"/>
-                <w:lang w:eastAsia="en-US"/>
-              </w:rPr>
-            </w:pPr>
-            <w:r>
-              <w:rPr>
-                <w:rFonts w:ascii="Dax-Regular" w:eastAsia="Times New Roman" w:hAnsi="Dax-Regular" w:cs="Calibri"/>
-                <w:color w:val="000000"/>
-                <w:lang w:eastAsia="en-US"/>
-              </w:rPr>
-              <w:t>5.00%</w:t>
-            </w:r>
-          </w:p>
-        </w:tc>
-        <w:tc>
-          <w:tcPr>
-            <w:tcW w:w="1333" w:type="pct"/>
-            <w:hideMark/>
-          </w:tcPr>
-          <w:p>
-            <w:pPr>
-              <w:jc w:val="center"/>
-              <w:cnfStyle w:val="000000000000" w:firstRow="0" w:lastRow="0" w:firstColumn="0" w:lastColumn="0" w:oddVBand="0" w:evenVBand="0" w:oddHBand="0" w:evenHBand="0" w:firstRowFirstColumn="0" w:firstRowLastColumn="0" w:lastRowFirstColumn="0" w:lastRowLastColumn="0"/>
-              <w:rPr>
-                <w:rFonts w:ascii="Dax-Regular" w:eastAsia="Times New Roman" w:hAnsi="Dax-Regular" w:cs="Calibri"/>
-                <w:color w:val="000000"/>
-                <w:lang w:eastAsia="en-US"/>
-              </w:rPr>
-            </w:pPr>
-          </w:p>
-        </w:tc>
-        <w:tc>
-          <w:tcPr>
-            <w:tcW w:w="1333" w:type="pct"/>
-            <w:hideMark/>
-          </w:tcPr>
-          <w:p>
-            <w:pPr>
-              <w:jc w:val="center"/>
-              <w:cnfStyle w:val="000000000000" w:firstRow="0" w:lastRow="0" w:firstColumn="0" w:lastColumn="0" w:oddVBand="0" w:evenVBand="0" w:oddHBand="0" w:evenHBand="0" w:firstRowFirstColumn="0" w:firstRowLastColumn="0" w:lastRowFirstColumn="0" w:lastRowLastColumn="0"/>
-              <w:rPr>
-                <w:rFonts w:ascii="Times New Roman" w:eastAsia="Times New Roman" w:hAnsi="Times New Roman" w:cs="Times New Roman"/>
-                <w:sz w:val="20"/>
-                <w:szCs w:val="20"/>
-                <w:lang w:eastAsia="en-US"/>
-              </w:rPr>
-            </w:pPr>
-          </w:p>
-        </w:tc>
-        <w:tc>
-          <w:tcPr>
-            <w:tcW w:w="1333" w:type="pct"/>
-            <w:hideMark/>
-          </w:tcPr>
-          <w:p>
-            <w:pPr>
-              <w:jc w:val="center"/>
-              <w:cnfStyle w:val="000000000000" w:firstRow="0" w:lastRow="0" w:firstColumn="0" w:lastColumn="0" w:oddVBand="0" w:evenVBand="0" w:oddHBand="0" w:evenHBand="0" w:firstRowFirstColumn="0" w:firstRowLastColumn="0" w:lastRowFirstColumn="0" w:lastRowLastColumn="0"/>
-              <w:rPr>
-                <w:rFonts w:ascii="Times New Roman" w:eastAsia="Times New Roman" w:hAnsi="Times New Roman" w:cs="Times New Roman"/>
-                <w:sz w:val="20"/>
-                <w:szCs w:val="20"/>
-                <w:lang w:eastAsia="en-US"/>
-              </w:rPr>
-            </w:pPr>
-          </w:p>
-        </w:tc>
-      </w:tr>
-      <w:tr>
-        <w:trPr>
-          <w:cnfStyle w:val="000000100000" w:firstRow="0" w:lastRow="0" w:firstColumn="0" w:lastColumn="0" w:oddVBand="0" w:evenVBand="0" w:oddHBand="1" w:evenHBand="0" w:firstRowFirstColumn="0" w:firstRowLastColumn="0" w:lastRowFirstColumn="0" w:lastRowLastColumn="0"/>
-          <w:trHeight w:val="285"/>
-        </w:trPr>
-        <w:tc>
-          <w:tcPr>
-            <w:cnfStyle w:val="001000000000" w:firstRow="0" w:lastRow="0" w:firstColumn="1" w:lastColumn="0" w:oddVBand="0" w:evenVBand="0" w:oddHBand="0" w:evenHBand="0" w:firstRowFirstColumn="0" w:firstRowLastColumn="0" w:lastRowFirstColumn="0" w:lastRowLastColumn="0"/>
-            <w:tcW w:w="1001" w:type="pct"/>
-            <w:hideMark/>
-          </w:tcPr>
-          <w:p>
-            <w:pPr>
-              <w:jc w:val="center"/>
-              <w:rPr>
-                <w:rFonts w:ascii="Dax-Regular" w:eastAsia="Times New Roman" w:hAnsi="Dax-Regular" w:cs="Calibri"/>
-                <w:color w:val="000000"/>
-                <w:lang w:eastAsia="en-US"/>
-              </w:rPr>
-            </w:pPr>
-            <w:r>
-              <w:rPr>
-                <w:rFonts w:ascii="Dax-Regular" w:eastAsia="Times New Roman" w:hAnsi="Dax-Regular" w:cs="Calibri"/>
-                <w:color w:val="000000"/>
-                <w:lang w:eastAsia="en-US"/>
-              </w:rPr>
-              <w:t>10.00%</w:t>
-            </w:r>
-          </w:p>
-        </w:tc>
-        <w:tc>
-          <w:tcPr>
-            <w:tcW w:w="1333" w:type="pct"/>
-            <w:hideMark/>
-          </w:tcPr>
-          <w:p>
-            <w:pPr>
-              <w:jc w:val="center"/>
-              <w:cnfStyle w:val="000000100000" w:firstRow="0" w:lastRow="0" w:firstColumn="0" w:lastColumn="0" w:oddVBand="0" w:evenVBand="0" w:oddHBand="1" w:evenHBand="0" w:firstRowFirstColumn="0" w:firstRowLastColumn="0" w:lastRowFirstColumn="0" w:lastRowLastColumn="0"/>
-              <w:rPr>
-                <w:rFonts w:ascii="Dax-Regular" w:eastAsia="Times New Roman" w:hAnsi="Dax-Regular" w:cs="Calibri"/>
-                <w:color w:val="000000"/>
-                <w:lang w:eastAsia="en-US"/>
-              </w:rPr>
-            </w:pPr>
-          </w:p>
-        </w:tc>
-        <w:tc>
-          <w:tcPr>
-            <w:tcW w:w="1333" w:type="pct"/>
-            <w:hideMark/>
-          </w:tcPr>
-          <w:p>
-            <w:pPr>
-              <w:jc w:val="center"/>
-              <w:cnfStyle w:val="000000100000" w:firstRow="0" w:lastRow="0" w:firstColumn="0" w:lastColumn="0" w:oddVBand="0" w:evenVBand="0" w:oddHBand="1" w:evenHBand="0" w:firstRowFirstColumn="0" w:firstRowLastColumn="0" w:lastRowFirstColumn="0" w:lastRowLastColumn="0"/>
-              <w:rPr>
-                <w:rFonts w:ascii="Times New Roman" w:eastAsia="Times New Roman" w:hAnsi="Times New Roman" w:cs="Times New Roman"/>
-                <w:sz w:val="20"/>
-                <w:szCs w:val="20"/>
-                <w:lang w:eastAsia="en-US"/>
-              </w:rPr>
-            </w:pPr>
-          </w:p>
-        </w:tc>
-        <w:tc>
-          <w:tcPr>
-            <w:tcW w:w="1333" w:type="pct"/>
-            <w:hideMark/>
-          </w:tcPr>
-          <w:p>
-            <w:pPr>
-              <w:jc w:val="center"/>
-              <w:cnfStyle w:val="000000100000" w:firstRow="0" w:lastRow="0" w:firstColumn="0" w:lastColumn="0" w:oddVBand="0" w:evenVBand="0" w:oddHBand="1" w:evenHBand="0" w:firstRowFirstColumn="0" w:firstRowLastColumn="0" w:lastRowFirstColumn="0" w:lastRowLastColumn="0"/>
-              <w:rPr>
-                <w:rFonts w:ascii="Times New Roman" w:eastAsia="Times New Roman" w:hAnsi="Times New Roman" w:cs="Times New Roman"/>
-                <w:sz w:val="20"/>
-                <w:szCs w:val="20"/>
-                <w:lang w:eastAsia="en-US"/>
-              </w:rPr>
-            </w:pPr>
-          </w:p>
-        </w:tc>
-      </w:tr>
-      <w:tr>
-        <w:trPr>
-          <w:trHeight w:val="285"/>
-        </w:trPr>
-        <w:tc>
-          <w:tcPr>
-            <w:cnfStyle w:val="001000000000" w:firstRow="0" w:lastRow="0" w:firstColumn="1" w:lastColumn="0" w:oddVBand="0" w:evenVBand="0" w:oddHBand="0" w:evenHBand="0" w:firstRowFirstColumn="0" w:firstRowLastColumn="0" w:lastRowFirstColumn="0" w:lastRowLastColumn="0"/>
-            <w:tcW w:w="1001" w:type="pct"/>
-            <w:hideMark/>
-          </w:tcPr>
-          <w:p>
-            <w:pPr>
-              <w:jc w:val="center"/>
-              <w:rPr>
-                <w:rFonts w:ascii="Dax-Regular" w:eastAsia="Times New Roman" w:hAnsi="Dax-Regular" w:cs="Calibri"/>
-                <w:color w:val="000000"/>
-                <w:lang w:eastAsia="en-US"/>
-              </w:rPr>
-            </w:pPr>
-            <w:r>
-              <w:rPr>
-                <w:rFonts w:ascii="Dax-Regular" w:eastAsia="Times New Roman" w:hAnsi="Dax-Regular" w:cs="Calibri"/>
-                <w:color w:val="000000"/>
-                <w:lang w:eastAsia="en-US"/>
-              </w:rPr>
-              <w:t>20.00%</w:t>
-            </w:r>
-          </w:p>
-        </w:tc>
-        <w:tc>
-          <w:tcPr>
-            <w:tcW w:w="1333" w:type="pct"/>
-            <w:hideMark/>
-          </w:tcPr>
-          <w:p>
-            <w:pPr>
-              <w:jc w:val="center"/>
-              <w:cnfStyle w:val="000000000000" w:firstRow="0" w:lastRow="0" w:firstColumn="0" w:lastColumn="0" w:oddVBand="0" w:evenVBand="0" w:oddHBand="0" w:evenHBand="0" w:firstRowFirstColumn="0" w:firstRowLastColumn="0" w:lastRowFirstColumn="0" w:lastRowLastColumn="0"/>
-              <w:rPr>
-                <w:rFonts w:ascii="Dax-Regular" w:eastAsia="Times New Roman" w:hAnsi="Dax-Regular" w:cs="Calibri"/>
-                <w:color w:val="000000"/>
-                <w:lang w:eastAsia="en-US"/>
-              </w:rPr>
-            </w:pPr>
-          </w:p>
-        </w:tc>
-        <w:tc>
-          <w:tcPr>
-            <w:tcW w:w="1333" w:type="pct"/>
-            <w:hideMark/>
-          </w:tcPr>
-          <w:p>
-            <w:pPr>
-              <w:jc w:val="center"/>
-              <w:cnfStyle w:val="000000000000" w:firstRow="0" w:lastRow="0" w:firstColumn="0" w:lastColumn="0" w:oddVBand="0" w:evenVBand="0" w:oddHBand="0" w:evenHBand="0" w:firstRowFirstColumn="0" w:firstRowLastColumn="0" w:lastRowFirstColumn="0" w:lastRowLastColumn="0"/>
-              <w:rPr>
-                <w:rFonts w:ascii="Times New Roman" w:eastAsia="Times New Roman" w:hAnsi="Times New Roman" w:cs="Times New Roman"/>
-                <w:sz w:val="20"/>
-                <w:szCs w:val="20"/>
-                <w:lang w:eastAsia="en-US"/>
-              </w:rPr>
-            </w:pPr>
-          </w:p>
-        </w:tc>
-        <w:tc>
-          <w:tcPr>
-            <w:tcW w:w="1333" w:type="pct"/>
-            <w:hideMark/>
-          </w:tcPr>
-          <w:p>
-            <w:pPr>
-              <w:jc w:val="center"/>
-              <w:cnfStyle w:val="000000000000" w:firstRow="0" w:lastRow="0" w:firstColumn="0" w:lastColumn="0" w:oddVBand="0" w:evenVBand="0" w:oddHBand="0" w:evenHBand="0" w:firstRowFirstColumn="0" w:firstRowLastColumn="0" w:lastRowFirstColumn="0" w:lastRowLastColumn="0"/>
-              <w:rPr>
-                <w:rFonts w:ascii="Times New Roman" w:eastAsia="Times New Roman" w:hAnsi="Times New Roman" w:cs="Times New Roman"/>
-                <w:sz w:val="20"/>
-                <w:szCs w:val="20"/>
-                <w:lang w:eastAsia="en-US"/>
-              </w:rPr>
-            </w:pPr>
-          </w:p>
-        </w:tc>
-      </w:tr>
-      <w:tr>
-        <w:trPr>
-          <w:cnfStyle w:val="000000100000" w:firstRow="0" w:lastRow="0" w:firstColumn="0" w:lastColumn="0" w:oddVBand="0" w:evenVBand="0" w:oddHBand="1" w:evenHBand="0" w:firstRowFirstColumn="0" w:firstRowLastColumn="0" w:lastRowFirstColumn="0" w:lastRowLastColumn="0"/>
-          <w:trHeight w:val="285"/>
-        </w:trPr>
-        <w:tc>
-          <w:tcPr>
-            <w:cnfStyle w:val="001000000000" w:firstRow="0" w:lastRow="0" w:firstColumn="1" w:lastColumn="0" w:oddVBand="0" w:evenVBand="0" w:oddHBand="0" w:evenHBand="0" w:firstRowFirstColumn="0" w:firstRowLastColumn="0" w:lastRowFirstColumn="0" w:lastRowLastColumn="0"/>
-            <w:tcW w:w="1001" w:type="pct"/>
-            <w:hideMark/>
-          </w:tcPr>
-          <w:p>
-            <w:pPr>
-              <w:jc w:val="center"/>
-              <w:rPr>
-                <w:rFonts w:ascii="Dax-Regular" w:eastAsia="Times New Roman" w:hAnsi="Dax-Regular" w:cs="Calibri"/>
-                <w:color w:val="000000"/>
-                <w:lang w:eastAsia="en-US"/>
-              </w:rPr>
-            </w:pPr>
-            <w:r>
-              <w:rPr>
-                <w:rFonts w:ascii="Dax-Regular" w:eastAsia="Times New Roman" w:hAnsi="Dax-Regular" w:cs="Calibri"/>
-                <w:color w:val="000000"/>
-                <w:lang w:eastAsia="en-US"/>
-              </w:rPr>
-              <w:t>30.00%</w:t>
-            </w:r>
-          </w:p>
-        </w:tc>
-        <w:tc>
-          <w:tcPr>
-            <w:tcW w:w="1333" w:type="pct"/>
-            <w:hideMark/>
-          </w:tcPr>
-          <w:p>
-            <w:pPr>
-              <w:jc w:val="center"/>
-              <w:cnfStyle w:val="000000100000" w:firstRow="0" w:lastRow="0" w:firstColumn="0" w:lastColumn="0" w:oddVBand="0" w:evenVBand="0" w:oddHBand="1" w:evenHBand="0" w:firstRowFirstColumn="0" w:firstRowLastColumn="0" w:lastRowFirstColumn="0" w:lastRowLastColumn="0"/>
-              <w:rPr>
-                <w:rFonts w:ascii="Dax-Regular" w:eastAsia="Times New Roman" w:hAnsi="Dax-Regular" w:cs="Calibri"/>
-                <w:color w:val="000000"/>
-                <w:lang w:eastAsia="en-US"/>
-              </w:rPr>
-            </w:pPr>
-          </w:p>
-        </w:tc>
-        <w:tc>
-          <w:tcPr>
-            <w:tcW w:w="1333" w:type="pct"/>
-            <w:hideMark/>
-          </w:tcPr>
-          <w:p>
-            <w:pPr>
-              <w:jc w:val="center"/>
-              <w:cnfStyle w:val="000000100000" w:firstRow="0" w:lastRow="0" w:firstColumn="0" w:lastColumn="0" w:oddVBand="0" w:evenVBand="0" w:oddHBand="1" w:evenHBand="0" w:firstRowFirstColumn="0" w:firstRowLastColumn="0" w:lastRowFirstColumn="0" w:lastRowLastColumn="0"/>
-              <w:rPr>
-                <w:rFonts w:ascii="Times New Roman" w:eastAsia="Times New Roman" w:hAnsi="Times New Roman" w:cs="Times New Roman"/>
-                <w:sz w:val="20"/>
-                <w:szCs w:val="20"/>
-                <w:lang w:eastAsia="en-US"/>
-              </w:rPr>
-            </w:pPr>
-          </w:p>
-        </w:tc>
-        <w:tc>
-          <w:tcPr>
-            <w:tcW w:w="1333" w:type="pct"/>
-            <w:hideMark/>
-          </w:tcPr>
-          <w:p>
-            <w:pPr>
-              <w:jc w:val="center"/>
-              <w:cnfStyle w:val="000000100000" w:firstRow="0" w:lastRow="0" w:firstColumn="0" w:lastColumn="0" w:oddVBand="0" w:evenVBand="0" w:oddHBand="1" w:evenHBand="0" w:firstRowFirstColumn="0" w:firstRowLastColumn="0" w:lastRowFirstColumn="0" w:lastRowLastColumn="0"/>
-              <w:rPr>
-                <w:rFonts w:ascii="Times New Roman" w:eastAsia="Times New Roman" w:hAnsi="Times New Roman" w:cs="Times New Roman"/>
-                <w:sz w:val="20"/>
-                <w:szCs w:val="20"/>
-                <w:lang w:eastAsia="en-US"/>
-              </w:rPr>
-            </w:pPr>
-          </w:p>
-        </w:tc>
-      </w:tr>
-      <w:tr>
-        <w:trPr>
-          <w:trHeight w:val="285"/>
-        </w:trPr>
-        <w:tc>
-          <w:tcPr>
-            <w:cnfStyle w:val="001000000000" w:firstRow="0" w:lastRow="0" w:firstColumn="1" w:lastColumn="0" w:oddVBand="0" w:evenVBand="0" w:oddHBand="0" w:evenHBand="0" w:firstRowFirstColumn="0" w:firstRowLastColumn="0" w:lastRowFirstColumn="0" w:lastRowLastColumn="0"/>
-            <w:tcW w:w="1001" w:type="pct"/>
-            <w:hideMark/>
-          </w:tcPr>
-          <w:p>
-            <w:pPr>
-              <w:jc w:val="center"/>
-              <w:rPr>
-                <w:rFonts w:ascii="Dax-Regular" w:eastAsia="Times New Roman" w:hAnsi="Dax-Regular" w:cs="Calibri"/>
-                <w:color w:val="000000"/>
-                <w:lang w:eastAsia="en-US"/>
-              </w:rPr>
-            </w:pPr>
-            <w:r>
-              <w:rPr>
-                <w:rFonts w:ascii="Dax-Regular" w:eastAsia="Times New Roman" w:hAnsi="Dax-Regular" w:cs="Calibri"/>
-                <w:color w:val="000000"/>
-                <w:lang w:eastAsia="en-US"/>
-              </w:rPr>
-              <w:t>50.00%</w:t>
-            </w:r>
-          </w:p>
-        </w:tc>
-        <w:tc>
-          <w:tcPr>
-            <w:tcW w:w="1333" w:type="pct"/>
-            <w:hideMark/>
-          </w:tcPr>
-          <w:p>
-            <w:pPr>
-              <w:jc w:val="center"/>
-              <w:cnfStyle w:val="000000000000" w:firstRow="0" w:lastRow="0" w:firstColumn="0" w:lastColumn="0" w:oddVBand="0" w:evenVBand="0" w:oddHBand="0" w:evenHBand="0" w:firstRowFirstColumn="0" w:firstRowLastColumn="0" w:lastRowFirstColumn="0" w:lastRowLastColumn="0"/>
-              <w:rPr>
-                <w:rFonts w:ascii="Dax-Regular" w:eastAsia="Times New Roman" w:hAnsi="Dax-Regular" w:cs="Calibri"/>
-                <w:color w:val="000000"/>
-                <w:lang w:eastAsia="en-US"/>
-              </w:rPr>
-            </w:pPr>
-          </w:p>
-        </w:tc>
-        <w:tc>
-          <w:tcPr>
-            <w:tcW w:w="1333" w:type="pct"/>
-            <w:hideMark/>
-          </w:tcPr>
-          <w:p>
-            <w:pPr>
-              <w:jc w:val="center"/>
-              <w:cnfStyle w:val="000000000000" w:firstRow="0" w:lastRow="0" w:firstColumn="0" w:lastColumn="0" w:oddVBand="0" w:evenVBand="0" w:oddHBand="0" w:evenHBand="0" w:firstRowFirstColumn="0" w:firstRowLastColumn="0" w:lastRowFirstColumn="0" w:lastRowLastColumn="0"/>
-              <w:rPr>
-                <w:rFonts w:ascii="Times New Roman" w:eastAsia="Times New Roman" w:hAnsi="Times New Roman" w:cs="Times New Roman"/>
-                <w:sz w:val="20"/>
-                <w:szCs w:val="20"/>
-                <w:lang w:eastAsia="en-US"/>
-              </w:rPr>
-            </w:pPr>
-          </w:p>
-        </w:tc>
-        <w:tc>
-          <w:tcPr>
-            <w:tcW w:w="1333" w:type="pct"/>
-            <w:hideMark/>
-          </w:tcPr>
-          <w:p>
-            <w:pPr>
-              <w:jc w:val="center"/>
-              <w:cnfStyle w:val="000000000000" w:firstRow="0" w:lastRow="0" w:firstColumn="0" w:lastColumn="0" w:oddVBand="0" w:evenVBand="0" w:oddHBand="0" w:evenHBand="0" w:firstRowFirstColumn="0" w:firstRowLastColumn="0" w:lastRowFirstColumn="0" w:lastRowLastColumn="0"/>
-              <w:rPr>
-                <w:rFonts w:ascii="Times New Roman" w:eastAsia="Times New Roman" w:hAnsi="Times New Roman" w:cs="Times New Roman"/>
-                <w:sz w:val="20"/>
-                <w:szCs w:val="20"/>
-                <w:lang w:eastAsia="en-US"/>
-              </w:rPr>
-            </w:pPr>
-          </w:p>
-        </w:tc>
-      </w:tr>
-      <w:tr>
-        <w:trPr>
-          <w:cnfStyle w:val="000000100000" w:firstRow="0" w:lastRow="0" w:firstColumn="0" w:lastColumn="0" w:oddVBand="0" w:evenVBand="0" w:oddHBand="1" w:evenHBand="0" w:firstRowFirstColumn="0" w:firstRowLastColumn="0" w:lastRowFirstColumn="0" w:lastRowLastColumn="0"/>
-          <w:trHeight w:val="285"/>
-        </w:trPr>
-        <w:tc>
-          <w:tcPr>
-            <w:cnfStyle w:val="001000000000" w:firstRow="0" w:lastRow="0" w:firstColumn="1" w:lastColumn="0" w:oddVBand="0" w:evenVBand="0" w:oddHBand="0" w:evenHBand="0" w:firstRowFirstColumn="0" w:firstRowLastColumn="0" w:lastRowFirstColumn="0" w:lastRowLastColumn="0"/>
-            <w:tcW w:w="1001" w:type="pct"/>
-            <w:hideMark/>
-          </w:tcPr>
-          <w:p>
-            <w:pPr>
-              <w:jc w:val="center"/>
-              <w:rPr>
-                <w:rFonts w:ascii="Dax-Regular" w:eastAsia="Times New Roman" w:hAnsi="Dax-Regular" w:cs="Calibri"/>
-                <w:color w:val="000000"/>
-                <w:lang w:eastAsia="en-US"/>
-              </w:rPr>
-            </w:pPr>
-            <w:r>
-              <w:rPr>
-                <w:rFonts w:ascii="Dax-Regular" w:eastAsia="Times New Roman" w:hAnsi="Dax-Regular" w:cs="Calibri"/>
-                <w:color w:val="000000"/>
-                <w:lang w:eastAsia="en-US"/>
-              </w:rPr>
-              <w:t>80.00%</w:t>
-            </w:r>
-          </w:p>
-        </w:tc>
-        <w:tc>
-          <w:tcPr>
-            <w:tcW w:w="1333" w:type="pct"/>
-            <w:hideMark/>
-          </w:tcPr>
-          <w:p>
-            <w:pPr>
-              <w:jc w:val="center"/>
-              <w:cnfStyle w:val="000000100000" w:firstRow="0" w:lastRow="0" w:firstColumn="0" w:lastColumn="0" w:oddVBand="0" w:evenVBand="0" w:oddHBand="1" w:evenHBand="0" w:firstRowFirstColumn="0" w:firstRowLastColumn="0" w:lastRowFirstColumn="0" w:lastRowLastColumn="0"/>
-              <w:rPr>
-                <w:rFonts w:ascii="Dax-Regular" w:eastAsia="Times New Roman" w:hAnsi="Dax-Regular" w:cs="Calibri"/>
-                <w:color w:val="000000"/>
-                <w:lang w:eastAsia="en-US"/>
-              </w:rPr>
-            </w:pPr>
-          </w:p>
-        </w:tc>
-        <w:tc>
-          <w:tcPr>
-            <w:tcW w:w="1333" w:type="pct"/>
-            <w:hideMark/>
-          </w:tcPr>
-          <w:p>
-            <w:pPr>
-              <w:jc w:val="center"/>
-              <w:cnfStyle w:val="000000100000" w:firstRow="0" w:lastRow="0" w:firstColumn="0" w:lastColumn="0" w:oddVBand="0" w:evenVBand="0" w:oddHBand="1" w:evenHBand="0" w:firstRowFirstColumn="0" w:firstRowLastColumn="0" w:lastRowFirstColumn="0" w:lastRowLastColumn="0"/>
-              <w:rPr>
-                <w:rFonts w:ascii="Times New Roman" w:eastAsia="Times New Roman" w:hAnsi="Times New Roman" w:cs="Times New Roman"/>
-                <w:sz w:val="20"/>
-                <w:szCs w:val="20"/>
-                <w:lang w:eastAsia="en-US"/>
-              </w:rPr>
-            </w:pPr>
-          </w:p>
-        </w:tc>
-        <w:tc>
-          <w:tcPr>
-            <w:tcW w:w="1333" w:type="pct"/>
-            <w:hideMark/>
-          </w:tcPr>
-          <w:p>
-            <w:pPr>
-              <w:jc w:val="center"/>
-              <w:cnfStyle w:val="000000100000" w:firstRow="0" w:lastRow="0" w:firstColumn="0" w:lastColumn="0" w:oddVBand="0" w:evenVBand="0" w:oddHBand="1" w:evenHBand="0" w:firstRowFirstColumn="0" w:firstRowLastColumn="0" w:lastRowFirstColumn="0" w:lastRowLastColumn="0"/>
-              <w:rPr>
-                <w:rFonts w:ascii="Times New Roman" w:eastAsia="Times New Roman" w:hAnsi="Times New Roman" w:cs="Times New Roman"/>
-                <w:sz w:val="20"/>
-                <w:szCs w:val="20"/>
-                <w:lang w:eastAsia="en-US"/>
-              </w:rPr>
-            </w:pPr>
-          </w:p>
-        </w:tc>
-      </w:tr>
-      <w:tr>
-        <w:trPr>
-          <w:trHeight w:val="285"/>
-        </w:trPr>
-        <w:tc>
-          <w:tcPr>
-            <w:cnfStyle w:val="001000000000" w:firstRow="0" w:lastRow="0" w:firstColumn="1" w:lastColumn="0" w:oddVBand="0" w:evenVBand="0" w:oddHBand="0" w:evenHBand="0" w:firstRowFirstColumn="0" w:firstRowLastColumn="0" w:lastRowFirstColumn="0" w:lastRowLastColumn="0"/>
-            <w:tcW w:w="1001" w:type="pct"/>
-            <w:hideMark/>
-          </w:tcPr>
-          <w:p>
-            <w:pPr>
-              <w:jc w:val="center"/>
-              <w:rPr>
-                <w:rFonts w:ascii="Dax-Regular" w:eastAsia="Times New Roman" w:hAnsi="Dax-Regular" w:cs="Calibri"/>
-                <w:color w:val="000000"/>
-                <w:lang w:eastAsia="en-US"/>
-              </w:rPr>
-            </w:pPr>
-            <w:r>
-              <w:rPr>
-                <w:rFonts w:ascii="Dax-Regular" w:eastAsia="Times New Roman" w:hAnsi="Dax-Regular" w:cs="Calibri"/>
-                <w:color w:val="000000"/>
-                <w:lang w:eastAsia="en-US"/>
-              </w:rPr>
-              <w:t>100.00%</w:t>
-            </w:r>
-          </w:p>
-        </w:tc>
-        <w:tc>
-          <w:tcPr>
-            <w:tcW w:w="1333" w:type="pct"/>
             <w:hideMark/>
           </w:tcPr>
           <w:p>
@@ -5941,18 +2359,8 @@
           <w:bCs/>
           <w:lang w:val="es-419"/>
         </w:rPr>
-        <w:t xml:space="preserve"> </w:t>
+        <w:t xml:space="preserve"> List</w:t>
       </w:r>
-      <w:proofErr w:type="spellStart"/>
-      <w:r>
-        <w:rPr>
-          <w:b/>
-          <w:bCs/>
-          <w:lang w:val="es-419"/>
-        </w:rPr>
-        <w:t>List</w:t>
-      </w:r>
-      <w:proofErr w:type="spellEnd"/>
     </w:p>
     <w:p>
       <w:pPr>
@@ -5968,8 +2376,8 @@
         <w:tblLook w:val="04A0" w:firstRow="1" w:lastRow="0" w:firstColumn="1" w:lastColumn="0" w:noHBand="0" w:noVBand="1"/>
       </w:tblPr>
       <w:tblGrid>
-        <w:gridCol w:w="1703"/>
-        <w:gridCol w:w="2267"/>
+        <w:gridCol w:w="1701"/>
+        <w:gridCol w:w="2269"/>
         <w:gridCol w:w="2267"/>
         <w:gridCol w:w="2267"/>
       </w:tblGrid>
@@ -5981,7 +2389,7 @@
         <w:tc>
           <w:tcPr>
             <w:cnfStyle w:val="001000000000" w:firstRow="0" w:lastRow="0" w:firstColumn="1" w:lastColumn="0" w:oddVBand="0" w:evenVBand="0" w:oddHBand="0" w:evenHBand="0" w:firstRowFirstColumn="0" w:firstRowLastColumn="0" w:lastRowFirstColumn="0" w:lastRowLastColumn="0"/>
-            <w:tcW w:w="1001" w:type="pct"/>
+            <w:tcW w:w="1000" w:type="pct"/>
             <w:hideMark/>
           </w:tcPr>
           <w:p>
@@ -6005,7 +2413,7 @@
         </w:tc>
         <w:tc>
           <w:tcPr>
-            <w:tcW w:w="1333" w:type="pct"/>
+            <w:tcW w:w="1334" w:type="pct"/>
             <w:hideMark/>
           </w:tcPr>
           <w:p>
@@ -6135,7 +2543,7 @@
         <w:tc>
           <w:tcPr>
             <w:cnfStyle w:val="001000000000" w:firstRow="0" w:lastRow="0" w:firstColumn="1" w:lastColumn="0" w:oddVBand="0" w:evenVBand="0" w:oddHBand="0" w:evenHBand="0" w:firstRowFirstColumn="0" w:firstRowLastColumn="0" w:lastRowFirstColumn="0" w:lastRowLastColumn="0"/>
-            <w:tcW w:w="1001" w:type="pct"/>
+            <w:tcW w:w="1000" w:type="pct"/>
             <w:hideMark/>
           </w:tcPr>
           <w:p>
@@ -6159,7 +2567,7 @@
         </w:tc>
         <w:tc>
           <w:tcPr>
-            <w:tcW w:w="1333" w:type="pct"/>
+            <w:tcW w:w="1334" w:type="pct"/>
             <w:hideMark/>
           </w:tcPr>
           <w:p>
@@ -6218,7 +2626,7 @@
         <w:tc>
           <w:tcPr>
             <w:cnfStyle w:val="001000000000" w:firstRow="0" w:lastRow="0" w:firstColumn="1" w:lastColumn="0" w:oddVBand="0" w:evenVBand="0" w:oddHBand="0" w:evenHBand="0" w:firstRowFirstColumn="0" w:firstRowLastColumn="0" w:lastRowFirstColumn="0" w:lastRowLastColumn="0"/>
-            <w:tcW w:w="1001" w:type="pct"/>
+            <w:tcW w:w="1000" w:type="pct"/>
             <w:hideMark/>
           </w:tcPr>
           <w:p>
@@ -6242,7 +2650,7 @@
         </w:tc>
         <w:tc>
           <w:tcPr>
-            <w:tcW w:w="1333" w:type="pct"/>
+            <w:tcW w:w="1334" w:type="pct"/>
             <w:hideMark/>
           </w:tcPr>
           <w:p>
@@ -6302,7 +2710,7 @@
         <w:tc>
           <w:tcPr>
             <w:cnfStyle w:val="001000000000" w:firstRow="0" w:lastRow="0" w:firstColumn="1" w:lastColumn="0" w:oddVBand="0" w:evenVBand="0" w:oddHBand="0" w:evenHBand="0" w:firstRowFirstColumn="0" w:firstRowLastColumn="0" w:lastRowFirstColumn="0" w:lastRowLastColumn="0"/>
-            <w:tcW w:w="1001" w:type="pct"/>
+            <w:tcW w:w="1000" w:type="pct"/>
             <w:hideMark/>
           </w:tcPr>
           <w:p>
@@ -6326,7 +2734,7 @@
         </w:tc>
         <w:tc>
           <w:tcPr>
-            <w:tcW w:w="1333" w:type="pct"/>
+            <w:tcW w:w="1334" w:type="pct"/>
             <w:hideMark/>
           </w:tcPr>
           <w:p>
@@ -6385,7 +2793,7 @@
         <w:tc>
           <w:tcPr>
             <w:cnfStyle w:val="001000000000" w:firstRow="0" w:lastRow="0" w:firstColumn="1" w:lastColumn="0" w:oddVBand="0" w:evenVBand="0" w:oddHBand="0" w:evenHBand="0" w:firstRowFirstColumn="0" w:firstRowLastColumn="0" w:lastRowFirstColumn="0" w:lastRowLastColumn="0"/>
-            <w:tcW w:w="1001" w:type="pct"/>
+            <w:tcW w:w="1000" w:type="pct"/>
             <w:hideMark/>
           </w:tcPr>
           <w:p>
@@ -6409,7 +2817,7 @@
         </w:tc>
         <w:tc>
           <w:tcPr>
-            <w:tcW w:w="1333" w:type="pct"/>
+            <w:tcW w:w="1334" w:type="pct"/>
             <w:hideMark/>
           </w:tcPr>
           <w:p>
@@ -6469,7 +2877,7 @@
         <w:tc>
           <w:tcPr>
             <w:cnfStyle w:val="001000000000" w:firstRow="0" w:lastRow="0" w:firstColumn="1" w:lastColumn="0" w:oddVBand="0" w:evenVBand="0" w:oddHBand="0" w:evenHBand="0" w:firstRowFirstColumn="0" w:firstRowLastColumn="0" w:lastRowFirstColumn="0" w:lastRowLastColumn="0"/>
-            <w:tcW w:w="1001" w:type="pct"/>
+            <w:tcW w:w="1000" w:type="pct"/>
             <w:hideMark/>
           </w:tcPr>
           <w:p>
@@ -6493,7 +2901,7 @@
         </w:tc>
         <w:tc>
           <w:tcPr>
-            <w:tcW w:w="1333" w:type="pct"/>
+            <w:tcW w:w="1334" w:type="pct"/>
             <w:hideMark/>
           </w:tcPr>
           <w:p>
@@ -6552,7 +2960,7 @@
         <w:tc>
           <w:tcPr>
             <w:cnfStyle w:val="001000000000" w:firstRow="0" w:lastRow="0" w:firstColumn="1" w:lastColumn="0" w:oddVBand="0" w:evenVBand="0" w:oddHBand="0" w:evenHBand="0" w:firstRowFirstColumn="0" w:firstRowLastColumn="0" w:lastRowFirstColumn="0" w:lastRowLastColumn="0"/>
-            <w:tcW w:w="1001" w:type="pct"/>
+            <w:tcW w:w="1000" w:type="pct"/>
             <w:hideMark/>
           </w:tcPr>
           <w:p>
@@ -6576,7 +2984,7 @@
         </w:tc>
         <w:tc>
           <w:tcPr>
-            <w:tcW w:w="1333" w:type="pct"/>
+            <w:tcW w:w="1334" w:type="pct"/>
             <w:hideMark/>
           </w:tcPr>
           <w:p>
@@ -6636,7 +3044,7 @@
         <w:tc>
           <w:tcPr>
             <w:cnfStyle w:val="001000000000" w:firstRow="0" w:lastRow="0" w:firstColumn="1" w:lastColumn="0" w:oddVBand="0" w:evenVBand="0" w:oddHBand="0" w:evenHBand="0" w:firstRowFirstColumn="0" w:firstRowLastColumn="0" w:lastRowFirstColumn="0" w:lastRowLastColumn="0"/>
-            <w:tcW w:w="1001" w:type="pct"/>
+            <w:tcW w:w="1000" w:type="pct"/>
             <w:hideMark/>
           </w:tcPr>
           <w:p>
@@ -6660,7 +3068,7 @@
         </w:tc>
         <w:tc>
           <w:tcPr>
-            <w:tcW w:w="1333" w:type="pct"/>
+            <w:tcW w:w="1334" w:type="pct"/>
             <w:hideMark/>
           </w:tcPr>
           <w:p>
@@ -6719,7 +3127,7 @@
         <w:tc>
           <w:tcPr>
             <w:cnfStyle w:val="001000000000" w:firstRow="0" w:lastRow="0" w:firstColumn="1" w:lastColumn="0" w:oddVBand="0" w:evenVBand="0" w:oddHBand="0" w:evenHBand="0" w:firstRowFirstColumn="0" w:firstRowLastColumn="0" w:lastRowFirstColumn="0" w:lastRowLastColumn="0"/>
-            <w:tcW w:w="1001" w:type="pct"/>
+            <w:tcW w:w="1000" w:type="pct"/>
             <w:hideMark/>
           </w:tcPr>
           <w:p>
@@ -6743,7 +3151,7 @@
         </w:tc>
         <w:tc>
           <w:tcPr>
-            <w:tcW w:w="1333" w:type="pct"/>
+            <w:tcW w:w="1334" w:type="pct"/>
             <w:hideMark/>
           </w:tcPr>
           <w:p>
@@ -6828,7 +3236,6 @@
         </w:rPr>
         <w:t xml:space="preserve"> para </w:t>
       </w:r>
-      <w:proofErr w:type="spellStart"/>
       <w:r>
         <w:rPr>
           <w:b/>
@@ -6837,7 +3244,6 @@
         </w:rPr>
         <w:t>Stack</w:t>
       </w:r>
-      <w:proofErr w:type="spellEnd"/>
       <w:r>
         <w:rPr>
           <w:b/>
@@ -6862,18 +3268,8 @@
           <w:bCs/>
           <w:lang w:val="es-419"/>
         </w:rPr>
-        <w:t xml:space="preserve"> </w:t>
+        <w:t xml:space="preserve"> List</w:t>
       </w:r>
-      <w:proofErr w:type="spellStart"/>
-      <w:r>
-        <w:rPr>
-          <w:b/>
-          <w:bCs/>
-          <w:lang w:val="es-419"/>
-        </w:rPr>
-        <w:t>List</w:t>
-      </w:r>
-      <w:proofErr w:type="spellEnd"/>
     </w:p>
     <w:p>
       <w:pPr>
@@ -6889,8 +3285,8 @@
         <w:tblLook w:val="04A0" w:firstRow="1" w:lastRow="0" w:firstColumn="1" w:lastColumn="0" w:noHBand="0" w:noVBand="1"/>
       </w:tblPr>
       <w:tblGrid>
-        <w:gridCol w:w="1703"/>
-        <w:gridCol w:w="2267"/>
+        <w:gridCol w:w="1701"/>
+        <w:gridCol w:w="2269"/>
         <w:gridCol w:w="2267"/>
         <w:gridCol w:w="2267"/>
       </w:tblGrid>
@@ -6902,7 +3298,7 @@
         <w:tc>
           <w:tcPr>
             <w:cnfStyle w:val="001000000000" w:firstRow="0" w:lastRow="0" w:firstColumn="1" w:lastColumn="0" w:oddVBand="0" w:evenVBand="0" w:oddHBand="0" w:evenHBand="0" w:firstRowFirstColumn="0" w:firstRowLastColumn="0" w:lastRowFirstColumn="0" w:lastRowLastColumn="0"/>
-            <w:tcW w:w="1001" w:type="pct"/>
+            <w:tcW w:w="1000" w:type="pct"/>
             <w:hideMark/>
           </w:tcPr>
           <w:p>
@@ -6926,7 +3322,7 @@
         </w:tc>
         <w:tc>
           <w:tcPr>
-            <w:tcW w:w="1333" w:type="pct"/>
+            <w:tcW w:w="1334" w:type="pct"/>
             <w:hideMark/>
           </w:tcPr>
           <w:p>
@@ -7058,7 +3454,7 @@
         <w:tc>
           <w:tcPr>
             <w:cnfStyle w:val="001000000000" w:firstRow="0" w:lastRow="0" w:firstColumn="1" w:lastColumn="0" w:oddVBand="0" w:evenVBand="0" w:oddHBand="0" w:evenHBand="0" w:firstRowFirstColumn="0" w:firstRowLastColumn="0" w:lastRowFirstColumn="0" w:lastRowLastColumn="0"/>
-            <w:tcW w:w="1001" w:type="pct"/>
+            <w:tcW w:w="1000" w:type="pct"/>
             <w:hideMark/>
           </w:tcPr>
           <w:p>
@@ -7082,7 +3478,7 @@
         </w:tc>
         <w:tc>
           <w:tcPr>
-            <w:tcW w:w="1333" w:type="pct"/>
+            <w:tcW w:w="1334" w:type="pct"/>
             <w:hideMark/>
           </w:tcPr>
           <w:p>
@@ -7141,7 +3537,7 @@
         <w:tc>
           <w:tcPr>
             <w:cnfStyle w:val="001000000000" w:firstRow="0" w:lastRow="0" w:firstColumn="1" w:lastColumn="0" w:oddVBand="0" w:evenVBand="0" w:oddHBand="0" w:evenHBand="0" w:firstRowFirstColumn="0" w:firstRowLastColumn="0" w:lastRowFirstColumn="0" w:lastRowLastColumn="0"/>
-            <w:tcW w:w="1001" w:type="pct"/>
+            <w:tcW w:w="1000" w:type="pct"/>
             <w:hideMark/>
           </w:tcPr>
           <w:p>
@@ -7165,7 +3561,7 @@
         </w:tc>
         <w:tc>
           <w:tcPr>
-            <w:tcW w:w="1333" w:type="pct"/>
+            <w:tcW w:w="1334" w:type="pct"/>
             <w:hideMark/>
           </w:tcPr>
           <w:p>
@@ -7225,7 +3621,7 @@
         <w:tc>
           <w:tcPr>
             <w:cnfStyle w:val="001000000000" w:firstRow="0" w:lastRow="0" w:firstColumn="1" w:lastColumn="0" w:oddVBand="0" w:evenVBand="0" w:oddHBand="0" w:evenHBand="0" w:firstRowFirstColumn="0" w:firstRowLastColumn="0" w:lastRowFirstColumn="0" w:lastRowLastColumn="0"/>
-            <w:tcW w:w="1001" w:type="pct"/>
+            <w:tcW w:w="1000" w:type="pct"/>
             <w:hideMark/>
           </w:tcPr>
           <w:p>
@@ -7249,7 +3645,7 @@
         </w:tc>
         <w:tc>
           <w:tcPr>
-            <w:tcW w:w="1333" w:type="pct"/>
+            <w:tcW w:w="1334" w:type="pct"/>
             <w:hideMark/>
           </w:tcPr>
           <w:p>
@@ -7308,7 +3704,7 @@
         <w:tc>
           <w:tcPr>
             <w:cnfStyle w:val="001000000000" w:firstRow="0" w:lastRow="0" w:firstColumn="1" w:lastColumn="0" w:oddVBand="0" w:evenVBand="0" w:oddHBand="0" w:evenHBand="0" w:firstRowFirstColumn="0" w:firstRowLastColumn="0" w:lastRowFirstColumn="0" w:lastRowLastColumn="0"/>
-            <w:tcW w:w="1001" w:type="pct"/>
+            <w:tcW w:w="1000" w:type="pct"/>
             <w:hideMark/>
           </w:tcPr>
           <w:p>
@@ -7332,7 +3728,7 @@
         </w:tc>
         <w:tc>
           <w:tcPr>
-            <w:tcW w:w="1333" w:type="pct"/>
+            <w:tcW w:w="1334" w:type="pct"/>
             <w:hideMark/>
           </w:tcPr>
           <w:p>
@@ -7392,7 +3788,7 @@
         <w:tc>
           <w:tcPr>
             <w:cnfStyle w:val="001000000000" w:firstRow="0" w:lastRow="0" w:firstColumn="1" w:lastColumn="0" w:oddVBand="0" w:evenVBand="0" w:oddHBand="0" w:evenHBand="0" w:firstRowFirstColumn="0" w:firstRowLastColumn="0" w:lastRowFirstColumn="0" w:lastRowLastColumn="0"/>
-            <w:tcW w:w="1001" w:type="pct"/>
+            <w:tcW w:w="1000" w:type="pct"/>
             <w:hideMark/>
           </w:tcPr>
           <w:p>
@@ -7416,7 +3812,7 @@
         </w:tc>
         <w:tc>
           <w:tcPr>
-            <w:tcW w:w="1333" w:type="pct"/>
+            <w:tcW w:w="1334" w:type="pct"/>
             <w:hideMark/>
           </w:tcPr>
           <w:p>
@@ -7475,7 +3871,7 @@
         <w:tc>
           <w:tcPr>
             <w:cnfStyle w:val="001000000000" w:firstRow="0" w:lastRow="0" w:firstColumn="1" w:lastColumn="0" w:oddVBand="0" w:evenVBand="0" w:oddHBand="0" w:evenHBand="0" w:firstRowFirstColumn="0" w:firstRowLastColumn="0" w:lastRowFirstColumn="0" w:lastRowLastColumn="0"/>
-            <w:tcW w:w="1001" w:type="pct"/>
+            <w:tcW w:w="1000" w:type="pct"/>
             <w:hideMark/>
           </w:tcPr>
           <w:p>
@@ -7499,7 +3895,7 @@
         </w:tc>
         <w:tc>
           <w:tcPr>
-            <w:tcW w:w="1333" w:type="pct"/>
+            <w:tcW w:w="1334" w:type="pct"/>
             <w:hideMark/>
           </w:tcPr>
           <w:p>
@@ -7559,7 +3955,7 @@
         <w:tc>
           <w:tcPr>
             <w:cnfStyle w:val="001000000000" w:firstRow="0" w:lastRow="0" w:firstColumn="1" w:lastColumn="0" w:oddVBand="0" w:evenVBand="0" w:oddHBand="0" w:evenHBand="0" w:firstRowFirstColumn="0" w:firstRowLastColumn="0" w:lastRowFirstColumn="0" w:lastRowLastColumn="0"/>
-            <w:tcW w:w="1001" w:type="pct"/>
+            <w:tcW w:w="1000" w:type="pct"/>
             <w:hideMark/>
           </w:tcPr>
           <w:p>
@@ -7583,7 +3979,7 @@
         </w:tc>
         <w:tc>
           <w:tcPr>
-            <w:tcW w:w="1333" w:type="pct"/>
+            <w:tcW w:w="1334" w:type="pct"/>
             <w:hideMark/>
           </w:tcPr>
           <w:p>
@@ -7642,7 +4038,7 @@
         <w:tc>
           <w:tcPr>
             <w:cnfStyle w:val="001000000000" w:firstRow="0" w:lastRow="0" w:firstColumn="1" w:lastColumn="0" w:oddVBand="0" w:evenVBand="0" w:oddHBand="0" w:evenHBand="0" w:firstRowFirstColumn="0" w:firstRowLastColumn="0" w:lastRowFirstColumn="0" w:lastRowLastColumn="0"/>
-            <w:tcW w:w="1001" w:type="pct"/>
+            <w:tcW w:w="1000" w:type="pct"/>
             <w:hideMark/>
           </w:tcPr>
           <w:p>
@@ -7666,7 +4062,7 @@
         </w:tc>
         <w:tc>
           <w:tcPr>
-            <w:tcW w:w="1333" w:type="pct"/>
+            <w:tcW w:w="1334" w:type="pct"/>
             <w:hideMark/>
           </w:tcPr>
           <w:p>
@@ -7741,7 +4137,6 @@
           <w:bCs/>
           <w:lang w:val="es-419"/>
         </w:rPr>
-        <w:lastRenderedPageBreak/>
         <w:t>M</w:t>
       </w:r>
       <w:r>
@@ -7758,15 +4153,7 @@
           <w:bCs/>
           <w:lang w:val="es-419"/>
         </w:rPr>
-        <w:t xml:space="preserve">quina </w:t>
-      </w:r>
-      <w:r>
-        <w:rPr>
-          <w:b/>
-          <w:bCs/>
-          <w:lang w:val="es-419"/>
-        </w:rPr>
-        <w:t>3</w:t>
+        <w:t>quina 2</w:t>
       </w:r>
     </w:p>
     <w:p>
@@ -7810,18 +4197,8 @@
           <w:bCs/>
           <w:lang w:val="es-419"/>
         </w:rPr>
-        <w:t xml:space="preserve"> con Array </w:t>
+        <w:t xml:space="preserve"> con Array List</w:t>
       </w:r>
-      <w:proofErr w:type="spellStart"/>
-      <w:r>
-        <w:rPr>
-          <w:b/>
-          <w:bCs/>
-          <w:lang w:val="es-419"/>
-        </w:rPr>
-        <w:t>List</w:t>
-      </w:r>
-      <w:proofErr w:type="spellEnd"/>
     </w:p>
     <w:p>
       <w:pPr>
@@ -7985,7 +4362,6 @@
           </w:tcPr>
           <w:p>
             <w:pPr>
-              <w:jc w:val="center"/>
               <w:cnfStyle w:val="000000100000" w:firstRow="0" w:lastRow="0" w:firstColumn="0" w:lastColumn="0" w:oddVBand="0" w:evenVBand="0" w:oddHBand="1" w:evenHBand="0" w:firstRowFirstColumn="0" w:firstRowLastColumn="0" w:lastRowFirstColumn="0" w:lastRowLastColumn="0"/>
               <w:rPr>
                 <w:rFonts w:ascii="Dax-Regular" w:eastAsia="Times New Roman" w:hAnsi="Dax-Regular" w:cs="Calibri"/>
@@ -7993,21 +4369,22 @@
                 <w:lang w:eastAsia="en-US"/>
               </w:rPr>
             </w:pPr>
-          </w:p>
-        </w:tc>
-        <w:tc>
-          <w:tcPr>
-            <w:tcW w:w="1333" w:type="pct"/>
-            <w:hideMark/>
-          </w:tcPr>
+            <w:r>
+              <w:rPr>
+                <w:rFonts w:ascii="Dax-Regular" w:eastAsia="Times New Roman" w:hAnsi="Dax-Regular" w:cs="Calibri"/>
+                <w:color w:val="000000"/>
+                <w:lang w:eastAsia="en-US"/>
+              </w:rPr>
+              <w:t>0.084</w:t>
+            </w:r>
+          </w:p>
           <w:p>
             <w:pPr>
               <w:jc w:val="center"/>
               <w:cnfStyle w:val="000000100000" w:firstRow="0" w:lastRow="0" w:firstColumn="0" w:lastColumn="0" w:oddVBand="0" w:evenVBand="0" w:oddHBand="1" w:evenHBand="0" w:firstRowFirstColumn="0" w:firstRowLastColumn="0" w:lastRowFirstColumn="0" w:lastRowLastColumn="0"/>
               <w:rPr>
-                <w:rFonts w:ascii="Times New Roman" w:eastAsia="Times New Roman" w:hAnsi="Times New Roman" w:cs="Times New Roman"/>
-                <w:sz w:val="20"/>
-                <w:szCs w:val="20"/>
+                <w:rFonts w:ascii="Dax-Regular" w:eastAsia="Times New Roman" w:hAnsi="Dax-Regular" w:cs="Calibri"/>
+                <w:color w:val="000000"/>
                 <w:lang w:eastAsia="en-US"/>
               </w:rPr>
             </w:pPr>
@@ -8029,6 +4406,42 @@
                 <w:lang w:eastAsia="en-US"/>
               </w:rPr>
             </w:pPr>
+            <w:r>
+              <w:rPr>
+                <w:rFonts w:ascii="Times New Roman" w:eastAsia="Times New Roman" w:hAnsi="Times New Roman" w:cs="Times New Roman"/>
+                <w:sz w:val="20"/>
+                <w:szCs w:val="20"/>
+                <w:lang w:eastAsia="en-US"/>
+              </w:rPr>
+              <w:t>0.094</w:t>
+            </w:r>
+          </w:p>
+        </w:tc>
+        <w:tc>
+          <w:tcPr>
+            <w:tcW w:w="1333" w:type="pct"/>
+            <w:hideMark/>
+          </w:tcPr>
+          <w:p>
+            <w:pPr>
+              <w:jc w:val="center"/>
+              <w:cnfStyle w:val="000000100000" w:firstRow="0" w:lastRow="0" w:firstColumn="0" w:lastColumn="0" w:oddVBand="0" w:evenVBand="0" w:oddHBand="1" w:evenHBand="0" w:firstRowFirstColumn="0" w:firstRowLastColumn="0" w:lastRowFirstColumn="0" w:lastRowLastColumn="0"/>
+              <w:rPr>
+                <w:rFonts w:ascii="Times New Roman" w:eastAsia="Times New Roman" w:hAnsi="Times New Roman" w:cs="Times New Roman"/>
+                <w:sz w:val="20"/>
+                <w:szCs w:val="20"/>
+                <w:lang w:eastAsia="en-US"/>
+              </w:rPr>
+            </w:pPr>
+            <w:r>
+              <w:rPr>
+                <w:rFonts w:ascii="Times New Roman" w:eastAsia="Times New Roman" w:hAnsi="Times New Roman" w:cs="Times New Roman"/>
+                <w:sz w:val="20"/>
+                <w:szCs w:val="20"/>
+                <w:lang w:eastAsia="en-US"/>
+              </w:rPr>
+              <w:t>0.004</w:t>
+            </w:r>
           </w:p>
         </w:tc>
       </w:tr>
@@ -8076,6 +4489,14 @@
                 <w:lang w:eastAsia="en-US"/>
               </w:rPr>
             </w:pPr>
+            <w:r>
+              <w:rPr>
+                <w:rFonts w:ascii="Dax-Regular" w:eastAsia="Times New Roman" w:hAnsi="Dax-Regular" w:cs="Calibri"/>
+                <w:color w:val="000000"/>
+                <w:lang w:eastAsia="en-US"/>
+              </w:rPr>
+              <w:t>0.303</w:t>
+            </w:r>
           </w:p>
         </w:tc>
         <w:tc>
@@ -8094,6 +4515,15 @@
                 <w:lang w:eastAsia="en-US"/>
               </w:rPr>
             </w:pPr>
+            <w:r>
+              <w:rPr>
+                <w:rFonts w:ascii="Times New Roman" w:eastAsia="Times New Roman" w:hAnsi="Times New Roman" w:cs="Times New Roman"/>
+                <w:sz w:val="20"/>
+                <w:szCs w:val="20"/>
+                <w:lang w:eastAsia="en-US"/>
+              </w:rPr>
+              <w:t>1.097</w:t>
+            </w:r>
           </w:p>
         </w:tc>
         <w:tc>
@@ -8112,6 +4542,15 @@
                 <w:lang w:eastAsia="en-US"/>
               </w:rPr>
             </w:pPr>
+            <w:r>
+              <w:rPr>
+                <w:rFonts w:ascii="Times New Roman" w:eastAsia="Times New Roman" w:hAnsi="Times New Roman" w:cs="Times New Roman"/>
+                <w:sz w:val="20"/>
+                <w:szCs w:val="20"/>
+                <w:lang w:eastAsia="en-US"/>
+              </w:rPr>
+              <w:t>0.003</w:t>
+            </w:r>
           </w:p>
         </w:tc>
       </w:tr>
@@ -8160,6 +4599,14 @@
                 <w:lang w:eastAsia="en-US"/>
               </w:rPr>
             </w:pPr>
+            <w:r>
+              <w:rPr>
+                <w:rFonts w:ascii="Dax-Regular" w:eastAsia="Times New Roman" w:hAnsi="Dax-Regular" w:cs="Calibri"/>
+                <w:color w:val="000000"/>
+                <w:lang w:eastAsia="en-US"/>
+              </w:rPr>
+              <w:t>0.764</w:t>
+            </w:r>
           </w:p>
         </w:tc>
         <w:tc>
@@ -8178,6 +4625,15 @@
                 <w:lang w:eastAsia="en-US"/>
               </w:rPr>
             </w:pPr>
+            <w:r>
+              <w:rPr>
+                <w:rFonts w:ascii="Times New Roman" w:eastAsia="Times New Roman" w:hAnsi="Times New Roman" w:cs="Times New Roman"/>
+                <w:sz w:val="20"/>
+                <w:szCs w:val="20"/>
+                <w:lang w:eastAsia="en-US"/>
+              </w:rPr>
+              <w:t>3.298</w:t>
+            </w:r>
           </w:p>
         </w:tc>
         <w:tc>
@@ -8196,6 +4652,15 @@
                 <w:lang w:eastAsia="en-US"/>
               </w:rPr>
             </w:pPr>
+            <w:r>
+              <w:rPr>
+                <w:rFonts w:ascii="Times New Roman" w:eastAsia="Times New Roman" w:hAnsi="Times New Roman" w:cs="Times New Roman"/>
+                <w:sz w:val="20"/>
+                <w:szCs w:val="20"/>
+                <w:lang w:eastAsia="en-US"/>
+              </w:rPr>
+              <w:t>0.002</w:t>
+            </w:r>
           </w:p>
         </w:tc>
       </w:tr>
@@ -8243,6 +4708,14 @@
                 <w:lang w:eastAsia="en-US"/>
               </w:rPr>
             </w:pPr>
+            <w:r>
+              <w:rPr>
+                <w:rFonts w:ascii="Dax-Regular" w:eastAsia="Times New Roman" w:hAnsi="Dax-Regular" w:cs="Calibri"/>
+                <w:color w:val="000000"/>
+                <w:lang w:eastAsia="en-US"/>
+              </w:rPr>
+              <w:t>1.258</w:t>
+            </w:r>
           </w:p>
         </w:tc>
         <w:tc>
@@ -8261,6 +4734,15 @@
                 <w:lang w:eastAsia="en-US"/>
               </w:rPr>
             </w:pPr>
+            <w:r>
+              <w:rPr>
+                <w:rFonts w:ascii="Times New Roman" w:eastAsia="Times New Roman" w:hAnsi="Times New Roman" w:cs="Times New Roman"/>
+                <w:sz w:val="20"/>
+                <w:szCs w:val="20"/>
+                <w:lang w:eastAsia="en-US"/>
+              </w:rPr>
+              <w:t>9.164</w:t>
+            </w:r>
           </w:p>
         </w:tc>
         <w:tc>
@@ -8279,6 +4761,15 @@
                 <w:lang w:eastAsia="en-US"/>
               </w:rPr>
             </w:pPr>
+            <w:r>
+              <w:rPr>
+                <w:rFonts w:ascii="Times New Roman" w:eastAsia="Times New Roman" w:hAnsi="Times New Roman" w:cs="Times New Roman"/>
+                <w:sz w:val="20"/>
+                <w:szCs w:val="20"/>
+                <w:lang w:eastAsia="en-US"/>
+              </w:rPr>
+              <w:t>0.001</w:t>
+            </w:r>
           </w:p>
         </w:tc>
       </w:tr>
@@ -8327,6 +4818,22 @@
                 <w:lang w:eastAsia="en-US"/>
               </w:rPr>
             </w:pPr>
+            <w:r>
+              <w:rPr>
+                <w:rFonts w:ascii="Dax-Regular" w:eastAsia="Times New Roman" w:hAnsi="Dax-Regular" w:cs="Calibri"/>
+                <w:color w:val="000000"/>
+                <w:lang w:eastAsia="en-US"/>
+              </w:rPr>
+              <w:t>1.</w:t>
+            </w:r>
+            <w:r>
+              <w:rPr>
+                <w:rFonts w:ascii="Dax-Regular" w:eastAsia="Times New Roman" w:hAnsi="Dax-Regular" w:cs="Calibri"/>
+                <w:color w:val="000000"/>
+                <w:lang w:eastAsia="en-US"/>
+              </w:rPr>
+              <w:t>613</w:t>
+            </w:r>
           </w:p>
         </w:tc>
         <w:tc>
@@ -8345,6 +4852,15 @@
                 <w:lang w:eastAsia="en-US"/>
               </w:rPr>
             </w:pPr>
+            <w:r>
+              <w:rPr>
+                <w:rFonts w:ascii="Times New Roman" w:eastAsia="Times New Roman" w:hAnsi="Times New Roman" w:cs="Times New Roman"/>
+                <w:sz w:val="20"/>
+                <w:szCs w:val="20"/>
+                <w:lang w:eastAsia="en-US"/>
+              </w:rPr>
+              <w:t>20.131</w:t>
+            </w:r>
           </w:p>
         </w:tc>
         <w:tc>
@@ -8363,6 +4879,15 @@
                 <w:lang w:eastAsia="en-US"/>
               </w:rPr>
             </w:pPr>
+            <w:r>
+              <w:rPr>
+                <w:rFonts w:ascii="Times New Roman" w:eastAsia="Times New Roman" w:hAnsi="Times New Roman" w:cs="Times New Roman"/>
+                <w:sz w:val="20"/>
+                <w:szCs w:val="20"/>
+                <w:lang w:eastAsia="en-US"/>
+              </w:rPr>
+              <w:t>0.001</w:t>
+            </w:r>
           </w:p>
         </w:tc>
       </w:tr>
@@ -8410,6 +4935,14 @@
                 <w:lang w:eastAsia="en-US"/>
               </w:rPr>
             </w:pPr>
+            <w:r>
+              <w:rPr>
+                <w:rFonts w:ascii="Dax-Regular" w:eastAsia="Times New Roman" w:hAnsi="Dax-Regular" w:cs="Calibri"/>
+                <w:color w:val="000000"/>
+                <w:lang w:eastAsia="en-US"/>
+              </w:rPr>
+              <w:t>2.755</w:t>
+            </w:r>
           </w:p>
         </w:tc>
         <w:tc>
@@ -8428,6 +4961,15 @@
                 <w:lang w:eastAsia="en-US"/>
               </w:rPr>
             </w:pPr>
+            <w:r>
+              <w:rPr>
+                <w:rFonts w:ascii="Times New Roman" w:eastAsia="Times New Roman" w:hAnsi="Times New Roman" w:cs="Times New Roman"/>
+                <w:sz w:val="20"/>
+                <w:szCs w:val="20"/>
+                <w:lang w:eastAsia="en-US"/>
+              </w:rPr>
+              <w:t>53.141</w:t>
+            </w:r>
           </w:p>
         </w:tc>
         <w:tc>
@@ -8446,6 +4988,15 @@
                 <w:lang w:eastAsia="en-US"/>
               </w:rPr>
             </w:pPr>
+            <w:r>
+              <w:rPr>
+                <w:rFonts w:ascii="Times New Roman" w:eastAsia="Times New Roman" w:hAnsi="Times New Roman" w:cs="Times New Roman"/>
+                <w:sz w:val="20"/>
+                <w:szCs w:val="20"/>
+                <w:lang w:eastAsia="en-US"/>
+              </w:rPr>
+              <w:t>0.001</w:t>
+            </w:r>
           </w:p>
         </w:tc>
       </w:tr>
@@ -8475,6 +5026,7 @@
                 <w:color w:val="000000"/>
                 <w:lang w:eastAsia="en-US"/>
               </w:rPr>
+              <w:lastRenderedPageBreak/>
               <w:t>80.00%</w:t>
             </w:r>
           </w:p>
@@ -8494,6 +5046,14 @@
                 <w:lang w:eastAsia="en-US"/>
               </w:rPr>
             </w:pPr>
+            <w:r>
+              <w:rPr>
+                <w:rFonts w:ascii="Dax-Regular" w:eastAsia="Times New Roman" w:hAnsi="Dax-Regular" w:cs="Calibri"/>
+                <w:color w:val="000000"/>
+                <w:lang w:eastAsia="en-US"/>
+              </w:rPr>
+              <w:t>4.536</w:t>
+            </w:r>
           </w:p>
         </w:tc>
         <w:tc>
@@ -8512,6 +5072,15 @@
                 <w:lang w:eastAsia="en-US"/>
               </w:rPr>
             </w:pPr>
+            <w:r>
+              <w:rPr>
+                <w:rFonts w:ascii="Times New Roman" w:eastAsia="Times New Roman" w:hAnsi="Times New Roman" w:cs="Times New Roman"/>
+                <w:sz w:val="20"/>
+                <w:szCs w:val="20"/>
+                <w:lang w:eastAsia="en-US"/>
+              </w:rPr>
+              <w:t>151.835</w:t>
+            </w:r>
           </w:p>
         </w:tc>
         <w:tc>
@@ -8530,6 +5099,15 @@
                 <w:lang w:eastAsia="en-US"/>
               </w:rPr>
             </w:pPr>
+            <w:r>
+              <w:rPr>
+                <w:rFonts w:ascii="Times New Roman" w:eastAsia="Times New Roman" w:hAnsi="Times New Roman" w:cs="Times New Roman"/>
+                <w:sz w:val="20"/>
+                <w:szCs w:val="20"/>
+                <w:lang w:eastAsia="en-US"/>
+              </w:rPr>
+              <w:t>0.002</w:t>
+            </w:r>
           </w:p>
         </w:tc>
       </w:tr>
@@ -8577,6 +5155,14 @@
                 <w:lang w:eastAsia="en-US"/>
               </w:rPr>
             </w:pPr>
+            <w:r>
+              <w:rPr>
+                <w:rFonts w:ascii="Dax-Regular" w:eastAsia="Times New Roman" w:hAnsi="Dax-Regular" w:cs="Calibri"/>
+                <w:color w:val="000000"/>
+                <w:lang w:eastAsia="en-US"/>
+              </w:rPr>
+              <w:t>5.863</w:t>
+            </w:r>
           </w:p>
         </w:tc>
         <w:tc>
@@ -8595,6 +5181,15 @@
                 <w:lang w:eastAsia="en-US"/>
               </w:rPr>
             </w:pPr>
+            <w:r>
+              <w:rPr>
+                <w:rFonts w:ascii="Times New Roman" w:eastAsia="Times New Roman" w:hAnsi="Times New Roman" w:cs="Times New Roman"/>
+                <w:sz w:val="20"/>
+                <w:szCs w:val="20"/>
+                <w:lang w:eastAsia="en-US"/>
+              </w:rPr>
+              <w:t>226.225</w:t>
+            </w:r>
           </w:p>
         </w:tc>
         <w:tc>
@@ -8613,6 +5208,15 @@
                 <w:lang w:eastAsia="en-US"/>
               </w:rPr>
             </w:pPr>
+            <w:r>
+              <w:rPr>
+                <w:rFonts w:ascii="Times New Roman" w:eastAsia="Times New Roman" w:hAnsi="Times New Roman" w:cs="Times New Roman"/>
+                <w:sz w:val="20"/>
+                <w:szCs w:val="20"/>
+                <w:lang w:eastAsia="en-US"/>
+              </w:rPr>
+              <w:t>0.002</w:t>
+            </w:r>
           </w:p>
         </w:tc>
       </w:tr>
@@ -8647,36 +5251,8 @@
           <w:bCs/>
           <w:lang w:val="es-419"/>
         </w:rPr>
-        <w:t xml:space="preserve"> para </w:t>
+        <w:t xml:space="preserve"> para Stack con Array List</w:t>
       </w:r>
-      <w:proofErr w:type="spellStart"/>
-      <w:r>
-        <w:rPr>
-          <w:b/>
-          <w:bCs/>
-          <w:lang w:val="es-419"/>
-        </w:rPr>
-        <w:t>Stack</w:t>
-      </w:r>
-      <w:proofErr w:type="spellEnd"/>
-      <w:r>
-        <w:rPr>
-          <w:b/>
-          <w:bCs/>
-          <w:lang w:val="es-419"/>
-        </w:rPr>
-        <w:t xml:space="preserve"> con Array </w:t>
-      </w:r>
-      <w:proofErr w:type="spellStart"/>
-      <w:r>
-        <w:rPr>
-          <w:b/>
-          <w:bCs/>
-          <w:lang w:val="es-419"/>
-        </w:rPr>
-        <w:t>List</w:t>
-      </w:r>
-      <w:proofErr w:type="spellEnd"/>
     </w:p>
     <w:p>
       <w:pPr>
@@ -8692,8 +5268,8 @@
         <w:tblLook w:val="04A0" w:firstRow="1" w:lastRow="0" w:firstColumn="1" w:lastColumn="0" w:noHBand="0" w:noVBand="1"/>
       </w:tblPr>
       <w:tblGrid>
-        <w:gridCol w:w="1704"/>
-        <w:gridCol w:w="2266"/>
+        <w:gridCol w:w="1703"/>
+        <w:gridCol w:w="2267"/>
         <w:gridCol w:w="2267"/>
         <w:gridCol w:w="2267"/>
       </w:tblGrid>
@@ -8729,7 +5305,7 @@
         </w:tc>
         <w:tc>
           <w:tcPr>
-            <w:tcW w:w="1332" w:type="pct"/>
+            <w:tcW w:w="1333" w:type="pct"/>
             <w:hideMark/>
           </w:tcPr>
           <w:p>
@@ -8845,7 +5421,7 @@
         </w:tc>
         <w:tc>
           <w:tcPr>
-            <w:tcW w:w="1332" w:type="pct"/>
+            <w:tcW w:w="1333" w:type="pct"/>
             <w:hideMark/>
           </w:tcPr>
           <w:p>
@@ -8858,6 +5434,14 @@
                 <w:lang w:eastAsia="en-US"/>
               </w:rPr>
             </w:pPr>
+            <w:r>
+              <w:rPr>
+                <w:rFonts w:ascii="Dax-Regular" w:eastAsia="Times New Roman" w:hAnsi="Dax-Regular" w:cs="Calibri"/>
+                <w:color w:val="000000"/>
+                <w:lang w:eastAsia="en-US"/>
+              </w:rPr>
+              <w:t>0.03</w:t>
+            </w:r>
           </w:p>
         </w:tc>
         <w:tc>
@@ -8876,6 +5460,15 @@
                 <w:lang w:eastAsia="en-US"/>
               </w:rPr>
             </w:pPr>
+            <w:r>
+              <w:rPr>
+                <w:rFonts w:ascii="Times New Roman" w:eastAsia="Times New Roman" w:hAnsi="Times New Roman" w:cs="Times New Roman"/>
+                <w:sz w:val="20"/>
+                <w:szCs w:val="20"/>
+                <w:lang w:eastAsia="en-US"/>
+              </w:rPr>
+              <w:t>0.077</w:t>
+            </w:r>
           </w:p>
         </w:tc>
         <w:tc>
@@ -8894,6 +5487,15 @@
                 <w:lang w:eastAsia="en-US"/>
               </w:rPr>
             </w:pPr>
+            <w:r>
+              <w:rPr>
+                <w:rFonts w:ascii="Times New Roman" w:eastAsia="Times New Roman" w:hAnsi="Times New Roman" w:cs="Times New Roman"/>
+                <w:sz w:val="20"/>
+                <w:szCs w:val="20"/>
+                <w:lang w:eastAsia="en-US"/>
+              </w:rPr>
+              <w:t>0.005</w:t>
+            </w:r>
           </w:p>
         </w:tc>
       </w:tr>
@@ -8928,7 +5530,7 @@
         </w:tc>
         <w:tc>
           <w:tcPr>
-            <w:tcW w:w="1332" w:type="pct"/>
+            <w:tcW w:w="1333" w:type="pct"/>
             <w:hideMark/>
           </w:tcPr>
           <w:p>
@@ -8941,6 +5543,14 @@
                 <w:lang w:eastAsia="en-US"/>
               </w:rPr>
             </w:pPr>
+            <w:r>
+              <w:rPr>
+                <w:rFonts w:ascii="Dax-Regular" w:eastAsia="Times New Roman" w:hAnsi="Dax-Regular" w:cs="Calibri"/>
+                <w:color w:val="000000"/>
+                <w:lang w:eastAsia="en-US"/>
+              </w:rPr>
+              <w:t>0.155</w:t>
+            </w:r>
           </w:p>
         </w:tc>
         <w:tc>
@@ -8959,6 +5569,15 @@
                 <w:lang w:eastAsia="en-US"/>
               </w:rPr>
             </w:pPr>
+            <w:r>
+              <w:rPr>
+                <w:rFonts w:ascii="Times New Roman" w:eastAsia="Times New Roman" w:hAnsi="Times New Roman" w:cs="Times New Roman"/>
+                <w:sz w:val="20"/>
+                <w:szCs w:val="20"/>
+                <w:lang w:eastAsia="en-US"/>
+              </w:rPr>
+              <w:t>1.152</w:t>
+            </w:r>
           </w:p>
         </w:tc>
         <w:tc>
@@ -8977,6 +5596,15 @@
                 <w:lang w:eastAsia="en-US"/>
               </w:rPr>
             </w:pPr>
+            <w:r>
+              <w:rPr>
+                <w:rFonts w:ascii="Times New Roman" w:eastAsia="Times New Roman" w:hAnsi="Times New Roman" w:cs="Times New Roman"/>
+                <w:sz w:val="20"/>
+                <w:szCs w:val="20"/>
+                <w:lang w:eastAsia="en-US"/>
+              </w:rPr>
+              <w:t>0.002</w:t>
+            </w:r>
           </w:p>
         </w:tc>
       </w:tr>
@@ -9012,7 +5640,7 @@
         </w:tc>
         <w:tc>
           <w:tcPr>
-            <w:tcW w:w="1332" w:type="pct"/>
+            <w:tcW w:w="1333" w:type="pct"/>
             <w:hideMark/>
           </w:tcPr>
           <w:p>
@@ -9025,6 +5653,14 @@
                 <w:lang w:eastAsia="en-US"/>
               </w:rPr>
             </w:pPr>
+            <w:r>
+              <w:rPr>
+                <w:rFonts w:ascii="Dax-Regular" w:eastAsia="Times New Roman" w:hAnsi="Dax-Regular" w:cs="Calibri"/>
+                <w:color w:val="000000"/>
+                <w:lang w:eastAsia="en-US"/>
+              </w:rPr>
+              <w:t>0.311</w:t>
+            </w:r>
           </w:p>
         </w:tc>
         <w:tc>
@@ -9043,6 +5679,15 @@
                 <w:lang w:eastAsia="en-US"/>
               </w:rPr>
             </w:pPr>
+            <w:r>
+              <w:rPr>
+                <w:rFonts w:ascii="Times New Roman" w:eastAsia="Times New Roman" w:hAnsi="Times New Roman" w:cs="Times New Roman"/>
+                <w:sz w:val="20"/>
+                <w:szCs w:val="20"/>
+                <w:lang w:eastAsia="en-US"/>
+              </w:rPr>
+              <w:t>3.484</w:t>
+            </w:r>
           </w:p>
         </w:tc>
         <w:tc>
@@ -9061,6 +5706,15 @@
                 <w:lang w:eastAsia="en-US"/>
               </w:rPr>
             </w:pPr>
+            <w:r>
+              <w:rPr>
+                <w:rFonts w:ascii="Times New Roman" w:eastAsia="Times New Roman" w:hAnsi="Times New Roman" w:cs="Times New Roman"/>
+                <w:sz w:val="20"/>
+                <w:szCs w:val="20"/>
+                <w:lang w:eastAsia="en-US"/>
+              </w:rPr>
+              <w:t>0.002</w:t>
+            </w:r>
           </w:p>
         </w:tc>
       </w:tr>
@@ -9095,7 +5749,7 @@
         </w:tc>
         <w:tc>
           <w:tcPr>
-            <w:tcW w:w="1332" w:type="pct"/>
+            <w:tcW w:w="1333" w:type="pct"/>
             <w:hideMark/>
           </w:tcPr>
           <w:p>
@@ -9108,6 +5762,14 @@
                 <w:lang w:eastAsia="en-US"/>
               </w:rPr>
             </w:pPr>
+            <w:r>
+              <w:rPr>
+                <w:rFonts w:ascii="Dax-Regular" w:eastAsia="Times New Roman" w:hAnsi="Dax-Regular" w:cs="Calibri"/>
+                <w:color w:val="000000"/>
+                <w:lang w:eastAsia="en-US"/>
+              </w:rPr>
+              <w:t>0.709</w:t>
+            </w:r>
           </w:p>
         </w:tc>
         <w:tc>
@@ -9126,6 +5788,15 @@
                 <w:lang w:eastAsia="en-US"/>
               </w:rPr>
             </w:pPr>
+            <w:r>
+              <w:rPr>
+                <w:rFonts w:ascii="Times New Roman" w:eastAsia="Times New Roman" w:hAnsi="Times New Roman" w:cs="Times New Roman"/>
+                <w:sz w:val="20"/>
+                <w:szCs w:val="20"/>
+                <w:lang w:eastAsia="en-US"/>
+              </w:rPr>
+              <w:t>9.953</w:t>
+            </w:r>
           </w:p>
         </w:tc>
         <w:tc>
@@ -9144,6 +5815,15 @@
                 <w:lang w:eastAsia="en-US"/>
               </w:rPr>
             </w:pPr>
+            <w:r>
+              <w:rPr>
+                <w:rFonts w:ascii="Times New Roman" w:eastAsia="Times New Roman" w:hAnsi="Times New Roman" w:cs="Times New Roman"/>
+                <w:sz w:val="20"/>
+                <w:szCs w:val="20"/>
+                <w:lang w:eastAsia="en-US"/>
+              </w:rPr>
+              <w:t>0.002</w:t>
+            </w:r>
           </w:p>
         </w:tc>
       </w:tr>
@@ -9179,7 +5859,7 @@
         </w:tc>
         <w:tc>
           <w:tcPr>
-            <w:tcW w:w="1332" w:type="pct"/>
+            <w:tcW w:w="1333" w:type="pct"/>
             <w:hideMark/>
           </w:tcPr>
           <w:p>
@@ -9192,6 +5872,14 @@
                 <w:lang w:eastAsia="en-US"/>
               </w:rPr>
             </w:pPr>
+            <w:r>
+              <w:rPr>
+                <w:rFonts w:ascii="Dax-Regular" w:eastAsia="Times New Roman" w:hAnsi="Dax-Regular" w:cs="Calibri"/>
+                <w:color w:val="000000"/>
+                <w:lang w:eastAsia="en-US"/>
+              </w:rPr>
+              <w:t>1.021</w:t>
+            </w:r>
           </w:p>
         </w:tc>
         <w:tc>
@@ -9210,6 +5898,15 @@
                 <w:lang w:eastAsia="en-US"/>
               </w:rPr>
             </w:pPr>
+            <w:r>
+              <w:rPr>
+                <w:rFonts w:ascii="Times New Roman" w:eastAsia="Times New Roman" w:hAnsi="Times New Roman" w:cs="Times New Roman"/>
+                <w:sz w:val="20"/>
+                <w:szCs w:val="20"/>
+                <w:lang w:eastAsia="en-US"/>
+              </w:rPr>
+              <w:t>21.054</w:t>
+            </w:r>
           </w:p>
         </w:tc>
         <w:tc>
@@ -9228,6 +5925,15 @@
                 <w:lang w:eastAsia="en-US"/>
               </w:rPr>
             </w:pPr>
+            <w:r>
+              <w:rPr>
+                <w:rFonts w:ascii="Times New Roman" w:eastAsia="Times New Roman" w:hAnsi="Times New Roman" w:cs="Times New Roman"/>
+                <w:sz w:val="20"/>
+                <w:szCs w:val="20"/>
+                <w:lang w:eastAsia="en-US"/>
+              </w:rPr>
+              <w:t>0.002</w:t>
+            </w:r>
           </w:p>
         </w:tc>
       </w:tr>
@@ -9262,7 +5968,7 @@
         </w:tc>
         <w:tc>
           <w:tcPr>
-            <w:tcW w:w="1332" w:type="pct"/>
+            <w:tcW w:w="1333" w:type="pct"/>
             <w:hideMark/>
           </w:tcPr>
           <w:p>
@@ -9275,6 +5981,14 @@
                 <w:lang w:eastAsia="en-US"/>
               </w:rPr>
             </w:pPr>
+            <w:r>
+              <w:rPr>
+                <w:rFonts w:ascii="Dax-Regular" w:eastAsia="Times New Roman" w:hAnsi="Dax-Regular" w:cs="Calibri"/>
+                <w:color w:val="000000"/>
+                <w:lang w:eastAsia="en-US"/>
+              </w:rPr>
+              <w:t>1.787</w:t>
+            </w:r>
           </w:p>
         </w:tc>
         <w:tc>
@@ -9293,6 +6007,15 @@
                 <w:lang w:eastAsia="en-US"/>
               </w:rPr>
             </w:pPr>
+            <w:r>
+              <w:rPr>
+                <w:rFonts w:ascii="Times New Roman" w:eastAsia="Times New Roman" w:hAnsi="Times New Roman" w:cs="Times New Roman"/>
+                <w:sz w:val="20"/>
+                <w:szCs w:val="20"/>
+                <w:lang w:eastAsia="en-US"/>
+              </w:rPr>
+              <w:t>53.419</w:t>
+            </w:r>
           </w:p>
         </w:tc>
         <w:tc>
@@ -9311,6 +6034,15 @@
                 <w:lang w:eastAsia="en-US"/>
               </w:rPr>
             </w:pPr>
+            <w:r>
+              <w:rPr>
+                <w:rFonts w:ascii="Times New Roman" w:eastAsia="Times New Roman" w:hAnsi="Times New Roman" w:cs="Times New Roman"/>
+                <w:sz w:val="20"/>
+                <w:szCs w:val="20"/>
+                <w:lang w:eastAsia="en-US"/>
+              </w:rPr>
+              <w:t>0.004</w:t>
+            </w:r>
           </w:p>
         </w:tc>
       </w:tr>
@@ -9346,7 +6078,7 @@
         </w:tc>
         <w:tc>
           <w:tcPr>
-            <w:tcW w:w="1332" w:type="pct"/>
+            <w:tcW w:w="1333" w:type="pct"/>
             <w:hideMark/>
           </w:tcPr>
           <w:p>
@@ -9359,6 +6091,14 @@
                 <w:lang w:eastAsia="en-US"/>
               </w:rPr>
             </w:pPr>
+            <w:r>
+              <w:rPr>
+                <w:rFonts w:ascii="Dax-Regular" w:eastAsia="Times New Roman" w:hAnsi="Dax-Regular" w:cs="Calibri"/>
+                <w:color w:val="000000"/>
+                <w:lang w:eastAsia="en-US"/>
+              </w:rPr>
+              <w:t>3.209</w:t>
+            </w:r>
           </w:p>
         </w:tc>
         <w:tc>
@@ -9377,6 +6117,15 @@
                 <w:lang w:eastAsia="en-US"/>
               </w:rPr>
             </w:pPr>
+            <w:r>
+              <w:rPr>
+                <w:rFonts w:ascii="Times New Roman" w:eastAsia="Times New Roman" w:hAnsi="Times New Roman" w:cs="Times New Roman"/>
+                <w:sz w:val="20"/>
+                <w:szCs w:val="20"/>
+                <w:lang w:eastAsia="en-US"/>
+              </w:rPr>
+              <w:t>137.382</w:t>
+            </w:r>
           </w:p>
         </w:tc>
         <w:tc>
@@ -9395,6 +6144,15 @@
                 <w:lang w:eastAsia="en-US"/>
               </w:rPr>
             </w:pPr>
+            <w:r>
+              <w:rPr>
+                <w:rFonts w:ascii="Times New Roman" w:eastAsia="Times New Roman" w:hAnsi="Times New Roman" w:cs="Times New Roman"/>
+                <w:sz w:val="20"/>
+                <w:szCs w:val="20"/>
+                <w:lang w:eastAsia="en-US"/>
+              </w:rPr>
+              <w:t>0.002</w:t>
+            </w:r>
           </w:p>
         </w:tc>
       </w:tr>
@@ -9429,7 +6187,7 @@
         </w:tc>
         <w:tc>
           <w:tcPr>
-            <w:tcW w:w="1332" w:type="pct"/>
+            <w:tcW w:w="1333" w:type="pct"/>
             <w:hideMark/>
           </w:tcPr>
           <w:p>
@@ -9442,6 +6200,14 @@
                 <w:lang w:eastAsia="en-US"/>
               </w:rPr>
             </w:pPr>
+            <w:r>
+              <w:rPr>
+                <w:rFonts w:ascii="Dax-Regular" w:eastAsia="Times New Roman" w:hAnsi="Dax-Regular" w:cs="Calibri"/>
+                <w:color w:val="000000"/>
+                <w:lang w:eastAsia="en-US"/>
+              </w:rPr>
+              <w:t>3.559</w:t>
+            </w:r>
           </w:p>
         </w:tc>
         <w:tc>
@@ -9460,6 +6226,15 @@
                 <w:lang w:eastAsia="en-US"/>
               </w:rPr>
             </w:pPr>
+            <w:r>
+              <w:rPr>
+                <w:rFonts w:ascii="Times New Roman" w:eastAsia="Times New Roman" w:hAnsi="Times New Roman" w:cs="Times New Roman"/>
+                <w:sz w:val="20"/>
+                <w:szCs w:val="20"/>
+                <w:lang w:eastAsia="en-US"/>
+              </w:rPr>
+              <w:t>227.245</w:t>
+            </w:r>
           </w:p>
         </w:tc>
         <w:tc>
@@ -9478,6 +6253,15 @@
                 <w:lang w:eastAsia="en-US"/>
               </w:rPr>
             </w:pPr>
+            <w:r>
+              <w:rPr>
+                <w:rFonts w:ascii="Times New Roman" w:eastAsia="Times New Roman" w:hAnsi="Times New Roman" w:cs="Times New Roman"/>
+                <w:sz w:val="20"/>
+                <w:szCs w:val="20"/>
+                <w:lang w:eastAsia="en-US"/>
+              </w:rPr>
+              <w:t>0.002</w:t>
+            </w:r>
           </w:p>
         </w:tc>
       </w:tr>
@@ -9548,18 +6332,8 @@
           <w:bCs/>
           <w:lang w:val="es-419"/>
         </w:rPr>
-        <w:t xml:space="preserve"> </w:t>
+        <w:t xml:space="preserve"> List</w:t>
       </w:r>
-      <w:proofErr w:type="spellStart"/>
-      <w:r>
-        <w:rPr>
-          <w:b/>
-          <w:bCs/>
-          <w:lang w:val="es-419"/>
-        </w:rPr>
-        <w:t>List</w:t>
-      </w:r>
-      <w:proofErr w:type="spellEnd"/>
     </w:p>
     <w:p>
       <w:pPr>
@@ -9779,6 +6553,14 @@
                 <w:lang w:eastAsia="en-US"/>
               </w:rPr>
             </w:pPr>
+            <w:r>
+              <w:rPr>
+                <w:rFonts w:ascii="Dax-Regular" w:eastAsia="Times New Roman" w:hAnsi="Dax-Regular" w:cs="Calibri"/>
+                <w:color w:val="000000"/>
+                <w:lang w:eastAsia="en-US"/>
+              </w:rPr>
+              <w:t>0.066</w:t>
+            </w:r>
           </w:p>
         </w:tc>
         <w:tc>
@@ -9797,6 +6579,15 @@
                 <w:lang w:eastAsia="en-US"/>
               </w:rPr>
             </w:pPr>
+            <w:r>
+              <w:rPr>
+                <w:rFonts w:ascii="Times New Roman" w:eastAsia="Times New Roman" w:hAnsi="Times New Roman" w:cs="Times New Roman"/>
+                <w:sz w:val="20"/>
+                <w:szCs w:val="20"/>
+                <w:lang w:eastAsia="en-US"/>
+              </w:rPr>
+              <w:t>0.058</w:t>
+            </w:r>
           </w:p>
         </w:tc>
         <w:tc>
@@ -9815,6 +6606,15 @@
                 <w:lang w:eastAsia="en-US"/>
               </w:rPr>
             </w:pPr>
+            <w:r>
+              <w:rPr>
+                <w:rFonts w:ascii="Times New Roman" w:eastAsia="Times New Roman" w:hAnsi="Times New Roman" w:cs="Times New Roman"/>
+                <w:sz w:val="20"/>
+                <w:szCs w:val="20"/>
+                <w:lang w:eastAsia="en-US"/>
+              </w:rPr>
+              <w:t>0.002</w:t>
+            </w:r>
           </w:p>
         </w:tc>
       </w:tr>
@@ -9862,6 +6662,14 @@
                 <w:lang w:eastAsia="en-US"/>
               </w:rPr>
             </w:pPr>
+            <w:r>
+              <w:rPr>
+                <w:rFonts w:ascii="Dax-Regular" w:eastAsia="Times New Roman" w:hAnsi="Dax-Regular" w:cs="Calibri"/>
+                <w:color w:val="000000"/>
+                <w:lang w:eastAsia="en-US"/>
+              </w:rPr>
+              <w:t>0.379</w:t>
+            </w:r>
           </w:p>
         </w:tc>
         <w:tc>
@@ -9880,6 +6688,15 @@
                 <w:lang w:eastAsia="en-US"/>
               </w:rPr>
             </w:pPr>
+            <w:r>
+              <w:rPr>
+                <w:rFonts w:ascii="Times New Roman" w:eastAsia="Times New Roman" w:hAnsi="Times New Roman" w:cs="Times New Roman"/>
+                <w:sz w:val="20"/>
+                <w:szCs w:val="20"/>
+                <w:lang w:eastAsia="en-US"/>
+              </w:rPr>
+              <w:t>1.124</w:t>
+            </w:r>
           </w:p>
         </w:tc>
         <w:tc>
@@ -9898,6 +6715,15 @@
                 <w:lang w:eastAsia="en-US"/>
               </w:rPr>
             </w:pPr>
+            <w:r>
+              <w:rPr>
+                <w:rFonts w:ascii="Times New Roman" w:eastAsia="Times New Roman" w:hAnsi="Times New Roman" w:cs="Times New Roman"/>
+                <w:sz w:val="20"/>
+                <w:szCs w:val="20"/>
+                <w:lang w:eastAsia="en-US"/>
+              </w:rPr>
+              <w:t>0.002</w:t>
+            </w:r>
           </w:p>
         </w:tc>
       </w:tr>
@@ -9946,6 +6772,14 @@
                 <w:lang w:eastAsia="en-US"/>
               </w:rPr>
             </w:pPr>
+            <w:r>
+              <w:rPr>
+                <w:rFonts w:ascii="Dax-Regular" w:eastAsia="Times New Roman" w:hAnsi="Dax-Regular" w:cs="Calibri"/>
+                <w:color w:val="000000"/>
+                <w:lang w:eastAsia="en-US"/>
+              </w:rPr>
+              <w:t>0.701</w:t>
+            </w:r>
           </w:p>
         </w:tc>
         <w:tc>
@@ -9964,6 +6798,15 @@
                 <w:lang w:eastAsia="en-US"/>
               </w:rPr>
             </w:pPr>
+            <w:r>
+              <w:rPr>
+                <w:rFonts w:ascii="Times New Roman" w:eastAsia="Times New Roman" w:hAnsi="Times New Roman" w:cs="Times New Roman"/>
+                <w:sz w:val="20"/>
+                <w:szCs w:val="20"/>
+                <w:lang w:eastAsia="en-US"/>
+              </w:rPr>
+              <w:t>4.21</w:t>
+            </w:r>
           </w:p>
         </w:tc>
         <w:tc>
@@ -9982,6 +6825,15 @@
                 <w:lang w:eastAsia="en-US"/>
               </w:rPr>
             </w:pPr>
+            <w:r>
+              <w:rPr>
+                <w:rFonts w:ascii="Times New Roman" w:eastAsia="Times New Roman" w:hAnsi="Times New Roman" w:cs="Times New Roman"/>
+                <w:sz w:val="20"/>
+                <w:szCs w:val="20"/>
+                <w:lang w:eastAsia="en-US"/>
+              </w:rPr>
+              <w:t>0.002</w:t>
+            </w:r>
           </w:p>
         </w:tc>
       </w:tr>
@@ -10029,6 +6881,14 @@
                 <w:lang w:eastAsia="en-US"/>
               </w:rPr>
             </w:pPr>
+            <w:r>
+              <w:rPr>
+                <w:rFonts w:ascii="Dax-Regular" w:eastAsia="Times New Roman" w:hAnsi="Dax-Regular" w:cs="Calibri"/>
+                <w:color w:val="000000"/>
+                <w:lang w:eastAsia="en-US"/>
+              </w:rPr>
+              <w:t>1.11</w:t>
+            </w:r>
           </w:p>
         </w:tc>
         <w:tc>
@@ -10047,6 +6907,15 @@
                 <w:lang w:eastAsia="en-US"/>
               </w:rPr>
             </w:pPr>
+            <w:r>
+              <w:rPr>
+                <w:rFonts w:ascii="Times New Roman" w:eastAsia="Times New Roman" w:hAnsi="Times New Roman" w:cs="Times New Roman"/>
+                <w:sz w:val="20"/>
+                <w:szCs w:val="20"/>
+                <w:lang w:eastAsia="en-US"/>
+              </w:rPr>
+              <w:t>9.98</w:t>
+            </w:r>
           </w:p>
         </w:tc>
         <w:tc>
@@ -10065,6 +6934,15 @@
                 <w:lang w:eastAsia="en-US"/>
               </w:rPr>
             </w:pPr>
+            <w:r>
+              <w:rPr>
+                <w:rFonts w:ascii="Times New Roman" w:eastAsia="Times New Roman" w:hAnsi="Times New Roman" w:cs="Times New Roman"/>
+                <w:sz w:val="20"/>
+                <w:szCs w:val="20"/>
+                <w:lang w:eastAsia="en-US"/>
+              </w:rPr>
+              <w:t>0.002</w:t>
+            </w:r>
           </w:p>
         </w:tc>
       </w:tr>
@@ -10113,6 +6991,14 @@
                 <w:lang w:eastAsia="en-US"/>
               </w:rPr>
             </w:pPr>
+            <w:r>
+              <w:rPr>
+                <w:rFonts w:ascii="Dax-Regular" w:eastAsia="Times New Roman" w:hAnsi="Dax-Regular" w:cs="Calibri"/>
+                <w:color w:val="000000"/>
+                <w:lang w:eastAsia="en-US"/>
+              </w:rPr>
+              <w:t>1.479</w:t>
+            </w:r>
           </w:p>
         </w:tc>
         <w:tc>
@@ -10131,6 +7017,15 @@
                 <w:lang w:eastAsia="en-US"/>
               </w:rPr>
             </w:pPr>
+            <w:r>
+              <w:rPr>
+                <w:rFonts w:ascii="Times New Roman" w:eastAsia="Times New Roman" w:hAnsi="Times New Roman" w:cs="Times New Roman"/>
+                <w:sz w:val="20"/>
+                <w:szCs w:val="20"/>
+                <w:lang w:eastAsia="en-US"/>
+              </w:rPr>
+              <w:t>19.817</w:t>
+            </w:r>
           </w:p>
         </w:tc>
         <w:tc>
@@ -10149,6 +7044,15 @@
                 <w:lang w:eastAsia="en-US"/>
               </w:rPr>
             </w:pPr>
+            <w:r>
+              <w:rPr>
+                <w:rFonts w:ascii="Times New Roman" w:eastAsia="Times New Roman" w:hAnsi="Times New Roman" w:cs="Times New Roman"/>
+                <w:sz w:val="20"/>
+                <w:szCs w:val="20"/>
+                <w:lang w:eastAsia="en-US"/>
+              </w:rPr>
+              <w:t>0.001</w:t>
+            </w:r>
           </w:p>
         </w:tc>
       </w:tr>
@@ -10196,6 +7100,14 @@
                 <w:lang w:eastAsia="en-US"/>
               </w:rPr>
             </w:pPr>
+            <w:r>
+              <w:rPr>
+                <w:rFonts w:ascii="Dax-Regular" w:eastAsia="Times New Roman" w:hAnsi="Dax-Regular" w:cs="Calibri"/>
+                <w:color w:val="000000"/>
+                <w:lang w:eastAsia="en-US"/>
+              </w:rPr>
+              <w:t>2.809</w:t>
+            </w:r>
           </w:p>
         </w:tc>
         <w:tc>
@@ -10214,6 +7126,15 @@
                 <w:lang w:eastAsia="en-US"/>
               </w:rPr>
             </w:pPr>
+            <w:r>
+              <w:rPr>
+                <w:rFonts w:ascii="Times New Roman" w:eastAsia="Times New Roman" w:hAnsi="Times New Roman" w:cs="Times New Roman"/>
+                <w:sz w:val="20"/>
+                <w:szCs w:val="20"/>
+                <w:lang w:eastAsia="en-US"/>
+              </w:rPr>
+              <w:t>52.381</w:t>
+            </w:r>
           </w:p>
         </w:tc>
         <w:tc>
@@ -10232,6 +7153,15 @@
                 <w:lang w:eastAsia="en-US"/>
               </w:rPr>
             </w:pPr>
+            <w:r>
+              <w:rPr>
+                <w:rFonts w:ascii="Times New Roman" w:eastAsia="Times New Roman" w:hAnsi="Times New Roman" w:cs="Times New Roman"/>
+                <w:sz w:val="20"/>
+                <w:szCs w:val="20"/>
+                <w:lang w:eastAsia="en-US"/>
+              </w:rPr>
+              <w:t>0.002</w:t>
+            </w:r>
           </w:p>
         </w:tc>
       </w:tr>
@@ -10280,6 +7210,14 @@
                 <w:lang w:eastAsia="en-US"/>
               </w:rPr>
             </w:pPr>
+            <w:r>
+              <w:rPr>
+                <w:rFonts w:ascii="Dax-Regular" w:eastAsia="Times New Roman" w:hAnsi="Dax-Regular" w:cs="Calibri"/>
+                <w:color w:val="000000"/>
+                <w:lang w:eastAsia="en-US"/>
+              </w:rPr>
+              <w:t>4.021</w:t>
+            </w:r>
           </w:p>
         </w:tc>
         <w:tc>
@@ -10298,6 +7236,15 @@
                 <w:lang w:eastAsia="en-US"/>
               </w:rPr>
             </w:pPr>
+            <w:r>
+              <w:rPr>
+                <w:rFonts w:ascii="Times New Roman" w:eastAsia="Times New Roman" w:hAnsi="Times New Roman" w:cs="Times New Roman"/>
+                <w:sz w:val="20"/>
+                <w:szCs w:val="20"/>
+                <w:lang w:eastAsia="en-US"/>
+              </w:rPr>
+              <w:t>140.553</w:t>
+            </w:r>
           </w:p>
         </w:tc>
         <w:tc>
@@ -10316,6 +7263,15 @@
                 <w:lang w:eastAsia="en-US"/>
               </w:rPr>
             </w:pPr>
+            <w:r>
+              <w:rPr>
+                <w:rFonts w:ascii="Times New Roman" w:eastAsia="Times New Roman" w:hAnsi="Times New Roman" w:cs="Times New Roman"/>
+                <w:sz w:val="20"/>
+                <w:szCs w:val="20"/>
+                <w:lang w:eastAsia="en-US"/>
+              </w:rPr>
+              <w:t>0.006</w:t>
+            </w:r>
           </w:p>
         </w:tc>
       </w:tr>
@@ -10363,6 +7319,14 @@
                 <w:lang w:eastAsia="en-US"/>
               </w:rPr>
             </w:pPr>
+            <w:r>
+              <w:rPr>
+                <w:rFonts w:ascii="Dax-Regular" w:eastAsia="Times New Roman" w:hAnsi="Dax-Regular" w:cs="Calibri"/>
+                <w:color w:val="000000"/>
+                <w:lang w:eastAsia="en-US"/>
+              </w:rPr>
+              <w:t>5.07</w:t>
+            </w:r>
           </w:p>
         </w:tc>
         <w:tc>
@@ -10381,6 +7345,15 @@
                 <w:lang w:eastAsia="en-US"/>
               </w:rPr>
             </w:pPr>
+            <w:r>
+              <w:rPr>
+                <w:rFonts w:ascii="Times New Roman" w:eastAsia="Times New Roman" w:hAnsi="Times New Roman" w:cs="Times New Roman"/>
+                <w:sz w:val="20"/>
+                <w:szCs w:val="20"/>
+                <w:lang w:eastAsia="en-US"/>
+              </w:rPr>
+              <w:t>222.356</w:t>
+            </w:r>
           </w:p>
         </w:tc>
         <w:tc>
@@ -10399,6 +7372,15 @@
                 <w:lang w:eastAsia="en-US"/>
               </w:rPr>
             </w:pPr>
+            <w:r>
+              <w:rPr>
+                <w:rFonts w:ascii="Times New Roman" w:eastAsia="Times New Roman" w:hAnsi="Times New Roman" w:cs="Times New Roman"/>
+                <w:sz w:val="20"/>
+                <w:szCs w:val="20"/>
+                <w:lang w:eastAsia="en-US"/>
+              </w:rPr>
+              <w:t>0.001</w:t>
+            </w:r>
           </w:p>
         </w:tc>
       </w:tr>
@@ -10425,7 +7407,1152 @@
           <w:bCs/>
           <w:lang w:val="es-419"/>
         </w:rPr>
-        <w:lastRenderedPageBreak/>
+        <w:t>Resultados</w:t>
+      </w:r>
+      <w:r>
+        <w:rPr>
+          <w:b/>
+          <w:bCs/>
+          <w:lang w:val="es-419"/>
+        </w:rPr>
+        <w:t xml:space="preserve"> para Stack con </w:t>
+      </w:r>
+      <w:proofErr w:type="spellStart"/>
+      <w:r>
+        <w:rPr>
+          <w:b/>
+          <w:bCs/>
+          <w:lang w:val="es-419"/>
+        </w:rPr>
+        <w:t>Linked</w:t>
+      </w:r>
+      <w:proofErr w:type="spellEnd"/>
+      <w:r>
+        <w:rPr>
+          <w:b/>
+          <w:bCs/>
+          <w:lang w:val="es-419"/>
+        </w:rPr>
+        <w:t xml:space="preserve"> List</w:t>
+      </w:r>
+    </w:p>
+    <w:p>
+      <w:pPr>
+        <w:rPr>
+          <w:lang w:val="es-419"/>
+        </w:rPr>
+      </w:pPr>
+    </w:p>
+    <w:tbl>
+      <w:tblPr>
+        <w:tblStyle w:val="Tabladecuadrcula2"/>
+        <w:tblW w:w="4543" w:type="pct"/>
+        <w:tblLook w:val="04A0" w:firstRow="1" w:lastRow="0" w:firstColumn="1" w:lastColumn="0" w:noHBand="0" w:noVBand="1"/>
+      </w:tblPr>
+      <w:tblGrid>
+        <w:gridCol w:w="1703"/>
+        <w:gridCol w:w="2267"/>
+        <w:gridCol w:w="2267"/>
+        <w:gridCol w:w="2267"/>
+      </w:tblGrid>
+      <w:tr>
+        <w:trPr>
+          <w:cnfStyle w:val="100000000000" w:firstRow="1" w:lastRow="0" w:firstColumn="0" w:lastColumn="0" w:oddVBand="0" w:evenVBand="0" w:oddHBand="0" w:evenHBand="0" w:firstRowFirstColumn="0" w:firstRowLastColumn="0" w:lastRowFirstColumn="0" w:lastRowLastColumn="0"/>
+          <w:trHeight w:val="555"/>
+        </w:trPr>
+        <w:tc>
+          <w:tcPr>
+            <w:cnfStyle w:val="001000000000" w:firstRow="0" w:lastRow="0" w:firstColumn="1" w:lastColumn="0" w:oddVBand="0" w:evenVBand="0" w:oddHBand="0" w:evenHBand="0" w:firstRowFirstColumn="0" w:firstRowLastColumn="0" w:lastRowFirstColumn="0" w:lastRowLastColumn="0"/>
+            <w:tcW w:w="1001" w:type="pct"/>
+            <w:hideMark/>
+          </w:tcPr>
+          <w:p>
+            <w:pPr>
+              <w:jc w:val="center"/>
+              <w:rPr>
+                <w:rFonts w:ascii="Dax-Regular" w:eastAsia="Times New Roman" w:hAnsi="Dax-Regular" w:cs="Calibri"/>
+                <w:color w:val="000000"/>
+                <w:lang w:val="es-CO" w:eastAsia="en-US"/>
+              </w:rPr>
+            </w:pPr>
+            <w:r>
+              <w:rPr>
+                <w:rFonts w:ascii="Dax-Regular" w:eastAsia="Times New Roman" w:hAnsi="Dax-Regular" w:cs="Calibri"/>
+                <w:color w:val="000000"/>
+                <w:lang w:val="es-CO" w:eastAsia="en-US"/>
+              </w:rPr>
+              <w:t>Porcentaje de la muestra</w:t>
+            </w:r>
+          </w:p>
+        </w:tc>
+        <w:tc>
+          <w:tcPr>
+            <w:tcW w:w="1333" w:type="pct"/>
+            <w:hideMark/>
+          </w:tcPr>
+          <w:p>
+            <w:pPr>
+              <w:jc w:val="center"/>
+              <w:cnfStyle w:val="100000000000" w:firstRow="1" w:lastRow="0" w:firstColumn="0" w:lastColumn="0" w:oddVBand="0" w:evenVBand="0" w:oddHBand="0" w:evenHBand="0" w:firstRowFirstColumn="0" w:firstRowLastColumn="0" w:lastRowFirstColumn="0" w:lastRowLastColumn="0"/>
+              <w:rPr>
+                <w:rFonts w:ascii="Dax-Regular" w:eastAsia="Times New Roman" w:hAnsi="Dax-Regular" w:cs="Calibri"/>
+                <w:color w:val="000000"/>
+                <w:lang w:eastAsia="en-US"/>
+              </w:rPr>
+            </w:pPr>
+            <w:r>
+              <w:rPr>
+                <w:rFonts w:ascii="Dax-Regular" w:eastAsia="Times New Roman" w:hAnsi="Dax-Regular" w:cs="Calibri"/>
+                <w:color w:val="000000"/>
+                <w:lang w:eastAsia="en-US"/>
+              </w:rPr>
+              <w:t>push (</w:t>
+            </w:r>
+            <w:r>
+              <w:rPr>
+                <w:rFonts w:ascii="Dax-Regular" w:eastAsia="Times New Roman" w:hAnsi="Dax-Regular" w:cs="Calibri"/>
+                <w:color w:val="000000"/>
+                <w:lang w:eastAsia="en-US"/>
+              </w:rPr>
+              <w:t>Linked List</w:t>
+            </w:r>
+            <w:r>
+              <w:rPr>
+                <w:rFonts w:ascii="Dax-Regular" w:eastAsia="Times New Roman" w:hAnsi="Dax-Regular" w:cs="Calibri"/>
+                <w:color w:val="000000"/>
+                <w:lang w:eastAsia="en-US"/>
+              </w:rPr>
+              <w:t>)</w:t>
+            </w:r>
+          </w:p>
+        </w:tc>
+        <w:tc>
+          <w:tcPr>
+            <w:tcW w:w="1333" w:type="pct"/>
+            <w:hideMark/>
+          </w:tcPr>
+          <w:p>
+            <w:pPr>
+              <w:jc w:val="center"/>
+              <w:cnfStyle w:val="100000000000" w:firstRow="1" w:lastRow="0" w:firstColumn="0" w:lastColumn="0" w:oddVBand="0" w:evenVBand="0" w:oddHBand="0" w:evenHBand="0" w:firstRowFirstColumn="0" w:firstRowLastColumn="0" w:lastRowFirstColumn="0" w:lastRowLastColumn="0"/>
+              <w:rPr>
+                <w:rFonts w:ascii="Dax-Regular" w:eastAsia="Times New Roman" w:hAnsi="Dax-Regular" w:cs="Calibri"/>
+                <w:color w:val="000000"/>
+                <w:lang w:eastAsia="en-US"/>
+              </w:rPr>
+            </w:pPr>
+            <w:r>
+              <w:rPr>
+                <w:rFonts w:ascii="Dax-Regular" w:eastAsia="Times New Roman" w:hAnsi="Dax-Regular" w:cs="Calibri"/>
+                <w:color w:val="000000"/>
+                <w:lang w:eastAsia="en-US"/>
+              </w:rPr>
+              <w:t>pop (</w:t>
+            </w:r>
+            <w:r>
+              <w:rPr>
+                <w:rFonts w:ascii="Dax-Regular" w:eastAsia="Times New Roman" w:hAnsi="Dax-Regular" w:cs="Calibri"/>
+                <w:color w:val="000000"/>
+                <w:lang w:eastAsia="en-US"/>
+              </w:rPr>
+              <w:t>Linked List</w:t>
+            </w:r>
+            <w:r>
+              <w:rPr>
+                <w:rFonts w:ascii="Dax-Regular" w:eastAsia="Times New Roman" w:hAnsi="Dax-Regular" w:cs="Calibri"/>
+                <w:color w:val="000000"/>
+                <w:lang w:eastAsia="en-US"/>
+              </w:rPr>
+              <w:t>)</w:t>
+            </w:r>
+          </w:p>
+        </w:tc>
+        <w:tc>
+          <w:tcPr>
+            <w:tcW w:w="1333" w:type="pct"/>
+            <w:hideMark/>
+          </w:tcPr>
+          <w:p>
+            <w:pPr>
+              <w:jc w:val="center"/>
+              <w:cnfStyle w:val="100000000000" w:firstRow="1" w:lastRow="0" w:firstColumn="0" w:lastColumn="0" w:oddVBand="0" w:evenVBand="0" w:oddHBand="0" w:evenHBand="0" w:firstRowFirstColumn="0" w:firstRowLastColumn="0" w:lastRowFirstColumn="0" w:lastRowLastColumn="0"/>
+              <w:rPr>
+                <w:rFonts w:ascii="Dax-Regular" w:eastAsia="Times New Roman" w:hAnsi="Dax-Regular" w:cs="Calibri"/>
+                <w:color w:val="000000"/>
+                <w:lang w:eastAsia="en-US"/>
+              </w:rPr>
+            </w:pPr>
+            <w:proofErr w:type="gramStart"/>
+            <w:r>
+              <w:rPr>
+                <w:rFonts w:ascii="Dax-Regular" w:eastAsia="Times New Roman" w:hAnsi="Dax-Regular" w:cs="Calibri"/>
+                <w:color w:val="000000"/>
+                <w:lang w:eastAsia="en-US"/>
+              </w:rPr>
+              <w:t>top(</w:t>
+            </w:r>
+            <w:proofErr w:type="gramEnd"/>
+            <w:r>
+              <w:rPr>
+                <w:rFonts w:ascii="Dax-Regular" w:eastAsia="Times New Roman" w:hAnsi="Dax-Regular" w:cs="Calibri"/>
+                <w:color w:val="000000"/>
+                <w:lang w:eastAsia="en-US"/>
+              </w:rPr>
+              <w:t>Linked List</w:t>
+            </w:r>
+            <w:r>
+              <w:rPr>
+                <w:rFonts w:ascii="Dax-Regular" w:eastAsia="Times New Roman" w:hAnsi="Dax-Regular" w:cs="Calibri"/>
+                <w:color w:val="000000"/>
+                <w:lang w:eastAsia="en-US"/>
+              </w:rPr>
+              <w:t>)</w:t>
+            </w:r>
+          </w:p>
+        </w:tc>
+      </w:tr>
+      <w:tr>
+        <w:trPr>
+          <w:cnfStyle w:val="000000100000" w:firstRow="0" w:lastRow="0" w:firstColumn="0" w:lastColumn="0" w:oddVBand="0" w:evenVBand="0" w:oddHBand="1" w:evenHBand="0" w:firstRowFirstColumn="0" w:firstRowLastColumn="0" w:lastRowFirstColumn="0" w:lastRowLastColumn="0"/>
+          <w:trHeight w:val="278"/>
+        </w:trPr>
+        <w:tc>
+          <w:tcPr>
+            <w:cnfStyle w:val="001000000000" w:firstRow="0" w:lastRow="0" w:firstColumn="1" w:lastColumn="0" w:oddVBand="0" w:evenVBand="0" w:oddHBand="0" w:evenHBand="0" w:firstRowFirstColumn="0" w:firstRowLastColumn="0" w:lastRowFirstColumn="0" w:lastRowLastColumn="0"/>
+            <w:tcW w:w="1001" w:type="pct"/>
+            <w:hideMark/>
+          </w:tcPr>
+          <w:p>
+            <w:pPr>
+              <w:jc w:val="center"/>
+              <w:rPr>
+                <w:rFonts w:ascii="Dax-Regular" w:eastAsia="Times New Roman" w:hAnsi="Dax-Regular" w:cs="Calibri"/>
+                <w:color w:val="000000"/>
+                <w:lang w:eastAsia="en-US"/>
+              </w:rPr>
+            </w:pPr>
+            <w:r>
+              <w:rPr>
+                <w:rFonts w:ascii="Dax-Regular" w:eastAsia="Times New Roman" w:hAnsi="Dax-Regular" w:cs="Calibri"/>
+                <w:color w:val="000000"/>
+                <w:lang w:eastAsia="en-US"/>
+              </w:rPr>
+              <w:t>0.50%</w:t>
+            </w:r>
+          </w:p>
+        </w:tc>
+        <w:tc>
+          <w:tcPr>
+            <w:tcW w:w="1333" w:type="pct"/>
+            <w:hideMark/>
+          </w:tcPr>
+          <w:p>
+            <w:pPr>
+              <w:jc w:val="center"/>
+              <w:cnfStyle w:val="000000100000" w:firstRow="0" w:lastRow="0" w:firstColumn="0" w:lastColumn="0" w:oddVBand="0" w:evenVBand="0" w:oddHBand="1" w:evenHBand="0" w:firstRowFirstColumn="0" w:firstRowLastColumn="0" w:lastRowFirstColumn="0" w:lastRowLastColumn="0"/>
+              <w:rPr>
+                <w:rFonts w:ascii="Dax-Regular" w:eastAsia="Times New Roman" w:hAnsi="Dax-Regular" w:cs="Calibri"/>
+                <w:color w:val="000000"/>
+                <w:lang w:eastAsia="en-US"/>
+              </w:rPr>
+            </w:pPr>
+            <w:r>
+              <w:rPr>
+                <w:rFonts w:ascii="Dax-Regular" w:eastAsia="Times New Roman" w:hAnsi="Dax-Regular" w:cs="Calibri"/>
+                <w:color w:val="000000"/>
+                <w:lang w:eastAsia="en-US"/>
+              </w:rPr>
+              <w:t>0.017</w:t>
+            </w:r>
+          </w:p>
+        </w:tc>
+        <w:tc>
+          <w:tcPr>
+            <w:tcW w:w="1333" w:type="pct"/>
+            <w:hideMark/>
+          </w:tcPr>
+          <w:p>
+            <w:pPr>
+              <w:jc w:val="center"/>
+              <w:cnfStyle w:val="000000100000" w:firstRow="0" w:lastRow="0" w:firstColumn="0" w:lastColumn="0" w:oddVBand="0" w:evenVBand="0" w:oddHBand="1" w:evenHBand="0" w:firstRowFirstColumn="0" w:firstRowLastColumn="0" w:lastRowFirstColumn="0" w:lastRowLastColumn="0"/>
+              <w:rPr>
+                <w:rFonts w:ascii="Times New Roman" w:eastAsia="Times New Roman" w:hAnsi="Times New Roman" w:cs="Times New Roman"/>
+                <w:sz w:val="20"/>
+                <w:szCs w:val="20"/>
+                <w:lang w:eastAsia="en-US"/>
+              </w:rPr>
+            </w:pPr>
+            <w:r>
+              <w:rPr>
+                <w:rFonts w:ascii="Times New Roman" w:eastAsia="Times New Roman" w:hAnsi="Times New Roman" w:cs="Times New Roman"/>
+                <w:sz w:val="20"/>
+                <w:szCs w:val="20"/>
+                <w:lang w:eastAsia="en-US"/>
+              </w:rPr>
+              <w:t>0.052</w:t>
+            </w:r>
+          </w:p>
+        </w:tc>
+        <w:tc>
+          <w:tcPr>
+            <w:tcW w:w="1333" w:type="pct"/>
+            <w:hideMark/>
+          </w:tcPr>
+          <w:p>
+            <w:pPr>
+              <w:jc w:val="center"/>
+              <w:cnfStyle w:val="000000100000" w:firstRow="0" w:lastRow="0" w:firstColumn="0" w:lastColumn="0" w:oddVBand="0" w:evenVBand="0" w:oddHBand="1" w:evenHBand="0" w:firstRowFirstColumn="0" w:firstRowLastColumn="0" w:lastRowFirstColumn="0" w:lastRowLastColumn="0"/>
+              <w:rPr>
+                <w:rFonts w:ascii="Times New Roman" w:eastAsia="Times New Roman" w:hAnsi="Times New Roman" w:cs="Times New Roman"/>
+                <w:sz w:val="20"/>
+                <w:szCs w:val="20"/>
+                <w:lang w:eastAsia="en-US"/>
+              </w:rPr>
+            </w:pPr>
+            <w:r>
+              <w:rPr>
+                <w:rFonts w:ascii="Times New Roman" w:eastAsia="Times New Roman" w:hAnsi="Times New Roman" w:cs="Times New Roman"/>
+                <w:sz w:val="20"/>
+                <w:szCs w:val="20"/>
+                <w:lang w:eastAsia="en-US"/>
+              </w:rPr>
+              <w:t>0.001</w:t>
+            </w:r>
+          </w:p>
+        </w:tc>
+      </w:tr>
+      <w:tr>
+        <w:trPr>
+          <w:trHeight w:val="278"/>
+        </w:trPr>
+        <w:tc>
+          <w:tcPr>
+            <w:cnfStyle w:val="001000000000" w:firstRow="0" w:lastRow="0" w:firstColumn="1" w:lastColumn="0" w:oddVBand="0" w:evenVBand="0" w:oddHBand="0" w:evenHBand="0" w:firstRowFirstColumn="0" w:firstRowLastColumn="0" w:lastRowFirstColumn="0" w:lastRowLastColumn="0"/>
+            <w:tcW w:w="1001" w:type="pct"/>
+            <w:hideMark/>
+          </w:tcPr>
+          <w:p>
+            <w:pPr>
+              <w:jc w:val="center"/>
+              <w:rPr>
+                <w:rFonts w:ascii="Dax-Regular" w:eastAsia="Times New Roman" w:hAnsi="Dax-Regular" w:cs="Calibri"/>
+                <w:color w:val="000000"/>
+                <w:lang w:eastAsia="en-US"/>
+              </w:rPr>
+            </w:pPr>
+            <w:r>
+              <w:rPr>
+                <w:rFonts w:ascii="Dax-Regular" w:eastAsia="Times New Roman" w:hAnsi="Dax-Regular" w:cs="Calibri"/>
+                <w:color w:val="000000"/>
+                <w:lang w:eastAsia="en-US"/>
+              </w:rPr>
+              <w:t>5.00%</w:t>
+            </w:r>
+          </w:p>
+        </w:tc>
+        <w:tc>
+          <w:tcPr>
+            <w:tcW w:w="1333" w:type="pct"/>
+            <w:hideMark/>
+          </w:tcPr>
+          <w:p>
+            <w:pPr>
+              <w:jc w:val="center"/>
+              <w:cnfStyle w:val="000000000000" w:firstRow="0" w:lastRow="0" w:firstColumn="0" w:lastColumn="0" w:oddVBand="0" w:evenVBand="0" w:oddHBand="0" w:evenHBand="0" w:firstRowFirstColumn="0" w:firstRowLastColumn="0" w:lastRowFirstColumn="0" w:lastRowLastColumn="0"/>
+              <w:rPr>
+                <w:rFonts w:ascii="Dax-Regular" w:eastAsia="Times New Roman" w:hAnsi="Dax-Regular" w:cs="Calibri"/>
+                <w:color w:val="000000"/>
+                <w:lang w:eastAsia="en-US"/>
+              </w:rPr>
+            </w:pPr>
+            <w:r>
+              <w:rPr>
+                <w:rFonts w:ascii="Dax-Regular" w:eastAsia="Times New Roman" w:hAnsi="Dax-Regular" w:cs="Calibri"/>
+                <w:color w:val="000000"/>
+                <w:lang w:eastAsia="en-US"/>
+              </w:rPr>
+              <w:t>0.16</w:t>
+            </w:r>
+          </w:p>
+        </w:tc>
+        <w:tc>
+          <w:tcPr>
+            <w:tcW w:w="1333" w:type="pct"/>
+            <w:hideMark/>
+          </w:tcPr>
+          <w:p>
+            <w:pPr>
+              <w:jc w:val="center"/>
+              <w:cnfStyle w:val="000000000000" w:firstRow="0" w:lastRow="0" w:firstColumn="0" w:lastColumn="0" w:oddVBand="0" w:evenVBand="0" w:oddHBand="0" w:evenHBand="0" w:firstRowFirstColumn="0" w:firstRowLastColumn="0" w:lastRowFirstColumn="0" w:lastRowLastColumn="0"/>
+              <w:rPr>
+                <w:rFonts w:ascii="Times New Roman" w:eastAsia="Times New Roman" w:hAnsi="Times New Roman" w:cs="Times New Roman"/>
+                <w:sz w:val="20"/>
+                <w:szCs w:val="20"/>
+                <w:lang w:eastAsia="en-US"/>
+              </w:rPr>
+            </w:pPr>
+            <w:r>
+              <w:rPr>
+                <w:rFonts w:ascii="Times New Roman" w:eastAsia="Times New Roman" w:hAnsi="Times New Roman" w:cs="Times New Roman"/>
+                <w:sz w:val="20"/>
+                <w:szCs w:val="20"/>
+                <w:lang w:eastAsia="en-US"/>
+              </w:rPr>
+              <w:t>1.045</w:t>
+            </w:r>
+          </w:p>
+        </w:tc>
+        <w:tc>
+          <w:tcPr>
+            <w:tcW w:w="1333" w:type="pct"/>
+            <w:hideMark/>
+          </w:tcPr>
+          <w:p>
+            <w:pPr>
+              <w:jc w:val="center"/>
+              <w:cnfStyle w:val="000000000000" w:firstRow="0" w:lastRow="0" w:firstColumn="0" w:lastColumn="0" w:oddVBand="0" w:evenVBand="0" w:oddHBand="0" w:evenHBand="0" w:firstRowFirstColumn="0" w:firstRowLastColumn="0" w:lastRowFirstColumn="0" w:lastRowLastColumn="0"/>
+              <w:rPr>
+                <w:rFonts w:ascii="Times New Roman" w:eastAsia="Times New Roman" w:hAnsi="Times New Roman" w:cs="Times New Roman"/>
+                <w:sz w:val="20"/>
+                <w:szCs w:val="20"/>
+                <w:lang w:eastAsia="en-US"/>
+              </w:rPr>
+            </w:pPr>
+            <w:r>
+              <w:rPr>
+                <w:rFonts w:ascii="Times New Roman" w:eastAsia="Times New Roman" w:hAnsi="Times New Roman" w:cs="Times New Roman"/>
+                <w:sz w:val="20"/>
+                <w:szCs w:val="20"/>
+                <w:lang w:eastAsia="en-US"/>
+              </w:rPr>
+              <w:t>0.002</w:t>
+            </w:r>
+          </w:p>
+        </w:tc>
+      </w:tr>
+      <w:tr>
+        <w:trPr>
+          <w:cnfStyle w:val="000000100000" w:firstRow="0" w:lastRow="0" w:firstColumn="0" w:lastColumn="0" w:oddVBand="0" w:evenVBand="0" w:oddHBand="1" w:evenHBand="0" w:firstRowFirstColumn="0" w:firstRowLastColumn="0" w:lastRowFirstColumn="0" w:lastRowLastColumn="0"/>
+          <w:trHeight w:val="285"/>
+        </w:trPr>
+        <w:tc>
+          <w:tcPr>
+            <w:cnfStyle w:val="001000000000" w:firstRow="0" w:lastRow="0" w:firstColumn="1" w:lastColumn="0" w:oddVBand="0" w:evenVBand="0" w:oddHBand="0" w:evenHBand="0" w:firstRowFirstColumn="0" w:firstRowLastColumn="0" w:lastRowFirstColumn="0" w:lastRowLastColumn="0"/>
+            <w:tcW w:w="1001" w:type="pct"/>
+            <w:hideMark/>
+          </w:tcPr>
+          <w:p>
+            <w:pPr>
+              <w:jc w:val="center"/>
+              <w:rPr>
+                <w:rFonts w:ascii="Dax-Regular" w:eastAsia="Times New Roman" w:hAnsi="Dax-Regular" w:cs="Calibri"/>
+                <w:color w:val="000000"/>
+                <w:lang w:eastAsia="en-US"/>
+              </w:rPr>
+            </w:pPr>
+            <w:r>
+              <w:rPr>
+                <w:rFonts w:ascii="Dax-Regular" w:eastAsia="Times New Roman" w:hAnsi="Dax-Regular" w:cs="Calibri"/>
+                <w:color w:val="000000"/>
+                <w:lang w:eastAsia="en-US"/>
+              </w:rPr>
+              <w:t>10.00%</w:t>
+            </w:r>
+          </w:p>
+        </w:tc>
+        <w:tc>
+          <w:tcPr>
+            <w:tcW w:w="1333" w:type="pct"/>
+            <w:hideMark/>
+          </w:tcPr>
+          <w:p>
+            <w:pPr>
+              <w:jc w:val="center"/>
+              <w:cnfStyle w:val="000000100000" w:firstRow="0" w:lastRow="0" w:firstColumn="0" w:lastColumn="0" w:oddVBand="0" w:evenVBand="0" w:oddHBand="1" w:evenHBand="0" w:firstRowFirstColumn="0" w:firstRowLastColumn="0" w:lastRowFirstColumn="0" w:lastRowLastColumn="0"/>
+              <w:rPr>
+                <w:rFonts w:ascii="Dax-Regular" w:eastAsia="Times New Roman" w:hAnsi="Dax-Regular" w:cs="Calibri"/>
+                <w:color w:val="000000"/>
+                <w:lang w:eastAsia="en-US"/>
+              </w:rPr>
+            </w:pPr>
+            <w:r>
+              <w:rPr>
+                <w:rFonts w:ascii="Dax-Regular" w:eastAsia="Times New Roman" w:hAnsi="Dax-Regular" w:cs="Calibri"/>
+                <w:color w:val="000000"/>
+                <w:lang w:eastAsia="en-US"/>
+              </w:rPr>
+              <w:t>0.494</w:t>
+            </w:r>
+          </w:p>
+        </w:tc>
+        <w:tc>
+          <w:tcPr>
+            <w:tcW w:w="1333" w:type="pct"/>
+            <w:hideMark/>
+          </w:tcPr>
+          <w:p>
+            <w:pPr>
+              <w:jc w:val="center"/>
+              <w:cnfStyle w:val="000000100000" w:firstRow="0" w:lastRow="0" w:firstColumn="0" w:lastColumn="0" w:oddVBand="0" w:evenVBand="0" w:oddHBand="1" w:evenHBand="0" w:firstRowFirstColumn="0" w:firstRowLastColumn="0" w:lastRowFirstColumn="0" w:lastRowLastColumn="0"/>
+              <w:rPr>
+                <w:rFonts w:ascii="Times New Roman" w:eastAsia="Times New Roman" w:hAnsi="Times New Roman" w:cs="Times New Roman"/>
+                <w:sz w:val="20"/>
+                <w:szCs w:val="20"/>
+                <w:lang w:eastAsia="en-US"/>
+              </w:rPr>
+            </w:pPr>
+            <w:r>
+              <w:rPr>
+                <w:rFonts w:ascii="Times New Roman" w:eastAsia="Times New Roman" w:hAnsi="Times New Roman" w:cs="Times New Roman"/>
+                <w:sz w:val="20"/>
+                <w:szCs w:val="20"/>
+                <w:lang w:eastAsia="en-US"/>
+              </w:rPr>
+              <w:t>3.806</w:t>
+            </w:r>
+          </w:p>
+        </w:tc>
+        <w:tc>
+          <w:tcPr>
+            <w:tcW w:w="1333" w:type="pct"/>
+            <w:hideMark/>
+          </w:tcPr>
+          <w:p>
+            <w:pPr>
+              <w:jc w:val="center"/>
+              <w:cnfStyle w:val="000000100000" w:firstRow="0" w:lastRow="0" w:firstColumn="0" w:lastColumn="0" w:oddVBand="0" w:evenVBand="0" w:oddHBand="1" w:evenHBand="0" w:firstRowFirstColumn="0" w:firstRowLastColumn="0" w:lastRowFirstColumn="0" w:lastRowLastColumn="0"/>
+              <w:rPr>
+                <w:rFonts w:ascii="Times New Roman" w:eastAsia="Times New Roman" w:hAnsi="Times New Roman" w:cs="Times New Roman"/>
+                <w:sz w:val="20"/>
+                <w:szCs w:val="20"/>
+                <w:lang w:eastAsia="en-US"/>
+              </w:rPr>
+            </w:pPr>
+            <w:r>
+              <w:rPr>
+                <w:rFonts w:ascii="Times New Roman" w:eastAsia="Times New Roman" w:hAnsi="Times New Roman" w:cs="Times New Roman"/>
+                <w:sz w:val="20"/>
+                <w:szCs w:val="20"/>
+                <w:lang w:eastAsia="en-US"/>
+              </w:rPr>
+              <w:t>0.002</w:t>
+            </w:r>
+          </w:p>
+        </w:tc>
+      </w:tr>
+      <w:tr>
+        <w:trPr>
+          <w:trHeight w:val="285"/>
+        </w:trPr>
+        <w:tc>
+          <w:tcPr>
+            <w:cnfStyle w:val="001000000000" w:firstRow="0" w:lastRow="0" w:firstColumn="1" w:lastColumn="0" w:oddVBand="0" w:evenVBand="0" w:oddHBand="0" w:evenHBand="0" w:firstRowFirstColumn="0" w:firstRowLastColumn="0" w:lastRowFirstColumn="0" w:lastRowLastColumn="0"/>
+            <w:tcW w:w="1001" w:type="pct"/>
+            <w:hideMark/>
+          </w:tcPr>
+          <w:p>
+            <w:pPr>
+              <w:jc w:val="center"/>
+              <w:rPr>
+                <w:rFonts w:ascii="Dax-Regular" w:eastAsia="Times New Roman" w:hAnsi="Dax-Regular" w:cs="Calibri"/>
+                <w:color w:val="000000"/>
+                <w:lang w:eastAsia="en-US"/>
+              </w:rPr>
+            </w:pPr>
+            <w:r>
+              <w:rPr>
+                <w:rFonts w:ascii="Dax-Regular" w:eastAsia="Times New Roman" w:hAnsi="Dax-Regular" w:cs="Calibri"/>
+                <w:color w:val="000000"/>
+                <w:lang w:eastAsia="en-US"/>
+              </w:rPr>
+              <w:t>20.00%</w:t>
+            </w:r>
+          </w:p>
+        </w:tc>
+        <w:tc>
+          <w:tcPr>
+            <w:tcW w:w="1333" w:type="pct"/>
+            <w:hideMark/>
+          </w:tcPr>
+          <w:p>
+            <w:pPr>
+              <w:jc w:val="center"/>
+              <w:cnfStyle w:val="000000000000" w:firstRow="0" w:lastRow="0" w:firstColumn="0" w:lastColumn="0" w:oddVBand="0" w:evenVBand="0" w:oddHBand="0" w:evenHBand="0" w:firstRowFirstColumn="0" w:firstRowLastColumn="0" w:lastRowFirstColumn="0" w:lastRowLastColumn="0"/>
+              <w:rPr>
+                <w:rFonts w:ascii="Dax-Regular" w:eastAsia="Times New Roman" w:hAnsi="Dax-Regular" w:cs="Calibri"/>
+                <w:color w:val="000000"/>
+                <w:lang w:eastAsia="en-US"/>
+              </w:rPr>
+            </w:pPr>
+            <w:r>
+              <w:rPr>
+                <w:rFonts w:ascii="Dax-Regular" w:eastAsia="Times New Roman" w:hAnsi="Dax-Regular" w:cs="Calibri"/>
+                <w:color w:val="000000"/>
+                <w:lang w:eastAsia="en-US"/>
+              </w:rPr>
+              <w:t>0.669</w:t>
+            </w:r>
+          </w:p>
+        </w:tc>
+        <w:tc>
+          <w:tcPr>
+            <w:tcW w:w="1333" w:type="pct"/>
+            <w:hideMark/>
+          </w:tcPr>
+          <w:p>
+            <w:pPr>
+              <w:jc w:val="center"/>
+              <w:cnfStyle w:val="000000000000" w:firstRow="0" w:lastRow="0" w:firstColumn="0" w:lastColumn="0" w:oddVBand="0" w:evenVBand="0" w:oddHBand="0" w:evenHBand="0" w:firstRowFirstColumn="0" w:firstRowLastColumn="0" w:lastRowFirstColumn="0" w:lastRowLastColumn="0"/>
+              <w:rPr>
+                <w:rFonts w:ascii="Times New Roman" w:eastAsia="Times New Roman" w:hAnsi="Times New Roman" w:cs="Times New Roman"/>
+                <w:sz w:val="20"/>
+                <w:szCs w:val="20"/>
+                <w:lang w:eastAsia="en-US"/>
+              </w:rPr>
+            </w:pPr>
+            <w:r>
+              <w:rPr>
+                <w:rFonts w:ascii="Times New Roman" w:eastAsia="Times New Roman" w:hAnsi="Times New Roman" w:cs="Times New Roman"/>
+                <w:sz w:val="20"/>
+                <w:szCs w:val="20"/>
+                <w:lang w:eastAsia="en-US"/>
+              </w:rPr>
+              <w:t>9.753</w:t>
+            </w:r>
+          </w:p>
+        </w:tc>
+        <w:tc>
+          <w:tcPr>
+            <w:tcW w:w="1333" w:type="pct"/>
+            <w:hideMark/>
+          </w:tcPr>
+          <w:p>
+            <w:pPr>
+              <w:jc w:val="center"/>
+              <w:cnfStyle w:val="000000000000" w:firstRow="0" w:lastRow="0" w:firstColumn="0" w:lastColumn="0" w:oddVBand="0" w:evenVBand="0" w:oddHBand="0" w:evenHBand="0" w:firstRowFirstColumn="0" w:firstRowLastColumn="0" w:lastRowFirstColumn="0" w:lastRowLastColumn="0"/>
+              <w:rPr>
+                <w:rFonts w:ascii="Times New Roman" w:eastAsia="Times New Roman" w:hAnsi="Times New Roman" w:cs="Times New Roman"/>
+                <w:sz w:val="20"/>
+                <w:szCs w:val="20"/>
+                <w:lang w:eastAsia="en-US"/>
+              </w:rPr>
+            </w:pPr>
+            <w:r>
+              <w:rPr>
+                <w:rFonts w:ascii="Times New Roman" w:eastAsia="Times New Roman" w:hAnsi="Times New Roman" w:cs="Times New Roman"/>
+                <w:sz w:val="20"/>
+                <w:szCs w:val="20"/>
+                <w:lang w:eastAsia="en-US"/>
+              </w:rPr>
+              <w:t>0.001</w:t>
+            </w:r>
+          </w:p>
+        </w:tc>
+      </w:tr>
+      <w:tr>
+        <w:trPr>
+          <w:cnfStyle w:val="000000100000" w:firstRow="0" w:lastRow="0" w:firstColumn="0" w:lastColumn="0" w:oddVBand="0" w:evenVBand="0" w:oddHBand="1" w:evenHBand="0" w:firstRowFirstColumn="0" w:firstRowLastColumn="0" w:lastRowFirstColumn="0" w:lastRowLastColumn="0"/>
+          <w:trHeight w:val="285"/>
+        </w:trPr>
+        <w:tc>
+          <w:tcPr>
+            <w:cnfStyle w:val="001000000000" w:firstRow="0" w:lastRow="0" w:firstColumn="1" w:lastColumn="0" w:oddVBand="0" w:evenVBand="0" w:oddHBand="0" w:evenHBand="0" w:firstRowFirstColumn="0" w:firstRowLastColumn="0" w:lastRowFirstColumn="0" w:lastRowLastColumn="0"/>
+            <w:tcW w:w="1001" w:type="pct"/>
+            <w:hideMark/>
+          </w:tcPr>
+          <w:p>
+            <w:pPr>
+              <w:jc w:val="center"/>
+              <w:rPr>
+                <w:rFonts w:ascii="Dax-Regular" w:eastAsia="Times New Roman" w:hAnsi="Dax-Regular" w:cs="Calibri"/>
+                <w:color w:val="000000"/>
+                <w:lang w:eastAsia="en-US"/>
+              </w:rPr>
+            </w:pPr>
+            <w:r>
+              <w:rPr>
+                <w:rFonts w:ascii="Dax-Regular" w:eastAsia="Times New Roman" w:hAnsi="Dax-Regular" w:cs="Calibri"/>
+                <w:color w:val="000000"/>
+                <w:lang w:eastAsia="en-US"/>
+              </w:rPr>
+              <w:t>30.00%</w:t>
+            </w:r>
+          </w:p>
+        </w:tc>
+        <w:tc>
+          <w:tcPr>
+            <w:tcW w:w="1333" w:type="pct"/>
+            <w:hideMark/>
+          </w:tcPr>
+          <w:p>
+            <w:pPr>
+              <w:jc w:val="center"/>
+              <w:cnfStyle w:val="000000100000" w:firstRow="0" w:lastRow="0" w:firstColumn="0" w:lastColumn="0" w:oddVBand="0" w:evenVBand="0" w:oddHBand="1" w:evenHBand="0" w:firstRowFirstColumn="0" w:firstRowLastColumn="0" w:lastRowFirstColumn="0" w:lastRowLastColumn="0"/>
+              <w:rPr>
+                <w:rFonts w:ascii="Dax-Regular" w:eastAsia="Times New Roman" w:hAnsi="Dax-Regular" w:cs="Calibri"/>
+                <w:color w:val="000000"/>
+                <w:lang w:eastAsia="en-US"/>
+              </w:rPr>
+            </w:pPr>
+            <w:r>
+              <w:rPr>
+                <w:rFonts w:ascii="Dax-Regular" w:eastAsia="Times New Roman" w:hAnsi="Dax-Regular" w:cs="Calibri"/>
+                <w:color w:val="000000"/>
+                <w:lang w:eastAsia="en-US"/>
+              </w:rPr>
+              <w:t>1.027</w:t>
+            </w:r>
+          </w:p>
+        </w:tc>
+        <w:tc>
+          <w:tcPr>
+            <w:tcW w:w="1333" w:type="pct"/>
+            <w:hideMark/>
+          </w:tcPr>
+          <w:p>
+            <w:pPr>
+              <w:jc w:val="center"/>
+              <w:cnfStyle w:val="000000100000" w:firstRow="0" w:lastRow="0" w:firstColumn="0" w:lastColumn="0" w:oddVBand="0" w:evenVBand="0" w:oddHBand="1" w:evenHBand="0" w:firstRowFirstColumn="0" w:firstRowLastColumn="0" w:lastRowFirstColumn="0" w:lastRowLastColumn="0"/>
+              <w:rPr>
+                <w:rFonts w:ascii="Times New Roman" w:eastAsia="Times New Roman" w:hAnsi="Times New Roman" w:cs="Times New Roman"/>
+                <w:sz w:val="20"/>
+                <w:szCs w:val="20"/>
+                <w:lang w:eastAsia="en-US"/>
+              </w:rPr>
+            </w:pPr>
+            <w:r>
+              <w:rPr>
+                <w:rFonts w:ascii="Times New Roman" w:eastAsia="Times New Roman" w:hAnsi="Times New Roman" w:cs="Times New Roman"/>
+                <w:sz w:val="20"/>
+                <w:szCs w:val="20"/>
+                <w:lang w:eastAsia="en-US"/>
+              </w:rPr>
+              <w:t>20.098</w:t>
+            </w:r>
+          </w:p>
+        </w:tc>
+        <w:tc>
+          <w:tcPr>
+            <w:tcW w:w="1333" w:type="pct"/>
+            <w:hideMark/>
+          </w:tcPr>
+          <w:p>
+            <w:pPr>
+              <w:jc w:val="center"/>
+              <w:cnfStyle w:val="000000100000" w:firstRow="0" w:lastRow="0" w:firstColumn="0" w:lastColumn="0" w:oddVBand="0" w:evenVBand="0" w:oddHBand="1" w:evenHBand="0" w:firstRowFirstColumn="0" w:firstRowLastColumn="0" w:lastRowFirstColumn="0" w:lastRowLastColumn="0"/>
+              <w:rPr>
+                <w:rFonts w:ascii="Times New Roman" w:eastAsia="Times New Roman" w:hAnsi="Times New Roman" w:cs="Times New Roman"/>
+                <w:sz w:val="20"/>
+                <w:szCs w:val="20"/>
+                <w:lang w:eastAsia="en-US"/>
+              </w:rPr>
+            </w:pPr>
+            <w:r>
+              <w:rPr>
+                <w:rFonts w:ascii="Times New Roman" w:eastAsia="Times New Roman" w:hAnsi="Times New Roman" w:cs="Times New Roman"/>
+                <w:sz w:val="20"/>
+                <w:szCs w:val="20"/>
+                <w:lang w:eastAsia="en-US"/>
+              </w:rPr>
+              <w:t>0.002</w:t>
+            </w:r>
+          </w:p>
+        </w:tc>
+      </w:tr>
+      <w:tr>
+        <w:trPr>
+          <w:trHeight w:val="285"/>
+        </w:trPr>
+        <w:tc>
+          <w:tcPr>
+            <w:cnfStyle w:val="001000000000" w:firstRow="0" w:lastRow="0" w:firstColumn="1" w:lastColumn="0" w:oddVBand="0" w:evenVBand="0" w:oddHBand="0" w:evenHBand="0" w:firstRowFirstColumn="0" w:firstRowLastColumn="0" w:lastRowFirstColumn="0" w:lastRowLastColumn="0"/>
+            <w:tcW w:w="1001" w:type="pct"/>
+            <w:hideMark/>
+          </w:tcPr>
+          <w:p>
+            <w:pPr>
+              <w:jc w:val="center"/>
+              <w:rPr>
+                <w:rFonts w:ascii="Dax-Regular" w:eastAsia="Times New Roman" w:hAnsi="Dax-Regular" w:cs="Calibri"/>
+                <w:color w:val="000000"/>
+                <w:lang w:eastAsia="en-US"/>
+              </w:rPr>
+            </w:pPr>
+            <w:r>
+              <w:rPr>
+                <w:rFonts w:ascii="Dax-Regular" w:eastAsia="Times New Roman" w:hAnsi="Dax-Regular" w:cs="Calibri"/>
+                <w:color w:val="000000"/>
+                <w:lang w:eastAsia="en-US"/>
+              </w:rPr>
+              <w:t>50.00%</w:t>
+            </w:r>
+          </w:p>
+        </w:tc>
+        <w:tc>
+          <w:tcPr>
+            <w:tcW w:w="1333" w:type="pct"/>
+            <w:hideMark/>
+          </w:tcPr>
+          <w:p>
+            <w:pPr>
+              <w:jc w:val="center"/>
+              <w:cnfStyle w:val="000000000000" w:firstRow="0" w:lastRow="0" w:firstColumn="0" w:lastColumn="0" w:oddVBand="0" w:evenVBand="0" w:oddHBand="0" w:evenHBand="0" w:firstRowFirstColumn="0" w:firstRowLastColumn="0" w:lastRowFirstColumn="0" w:lastRowLastColumn="0"/>
+              <w:rPr>
+                <w:rFonts w:ascii="Dax-Regular" w:eastAsia="Times New Roman" w:hAnsi="Dax-Regular" w:cs="Calibri"/>
+                <w:color w:val="000000"/>
+                <w:lang w:eastAsia="en-US"/>
+              </w:rPr>
+            </w:pPr>
+            <w:r>
+              <w:rPr>
+                <w:rFonts w:ascii="Dax-Regular" w:eastAsia="Times New Roman" w:hAnsi="Dax-Regular" w:cs="Calibri"/>
+                <w:color w:val="000000"/>
+                <w:lang w:eastAsia="en-US"/>
+              </w:rPr>
+              <w:t>1.804</w:t>
+            </w:r>
+          </w:p>
+        </w:tc>
+        <w:tc>
+          <w:tcPr>
+            <w:tcW w:w="1333" w:type="pct"/>
+            <w:hideMark/>
+          </w:tcPr>
+          <w:p>
+            <w:pPr>
+              <w:jc w:val="center"/>
+              <w:cnfStyle w:val="000000000000" w:firstRow="0" w:lastRow="0" w:firstColumn="0" w:lastColumn="0" w:oddVBand="0" w:evenVBand="0" w:oddHBand="0" w:evenHBand="0" w:firstRowFirstColumn="0" w:firstRowLastColumn="0" w:lastRowFirstColumn="0" w:lastRowLastColumn="0"/>
+              <w:rPr>
+                <w:rFonts w:ascii="Times New Roman" w:eastAsia="Times New Roman" w:hAnsi="Times New Roman" w:cs="Times New Roman"/>
+                <w:sz w:val="20"/>
+                <w:szCs w:val="20"/>
+                <w:lang w:eastAsia="en-US"/>
+              </w:rPr>
+            </w:pPr>
+            <w:r>
+              <w:rPr>
+                <w:rFonts w:ascii="Times New Roman" w:eastAsia="Times New Roman" w:hAnsi="Times New Roman" w:cs="Times New Roman"/>
+                <w:sz w:val="20"/>
+                <w:szCs w:val="20"/>
+                <w:lang w:eastAsia="en-US"/>
+              </w:rPr>
+              <w:t>53.573</w:t>
+            </w:r>
+          </w:p>
+        </w:tc>
+        <w:tc>
+          <w:tcPr>
+            <w:tcW w:w="1333" w:type="pct"/>
+            <w:hideMark/>
+          </w:tcPr>
+          <w:p>
+            <w:pPr>
+              <w:jc w:val="center"/>
+              <w:cnfStyle w:val="000000000000" w:firstRow="0" w:lastRow="0" w:firstColumn="0" w:lastColumn="0" w:oddVBand="0" w:evenVBand="0" w:oddHBand="0" w:evenHBand="0" w:firstRowFirstColumn="0" w:firstRowLastColumn="0" w:lastRowFirstColumn="0" w:lastRowLastColumn="0"/>
+              <w:rPr>
+                <w:rFonts w:ascii="Times New Roman" w:eastAsia="Times New Roman" w:hAnsi="Times New Roman" w:cs="Times New Roman"/>
+                <w:sz w:val="20"/>
+                <w:szCs w:val="20"/>
+                <w:lang w:eastAsia="en-US"/>
+              </w:rPr>
+            </w:pPr>
+            <w:r>
+              <w:rPr>
+                <w:rFonts w:ascii="Times New Roman" w:eastAsia="Times New Roman" w:hAnsi="Times New Roman" w:cs="Times New Roman"/>
+                <w:sz w:val="20"/>
+                <w:szCs w:val="20"/>
+                <w:lang w:eastAsia="en-US"/>
+              </w:rPr>
+              <w:t>0.002</w:t>
+            </w:r>
+          </w:p>
+        </w:tc>
+      </w:tr>
+      <w:tr>
+        <w:trPr>
+          <w:cnfStyle w:val="000000100000" w:firstRow="0" w:lastRow="0" w:firstColumn="0" w:lastColumn="0" w:oddVBand="0" w:evenVBand="0" w:oddHBand="1" w:evenHBand="0" w:firstRowFirstColumn="0" w:firstRowLastColumn="0" w:lastRowFirstColumn="0" w:lastRowLastColumn="0"/>
+          <w:trHeight w:val="285"/>
+        </w:trPr>
+        <w:tc>
+          <w:tcPr>
+            <w:cnfStyle w:val="001000000000" w:firstRow="0" w:lastRow="0" w:firstColumn="1" w:lastColumn="0" w:oddVBand="0" w:evenVBand="0" w:oddHBand="0" w:evenHBand="0" w:firstRowFirstColumn="0" w:firstRowLastColumn="0" w:lastRowFirstColumn="0" w:lastRowLastColumn="0"/>
+            <w:tcW w:w="1001" w:type="pct"/>
+            <w:hideMark/>
+          </w:tcPr>
+          <w:p>
+            <w:pPr>
+              <w:jc w:val="center"/>
+              <w:rPr>
+                <w:rFonts w:ascii="Dax-Regular" w:eastAsia="Times New Roman" w:hAnsi="Dax-Regular" w:cs="Calibri"/>
+                <w:color w:val="000000"/>
+                <w:lang w:eastAsia="en-US"/>
+              </w:rPr>
+            </w:pPr>
+            <w:r>
+              <w:rPr>
+                <w:rFonts w:ascii="Dax-Regular" w:eastAsia="Times New Roman" w:hAnsi="Dax-Regular" w:cs="Calibri"/>
+                <w:color w:val="000000"/>
+                <w:lang w:eastAsia="en-US"/>
+              </w:rPr>
+              <w:t>80.00%</w:t>
+            </w:r>
+          </w:p>
+        </w:tc>
+        <w:tc>
+          <w:tcPr>
+            <w:tcW w:w="1333" w:type="pct"/>
+            <w:hideMark/>
+          </w:tcPr>
+          <w:p>
+            <w:pPr>
+              <w:jc w:val="center"/>
+              <w:cnfStyle w:val="000000100000" w:firstRow="0" w:lastRow="0" w:firstColumn="0" w:lastColumn="0" w:oddVBand="0" w:evenVBand="0" w:oddHBand="1" w:evenHBand="0" w:firstRowFirstColumn="0" w:firstRowLastColumn="0" w:lastRowFirstColumn="0" w:lastRowLastColumn="0"/>
+              <w:rPr>
+                <w:rFonts w:ascii="Dax-Regular" w:eastAsia="Times New Roman" w:hAnsi="Dax-Regular" w:cs="Calibri"/>
+                <w:color w:val="000000"/>
+                <w:lang w:eastAsia="en-US"/>
+              </w:rPr>
+            </w:pPr>
+            <w:r>
+              <w:rPr>
+                <w:rFonts w:ascii="Dax-Regular" w:eastAsia="Times New Roman" w:hAnsi="Dax-Regular" w:cs="Calibri"/>
+                <w:color w:val="000000"/>
+                <w:lang w:eastAsia="en-US"/>
+              </w:rPr>
+              <w:t>3.178</w:t>
+            </w:r>
+          </w:p>
+        </w:tc>
+        <w:tc>
+          <w:tcPr>
+            <w:tcW w:w="1333" w:type="pct"/>
+            <w:hideMark/>
+          </w:tcPr>
+          <w:p>
+            <w:pPr>
+              <w:jc w:val="center"/>
+              <w:cnfStyle w:val="000000100000" w:firstRow="0" w:lastRow="0" w:firstColumn="0" w:lastColumn="0" w:oddVBand="0" w:evenVBand="0" w:oddHBand="1" w:evenHBand="0" w:firstRowFirstColumn="0" w:firstRowLastColumn="0" w:lastRowFirstColumn="0" w:lastRowLastColumn="0"/>
+              <w:rPr>
+                <w:rFonts w:ascii="Times New Roman" w:eastAsia="Times New Roman" w:hAnsi="Times New Roman" w:cs="Times New Roman"/>
+                <w:sz w:val="20"/>
+                <w:szCs w:val="20"/>
+                <w:lang w:eastAsia="en-US"/>
+              </w:rPr>
+            </w:pPr>
+            <w:r>
+              <w:rPr>
+                <w:rFonts w:ascii="Times New Roman" w:eastAsia="Times New Roman" w:hAnsi="Times New Roman" w:cs="Times New Roman"/>
+                <w:sz w:val="20"/>
+                <w:szCs w:val="20"/>
+                <w:lang w:eastAsia="en-US"/>
+              </w:rPr>
+              <w:t>139.537</w:t>
+            </w:r>
+          </w:p>
+        </w:tc>
+        <w:tc>
+          <w:tcPr>
+            <w:tcW w:w="1333" w:type="pct"/>
+            <w:hideMark/>
+          </w:tcPr>
+          <w:p>
+            <w:pPr>
+              <w:jc w:val="center"/>
+              <w:cnfStyle w:val="000000100000" w:firstRow="0" w:lastRow="0" w:firstColumn="0" w:lastColumn="0" w:oddVBand="0" w:evenVBand="0" w:oddHBand="1" w:evenHBand="0" w:firstRowFirstColumn="0" w:firstRowLastColumn="0" w:lastRowFirstColumn="0" w:lastRowLastColumn="0"/>
+              <w:rPr>
+                <w:rFonts w:ascii="Times New Roman" w:eastAsia="Times New Roman" w:hAnsi="Times New Roman" w:cs="Times New Roman"/>
+                <w:sz w:val="20"/>
+                <w:szCs w:val="20"/>
+                <w:lang w:eastAsia="en-US"/>
+              </w:rPr>
+            </w:pPr>
+            <w:r>
+              <w:rPr>
+                <w:rFonts w:ascii="Times New Roman" w:eastAsia="Times New Roman" w:hAnsi="Times New Roman" w:cs="Times New Roman"/>
+                <w:sz w:val="20"/>
+                <w:szCs w:val="20"/>
+                <w:lang w:eastAsia="en-US"/>
+              </w:rPr>
+              <w:t>0.002</w:t>
+            </w:r>
+          </w:p>
+        </w:tc>
+      </w:tr>
+      <w:tr>
+        <w:trPr>
+          <w:trHeight w:val="285"/>
+        </w:trPr>
+        <w:tc>
+          <w:tcPr>
+            <w:cnfStyle w:val="001000000000" w:firstRow="0" w:lastRow="0" w:firstColumn="1" w:lastColumn="0" w:oddVBand="0" w:evenVBand="0" w:oddHBand="0" w:evenHBand="0" w:firstRowFirstColumn="0" w:firstRowLastColumn="0" w:lastRowFirstColumn="0" w:lastRowLastColumn="0"/>
+            <w:tcW w:w="1001" w:type="pct"/>
+            <w:hideMark/>
+          </w:tcPr>
+          <w:p>
+            <w:pPr>
+              <w:jc w:val="center"/>
+              <w:rPr>
+                <w:rFonts w:ascii="Dax-Regular" w:eastAsia="Times New Roman" w:hAnsi="Dax-Regular" w:cs="Calibri"/>
+                <w:color w:val="000000"/>
+                <w:lang w:eastAsia="en-US"/>
+              </w:rPr>
+            </w:pPr>
+            <w:r>
+              <w:rPr>
+                <w:rFonts w:ascii="Dax-Regular" w:eastAsia="Times New Roman" w:hAnsi="Dax-Regular" w:cs="Calibri"/>
+                <w:color w:val="000000"/>
+                <w:lang w:eastAsia="en-US"/>
+              </w:rPr>
+              <w:lastRenderedPageBreak/>
+              <w:t>100.00%</w:t>
+            </w:r>
+          </w:p>
+        </w:tc>
+        <w:tc>
+          <w:tcPr>
+            <w:tcW w:w="1333" w:type="pct"/>
+            <w:hideMark/>
+          </w:tcPr>
+          <w:p>
+            <w:pPr>
+              <w:jc w:val="center"/>
+              <w:cnfStyle w:val="000000000000" w:firstRow="0" w:lastRow="0" w:firstColumn="0" w:lastColumn="0" w:oddVBand="0" w:evenVBand="0" w:oddHBand="0" w:evenHBand="0" w:firstRowFirstColumn="0" w:firstRowLastColumn="0" w:lastRowFirstColumn="0" w:lastRowLastColumn="0"/>
+              <w:rPr>
+                <w:rFonts w:ascii="Dax-Regular" w:eastAsia="Times New Roman" w:hAnsi="Dax-Regular" w:cs="Calibri"/>
+                <w:color w:val="000000"/>
+                <w:lang w:eastAsia="en-US"/>
+              </w:rPr>
+            </w:pPr>
+            <w:r>
+              <w:rPr>
+                <w:rFonts w:ascii="Dax-Regular" w:eastAsia="Times New Roman" w:hAnsi="Dax-Regular" w:cs="Calibri"/>
+                <w:color w:val="000000"/>
+                <w:lang w:eastAsia="en-US"/>
+              </w:rPr>
+              <w:t>4.4</w:t>
+            </w:r>
+          </w:p>
+        </w:tc>
+        <w:tc>
+          <w:tcPr>
+            <w:tcW w:w="1333" w:type="pct"/>
+            <w:hideMark/>
+          </w:tcPr>
+          <w:p>
+            <w:pPr>
+              <w:jc w:val="center"/>
+              <w:cnfStyle w:val="000000000000" w:firstRow="0" w:lastRow="0" w:firstColumn="0" w:lastColumn="0" w:oddVBand="0" w:evenVBand="0" w:oddHBand="0" w:evenHBand="0" w:firstRowFirstColumn="0" w:firstRowLastColumn="0" w:lastRowFirstColumn="0" w:lastRowLastColumn="0"/>
+              <w:rPr>
+                <w:rFonts w:ascii="Times New Roman" w:eastAsia="Times New Roman" w:hAnsi="Times New Roman" w:cs="Times New Roman"/>
+                <w:sz w:val="20"/>
+                <w:szCs w:val="20"/>
+                <w:lang w:eastAsia="en-US"/>
+              </w:rPr>
+            </w:pPr>
+            <w:r>
+              <w:rPr>
+                <w:rFonts w:ascii="Times New Roman" w:eastAsia="Times New Roman" w:hAnsi="Times New Roman" w:cs="Times New Roman"/>
+                <w:sz w:val="20"/>
+                <w:szCs w:val="20"/>
+                <w:lang w:eastAsia="en-US"/>
+              </w:rPr>
+              <w:t>222.103</w:t>
+            </w:r>
+          </w:p>
+        </w:tc>
+        <w:tc>
+          <w:tcPr>
+            <w:tcW w:w="1333" w:type="pct"/>
+            <w:hideMark/>
+          </w:tcPr>
+          <w:p>
+            <w:pPr>
+              <w:jc w:val="center"/>
+              <w:cnfStyle w:val="000000000000" w:firstRow="0" w:lastRow="0" w:firstColumn="0" w:lastColumn="0" w:oddVBand="0" w:evenVBand="0" w:oddHBand="0" w:evenHBand="0" w:firstRowFirstColumn="0" w:firstRowLastColumn="0" w:lastRowFirstColumn="0" w:lastRowLastColumn="0"/>
+              <w:rPr>
+                <w:rFonts w:ascii="Times New Roman" w:eastAsia="Times New Roman" w:hAnsi="Times New Roman" w:cs="Times New Roman"/>
+                <w:sz w:val="20"/>
+                <w:szCs w:val="20"/>
+                <w:lang w:eastAsia="en-US"/>
+              </w:rPr>
+            </w:pPr>
+            <w:r>
+              <w:rPr>
+                <w:rFonts w:ascii="Times New Roman" w:eastAsia="Times New Roman" w:hAnsi="Times New Roman" w:cs="Times New Roman"/>
+                <w:sz w:val="20"/>
+                <w:szCs w:val="20"/>
+                <w:lang w:eastAsia="en-US"/>
+              </w:rPr>
+              <w:t>0.002</w:t>
+            </w:r>
+          </w:p>
+        </w:tc>
+      </w:tr>
+    </w:tbl>
+    <w:p>
+      <w:pPr>
+        <w:rPr>
+          <w:lang w:val="es-419"/>
+        </w:rPr>
+      </w:pPr>
+    </w:p>
+    <w:p>
+      <w:pPr>
+        <w:pStyle w:val="Ttulo1"/>
+        <w:rPr>
+          <w:b/>
+          <w:bCs/>
+          <w:lang w:val="es-419"/>
+        </w:rPr>
+      </w:pPr>
+      <w:r>
+        <w:rPr>
+          <w:b/>
+          <w:bCs/>
+          <w:lang w:val="es-419"/>
+        </w:rPr>
+        <w:t>M</w:t>
+      </w:r>
+      <w:r>
+        <w:rPr>
+          <w:b/>
+          <w:bCs/>
+          <w:lang w:val="es-419"/>
+        </w:rPr>
+        <w:t>á</w:t>
+      </w:r>
+      <w:r>
+        <w:rPr>
+          <w:b/>
+          <w:bCs/>
+          <w:lang w:val="es-419"/>
+        </w:rPr>
+        <w:t xml:space="preserve">quina </w:t>
+      </w:r>
+      <w:r>
+        <w:rPr>
+          <w:b/>
+          <w:bCs/>
+          <w:lang w:val="es-419"/>
+        </w:rPr>
+        <w:t>3</w:t>
+      </w:r>
+    </w:p>
+    <w:p>
+      <w:pPr>
+        <w:pStyle w:val="Ttulo2"/>
+        <w:rPr>
+          <w:b/>
+          <w:bCs/>
+          <w:lang w:val="es-419"/>
+        </w:rPr>
+      </w:pPr>
+      <w:r>
+        <w:rPr>
+          <w:b/>
+          <w:bCs/>
+          <w:lang w:val="es-419"/>
+        </w:rPr>
         <w:t>Resultados</w:t>
       </w:r>
       <w:r>
@@ -10443,7 +8570,1689 @@
           <w:bCs/>
           <w:lang w:val="es-419"/>
         </w:rPr>
-        <w:t>Stack</w:t>
+        <w:t>Queue</w:t>
+      </w:r>
+      <w:proofErr w:type="spellEnd"/>
+      <w:r>
+        <w:rPr>
+          <w:b/>
+          <w:bCs/>
+          <w:lang w:val="es-419"/>
+        </w:rPr>
+        <w:t xml:space="preserve"> con Array List</w:t>
+      </w:r>
+    </w:p>
+    <w:p>
+      <w:pPr>
+        <w:rPr>
+          <w:lang w:val="es-419"/>
+        </w:rPr>
+      </w:pPr>
+    </w:p>
+    <w:tbl>
+      <w:tblPr>
+        <w:tblStyle w:val="Tabladecuadrcula2"/>
+        <w:tblW w:w="4543" w:type="pct"/>
+        <w:tblLook w:val="04A0" w:firstRow="1" w:lastRow="0" w:firstColumn="1" w:lastColumn="0" w:noHBand="0" w:noVBand="1"/>
+      </w:tblPr>
+      <w:tblGrid>
+        <w:gridCol w:w="1703"/>
+        <w:gridCol w:w="2267"/>
+        <w:gridCol w:w="2267"/>
+        <w:gridCol w:w="2267"/>
+      </w:tblGrid>
+      <w:tr>
+        <w:trPr>
+          <w:cnfStyle w:val="100000000000" w:firstRow="1" w:lastRow="0" w:firstColumn="0" w:lastColumn="0" w:oddVBand="0" w:evenVBand="0" w:oddHBand="0" w:evenHBand="0" w:firstRowFirstColumn="0" w:firstRowLastColumn="0" w:lastRowFirstColumn="0" w:lastRowLastColumn="0"/>
+          <w:trHeight w:val="555"/>
+        </w:trPr>
+        <w:tc>
+          <w:tcPr>
+            <w:cnfStyle w:val="001000000000" w:firstRow="0" w:lastRow="0" w:firstColumn="1" w:lastColumn="0" w:oddVBand="0" w:evenVBand="0" w:oddHBand="0" w:evenHBand="0" w:firstRowFirstColumn="0" w:firstRowLastColumn="0" w:lastRowFirstColumn="0" w:lastRowLastColumn="0"/>
+            <w:tcW w:w="1001" w:type="pct"/>
+            <w:hideMark/>
+          </w:tcPr>
+          <w:p>
+            <w:pPr>
+              <w:jc w:val="center"/>
+              <w:rPr>
+                <w:rFonts w:ascii="Dax-Regular" w:eastAsia="Times New Roman" w:hAnsi="Dax-Regular" w:cs="Calibri"/>
+                <w:color w:val="000000"/>
+                <w:lang w:val="es-CO" w:eastAsia="en-US"/>
+              </w:rPr>
+            </w:pPr>
+            <w:r>
+              <w:rPr>
+                <w:rFonts w:ascii="Dax-Regular" w:eastAsia="Times New Roman" w:hAnsi="Dax-Regular" w:cs="Calibri"/>
+                <w:color w:val="000000"/>
+                <w:lang w:val="es-CO" w:eastAsia="en-US"/>
+              </w:rPr>
+              <w:t>Porcentaje de la muestra</w:t>
+            </w:r>
+          </w:p>
+        </w:tc>
+        <w:tc>
+          <w:tcPr>
+            <w:tcW w:w="1333" w:type="pct"/>
+            <w:hideMark/>
+          </w:tcPr>
+          <w:p>
+            <w:pPr>
+              <w:jc w:val="center"/>
+              <w:cnfStyle w:val="100000000000" w:firstRow="1" w:lastRow="0" w:firstColumn="0" w:lastColumn="0" w:oddVBand="0" w:evenVBand="0" w:oddHBand="0" w:evenHBand="0" w:firstRowFirstColumn="0" w:firstRowLastColumn="0" w:lastRowFirstColumn="0" w:lastRowLastColumn="0"/>
+              <w:rPr>
+                <w:rFonts w:ascii="Dax-Regular" w:eastAsia="Times New Roman" w:hAnsi="Dax-Regular" w:cs="Calibri"/>
+                <w:color w:val="000000"/>
+                <w:lang w:eastAsia="en-US"/>
+              </w:rPr>
+            </w:pPr>
+            <w:r>
+              <w:rPr>
+                <w:rFonts w:ascii="Dax-Regular" w:eastAsia="Times New Roman" w:hAnsi="Dax-Regular" w:cs="Calibri"/>
+                <w:color w:val="000000"/>
+                <w:lang w:eastAsia="en-US"/>
+              </w:rPr>
+              <w:t xml:space="preserve">enqueue (Array List) </w:t>
+            </w:r>
+          </w:p>
+        </w:tc>
+        <w:tc>
+          <w:tcPr>
+            <w:tcW w:w="1333" w:type="pct"/>
+            <w:hideMark/>
+          </w:tcPr>
+          <w:p>
+            <w:pPr>
+              <w:jc w:val="center"/>
+              <w:cnfStyle w:val="100000000000" w:firstRow="1" w:lastRow="0" w:firstColumn="0" w:lastColumn="0" w:oddVBand="0" w:evenVBand="0" w:oddHBand="0" w:evenHBand="0" w:firstRowFirstColumn="0" w:firstRowLastColumn="0" w:lastRowFirstColumn="0" w:lastRowLastColumn="0"/>
+              <w:rPr>
+                <w:rFonts w:ascii="Dax-Regular" w:eastAsia="Times New Roman" w:hAnsi="Dax-Regular" w:cs="Calibri"/>
+                <w:color w:val="000000"/>
+                <w:lang w:eastAsia="en-US"/>
+              </w:rPr>
+            </w:pPr>
+            <w:r>
+              <w:rPr>
+                <w:rFonts w:ascii="Dax-Regular" w:eastAsia="Times New Roman" w:hAnsi="Dax-Regular" w:cs="Calibri"/>
+                <w:color w:val="000000"/>
+                <w:lang w:eastAsia="en-US"/>
+              </w:rPr>
+              <w:t xml:space="preserve">dequeue (Array List) </w:t>
+            </w:r>
+          </w:p>
+        </w:tc>
+        <w:tc>
+          <w:tcPr>
+            <w:tcW w:w="1333" w:type="pct"/>
+            <w:hideMark/>
+          </w:tcPr>
+          <w:p>
+            <w:pPr>
+              <w:jc w:val="center"/>
+              <w:cnfStyle w:val="100000000000" w:firstRow="1" w:lastRow="0" w:firstColumn="0" w:lastColumn="0" w:oddVBand="0" w:evenVBand="0" w:oddHBand="0" w:evenHBand="0" w:firstRowFirstColumn="0" w:firstRowLastColumn="0" w:lastRowFirstColumn="0" w:lastRowLastColumn="0"/>
+              <w:rPr>
+                <w:rFonts w:ascii="Dax-Regular" w:eastAsia="Times New Roman" w:hAnsi="Dax-Regular" w:cs="Calibri"/>
+                <w:color w:val="000000"/>
+                <w:lang w:eastAsia="en-US"/>
+              </w:rPr>
+            </w:pPr>
+            <w:r>
+              <w:rPr>
+                <w:rFonts w:ascii="Dax-Regular" w:eastAsia="Times New Roman" w:hAnsi="Dax-Regular" w:cs="Calibri"/>
+                <w:color w:val="000000"/>
+                <w:lang w:eastAsia="en-US"/>
+              </w:rPr>
+              <w:t xml:space="preserve">peek (Array List) </w:t>
+            </w:r>
+          </w:p>
+        </w:tc>
+      </w:tr>
+      <w:tr>
+        <w:trPr>
+          <w:cnfStyle w:val="000000100000" w:firstRow="0" w:lastRow="0" w:firstColumn="0" w:lastColumn="0" w:oddVBand="0" w:evenVBand="0" w:oddHBand="1" w:evenHBand="0" w:firstRowFirstColumn="0" w:firstRowLastColumn="0" w:lastRowFirstColumn="0" w:lastRowLastColumn="0"/>
+          <w:trHeight w:val="278"/>
+        </w:trPr>
+        <w:tc>
+          <w:tcPr>
+            <w:cnfStyle w:val="001000000000" w:firstRow="0" w:lastRow="0" w:firstColumn="1" w:lastColumn="0" w:oddVBand="0" w:evenVBand="0" w:oddHBand="0" w:evenHBand="0" w:firstRowFirstColumn="0" w:firstRowLastColumn="0" w:lastRowFirstColumn="0" w:lastRowLastColumn="0"/>
+            <w:tcW w:w="1001" w:type="pct"/>
+            <w:hideMark/>
+          </w:tcPr>
+          <w:p>
+            <w:pPr>
+              <w:jc w:val="center"/>
+              <w:rPr>
+                <w:rFonts w:ascii="Dax-Regular" w:eastAsia="Times New Roman" w:hAnsi="Dax-Regular" w:cs="Calibri"/>
+                <w:color w:val="000000"/>
+                <w:lang w:eastAsia="en-US"/>
+              </w:rPr>
+            </w:pPr>
+            <w:r>
+              <w:rPr>
+                <w:rFonts w:ascii="Dax-Regular" w:eastAsia="Times New Roman" w:hAnsi="Dax-Regular" w:cs="Calibri"/>
+                <w:color w:val="000000"/>
+                <w:lang w:eastAsia="en-US"/>
+              </w:rPr>
+              <w:t>0.50%</w:t>
+            </w:r>
+          </w:p>
+        </w:tc>
+        <w:tc>
+          <w:tcPr>
+            <w:tcW w:w="1333" w:type="pct"/>
+            <w:hideMark/>
+          </w:tcPr>
+          <w:p>
+            <w:pPr>
+              <w:jc w:val="center"/>
+              <w:cnfStyle w:val="000000100000" w:firstRow="0" w:lastRow="0" w:firstColumn="0" w:lastColumn="0" w:oddVBand="0" w:evenVBand="0" w:oddHBand="1" w:evenHBand="0" w:firstRowFirstColumn="0" w:firstRowLastColumn="0" w:lastRowFirstColumn="0" w:lastRowLastColumn="0"/>
+              <w:rPr>
+                <w:rFonts w:ascii="Dax-Regular" w:eastAsia="Times New Roman" w:hAnsi="Dax-Regular" w:cs="Calibri"/>
+                <w:color w:val="000000"/>
+                <w:lang w:eastAsia="en-US"/>
+              </w:rPr>
+            </w:pPr>
+          </w:p>
+        </w:tc>
+        <w:tc>
+          <w:tcPr>
+            <w:tcW w:w="1333" w:type="pct"/>
+            <w:hideMark/>
+          </w:tcPr>
+          <w:p>
+            <w:pPr>
+              <w:jc w:val="center"/>
+              <w:cnfStyle w:val="000000100000" w:firstRow="0" w:lastRow="0" w:firstColumn="0" w:lastColumn="0" w:oddVBand="0" w:evenVBand="0" w:oddHBand="1" w:evenHBand="0" w:firstRowFirstColumn="0" w:firstRowLastColumn="0" w:lastRowFirstColumn="0" w:lastRowLastColumn="0"/>
+              <w:rPr>
+                <w:rFonts w:ascii="Times New Roman" w:eastAsia="Times New Roman" w:hAnsi="Times New Roman" w:cs="Times New Roman"/>
+                <w:sz w:val="20"/>
+                <w:szCs w:val="20"/>
+                <w:lang w:eastAsia="en-US"/>
+              </w:rPr>
+            </w:pPr>
+          </w:p>
+        </w:tc>
+        <w:tc>
+          <w:tcPr>
+            <w:tcW w:w="1333" w:type="pct"/>
+            <w:hideMark/>
+          </w:tcPr>
+          <w:p>
+            <w:pPr>
+              <w:jc w:val="center"/>
+              <w:cnfStyle w:val="000000100000" w:firstRow="0" w:lastRow="0" w:firstColumn="0" w:lastColumn="0" w:oddVBand="0" w:evenVBand="0" w:oddHBand="1" w:evenHBand="0" w:firstRowFirstColumn="0" w:firstRowLastColumn="0" w:lastRowFirstColumn="0" w:lastRowLastColumn="0"/>
+              <w:rPr>
+                <w:rFonts w:ascii="Times New Roman" w:eastAsia="Times New Roman" w:hAnsi="Times New Roman" w:cs="Times New Roman"/>
+                <w:sz w:val="20"/>
+                <w:szCs w:val="20"/>
+                <w:lang w:eastAsia="en-US"/>
+              </w:rPr>
+            </w:pPr>
+          </w:p>
+        </w:tc>
+      </w:tr>
+      <w:tr>
+        <w:trPr>
+          <w:trHeight w:val="278"/>
+        </w:trPr>
+        <w:tc>
+          <w:tcPr>
+            <w:cnfStyle w:val="001000000000" w:firstRow="0" w:lastRow="0" w:firstColumn="1" w:lastColumn="0" w:oddVBand="0" w:evenVBand="0" w:oddHBand="0" w:evenHBand="0" w:firstRowFirstColumn="0" w:firstRowLastColumn="0" w:lastRowFirstColumn="0" w:lastRowLastColumn="0"/>
+            <w:tcW w:w="1001" w:type="pct"/>
+            <w:hideMark/>
+          </w:tcPr>
+          <w:p>
+            <w:pPr>
+              <w:jc w:val="center"/>
+              <w:rPr>
+                <w:rFonts w:ascii="Dax-Regular" w:eastAsia="Times New Roman" w:hAnsi="Dax-Regular" w:cs="Calibri"/>
+                <w:color w:val="000000"/>
+                <w:lang w:eastAsia="en-US"/>
+              </w:rPr>
+            </w:pPr>
+            <w:r>
+              <w:rPr>
+                <w:rFonts w:ascii="Dax-Regular" w:eastAsia="Times New Roman" w:hAnsi="Dax-Regular" w:cs="Calibri"/>
+                <w:color w:val="000000"/>
+                <w:lang w:eastAsia="en-US"/>
+              </w:rPr>
+              <w:t>5.00%</w:t>
+            </w:r>
+          </w:p>
+        </w:tc>
+        <w:tc>
+          <w:tcPr>
+            <w:tcW w:w="1333" w:type="pct"/>
+            <w:hideMark/>
+          </w:tcPr>
+          <w:p>
+            <w:pPr>
+              <w:jc w:val="center"/>
+              <w:cnfStyle w:val="000000000000" w:firstRow="0" w:lastRow="0" w:firstColumn="0" w:lastColumn="0" w:oddVBand="0" w:evenVBand="0" w:oddHBand="0" w:evenHBand="0" w:firstRowFirstColumn="0" w:firstRowLastColumn="0" w:lastRowFirstColumn="0" w:lastRowLastColumn="0"/>
+              <w:rPr>
+                <w:rFonts w:ascii="Dax-Regular" w:eastAsia="Times New Roman" w:hAnsi="Dax-Regular" w:cs="Calibri"/>
+                <w:color w:val="000000"/>
+                <w:lang w:eastAsia="en-US"/>
+              </w:rPr>
+            </w:pPr>
+          </w:p>
+        </w:tc>
+        <w:tc>
+          <w:tcPr>
+            <w:tcW w:w="1333" w:type="pct"/>
+            <w:hideMark/>
+          </w:tcPr>
+          <w:p>
+            <w:pPr>
+              <w:jc w:val="center"/>
+              <w:cnfStyle w:val="000000000000" w:firstRow="0" w:lastRow="0" w:firstColumn="0" w:lastColumn="0" w:oddVBand="0" w:evenVBand="0" w:oddHBand="0" w:evenHBand="0" w:firstRowFirstColumn="0" w:firstRowLastColumn="0" w:lastRowFirstColumn="0" w:lastRowLastColumn="0"/>
+              <w:rPr>
+                <w:rFonts w:ascii="Times New Roman" w:eastAsia="Times New Roman" w:hAnsi="Times New Roman" w:cs="Times New Roman"/>
+                <w:sz w:val="20"/>
+                <w:szCs w:val="20"/>
+                <w:lang w:eastAsia="en-US"/>
+              </w:rPr>
+            </w:pPr>
+          </w:p>
+        </w:tc>
+        <w:tc>
+          <w:tcPr>
+            <w:tcW w:w="1333" w:type="pct"/>
+            <w:hideMark/>
+          </w:tcPr>
+          <w:p>
+            <w:pPr>
+              <w:jc w:val="center"/>
+              <w:cnfStyle w:val="000000000000" w:firstRow="0" w:lastRow="0" w:firstColumn="0" w:lastColumn="0" w:oddVBand="0" w:evenVBand="0" w:oddHBand="0" w:evenHBand="0" w:firstRowFirstColumn="0" w:firstRowLastColumn="0" w:lastRowFirstColumn="0" w:lastRowLastColumn="0"/>
+              <w:rPr>
+                <w:rFonts w:ascii="Times New Roman" w:eastAsia="Times New Roman" w:hAnsi="Times New Roman" w:cs="Times New Roman"/>
+                <w:sz w:val="20"/>
+                <w:szCs w:val="20"/>
+                <w:lang w:eastAsia="en-US"/>
+              </w:rPr>
+            </w:pPr>
+          </w:p>
+        </w:tc>
+      </w:tr>
+      <w:tr>
+        <w:trPr>
+          <w:cnfStyle w:val="000000100000" w:firstRow="0" w:lastRow="0" w:firstColumn="0" w:lastColumn="0" w:oddVBand="0" w:evenVBand="0" w:oddHBand="1" w:evenHBand="0" w:firstRowFirstColumn="0" w:firstRowLastColumn="0" w:lastRowFirstColumn="0" w:lastRowLastColumn="0"/>
+          <w:trHeight w:val="285"/>
+        </w:trPr>
+        <w:tc>
+          <w:tcPr>
+            <w:cnfStyle w:val="001000000000" w:firstRow="0" w:lastRow="0" w:firstColumn="1" w:lastColumn="0" w:oddVBand="0" w:evenVBand="0" w:oddHBand="0" w:evenHBand="0" w:firstRowFirstColumn="0" w:firstRowLastColumn="0" w:lastRowFirstColumn="0" w:lastRowLastColumn="0"/>
+            <w:tcW w:w="1001" w:type="pct"/>
+            <w:hideMark/>
+          </w:tcPr>
+          <w:p>
+            <w:pPr>
+              <w:jc w:val="center"/>
+              <w:rPr>
+                <w:rFonts w:ascii="Dax-Regular" w:eastAsia="Times New Roman" w:hAnsi="Dax-Regular" w:cs="Calibri"/>
+                <w:color w:val="000000"/>
+                <w:lang w:eastAsia="en-US"/>
+              </w:rPr>
+            </w:pPr>
+            <w:r>
+              <w:rPr>
+                <w:rFonts w:ascii="Dax-Regular" w:eastAsia="Times New Roman" w:hAnsi="Dax-Regular" w:cs="Calibri"/>
+                <w:color w:val="000000"/>
+                <w:lang w:eastAsia="en-US"/>
+              </w:rPr>
+              <w:t>10.00%</w:t>
+            </w:r>
+          </w:p>
+        </w:tc>
+        <w:tc>
+          <w:tcPr>
+            <w:tcW w:w="1333" w:type="pct"/>
+            <w:hideMark/>
+          </w:tcPr>
+          <w:p>
+            <w:pPr>
+              <w:jc w:val="center"/>
+              <w:cnfStyle w:val="000000100000" w:firstRow="0" w:lastRow="0" w:firstColumn="0" w:lastColumn="0" w:oddVBand="0" w:evenVBand="0" w:oddHBand="1" w:evenHBand="0" w:firstRowFirstColumn="0" w:firstRowLastColumn="0" w:lastRowFirstColumn="0" w:lastRowLastColumn="0"/>
+              <w:rPr>
+                <w:rFonts w:ascii="Dax-Regular" w:eastAsia="Times New Roman" w:hAnsi="Dax-Regular" w:cs="Calibri"/>
+                <w:color w:val="000000"/>
+                <w:lang w:eastAsia="en-US"/>
+              </w:rPr>
+            </w:pPr>
+          </w:p>
+        </w:tc>
+        <w:tc>
+          <w:tcPr>
+            <w:tcW w:w="1333" w:type="pct"/>
+            <w:hideMark/>
+          </w:tcPr>
+          <w:p>
+            <w:pPr>
+              <w:jc w:val="center"/>
+              <w:cnfStyle w:val="000000100000" w:firstRow="0" w:lastRow="0" w:firstColumn="0" w:lastColumn="0" w:oddVBand="0" w:evenVBand="0" w:oddHBand="1" w:evenHBand="0" w:firstRowFirstColumn="0" w:firstRowLastColumn="0" w:lastRowFirstColumn="0" w:lastRowLastColumn="0"/>
+              <w:rPr>
+                <w:rFonts w:ascii="Times New Roman" w:eastAsia="Times New Roman" w:hAnsi="Times New Roman" w:cs="Times New Roman"/>
+                <w:sz w:val="20"/>
+                <w:szCs w:val="20"/>
+                <w:lang w:eastAsia="en-US"/>
+              </w:rPr>
+            </w:pPr>
+          </w:p>
+        </w:tc>
+        <w:tc>
+          <w:tcPr>
+            <w:tcW w:w="1333" w:type="pct"/>
+            <w:hideMark/>
+          </w:tcPr>
+          <w:p>
+            <w:pPr>
+              <w:jc w:val="center"/>
+              <w:cnfStyle w:val="000000100000" w:firstRow="0" w:lastRow="0" w:firstColumn="0" w:lastColumn="0" w:oddVBand="0" w:evenVBand="0" w:oddHBand="1" w:evenHBand="0" w:firstRowFirstColumn="0" w:firstRowLastColumn="0" w:lastRowFirstColumn="0" w:lastRowLastColumn="0"/>
+              <w:rPr>
+                <w:rFonts w:ascii="Times New Roman" w:eastAsia="Times New Roman" w:hAnsi="Times New Roman" w:cs="Times New Roman"/>
+                <w:sz w:val="20"/>
+                <w:szCs w:val="20"/>
+                <w:lang w:eastAsia="en-US"/>
+              </w:rPr>
+            </w:pPr>
+          </w:p>
+        </w:tc>
+      </w:tr>
+      <w:tr>
+        <w:trPr>
+          <w:trHeight w:val="285"/>
+        </w:trPr>
+        <w:tc>
+          <w:tcPr>
+            <w:cnfStyle w:val="001000000000" w:firstRow="0" w:lastRow="0" w:firstColumn="1" w:lastColumn="0" w:oddVBand="0" w:evenVBand="0" w:oddHBand="0" w:evenHBand="0" w:firstRowFirstColumn="0" w:firstRowLastColumn="0" w:lastRowFirstColumn="0" w:lastRowLastColumn="0"/>
+            <w:tcW w:w="1001" w:type="pct"/>
+            <w:hideMark/>
+          </w:tcPr>
+          <w:p>
+            <w:pPr>
+              <w:jc w:val="center"/>
+              <w:rPr>
+                <w:rFonts w:ascii="Dax-Regular" w:eastAsia="Times New Roman" w:hAnsi="Dax-Regular" w:cs="Calibri"/>
+                <w:color w:val="000000"/>
+                <w:lang w:eastAsia="en-US"/>
+              </w:rPr>
+            </w:pPr>
+            <w:r>
+              <w:rPr>
+                <w:rFonts w:ascii="Dax-Regular" w:eastAsia="Times New Roman" w:hAnsi="Dax-Regular" w:cs="Calibri"/>
+                <w:color w:val="000000"/>
+                <w:lang w:eastAsia="en-US"/>
+              </w:rPr>
+              <w:t>20.00%</w:t>
+            </w:r>
+          </w:p>
+        </w:tc>
+        <w:tc>
+          <w:tcPr>
+            <w:tcW w:w="1333" w:type="pct"/>
+            <w:hideMark/>
+          </w:tcPr>
+          <w:p>
+            <w:pPr>
+              <w:jc w:val="center"/>
+              <w:cnfStyle w:val="000000000000" w:firstRow="0" w:lastRow="0" w:firstColumn="0" w:lastColumn="0" w:oddVBand="0" w:evenVBand="0" w:oddHBand="0" w:evenHBand="0" w:firstRowFirstColumn="0" w:firstRowLastColumn="0" w:lastRowFirstColumn="0" w:lastRowLastColumn="0"/>
+              <w:rPr>
+                <w:rFonts w:ascii="Dax-Regular" w:eastAsia="Times New Roman" w:hAnsi="Dax-Regular" w:cs="Calibri"/>
+                <w:color w:val="000000"/>
+                <w:lang w:eastAsia="en-US"/>
+              </w:rPr>
+            </w:pPr>
+          </w:p>
+        </w:tc>
+        <w:tc>
+          <w:tcPr>
+            <w:tcW w:w="1333" w:type="pct"/>
+            <w:hideMark/>
+          </w:tcPr>
+          <w:p>
+            <w:pPr>
+              <w:jc w:val="center"/>
+              <w:cnfStyle w:val="000000000000" w:firstRow="0" w:lastRow="0" w:firstColumn="0" w:lastColumn="0" w:oddVBand="0" w:evenVBand="0" w:oddHBand="0" w:evenHBand="0" w:firstRowFirstColumn="0" w:firstRowLastColumn="0" w:lastRowFirstColumn="0" w:lastRowLastColumn="0"/>
+              <w:rPr>
+                <w:rFonts w:ascii="Times New Roman" w:eastAsia="Times New Roman" w:hAnsi="Times New Roman" w:cs="Times New Roman"/>
+                <w:sz w:val="20"/>
+                <w:szCs w:val="20"/>
+                <w:lang w:eastAsia="en-US"/>
+              </w:rPr>
+            </w:pPr>
+          </w:p>
+        </w:tc>
+        <w:tc>
+          <w:tcPr>
+            <w:tcW w:w="1333" w:type="pct"/>
+            <w:hideMark/>
+          </w:tcPr>
+          <w:p>
+            <w:pPr>
+              <w:jc w:val="center"/>
+              <w:cnfStyle w:val="000000000000" w:firstRow="0" w:lastRow="0" w:firstColumn="0" w:lastColumn="0" w:oddVBand="0" w:evenVBand="0" w:oddHBand="0" w:evenHBand="0" w:firstRowFirstColumn="0" w:firstRowLastColumn="0" w:lastRowFirstColumn="0" w:lastRowLastColumn="0"/>
+              <w:rPr>
+                <w:rFonts w:ascii="Times New Roman" w:eastAsia="Times New Roman" w:hAnsi="Times New Roman" w:cs="Times New Roman"/>
+                <w:sz w:val="20"/>
+                <w:szCs w:val="20"/>
+                <w:lang w:eastAsia="en-US"/>
+              </w:rPr>
+            </w:pPr>
+          </w:p>
+        </w:tc>
+      </w:tr>
+      <w:tr>
+        <w:trPr>
+          <w:cnfStyle w:val="000000100000" w:firstRow="0" w:lastRow="0" w:firstColumn="0" w:lastColumn="0" w:oddVBand="0" w:evenVBand="0" w:oddHBand="1" w:evenHBand="0" w:firstRowFirstColumn="0" w:firstRowLastColumn="0" w:lastRowFirstColumn="0" w:lastRowLastColumn="0"/>
+          <w:trHeight w:val="285"/>
+        </w:trPr>
+        <w:tc>
+          <w:tcPr>
+            <w:cnfStyle w:val="001000000000" w:firstRow="0" w:lastRow="0" w:firstColumn="1" w:lastColumn="0" w:oddVBand="0" w:evenVBand="0" w:oddHBand="0" w:evenHBand="0" w:firstRowFirstColumn="0" w:firstRowLastColumn="0" w:lastRowFirstColumn="0" w:lastRowLastColumn="0"/>
+            <w:tcW w:w="1001" w:type="pct"/>
+            <w:hideMark/>
+          </w:tcPr>
+          <w:p>
+            <w:pPr>
+              <w:jc w:val="center"/>
+              <w:rPr>
+                <w:rFonts w:ascii="Dax-Regular" w:eastAsia="Times New Roman" w:hAnsi="Dax-Regular" w:cs="Calibri"/>
+                <w:color w:val="000000"/>
+                <w:lang w:eastAsia="en-US"/>
+              </w:rPr>
+            </w:pPr>
+            <w:r>
+              <w:rPr>
+                <w:rFonts w:ascii="Dax-Regular" w:eastAsia="Times New Roman" w:hAnsi="Dax-Regular" w:cs="Calibri"/>
+                <w:color w:val="000000"/>
+                <w:lang w:eastAsia="en-US"/>
+              </w:rPr>
+              <w:t>30.00%</w:t>
+            </w:r>
+          </w:p>
+        </w:tc>
+        <w:tc>
+          <w:tcPr>
+            <w:tcW w:w="1333" w:type="pct"/>
+            <w:hideMark/>
+          </w:tcPr>
+          <w:p>
+            <w:pPr>
+              <w:jc w:val="center"/>
+              <w:cnfStyle w:val="000000100000" w:firstRow="0" w:lastRow="0" w:firstColumn="0" w:lastColumn="0" w:oddVBand="0" w:evenVBand="0" w:oddHBand="1" w:evenHBand="0" w:firstRowFirstColumn="0" w:firstRowLastColumn="0" w:lastRowFirstColumn="0" w:lastRowLastColumn="0"/>
+              <w:rPr>
+                <w:rFonts w:ascii="Dax-Regular" w:eastAsia="Times New Roman" w:hAnsi="Dax-Regular" w:cs="Calibri"/>
+                <w:color w:val="000000"/>
+                <w:lang w:eastAsia="en-US"/>
+              </w:rPr>
+            </w:pPr>
+          </w:p>
+        </w:tc>
+        <w:tc>
+          <w:tcPr>
+            <w:tcW w:w="1333" w:type="pct"/>
+            <w:hideMark/>
+          </w:tcPr>
+          <w:p>
+            <w:pPr>
+              <w:jc w:val="center"/>
+              <w:cnfStyle w:val="000000100000" w:firstRow="0" w:lastRow="0" w:firstColumn="0" w:lastColumn="0" w:oddVBand="0" w:evenVBand="0" w:oddHBand="1" w:evenHBand="0" w:firstRowFirstColumn="0" w:firstRowLastColumn="0" w:lastRowFirstColumn="0" w:lastRowLastColumn="0"/>
+              <w:rPr>
+                <w:rFonts w:ascii="Times New Roman" w:eastAsia="Times New Roman" w:hAnsi="Times New Roman" w:cs="Times New Roman"/>
+                <w:sz w:val="20"/>
+                <w:szCs w:val="20"/>
+                <w:lang w:eastAsia="en-US"/>
+              </w:rPr>
+            </w:pPr>
+          </w:p>
+        </w:tc>
+        <w:tc>
+          <w:tcPr>
+            <w:tcW w:w="1333" w:type="pct"/>
+            <w:hideMark/>
+          </w:tcPr>
+          <w:p>
+            <w:pPr>
+              <w:jc w:val="center"/>
+              <w:cnfStyle w:val="000000100000" w:firstRow="0" w:lastRow="0" w:firstColumn="0" w:lastColumn="0" w:oddVBand="0" w:evenVBand="0" w:oddHBand="1" w:evenHBand="0" w:firstRowFirstColumn="0" w:firstRowLastColumn="0" w:lastRowFirstColumn="0" w:lastRowLastColumn="0"/>
+              <w:rPr>
+                <w:rFonts w:ascii="Times New Roman" w:eastAsia="Times New Roman" w:hAnsi="Times New Roman" w:cs="Times New Roman"/>
+                <w:sz w:val="20"/>
+                <w:szCs w:val="20"/>
+                <w:lang w:eastAsia="en-US"/>
+              </w:rPr>
+            </w:pPr>
+          </w:p>
+        </w:tc>
+      </w:tr>
+      <w:tr>
+        <w:trPr>
+          <w:trHeight w:val="285"/>
+        </w:trPr>
+        <w:tc>
+          <w:tcPr>
+            <w:cnfStyle w:val="001000000000" w:firstRow="0" w:lastRow="0" w:firstColumn="1" w:lastColumn="0" w:oddVBand="0" w:evenVBand="0" w:oddHBand="0" w:evenHBand="0" w:firstRowFirstColumn="0" w:firstRowLastColumn="0" w:lastRowFirstColumn="0" w:lastRowLastColumn="0"/>
+            <w:tcW w:w="1001" w:type="pct"/>
+            <w:hideMark/>
+          </w:tcPr>
+          <w:p>
+            <w:pPr>
+              <w:jc w:val="center"/>
+              <w:rPr>
+                <w:rFonts w:ascii="Dax-Regular" w:eastAsia="Times New Roman" w:hAnsi="Dax-Regular" w:cs="Calibri"/>
+                <w:color w:val="000000"/>
+                <w:lang w:eastAsia="en-US"/>
+              </w:rPr>
+            </w:pPr>
+            <w:r>
+              <w:rPr>
+                <w:rFonts w:ascii="Dax-Regular" w:eastAsia="Times New Roman" w:hAnsi="Dax-Regular" w:cs="Calibri"/>
+                <w:color w:val="000000"/>
+                <w:lang w:eastAsia="en-US"/>
+              </w:rPr>
+              <w:t>50.00%</w:t>
+            </w:r>
+          </w:p>
+        </w:tc>
+        <w:tc>
+          <w:tcPr>
+            <w:tcW w:w="1333" w:type="pct"/>
+            <w:hideMark/>
+          </w:tcPr>
+          <w:p>
+            <w:pPr>
+              <w:jc w:val="center"/>
+              <w:cnfStyle w:val="000000000000" w:firstRow="0" w:lastRow="0" w:firstColumn="0" w:lastColumn="0" w:oddVBand="0" w:evenVBand="0" w:oddHBand="0" w:evenHBand="0" w:firstRowFirstColumn="0" w:firstRowLastColumn="0" w:lastRowFirstColumn="0" w:lastRowLastColumn="0"/>
+              <w:rPr>
+                <w:rFonts w:ascii="Dax-Regular" w:eastAsia="Times New Roman" w:hAnsi="Dax-Regular" w:cs="Calibri"/>
+                <w:color w:val="000000"/>
+                <w:lang w:eastAsia="en-US"/>
+              </w:rPr>
+            </w:pPr>
+          </w:p>
+        </w:tc>
+        <w:tc>
+          <w:tcPr>
+            <w:tcW w:w="1333" w:type="pct"/>
+            <w:hideMark/>
+          </w:tcPr>
+          <w:p>
+            <w:pPr>
+              <w:jc w:val="center"/>
+              <w:cnfStyle w:val="000000000000" w:firstRow="0" w:lastRow="0" w:firstColumn="0" w:lastColumn="0" w:oddVBand="0" w:evenVBand="0" w:oddHBand="0" w:evenHBand="0" w:firstRowFirstColumn="0" w:firstRowLastColumn="0" w:lastRowFirstColumn="0" w:lastRowLastColumn="0"/>
+              <w:rPr>
+                <w:rFonts w:ascii="Times New Roman" w:eastAsia="Times New Roman" w:hAnsi="Times New Roman" w:cs="Times New Roman"/>
+                <w:sz w:val="20"/>
+                <w:szCs w:val="20"/>
+                <w:lang w:eastAsia="en-US"/>
+              </w:rPr>
+            </w:pPr>
+          </w:p>
+        </w:tc>
+        <w:tc>
+          <w:tcPr>
+            <w:tcW w:w="1333" w:type="pct"/>
+            <w:hideMark/>
+          </w:tcPr>
+          <w:p>
+            <w:pPr>
+              <w:jc w:val="center"/>
+              <w:cnfStyle w:val="000000000000" w:firstRow="0" w:lastRow="0" w:firstColumn="0" w:lastColumn="0" w:oddVBand="0" w:evenVBand="0" w:oddHBand="0" w:evenHBand="0" w:firstRowFirstColumn="0" w:firstRowLastColumn="0" w:lastRowFirstColumn="0" w:lastRowLastColumn="0"/>
+              <w:rPr>
+                <w:rFonts w:ascii="Times New Roman" w:eastAsia="Times New Roman" w:hAnsi="Times New Roman" w:cs="Times New Roman"/>
+                <w:sz w:val="20"/>
+                <w:szCs w:val="20"/>
+                <w:lang w:eastAsia="en-US"/>
+              </w:rPr>
+            </w:pPr>
+          </w:p>
+        </w:tc>
+      </w:tr>
+      <w:tr>
+        <w:trPr>
+          <w:cnfStyle w:val="000000100000" w:firstRow="0" w:lastRow="0" w:firstColumn="0" w:lastColumn="0" w:oddVBand="0" w:evenVBand="0" w:oddHBand="1" w:evenHBand="0" w:firstRowFirstColumn="0" w:firstRowLastColumn="0" w:lastRowFirstColumn="0" w:lastRowLastColumn="0"/>
+          <w:trHeight w:val="285"/>
+        </w:trPr>
+        <w:tc>
+          <w:tcPr>
+            <w:cnfStyle w:val="001000000000" w:firstRow="0" w:lastRow="0" w:firstColumn="1" w:lastColumn="0" w:oddVBand="0" w:evenVBand="0" w:oddHBand="0" w:evenHBand="0" w:firstRowFirstColumn="0" w:firstRowLastColumn="0" w:lastRowFirstColumn="0" w:lastRowLastColumn="0"/>
+            <w:tcW w:w="1001" w:type="pct"/>
+            <w:hideMark/>
+          </w:tcPr>
+          <w:p>
+            <w:pPr>
+              <w:jc w:val="center"/>
+              <w:rPr>
+                <w:rFonts w:ascii="Dax-Regular" w:eastAsia="Times New Roman" w:hAnsi="Dax-Regular" w:cs="Calibri"/>
+                <w:color w:val="000000"/>
+                <w:lang w:eastAsia="en-US"/>
+              </w:rPr>
+            </w:pPr>
+            <w:r>
+              <w:rPr>
+                <w:rFonts w:ascii="Dax-Regular" w:eastAsia="Times New Roman" w:hAnsi="Dax-Regular" w:cs="Calibri"/>
+                <w:color w:val="000000"/>
+                <w:lang w:eastAsia="en-US"/>
+              </w:rPr>
+              <w:t>80.00%</w:t>
+            </w:r>
+          </w:p>
+        </w:tc>
+        <w:tc>
+          <w:tcPr>
+            <w:tcW w:w="1333" w:type="pct"/>
+            <w:hideMark/>
+          </w:tcPr>
+          <w:p>
+            <w:pPr>
+              <w:jc w:val="center"/>
+              <w:cnfStyle w:val="000000100000" w:firstRow="0" w:lastRow="0" w:firstColumn="0" w:lastColumn="0" w:oddVBand="0" w:evenVBand="0" w:oddHBand="1" w:evenHBand="0" w:firstRowFirstColumn="0" w:firstRowLastColumn="0" w:lastRowFirstColumn="0" w:lastRowLastColumn="0"/>
+              <w:rPr>
+                <w:rFonts w:ascii="Dax-Regular" w:eastAsia="Times New Roman" w:hAnsi="Dax-Regular" w:cs="Calibri"/>
+                <w:color w:val="000000"/>
+                <w:lang w:eastAsia="en-US"/>
+              </w:rPr>
+            </w:pPr>
+          </w:p>
+        </w:tc>
+        <w:tc>
+          <w:tcPr>
+            <w:tcW w:w="1333" w:type="pct"/>
+            <w:hideMark/>
+          </w:tcPr>
+          <w:p>
+            <w:pPr>
+              <w:jc w:val="center"/>
+              <w:cnfStyle w:val="000000100000" w:firstRow="0" w:lastRow="0" w:firstColumn="0" w:lastColumn="0" w:oddVBand="0" w:evenVBand="0" w:oddHBand="1" w:evenHBand="0" w:firstRowFirstColumn="0" w:firstRowLastColumn="0" w:lastRowFirstColumn="0" w:lastRowLastColumn="0"/>
+              <w:rPr>
+                <w:rFonts w:ascii="Times New Roman" w:eastAsia="Times New Roman" w:hAnsi="Times New Roman" w:cs="Times New Roman"/>
+                <w:sz w:val="20"/>
+                <w:szCs w:val="20"/>
+                <w:lang w:eastAsia="en-US"/>
+              </w:rPr>
+            </w:pPr>
+          </w:p>
+        </w:tc>
+        <w:tc>
+          <w:tcPr>
+            <w:tcW w:w="1333" w:type="pct"/>
+            <w:hideMark/>
+          </w:tcPr>
+          <w:p>
+            <w:pPr>
+              <w:jc w:val="center"/>
+              <w:cnfStyle w:val="000000100000" w:firstRow="0" w:lastRow="0" w:firstColumn="0" w:lastColumn="0" w:oddVBand="0" w:evenVBand="0" w:oddHBand="1" w:evenHBand="0" w:firstRowFirstColumn="0" w:firstRowLastColumn="0" w:lastRowFirstColumn="0" w:lastRowLastColumn="0"/>
+              <w:rPr>
+                <w:rFonts w:ascii="Times New Roman" w:eastAsia="Times New Roman" w:hAnsi="Times New Roman" w:cs="Times New Roman"/>
+                <w:sz w:val="20"/>
+                <w:szCs w:val="20"/>
+                <w:lang w:eastAsia="en-US"/>
+              </w:rPr>
+            </w:pPr>
+          </w:p>
+        </w:tc>
+      </w:tr>
+      <w:tr>
+        <w:trPr>
+          <w:trHeight w:val="285"/>
+        </w:trPr>
+        <w:tc>
+          <w:tcPr>
+            <w:cnfStyle w:val="001000000000" w:firstRow="0" w:lastRow="0" w:firstColumn="1" w:lastColumn="0" w:oddVBand="0" w:evenVBand="0" w:oddHBand="0" w:evenHBand="0" w:firstRowFirstColumn="0" w:firstRowLastColumn="0" w:lastRowFirstColumn="0" w:lastRowLastColumn="0"/>
+            <w:tcW w:w="1001" w:type="pct"/>
+            <w:hideMark/>
+          </w:tcPr>
+          <w:p>
+            <w:pPr>
+              <w:jc w:val="center"/>
+              <w:rPr>
+                <w:rFonts w:ascii="Dax-Regular" w:eastAsia="Times New Roman" w:hAnsi="Dax-Regular" w:cs="Calibri"/>
+                <w:color w:val="000000"/>
+                <w:lang w:eastAsia="en-US"/>
+              </w:rPr>
+            </w:pPr>
+            <w:r>
+              <w:rPr>
+                <w:rFonts w:ascii="Dax-Regular" w:eastAsia="Times New Roman" w:hAnsi="Dax-Regular" w:cs="Calibri"/>
+                <w:color w:val="000000"/>
+                <w:lang w:eastAsia="en-US"/>
+              </w:rPr>
+              <w:t>100.00%</w:t>
+            </w:r>
+          </w:p>
+        </w:tc>
+        <w:tc>
+          <w:tcPr>
+            <w:tcW w:w="1333" w:type="pct"/>
+            <w:hideMark/>
+          </w:tcPr>
+          <w:p>
+            <w:pPr>
+              <w:jc w:val="center"/>
+              <w:cnfStyle w:val="000000000000" w:firstRow="0" w:lastRow="0" w:firstColumn="0" w:lastColumn="0" w:oddVBand="0" w:evenVBand="0" w:oddHBand="0" w:evenHBand="0" w:firstRowFirstColumn="0" w:firstRowLastColumn="0" w:lastRowFirstColumn="0" w:lastRowLastColumn="0"/>
+              <w:rPr>
+                <w:rFonts w:ascii="Dax-Regular" w:eastAsia="Times New Roman" w:hAnsi="Dax-Regular" w:cs="Calibri"/>
+                <w:color w:val="000000"/>
+                <w:lang w:eastAsia="en-US"/>
+              </w:rPr>
+            </w:pPr>
+          </w:p>
+        </w:tc>
+        <w:tc>
+          <w:tcPr>
+            <w:tcW w:w="1333" w:type="pct"/>
+            <w:hideMark/>
+          </w:tcPr>
+          <w:p>
+            <w:pPr>
+              <w:jc w:val="center"/>
+              <w:cnfStyle w:val="000000000000" w:firstRow="0" w:lastRow="0" w:firstColumn="0" w:lastColumn="0" w:oddVBand="0" w:evenVBand="0" w:oddHBand="0" w:evenHBand="0" w:firstRowFirstColumn="0" w:firstRowLastColumn="0" w:lastRowFirstColumn="0" w:lastRowLastColumn="0"/>
+              <w:rPr>
+                <w:rFonts w:ascii="Times New Roman" w:eastAsia="Times New Roman" w:hAnsi="Times New Roman" w:cs="Times New Roman"/>
+                <w:sz w:val="20"/>
+                <w:szCs w:val="20"/>
+                <w:lang w:eastAsia="en-US"/>
+              </w:rPr>
+            </w:pPr>
+          </w:p>
+        </w:tc>
+        <w:tc>
+          <w:tcPr>
+            <w:tcW w:w="1333" w:type="pct"/>
+            <w:hideMark/>
+          </w:tcPr>
+          <w:p>
+            <w:pPr>
+              <w:jc w:val="center"/>
+              <w:cnfStyle w:val="000000000000" w:firstRow="0" w:lastRow="0" w:firstColumn="0" w:lastColumn="0" w:oddVBand="0" w:evenVBand="0" w:oddHBand="0" w:evenHBand="0" w:firstRowFirstColumn="0" w:firstRowLastColumn="0" w:lastRowFirstColumn="0" w:lastRowLastColumn="0"/>
+              <w:rPr>
+                <w:rFonts w:ascii="Times New Roman" w:eastAsia="Times New Roman" w:hAnsi="Times New Roman" w:cs="Times New Roman"/>
+                <w:sz w:val="20"/>
+                <w:szCs w:val="20"/>
+                <w:lang w:eastAsia="en-US"/>
+              </w:rPr>
+            </w:pPr>
+          </w:p>
+        </w:tc>
+      </w:tr>
+    </w:tbl>
+    <w:p>
+      <w:pPr>
+        <w:rPr>
+          <w:lang w:val="es-419"/>
+        </w:rPr>
+      </w:pPr>
+    </w:p>
+    <w:p>
+      <w:pPr>
+        <w:pStyle w:val="Ttulo2"/>
+        <w:rPr>
+          <w:b/>
+          <w:bCs/>
+          <w:lang w:val="es-419"/>
+        </w:rPr>
+      </w:pPr>
+      <w:r>
+        <w:rPr>
+          <w:b/>
+          <w:bCs/>
+          <w:lang w:val="es-419"/>
+        </w:rPr>
+        <w:t>Resultados</w:t>
+      </w:r>
+      <w:r>
+        <w:rPr>
+          <w:b/>
+          <w:bCs/>
+          <w:lang w:val="es-419"/>
+        </w:rPr>
+        <w:t xml:space="preserve"> para Stack con Array List</w:t>
+      </w:r>
+    </w:p>
+    <w:p>
+      <w:pPr>
+        <w:rPr>
+          <w:lang w:val="es-419"/>
+        </w:rPr>
+      </w:pPr>
+    </w:p>
+    <w:tbl>
+      <w:tblPr>
+        <w:tblStyle w:val="Tabladecuadrcula2"/>
+        <w:tblW w:w="4543" w:type="pct"/>
+        <w:tblLook w:val="04A0" w:firstRow="1" w:lastRow="0" w:firstColumn="1" w:lastColumn="0" w:noHBand="0" w:noVBand="1"/>
+      </w:tblPr>
+      <w:tblGrid>
+        <w:gridCol w:w="1704"/>
+        <w:gridCol w:w="2266"/>
+        <w:gridCol w:w="2267"/>
+        <w:gridCol w:w="2267"/>
+      </w:tblGrid>
+      <w:tr>
+        <w:trPr>
+          <w:cnfStyle w:val="100000000000" w:firstRow="1" w:lastRow="0" w:firstColumn="0" w:lastColumn="0" w:oddVBand="0" w:evenVBand="0" w:oddHBand="0" w:evenHBand="0" w:firstRowFirstColumn="0" w:firstRowLastColumn="0" w:lastRowFirstColumn="0" w:lastRowLastColumn="0"/>
+          <w:trHeight w:val="555"/>
+        </w:trPr>
+        <w:tc>
+          <w:tcPr>
+            <w:cnfStyle w:val="001000000000" w:firstRow="0" w:lastRow="0" w:firstColumn="1" w:lastColumn="0" w:oddVBand="0" w:evenVBand="0" w:oddHBand="0" w:evenHBand="0" w:firstRowFirstColumn="0" w:firstRowLastColumn="0" w:lastRowFirstColumn="0" w:lastRowLastColumn="0"/>
+            <w:tcW w:w="1001" w:type="pct"/>
+            <w:hideMark/>
+          </w:tcPr>
+          <w:p>
+            <w:pPr>
+              <w:jc w:val="center"/>
+              <w:rPr>
+                <w:rFonts w:ascii="Dax-Regular" w:eastAsia="Times New Roman" w:hAnsi="Dax-Regular" w:cs="Calibri"/>
+                <w:color w:val="000000"/>
+                <w:lang w:val="es-CO" w:eastAsia="en-US"/>
+              </w:rPr>
+            </w:pPr>
+            <w:r>
+              <w:rPr>
+                <w:rFonts w:ascii="Dax-Regular" w:eastAsia="Times New Roman" w:hAnsi="Dax-Regular" w:cs="Calibri"/>
+                <w:color w:val="000000"/>
+                <w:lang w:val="es-CO" w:eastAsia="en-US"/>
+              </w:rPr>
+              <w:t>Porcentaje de la muestra</w:t>
+            </w:r>
+          </w:p>
+        </w:tc>
+        <w:tc>
+          <w:tcPr>
+            <w:tcW w:w="1332" w:type="pct"/>
+            <w:hideMark/>
+          </w:tcPr>
+          <w:p>
+            <w:pPr>
+              <w:jc w:val="center"/>
+              <w:cnfStyle w:val="100000000000" w:firstRow="1" w:lastRow="0" w:firstColumn="0" w:lastColumn="0" w:oddVBand="0" w:evenVBand="0" w:oddHBand="0" w:evenHBand="0" w:firstRowFirstColumn="0" w:firstRowLastColumn="0" w:lastRowFirstColumn="0" w:lastRowLastColumn="0"/>
+              <w:rPr>
+                <w:rFonts w:ascii="Dax-Regular" w:eastAsia="Times New Roman" w:hAnsi="Dax-Regular" w:cs="Calibri"/>
+                <w:color w:val="000000"/>
+                <w:lang w:eastAsia="en-US"/>
+              </w:rPr>
+            </w:pPr>
+            <w:r>
+              <w:rPr>
+                <w:rFonts w:ascii="Dax-Regular" w:eastAsia="Times New Roman" w:hAnsi="Dax-Regular" w:cs="Calibri"/>
+                <w:color w:val="000000"/>
+                <w:lang w:eastAsia="en-US"/>
+              </w:rPr>
+              <w:t>push (Array List)</w:t>
+            </w:r>
+          </w:p>
+        </w:tc>
+        <w:tc>
+          <w:tcPr>
+            <w:tcW w:w="1333" w:type="pct"/>
+            <w:hideMark/>
+          </w:tcPr>
+          <w:p>
+            <w:pPr>
+              <w:jc w:val="center"/>
+              <w:cnfStyle w:val="100000000000" w:firstRow="1" w:lastRow="0" w:firstColumn="0" w:lastColumn="0" w:oddVBand="0" w:evenVBand="0" w:oddHBand="0" w:evenHBand="0" w:firstRowFirstColumn="0" w:firstRowLastColumn="0" w:lastRowFirstColumn="0" w:lastRowLastColumn="0"/>
+              <w:rPr>
+                <w:rFonts w:ascii="Dax-Regular" w:eastAsia="Times New Roman" w:hAnsi="Dax-Regular" w:cs="Calibri"/>
+                <w:color w:val="000000"/>
+                <w:lang w:eastAsia="en-US"/>
+              </w:rPr>
+            </w:pPr>
+            <w:r>
+              <w:rPr>
+                <w:rFonts w:ascii="Dax-Regular" w:eastAsia="Times New Roman" w:hAnsi="Dax-Regular" w:cs="Calibri"/>
+                <w:color w:val="000000"/>
+                <w:lang w:eastAsia="en-US"/>
+              </w:rPr>
+              <w:t>pop (Array List)</w:t>
+            </w:r>
+          </w:p>
+        </w:tc>
+        <w:tc>
+          <w:tcPr>
+            <w:tcW w:w="1333" w:type="pct"/>
+            <w:hideMark/>
+          </w:tcPr>
+          <w:p>
+            <w:pPr>
+              <w:jc w:val="center"/>
+              <w:cnfStyle w:val="100000000000" w:firstRow="1" w:lastRow="0" w:firstColumn="0" w:lastColumn="0" w:oddVBand="0" w:evenVBand="0" w:oddHBand="0" w:evenHBand="0" w:firstRowFirstColumn="0" w:firstRowLastColumn="0" w:lastRowFirstColumn="0" w:lastRowLastColumn="0"/>
+              <w:rPr>
+                <w:rFonts w:ascii="Dax-Regular" w:eastAsia="Times New Roman" w:hAnsi="Dax-Regular" w:cs="Calibri"/>
+                <w:color w:val="000000"/>
+                <w:lang w:eastAsia="en-US"/>
+              </w:rPr>
+            </w:pPr>
+            <w:proofErr w:type="gramStart"/>
+            <w:r>
+              <w:rPr>
+                <w:rFonts w:ascii="Dax-Regular" w:eastAsia="Times New Roman" w:hAnsi="Dax-Regular" w:cs="Calibri"/>
+                <w:color w:val="000000"/>
+                <w:lang w:eastAsia="en-US"/>
+              </w:rPr>
+              <w:t>top(</w:t>
+            </w:r>
+            <w:proofErr w:type="gramEnd"/>
+            <w:r>
+              <w:rPr>
+                <w:rFonts w:ascii="Dax-Regular" w:eastAsia="Times New Roman" w:hAnsi="Dax-Regular" w:cs="Calibri"/>
+                <w:color w:val="000000"/>
+                <w:lang w:eastAsia="en-US"/>
+              </w:rPr>
+              <w:t>Array List)</w:t>
+            </w:r>
+          </w:p>
+        </w:tc>
+      </w:tr>
+      <w:tr>
+        <w:trPr>
+          <w:cnfStyle w:val="000000100000" w:firstRow="0" w:lastRow="0" w:firstColumn="0" w:lastColumn="0" w:oddVBand="0" w:evenVBand="0" w:oddHBand="1" w:evenHBand="0" w:firstRowFirstColumn="0" w:firstRowLastColumn="0" w:lastRowFirstColumn="0" w:lastRowLastColumn="0"/>
+          <w:trHeight w:val="278"/>
+        </w:trPr>
+        <w:tc>
+          <w:tcPr>
+            <w:cnfStyle w:val="001000000000" w:firstRow="0" w:lastRow="0" w:firstColumn="1" w:lastColumn="0" w:oddVBand="0" w:evenVBand="0" w:oddHBand="0" w:evenHBand="0" w:firstRowFirstColumn="0" w:firstRowLastColumn="0" w:lastRowFirstColumn="0" w:lastRowLastColumn="0"/>
+            <w:tcW w:w="1001" w:type="pct"/>
+            <w:hideMark/>
+          </w:tcPr>
+          <w:p>
+            <w:pPr>
+              <w:jc w:val="center"/>
+              <w:rPr>
+                <w:rFonts w:ascii="Dax-Regular" w:eastAsia="Times New Roman" w:hAnsi="Dax-Regular" w:cs="Calibri"/>
+                <w:color w:val="000000"/>
+                <w:lang w:eastAsia="en-US"/>
+              </w:rPr>
+            </w:pPr>
+            <w:r>
+              <w:rPr>
+                <w:rFonts w:ascii="Dax-Regular" w:eastAsia="Times New Roman" w:hAnsi="Dax-Regular" w:cs="Calibri"/>
+                <w:color w:val="000000"/>
+                <w:lang w:eastAsia="en-US"/>
+              </w:rPr>
+              <w:t>0.50%</w:t>
+            </w:r>
+          </w:p>
+        </w:tc>
+        <w:tc>
+          <w:tcPr>
+            <w:tcW w:w="1332" w:type="pct"/>
+            <w:hideMark/>
+          </w:tcPr>
+          <w:p>
+            <w:pPr>
+              <w:jc w:val="center"/>
+              <w:cnfStyle w:val="000000100000" w:firstRow="0" w:lastRow="0" w:firstColumn="0" w:lastColumn="0" w:oddVBand="0" w:evenVBand="0" w:oddHBand="1" w:evenHBand="0" w:firstRowFirstColumn="0" w:firstRowLastColumn="0" w:lastRowFirstColumn="0" w:lastRowLastColumn="0"/>
+              <w:rPr>
+                <w:rFonts w:ascii="Dax-Regular" w:eastAsia="Times New Roman" w:hAnsi="Dax-Regular" w:cs="Calibri"/>
+                <w:color w:val="000000"/>
+                <w:lang w:eastAsia="en-US"/>
+              </w:rPr>
+            </w:pPr>
+          </w:p>
+        </w:tc>
+        <w:tc>
+          <w:tcPr>
+            <w:tcW w:w="1333" w:type="pct"/>
+            <w:hideMark/>
+          </w:tcPr>
+          <w:p>
+            <w:pPr>
+              <w:jc w:val="center"/>
+              <w:cnfStyle w:val="000000100000" w:firstRow="0" w:lastRow="0" w:firstColumn="0" w:lastColumn="0" w:oddVBand="0" w:evenVBand="0" w:oddHBand="1" w:evenHBand="0" w:firstRowFirstColumn="0" w:firstRowLastColumn="0" w:lastRowFirstColumn="0" w:lastRowLastColumn="0"/>
+              <w:rPr>
+                <w:rFonts w:ascii="Times New Roman" w:eastAsia="Times New Roman" w:hAnsi="Times New Roman" w:cs="Times New Roman"/>
+                <w:sz w:val="20"/>
+                <w:szCs w:val="20"/>
+                <w:lang w:eastAsia="en-US"/>
+              </w:rPr>
+            </w:pPr>
+          </w:p>
+        </w:tc>
+        <w:tc>
+          <w:tcPr>
+            <w:tcW w:w="1333" w:type="pct"/>
+            <w:hideMark/>
+          </w:tcPr>
+          <w:p>
+            <w:pPr>
+              <w:jc w:val="center"/>
+              <w:cnfStyle w:val="000000100000" w:firstRow="0" w:lastRow="0" w:firstColumn="0" w:lastColumn="0" w:oddVBand="0" w:evenVBand="0" w:oddHBand="1" w:evenHBand="0" w:firstRowFirstColumn="0" w:firstRowLastColumn="0" w:lastRowFirstColumn="0" w:lastRowLastColumn="0"/>
+              <w:rPr>
+                <w:rFonts w:ascii="Times New Roman" w:eastAsia="Times New Roman" w:hAnsi="Times New Roman" w:cs="Times New Roman"/>
+                <w:sz w:val="20"/>
+                <w:szCs w:val="20"/>
+                <w:lang w:eastAsia="en-US"/>
+              </w:rPr>
+            </w:pPr>
+          </w:p>
+        </w:tc>
+      </w:tr>
+      <w:tr>
+        <w:trPr>
+          <w:trHeight w:val="278"/>
+        </w:trPr>
+        <w:tc>
+          <w:tcPr>
+            <w:cnfStyle w:val="001000000000" w:firstRow="0" w:lastRow="0" w:firstColumn="1" w:lastColumn="0" w:oddVBand="0" w:evenVBand="0" w:oddHBand="0" w:evenHBand="0" w:firstRowFirstColumn="0" w:firstRowLastColumn="0" w:lastRowFirstColumn="0" w:lastRowLastColumn="0"/>
+            <w:tcW w:w="1001" w:type="pct"/>
+            <w:hideMark/>
+          </w:tcPr>
+          <w:p>
+            <w:pPr>
+              <w:jc w:val="center"/>
+              <w:rPr>
+                <w:rFonts w:ascii="Dax-Regular" w:eastAsia="Times New Roman" w:hAnsi="Dax-Regular" w:cs="Calibri"/>
+                <w:color w:val="000000"/>
+                <w:lang w:eastAsia="en-US"/>
+              </w:rPr>
+            </w:pPr>
+            <w:r>
+              <w:rPr>
+                <w:rFonts w:ascii="Dax-Regular" w:eastAsia="Times New Roman" w:hAnsi="Dax-Regular" w:cs="Calibri"/>
+                <w:color w:val="000000"/>
+                <w:lang w:eastAsia="en-US"/>
+              </w:rPr>
+              <w:t>5.00%</w:t>
+            </w:r>
+          </w:p>
+        </w:tc>
+        <w:tc>
+          <w:tcPr>
+            <w:tcW w:w="1332" w:type="pct"/>
+            <w:hideMark/>
+          </w:tcPr>
+          <w:p>
+            <w:pPr>
+              <w:jc w:val="center"/>
+              <w:cnfStyle w:val="000000000000" w:firstRow="0" w:lastRow="0" w:firstColumn="0" w:lastColumn="0" w:oddVBand="0" w:evenVBand="0" w:oddHBand="0" w:evenHBand="0" w:firstRowFirstColumn="0" w:firstRowLastColumn="0" w:lastRowFirstColumn="0" w:lastRowLastColumn="0"/>
+              <w:rPr>
+                <w:rFonts w:ascii="Dax-Regular" w:eastAsia="Times New Roman" w:hAnsi="Dax-Regular" w:cs="Calibri"/>
+                <w:color w:val="000000"/>
+                <w:lang w:eastAsia="en-US"/>
+              </w:rPr>
+            </w:pPr>
+          </w:p>
+        </w:tc>
+        <w:tc>
+          <w:tcPr>
+            <w:tcW w:w="1333" w:type="pct"/>
+            <w:hideMark/>
+          </w:tcPr>
+          <w:p>
+            <w:pPr>
+              <w:jc w:val="center"/>
+              <w:cnfStyle w:val="000000000000" w:firstRow="0" w:lastRow="0" w:firstColumn="0" w:lastColumn="0" w:oddVBand="0" w:evenVBand="0" w:oddHBand="0" w:evenHBand="0" w:firstRowFirstColumn="0" w:firstRowLastColumn="0" w:lastRowFirstColumn="0" w:lastRowLastColumn="0"/>
+              <w:rPr>
+                <w:rFonts w:ascii="Times New Roman" w:eastAsia="Times New Roman" w:hAnsi="Times New Roman" w:cs="Times New Roman"/>
+                <w:sz w:val="20"/>
+                <w:szCs w:val="20"/>
+                <w:lang w:eastAsia="en-US"/>
+              </w:rPr>
+            </w:pPr>
+          </w:p>
+        </w:tc>
+        <w:tc>
+          <w:tcPr>
+            <w:tcW w:w="1333" w:type="pct"/>
+            <w:hideMark/>
+          </w:tcPr>
+          <w:p>
+            <w:pPr>
+              <w:jc w:val="center"/>
+              <w:cnfStyle w:val="000000000000" w:firstRow="0" w:lastRow="0" w:firstColumn="0" w:lastColumn="0" w:oddVBand="0" w:evenVBand="0" w:oddHBand="0" w:evenHBand="0" w:firstRowFirstColumn="0" w:firstRowLastColumn="0" w:lastRowFirstColumn="0" w:lastRowLastColumn="0"/>
+              <w:rPr>
+                <w:rFonts w:ascii="Times New Roman" w:eastAsia="Times New Roman" w:hAnsi="Times New Roman" w:cs="Times New Roman"/>
+                <w:sz w:val="20"/>
+                <w:szCs w:val="20"/>
+                <w:lang w:eastAsia="en-US"/>
+              </w:rPr>
+            </w:pPr>
+          </w:p>
+        </w:tc>
+      </w:tr>
+      <w:tr>
+        <w:trPr>
+          <w:cnfStyle w:val="000000100000" w:firstRow="0" w:lastRow="0" w:firstColumn="0" w:lastColumn="0" w:oddVBand="0" w:evenVBand="0" w:oddHBand="1" w:evenHBand="0" w:firstRowFirstColumn="0" w:firstRowLastColumn="0" w:lastRowFirstColumn="0" w:lastRowLastColumn="0"/>
+          <w:trHeight w:val="285"/>
+        </w:trPr>
+        <w:tc>
+          <w:tcPr>
+            <w:cnfStyle w:val="001000000000" w:firstRow="0" w:lastRow="0" w:firstColumn="1" w:lastColumn="0" w:oddVBand="0" w:evenVBand="0" w:oddHBand="0" w:evenHBand="0" w:firstRowFirstColumn="0" w:firstRowLastColumn="0" w:lastRowFirstColumn="0" w:lastRowLastColumn="0"/>
+            <w:tcW w:w="1001" w:type="pct"/>
+            <w:hideMark/>
+          </w:tcPr>
+          <w:p>
+            <w:pPr>
+              <w:jc w:val="center"/>
+              <w:rPr>
+                <w:rFonts w:ascii="Dax-Regular" w:eastAsia="Times New Roman" w:hAnsi="Dax-Regular" w:cs="Calibri"/>
+                <w:color w:val="000000"/>
+                <w:lang w:eastAsia="en-US"/>
+              </w:rPr>
+            </w:pPr>
+            <w:r>
+              <w:rPr>
+                <w:rFonts w:ascii="Dax-Regular" w:eastAsia="Times New Roman" w:hAnsi="Dax-Regular" w:cs="Calibri"/>
+                <w:color w:val="000000"/>
+                <w:lang w:eastAsia="en-US"/>
+              </w:rPr>
+              <w:t>10.00%</w:t>
+            </w:r>
+          </w:p>
+        </w:tc>
+        <w:tc>
+          <w:tcPr>
+            <w:tcW w:w="1332" w:type="pct"/>
+            <w:hideMark/>
+          </w:tcPr>
+          <w:p>
+            <w:pPr>
+              <w:jc w:val="center"/>
+              <w:cnfStyle w:val="000000100000" w:firstRow="0" w:lastRow="0" w:firstColumn="0" w:lastColumn="0" w:oddVBand="0" w:evenVBand="0" w:oddHBand="1" w:evenHBand="0" w:firstRowFirstColumn="0" w:firstRowLastColumn="0" w:lastRowFirstColumn="0" w:lastRowLastColumn="0"/>
+              <w:rPr>
+                <w:rFonts w:ascii="Dax-Regular" w:eastAsia="Times New Roman" w:hAnsi="Dax-Regular" w:cs="Calibri"/>
+                <w:color w:val="000000"/>
+                <w:lang w:eastAsia="en-US"/>
+              </w:rPr>
+            </w:pPr>
+          </w:p>
+        </w:tc>
+        <w:tc>
+          <w:tcPr>
+            <w:tcW w:w="1333" w:type="pct"/>
+            <w:hideMark/>
+          </w:tcPr>
+          <w:p>
+            <w:pPr>
+              <w:jc w:val="center"/>
+              <w:cnfStyle w:val="000000100000" w:firstRow="0" w:lastRow="0" w:firstColumn="0" w:lastColumn="0" w:oddVBand="0" w:evenVBand="0" w:oddHBand="1" w:evenHBand="0" w:firstRowFirstColumn="0" w:firstRowLastColumn="0" w:lastRowFirstColumn="0" w:lastRowLastColumn="0"/>
+              <w:rPr>
+                <w:rFonts w:ascii="Times New Roman" w:eastAsia="Times New Roman" w:hAnsi="Times New Roman" w:cs="Times New Roman"/>
+                <w:sz w:val="20"/>
+                <w:szCs w:val="20"/>
+                <w:lang w:eastAsia="en-US"/>
+              </w:rPr>
+            </w:pPr>
+          </w:p>
+        </w:tc>
+        <w:tc>
+          <w:tcPr>
+            <w:tcW w:w="1333" w:type="pct"/>
+            <w:hideMark/>
+          </w:tcPr>
+          <w:p>
+            <w:pPr>
+              <w:jc w:val="center"/>
+              <w:cnfStyle w:val="000000100000" w:firstRow="0" w:lastRow="0" w:firstColumn="0" w:lastColumn="0" w:oddVBand="0" w:evenVBand="0" w:oddHBand="1" w:evenHBand="0" w:firstRowFirstColumn="0" w:firstRowLastColumn="0" w:lastRowFirstColumn="0" w:lastRowLastColumn="0"/>
+              <w:rPr>
+                <w:rFonts w:ascii="Times New Roman" w:eastAsia="Times New Roman" w:hAnsi="Times New Roman" w:cs="Times New Roman"/>
+                <w:sz w:val="20"/>
+                <w:szCs w:val="20"/>
+                <w:lang w:eastAsia="en-US"/>
+              </w:rPr>
+            </w:pPr>
+          </w:p>
+        </w:tc>
+      </w:tr>
+      <w:tr>
+        <w:trPr>
+          <w:trHeight w:val="285"/>
+        </w:trPr>
+        <w:tc>
+          <w:tcPr>
+            <w:cnfStyle w:val="001000000000" w:firstRow="0" w:lastRow="0" w:firstColumn="1" w:lastColumn="0" w:oddVBand="0" w:evenVBand="0" w:oddHBand="0" w:evenHBand="0" w:firstRowFirstColumn="0" w:firstRowLastColumn="0" w:lastRowFirstColumn="0" w:lastRowLastColumn="0"/>
+            <w:tcW w:w="1001" w:type="pct"/>
+            <w:hideMark/>
+          </w:tcPr>
+          <w:p>
+            <w:pPr>
+              <w:jc w:val="center"/>
+              <w:rPr>
+                <w:rFonts w:ascii="Dax-Regular" w:eastAsia="Times New Roman" w:hAnsi="Dax-Regular" w:cs="Calibri"/>
+                <w:color w:val="000000"/>
+                <w:lang w:eastAsia="en-US"/>
+              </w:rPr>
+            </w:pPr>
+            <w:r>
+              <w:rPr>
+                <w:rFonts w:ascii="Dax-Regular" w:eastAsia="Times New Roman" w:hAnsi="Dax-Regular" w:cs="Calibri"/>
+                <w:color w:val="000000"/>
+                <w:lang w:eastAsia="en-US"/>
+              </w:rPr>
+              <w:t>20.00%</w:t>
+            </w:r>
+          </w:p>
+        </w:tc>
+        <w:tc>
+          <w:tcPr>
+            <w:tcW w:w="1332" w:type="pct"/>
+            <w:hideMark/>
+          </w:tcPr>
+          <w:p>
+            <w:pPr>
+              <w:jc w:val="center"/>
+              <w:cnfStyle w:val="000000000000" w:firstRow="0" w:lastRow="0" w:firstColumn="0" w:lastColumn="0" w:oddVBand="0" w:evenVBand="0" w:oddHBand="0" w:evenHBand="0" w:firstRowFirstColumn="0" w:firstRowLastColumn="0" w:lastRowFirstColumn="0" w:lastRowLastColumn="0"/>
+              <w:rPr>
+                <w:rFonts w:ascii="Dax-Regular" w:eastAsia="Times New Roman" w:hAnsi="Dax-Regular" w:cs="Calibri"/>
+                <w:color w:val="000000"/>
+                <w:lang w:eastAsia="en-US"/>
+              </w:rPr>
+            </w:pPr>
+          </w:p>
+        </w:tc>
+        <w:tc>
+          <w:tcPr>
+            <w:tcW w:w="1333" w:type="pct"/>
+            <w:hideMark/>
+          </w:tcPr>
+          <w:p>
+            <w:pPr>
+              <w:jc w:val="center"/>
+              <w:cnfStyle w:val="000000000000" w:firstRow="0" w:lastRow="0" w:firstColumn="0" w:lastColumn="0" w:oddVBand="0" w:evenVBand="0" w:oddHBand="0" w:evenHBand="0" w:firstRowFirstColumn="0" w:firstRowLastColumn="0" w:lastRowFirstColumn="0" w:lastRowLastColumn="0"/>
+              <w:rPr>
+                <w:rFonts w:ascii="Times New Roman" w:eastAsia="Times New Roman" w:hAnsi="Times New Roman" w:cs="Times New Roman"/>
+                <w:sz w:val="20"/>
+                <w:szCs w:val="20"/>
+                <w:lang w:eastAsia="en-US"/>
+              </w:rPr>
+            </w:pPr>
+          </w:p>
+        </w:tc>
+        <w:tc>
+          <w:tcPr>
+            <w:tcW w:w="1333" w:type="pct"/>
+            <w:hideMark/>
+          </w:tcPr>
+          <w:p>
+            <w:pPr>
+              <w:jc w:val="center"/>
+              <w:cnfStyle w:val="000000000000" w:firstRow="0" w:lastRow="0" w:firstColumn="0" w:lastColumn="0" w:oddVBand="0" w:evenVBand="0" w:oddHBand="0" w:evenHBand="0" w:firstRowFirstColumn="0" w:firstRowLastColumn="0" w:lastRowFirstColumn="0" w:lastRowLastColumn="0"/>
+              <w:rPr>
+                <w:rFonts w:ascii="Times New Roman" w:eastAsia="Times New Roman" w:hAnsi="Times New Roman" w:cs="Times New Roman"/>
+                <w:sz w:val="20"/>
+                <w:szCs w:val="20"/>
+                <w:lang w:eastAsia="en-US"/>
+              </w:rPr>
+            </w:pPr>
+          </w:p>
+        </w:tc>
+      </w:tr>
+      <w:tr>
+        <w:trPr>
+          <w:cnfStyle w:val="000000100000" w:firstRow="0" w:lastRow="0" w:firstColumn="0" w:lastColumn="0" w:oddVBand="0" w:evenVBand="0" w:oddHBand="1" w:evenHBand="0" w:firstRowFirstColumn="0" w:firstRowLastColumn="0" w:lastRowFirstColumn="0" w:lastRowLastColumn="0"/>
+          <w:trHeight w:val="285"/>
+        </w:trPr>
+        <w:tc>
+          <w:tcPr>
+            <w:cnfStyle w:val="001000000000" w:firstRow="0" w:lastRow="0" w:firstColumn="1" w:lastColumn="0" w:oddVBand="0" w:evenVBand="0" w:oddHBand="0" w:evenHBand="0" w:firstRowFirstColumn="0" w:firstRowLastColumn="0" w:lastRowFirstColumn="0" w:lastRowLastColumn="0"/>
+            <w:tcW w:w="1001" w:type="pct"/>
+            <w:hideMark/>
+          </w:tcPr>
+          <w:p>
+            <w:pPr>
+              <w:jc w:val="center"/>
+              <w:rPr>
+                <w:rFonts w:ascii="Dax-Regular" w:eastAsia="Times New Roman" w:hAnsi="Dax-Regular" w:cs="Calibri"/>
+                <w:color w:val="000000"/>
+                <w:lang w:eastAsia="en-US"/>
+              </w:rPr>
+            </w:pPr>
+            <w:r>
+              <w:rPr>
+                <w:rFonts w:ascii="Dax-Regular" w:eastAsia="Times New Roman" w:hAnsi="Dax-Regular" w:cs="Calibri"/>
+                <w:color w:val="000000"/>
+                <w:lang w:eastAsia="en-US"/>
+              </w:rPr>
+              <w:t>30.00%</w:t>
+            </w:r>
+          </w:p>
+        </w:tc>
+        <w:tc>
+          <w:tcPr>
+            <w:tcW w:w="1332" w:type="pct"/>
+            <w:hideMark/>
+          </w:tcPr>
+          <w:p>
+            <w:pPr>
+              <w:jc w:val="center"/>
+              <w:cnfStyle w:val="000000100000" w:firstRow="0" w:lastRow="0" w:firstColumn="0" w:lastColumn="0" w:oddVBand="0" w:evenVBand="0" w:oddHBand="1" w:evenHBand="0" w:firstRowFirstColumn="0" w:firstRowLastColumn="0" w:lastRowFirstColumn="0" w:lastRowLastColumn="0"/>
+              <w:rPr>
+                <w:rFonts w:ascii="Dax-Regular" w:eastAsia="Times New Roman" w:hAnsi="Dax-Regular" w:cs="Calibri"/>
+                <w:color w:val="000000"/>
+                <w:lang w:eastAsia="en-US"/>
+              </w:rPr>
+            </w:pPr>
+          </w:p>
+        </w:tc>
+        <w:tc>
+          <w:tcPr>
+            <w:tcW w:w="1333" w:type="pct"/>
+            <w:hideMark/>
+          </w:tcPr>
+          <w:p>
+            <w:pPr>
+              <w:jc w:val="center"/>
+              <w:cnfStyle w:val="000000100000" w:firstRow="0" w:lastRow="0" w:firstColumn="0" w:lastColumn="0" w:oddVBand="0" w:evenVBand="0" w:oddHBand="1" w:evenHBand="0" w:firstRowFirstColumn="0" w:firstRowLastColumn="0" w:lastRowFirstColumn="0" w:lastRowLastColumn="0"/>
+              <w:rPr>
+                <w:rFonts w:ascii="Times New Roman" w:eastAsia="Times New Roman" w:hAnsi="Times New Roman" w:cs="Times New Roman"/>
+                <w:sz w:val="20"/>
+                <w:szCs w:val="20"/>
+                <w:lang w:eastAsia="en-US"/>
+              </w:rPr>
+            </w:pPr>
+          </w:p>
+        </w:tc>
+        <w:tc>
+          <w:tcPr>
+            <w:tcW w:w="1333" w:type="pct"/>
+            <w:hideMark/>
+          </w:tcPr>
+          <w:p>
+            <w:pPr>
+              <w:jc w:val="center"/>
+              <w:cnfStyle w:val="000000100000" w:firstRow="0" w:lastRow="0" w:firstColumn="0" w:lastColumn="0" w:oddVBand="0" w:evenVBand="0" w:oddHBand="1" w:evenHBand="0" w:firstRowFirstColumn="0" w:firstRowLastColumn="0" w:lastRowFirstColumn="0" w:lastRowLastColumn="0"/>
+              <w:rPr>
+                <w:rFonts w:ascii="Times New Roman" w:eastAsia="Times New Roman" w:hAnsi="Times New Roman" w:cs="Times New Roman"/>
+                <w:sz w:val="20"/>
+                <w:szCs w:val="20"/>
+                <w:lang w:eastAsia="en-US"/>
+              </w:rPr>
+            </w:pPr>
+          </w:p>
+        </w:tc>
+      </w:tr>
+      <w:tr>
+        <w:trPr>
+          <w:trHeight w:val="285"/>
+        </w:trPr>
+        <w:tc>
+          <w:tcPr>
+            <w:cnfStyle w:val="001000000000" w:firstRow="0" w:lastRow="0" w:firstColumn="1" w:lastColumn="0" w:oddVBand="0" w:evenVBand="0" w:oddHBand="0" w:evenHBand="0" w:firstRowFirstColumn="0" w:firstRowLastColumn="0" w:lastRowFirstColumn="0" w:lastRowLastColumn="0"/>
+            <w:tcW w:w="1001" w:type="pct"/>
+            <w:hideMark/>
+          </w:tcPr>
+          <w:p>
+            <w:pPr>
+              <w:jc w:val="center"/>
+              <w:rPr>
+                <w:rFonts w:ascii="Dax-Regular" w:eastAsia="Times New Roman" w:hAnsi="Dax-Regular" w:cs="Calibri"/>
+                <w:color w:val="000000"/>
+                <w:lang w:eastAsia="en-US"/>
+              </w:rPr>
+            </w:pPr>
+            <w:r>
+              <w:rPr>
+                <w:rFonts w:ascii="Dax-Regular" w:eastAsia="Times New Roman" w:hAnsi="Dax-Regular" w:cs="Calibri"/>
+                <w:color w:val="000000"/>
+                <w:lang w:eastAsia="en-US"/>
+              </w:rPr>
+              <w:t>50.00%</w:t>
+            </w:r>
+          </w:p>
+        </w:tc>
+        <w:tc>
+          <w:tcPr>
+            <w:tcW w:w="1332" w:type="pct"/>
+            <w:hideMark/>
+          </w:tcPr>
+          <w:p>
+            <w:pPr>
+              <w:jc w:val="center"/>
+              <w:cnfStyle w:val="000000000000" w:firstRow="0" w:lastRow="0" w:firstColumn="0" w:lastColumn="0" w:oddVBand="0" w:evenVBand="0" w:oddHBand="0" w:evenHBand="0" w:firstRowFirstColumn="0" w:firstRowLastColumn="0" w:lastRowFirstColumn="0" w:lastRowLastColumn="0"/>
+              <w:rPr>
+                <w:rFonts w:ascii="Dax-Regular" w:eastAsia="Times New Roman" w:hAnsi="Dax-Regular" w:cs="Calibri"/>
+                <w:color w:val="000000"/>
+                <w:lang w:eastAsia="en-US"/>
+              </w:rPr>
+            </w:pPr>
+          </w:p>
+        </w:tc>
+        <w:tc>
+          <w:tcPr>
+            <w:tcW w:w="1333" w:type="pct"/>
+            <w:hideMark/>
+          </w:tcPr>
+          <w:p>
+            <w:pPr>
+              <w:jc w:val="center"/>
+              <w:cnfStyle w:val="000000000000" w:firstRow="0" w:lastRow="0" w:firstColumn="0" w:lastColumn="0" w:oddVBand="0" w:evenVBand="0" w:oddHBand="0" w:evenHBand="0" w:firstRowFirstColumn="0" w:firstRowLastColumn="0" w:lastRowFirstColumn="0" w:lastRowLastColumn="0"/>
+              <w:rPr>
+                <w:rFonts w:ascii="Times New Roman" w:eastAsia="Times New Roman" w:hAnsi="Times New Roman" w:cs="Times New Roman"/>
+                <w:sz w:val="20"/>
+                <w:szCs w:val="20"/>
+                <w:lang w:eastAsia="en-US"/>
+              </w:rPr>
+            </w:pPr>
+          </w:p>
+        </w:tc>
+        <w:tc>
+          <w:tcPr>
+            <w:tcW w:w="1333" w:type="pct"/>
+            <w:hideMark/>
+          </w:tcPr>
+          <w:p>
+            <w:pPr>
+              <w:jc w:val="center"/>
+              <w:cnfStyle w:val="000000000000" w:firstRow="0" w:lastRow="0" w:firstColumn="0" w:lastColumn="0" w:oddVBand="0" w:evenVBand="0" w:oddHBand="0" w:evenHBand="0" w:firstRowFirstColumn="0" w:firstRowLastColumn="0" w:lastRowFirstColumn="0" w:lastRowLastColumn="0"/>
+              <w:rPr>
+                <w:rFonts w:ascii="Times New Roman" w:eastAsia="Times New Roman" w:hAnsi="Times New Roman" w:cs="Times New Roman"/>
+                <w:sz w:val="20"/>
+                <w:szCs w:val="20"/>
+                <w:lang w:eastAsia="en-US"/>
+              </w:rPr>
+            </w:pPr>
+          </w:p>
+        </w:tc>
+      </w:tr>
+      <w:tr>
+        <w:trPr>
+          <w:cnfStyle w:val="000000100000" w:firstRow="0" w:lastRow="0" w:firstColumn="0" w:lastColumn="0" w:oddVBand="0" w:evenVBand="0" w:oddHBand="1" w:evenHBand="0" w:firstRowFirstColumn="0" w:firstRowLastColumn="0" w:lastRowFirstColumn="0" w:lastRowLastColumn="0"/>
+          <w:trHeight w:val="285"/>
+        </w:trPr>
+        <w:tc>
+          <w:tcPr>
+            <w:cnfStyle w:val="001000000000" w:firstRow="0" w:lastRow="0" w:firstColumn="1" w:lastColumn="0" w:oddVBand="0" w:evenVBand="0" w:oddHBand="0" w:evenHBand="0" w:firstRowFirstColumn="0" w:firstRowLastColumn="0" w:lastRowFirstColumn="0" w:lastRowLastColumn="0"/>
+            <w:tcW w:w="1001" w:type="pct"/>
+            <w:hideMark/>
+          </w:tcPr>
+          <w:p>
+            <w:pPr>
+              <w:jc w:val="center"/>
+              <w:rPr>
+                <w:rFonts w:ascii="Dax-Regular" w:eastAsia="Times New Roman" w:hAnsi="Dax-Regular" w:cs="Calibri"/>
+                <w:color w:val="000000"/>
+                <w:lang w:eastAsia="en-US"/>
+              </w:rPr>
+            </w:pPr>
+            <w:r>
+              <w:rPr>
+                <w:rFonts w:ascii="Dax-Regular" w:eastAsia="Times New Roman" w:hAnsi="Dax-Regular" w:cs="Calibri"/>
+                <w:color w:val="000000"/>
+                <w:lang w:eastAsia="en-US"/>
+              </w:rPr>
+              <w:t>80.00%</w:t>
+            </w:r>
+          </w:p>
+        </w:tc>
+        <w:tc>
+          <w:tcPr>
+            <w:tcW w:w="1332" w:type="pct"/>
+            <w:hideMark/>
+          </w:tcPr>
+          <w:p>
+            <w:pPr>
+              <w:jc w:val="center"/>
+              <w:cnfStyle w:val="000000100000" w:firstRow="0" w:lastRow="0" w:firstColumn="0" w:lastColumn="0" w:oddVBand="0" w:evenVBand="0" w:oddHBand="1" w:evenHBand="0" w:firstRowFirstColumn="0" w:firstRowLastColumn="0" w:lastRowFirstColumn="0" w:lastRowLastColumn="0"/>
+              <w:rPr>
+                <w:rFonts w:ascii="Dax-Regular" w:eastAsia="Times New Roman" w:hAnsi="Dax-Regular" w:cs="Calibri"/>
+                <w:color w:val="000000"/>
+                <w:lang w:eastAsia="en-US"/>
+              </w:rPr>
+            </w:pPr>
+          </w:p>
+        </w:tc>
+        <w:tc>
+          <w:tcPr>
+            <w:tcW w:w="1333" w:type="pct"/>
+            <w:hideMark/>
+          </w:tcPr>
+          <w:p>
+            <w:pPr>
+              <w:jc w:val="center"/>
+              <w:cnfStyle w:val="000000100000" w:firstRow="0" w:lastRow="0" w:firstColumn="0" w:lastColumn="0" w:oddVBand="0" w:evenVBand="0" w:oddHBand="1" w:evenHBand="0" w:firstRowFirstColumn="0" w:firstRowLastColumn="0" w:lastRowFirstColumn="0" w:lastRowLastColumn="0"/>
+              <w:rPr>
+                <w:rFonts w:ascii="Times New Roman" w:eastAsia="Times New Roman" w:hAnsi="Times New Roman" w:cs="Times New Roman"/>
+                <w:sz w:val="20"/>
+                <w:szCs w:val="20"/>
+                <w:lang w:eastAsia="en-US"/>
+              </w:rPr>
+            </w:pPr>
+          </w:p>
+        </w:tc>
+        <w:tc>
+          <w:tcPr>
+            <w:tcW w:w="1333" w:type="pct"/>
+            <w:hideMark/>
+          </w:tcPr>
+          <w:p>
+            <w:pPr>
+              <w:jc w:val="center"/>
+              <w:cnfStyle w:val="000000100000" w:firstRow="0" w:lastRow="0" w:firstColumn="0" w:lastColumn="0" w:oddVBand="0" w:evenVBand="0" w:oddHBand="1" w:evenHBand="0" w:firstRowFirstColumn="0" w:firstRowLastColumn="0" w:lastRowFirstColumn="0" w:lastRowLastColumn="0"/>
+              <w:rPr>
+                <w:rFonts w:ascii="Times New Roman" w:eastAsia="Times New Roman" w:hAnsi="Times New Roman" w:cs="Times New Roman"/>
+                <w:sz w:val="20"/>
+                <w:szCs w:val="20"/>
+                <w:lang w:eastAsia="en-US"/>
+              </w:rPr>
+            </w:pPr>
+          </w:p>
+        </w:tc>
+      </w:tr>
+      <w:tr>
+        <w:trPr>
+          <w:trHeight w:val="285"/>
+        </w:trPr>
+        <w:tc>
+          <w:tcPr>
+            <w:cnfStyle w:val="001000000000" w:firstRow="0" w:lastRow="0" w:firstColumn="1" w:lastColumn="0" w:oddVBand="0" w:evenVBand="0" w:oddHBand="0" w:evenHBand="0" w:firstRowFirstColumn="0" w:firstRowLastColumn="0" w:lastRowFirstColumn="0" w:lastRowLastColumn="0"/>
+            <w:tcW w:w="1001" w:type="pct"/>
+            <w:hideMark/>
+          </w:tcPr>
+          <w:p>
+            <w:pPr>
+              <w:jc w:val="center"/>
+              <w:rPr>
+                <w:rFonts w:ascii="Dax-Regular" w:eastAsia="Times New Roman" w:hAnsi="Dax-Regular" w:cs="Calibri"/>
+                <w:color w:val="000000"/>
+                <w:lang w:eastAsia="en-US"/>
+              </w:rPr>
+            </w:pPr>
+            <w:r>
+              <w:rPr>
+                <w:rFonts w:ascii="Dax-Regular" w:eastAsia="Times New Roman" w:hAnsi="Dax-Regular" w:cs="Calibri"/>
+                <w:color w:val="000000"/>
+                <w:lang w:eastAsia="en-US"/>
+              </w:rPr>
+              <w:t>100.00%</w:t>
+            </w:r>
+          </w:p>
+        </w:tc>
+        <w:tc>
+          <w:tcPr>
+            <w:tcW w:w="1332" w:type="pct"/>
+            <w:hideMark/>
+          </w:tcPr>
+          <w:p>
+            <w:pPr>
+              <w:jc w:val="center"/>
+              <w:cnfStyle w:val="000000000000" w:firstRow="0" w:lastRow="0" w:firstColumn="0" w:lastColumn="0" w:oddVBand="0" w:evenVBand="0" w:oddHBand="0" w:evenHBand="0" w:firstRowFirstColumn="0" w:firstRowLastColumn="0" w:lastRowFirstColumn="0" w:lastRowLastColumn="0"/>
+              <w:rPr>
+                <w:rFonts w:ascii="Dax-Regular" w:eastAsia="Times New Roman" w:hAnsi="Dax-Regular" w:cs="Calibri"/>
+                <w:color w:val="000000"/>
+                <w:lang w:eastAsia="en-US"/>
+              </w:rPr>
+            </w:pPr>
+          </w:p>
+        </w:tc>
+        <w:tc>
+          <w:tcPr>
+            <w:tcW w:w="1333" w:type="pct"/>
+            <w:hideMark/>
+          </w:tcPr>
+          <w:p>
+            <w:pPr>
+              <w:jc w:val="center"/>
+              <w:cnfStyle w:val="000000000000" w:firstRow="0" w:lastRow="0" w:firstColumn="0" w:lastColumn="0" w:oddVBand="0" w:evenVBand="0" w:oddHBand="0" w:evenHBand="0" w:firstRowFirstColumn="0" w:firstRowLastColumn="0" w:lastRowFirstColumn="0" w:lastRowLastColumn="0"/>
+              <w:rPr>
+                <w:rFonts w:ascii="Times New Roman" w:eastAsia="Times New Roman" w:hAnsi="Times New Roman" w:cs="Times New Roman"/>
+                <w:sz w:val="20"/>
+                <w:szCs w:val="20"/>
+                <w:lang w:eastAsia="en-US"/>
+              </w:rPr>
+            </w:pPr>
+          </w:p>
+        </w:tc>
+        <w:tc>
+          <w:tcPr>
+            <w:tcW w:w="1333" w:type="pct"/>
+            <w:hideMark/>
+          </w:tcPr>
+          <w:p>
+            <w:pPr>
+              <w:jc w:val="center"/>
+              <w:cnfStyle w:val="000000000000" w:firstRow="0" w:lastRow="0" w:firstColumn="0" w:lastColumn="0" w:oddVBand="0" w:evenVBand="0" w:oddHBand="0" w:evenHBand="0" w:firstRowFirstColumn="0" w:firstRowLastColumn="0" w:lastRowFirstColumn="0" w:lastRowLastColumn="0"/>
+              <w:rPr>
+                <w:rFonts w:ascii="Times New Roman" w:eastAsia="Times New Roman" w:hAnsi="Times New Roman" w:cs="Times New Roman"/>
+                <w:sz w:val="20"/>
+                <w:szCs w:val="20"/>
+                <w:lang w:eastAsia="en-US"/>
+              </w:rPr>
+            </w:pPr>
+          </w:p>
+        </w:tc>
+      </w:tr>
+    </w:tbl>
+    <w:p>
+      <w:pPr>
+        <w:rPr>
+          <w:lang w:val="es-419"/>
+        </w:rPr>
+      </w:pPr>
+    </w:p>
+    <w:p>
+      <w:pPr>
+        <w:pStyle w:val="Ttulo2"/>
+        <w:rPr>
+          <w:b/>
+          <w:bCs/>
+          <w:lang w:val="es-419"/>
+        </w:rPr>
+      </w:pPr>
+      <w:r>
+        <w:rPr>
+          <w:b/>
+          <w:bCs/>
+          <w:lang w:val="es-419"/>
+        </w:rPr>
+        <w:t>Resultados</w:t>
+      </w:r>
+      <w:r>
+        <w:rPr>
+          <w:b/>
+          <w:bCs/>
+          <w:lang w:val="es-419"/>
+        </w:rPr>
+        <w:t xml:space="preserve"> para </w:t>
+      </w:r>
+      <w:proofErr w:type="spellStart"/>
+      <w:r>
+        <w:rPr>
+          <w:b/>
+          <w:bCs/>
+          <w:lang w:val="es-419"/>
+        </w:rPr>
+        <w:t>Queue</w:t>
       </w:r>
       <w:proofErr w:type="spellEnd"/>
       <w:r>
@@ -10470,7 +10279,883 @@
           <w:bCs/>
           <w:lang w:val="es-419"/>
         </w:rPr>
-        <w:t xml:space="preserve"> </w:t>
+        <w:t xml:space="preserve"> List</w:t>
+      </w:r>
+    </w:p>
+    <w:p>
+      <w:pPr>
+        <w:rPr>
+          <w:lang w:val="es-419"/>
+        </w:rPr>
+      </w:pPr>
+    </w:p>
+    <w:tbl>
+      <w:tblPr>
+        <w:tblStyle w:val="Tabladecuadrcula2"/>
+        <w:tblW w:w="4543" w:type="pct"/>
+        <w:tblLook w:val="04A0" w:firstRow="1" w:lastRow="0" w:firstColumn="1" w:lastColumn="0" w:noHBand="0" w:noVBand="1"/>
+      </w:tblPr>
+      <w:tblGrid>
+        <w:gridCol w:w="1703"/>
+        <w:gridCol w:w="2267"/>
+        <w:gridCol w:w="2267"/>
+        <w:gridCol w:w="2267"/>
+      </w:tblGrid>
+      <w:tr>
+        <w:trPr>
+          <w:cnfStyle w:val="100000000000" w:firstRow="1" w:lastRow="0" w:firstColumn="0" w:lastColumn="0" w:oddVBand="0" w:evenVBand="0" w:oddHBand="0" w:evenHBand="0" w:firstRowFirstColumn="0" w:firstRowLastColumn="0" w:lastRowFirstColumn="0" w:lastRowLastColumn="0"/>
+          <w:trHeight w:val="555"/>
+        </w:trPr>
+        <w:tc>
+          <w:tcPr>
+            <w:cnfStyle w:val="001000000000" w:firstRow="0" w:lastRow="0" w:firstColumn="1" w:lastColumn="0" w:oddVBand="0" w:evenVBand="0" w:oddHBand="0" w:evenHBand="0" w:firstRowFirstColumn="0" w:firstRowLastColumn="0" w:lastRowFirstColumn="0" w:lastRowLastColumn="0"/>
+            <w:tcW w:w="1001" w:type="pct"/>
+            <w:hideMark/>
+          </w:tcPr>
+          <w:p>
+            <w:pPr>
+              <w:jc w:val="center"/>
+              <w:rPr>
+                <w:rFonts w:ascii="Dax-Regular" w:eastAsia="Times New Roman" w:hAnsi="Dax-Regular" w:cs="Calibri"/>
+                <w:color w:val="000000"/>
+                <w:lang w:val="es-CO" w:eastAsia="en-US"/>
+              </w:rPr>
+            </w:pPr>
+            <w:r>
+              <w:rPr>
+                <w:rFonts w:ascii="Dax-Regular" w:eastAsia="Times New Roman" w:hAnsi="Dax-Regular" w:cs="Calibri"/>
+                <w:color w:val="000000"/>
+                <w:lang w:val="es-CO" w:eastAsia="en-US"/>
+              </w:rPr>
+              <w:t>Porcentaje de la muestra</w:t>
+            </w:r>
+          </w:p>
+        </w:tc>
+        <w:tc>
+          <w:tcPr>
+            <w:tcW w:w="1333" w:type="pct"/>
+            <w:hideMark/>
+          </w:tcPr>
+          <w:p>
+            <w:pPr>
+              <w:jc w:val="center"/>
+              <w:cnfStyle w:val="100000000000" w:firstRow="1" w:lastRow="0" w:firstColumn="0" w:lastColumn="0" w:oddVBand="0" w:evenVBand="0" w:oddHBand="0" w:evenHBand="0" w:firstRowFirstColumn="0" w:firstRowLastColumn="0" w:lastRowFirstColumn="0" w:lastRowLastColumn="0"/>
+              <w:rPr>
+                <w:rFonts w:ascii="Dax-Regular" w:eastAsia="Times New Roman" w:hAnsi="Dax-Regular" w:cs="Calibri"/>
+                <w:color w:val="000000"/>
+                <w:lang w:eastAsia="en-US"/>
+              </w:rPr>
+            </w:pPr>
+            <w:r>
+              <w:rPr>
+                <w:rFonts w:ascii="Dax-Regular" w:eastAsia="Times New Roman" w:hAnsi="Dax-Regular" w:cs="Calibri"/>
+                <w:color w:val="000000"/>
+                <w:lang w:eastAsia="en-US"/>
+              </w:rPr>
+              <w:t>enqueue (</w:t>
+            </w:r>
+            <w:r>
+              <w:rPr>
+                <w:rFonts w:ascii="Dax-Regular" w:eastAsia="Times New Roman" w:hAnsi="Dax-Regular" w:cs="Calibri"/>
+                <w:color w:val="000000"/>
+                <w:lang w:eastAsia="en-US"/>
+              </w:rPr>
+              <w:t>Linked List</w:t>
+            </w:r>
+            <w:r>
+              <w:rPr>
+                <w:rFonts w:ascii="Dax-Regular" w:eastAsia="Times New Roman" w:hAnsi="Dax-Regular" w:cs="Calibri"/>
+                <w:color w:val="000000"/>
+                <w:lang w:eastAsia="en-US"/>
+              </w:rPr>
+              <w:t xml:space="preserve">) </w:t>
+            </w:r>
+          </w:p>
+        </w:tc>
+        <w:tc>
+          <w:tcPr>
+            <w:tcW w:w="1333" w:type="pct"/>
+            <w:hideMark/>
+          </w:tcPr>
+          <w:p>
+            <w:pPr>
+              <w:jc w:val="center"/>
+              <w:cnfStyle w:val="100000000000" w:firstRow="1" w:lastRow="0" w:firstColumn="0" w:lastColumn="0" w:oddVBand="0" w:evenVBand="0" w:oddHBand="0" w:evenHBand="0" w:firstRowFirstColumn="0" w:firstRowLastColumn="0" w:lastRowFirstColumn="0" w:lastRowLastColumn="0"/>
+              <w:rPr>
+                <w:rFonts w:ascii="Dax-Regular" w:eastAsia="Times New Roman" w:hAnsi="Dax-Regular" w:cs="Calibri"/>
+                <w:color w:val="000000"/>
+                <w:lang w:eastAsia="en-US"/>
+              </w:rPr>
+            </w:pPr>
+            <w:r>
+              <w:rPr>
+                <w:rFonts w:ascii="Dax-Regular" w:eastAsia="Times New Roman" w:hAnsi="Dax-Regular" w:cs="Calibri"/>
+                <w:color w:val="000000"/>
+                <w:lang w:eastAsia="en-US"/>
+              </w:rPr>
+              <w:t>dequeue (</w:t>
+            </w:r>
+            <w:r>
+              <w:rPr>
+                <w:rFonts w:ascii="Dax-Regular" w:eastAsia="Times New Roman" w:hAnsi="Dax-Regular" w:cs="Calibri"/>
+                <w:color w:val="000000"/>
+                <w:lang w:eastAsia="en-US"/>
+              </w:rPr>
+              <w:t>Linked List</w:t>
+            </w:r>
+            <w:r>
+              <w:rPr>
+                <w:rFonts w:ascii="Dax-Regular" w:eastAsia="Times New Roman" w:hAnsi="Dax-Regular" w:cs="Calibri"/>
+                <w:color w:val="000000"/>
+                <w:lang w:eastAsia="en-US"/>
+              </w:rPr>
+              <w:t xml:space="preserve">) </w:t>
+            </w:r>
+          </w:p>
+        </w:tc>
+        <w:tc>
+          <w:tcPr>
+            <w:tcW w:w="1333" w:type="pct"/>
+            <w:hideMark/>
+          </w:tcPr>
+          <w:p>
+            <w:pPr>
+              <w:jc w:val="center"/>
+              <w:cnfStyle w:val="100000000000" w:firstRow="1" w:lastRow="0" w:firstColumn="0" w:lastColumn="0" w:oddVBand="0" w:evenVBand="0" w:oddHBand="0" w:evenHBand="0" w:firstRowFirstColumn="0" w:firstRowLastColumn="0" w:lastRowFirstColumn="0" w:lastRowLastColumn="0"/>
+              <w:rPr>
+                <w:rFonts w:ascii="Dax-Regular" w:eastAsia="Times New Roman" w:hAnsi="Dax-Regular" w:cs="Calibri"/>
+                <w:color w:val="000000"/>
+                <w:lang w:eastAsia="en-US"/>
+              </w:rPr>
+            </w:pPr>
+            <w:r>
+              <w:rPr>
+                <w:rFonts w:ascii="Dax-Regular" w:eastAsia="Times New Roman" w:hAnsi="Dax-Regular" w:cs="Calibri"/>
+                <w:color w:val="000000"/>
+                <w:lang w:eastAsia="en-US"/>
+              </w:rPr>
+              <w:t xml:space="preserve">peek </w:t>
+            </w:r>
+            <w:r>
+              <w:rPr>
+                <w:rFonts w:ascii="Dax-Regular" w:eastAsia="Times New Roman" w:hAnsi="Dax-Regular" w:cs="Calibri"/>
+                <w:color w:val="000000"/>
+                <w:lang w:eastAsia="en-US"/>
+              </w:rPr>
+              <w:t>Linked List</w:t>
+            </w:r>
+            <w:r>
+              <w:rPr>
+                <w:rFonts w:ascii="Dax-Regular" w:eastAsia="Times New Roman" w:hAnsi="Dax-Regular" w:cs="Calibri"/>
+                <w:color w:val="000000"/>
+                <w:lang w:eastAsia="en-US"/>
+              </w:rPr>
+              <w:t xml:space="preserve">) </w:t>
+            </w:r>
+          </w:p>
+        </w:tc>
+      </w:tr>
+      <w:tr>
+        <w:trPr>
+          <w:cnfStyle w:val="000000100000" w:firstRow="0" w:lastRow="0" w:firstColumn="0" w:lastColumn="0" w:oddVBand="0" w:evenVBand="0" w:oddHBand="1" w:evenHBand="0" w:firstRowFirstColumn="0" w:firstRowLastColumn="0" w:lastRowFirstColumn="0" w:lastRowLastColumn="0"/>
+          <w:trHeight w:val="278"/>
+        </w:trPr>
+        <w:tc>
+          <w:tcPr>
+            <w:cnfStyle w:val="001000000000" w:firstRow="0" w:lastRow="0" w:firstColumn="1" w:lastColumn="0" w:oddVBand="0" w:evenVBand="0" w:oddHBand="0" w:evenHBand="0" w:firstRowFirstColumn="0" w:firstRowLastColumn="0" w:lastRowFirstColumn="0" w:lastRowLastColumn="0"/>
+            <w:tcW w:w="1001" w:type="pct"/>
+            <w:hideMark/>
+          </w:tcPr>
+          <w:p>
+            <w:pPr>
+              <w:jc w:val="center"/>
+              <w:rPr>
+                <w:rFonts w:ascii="Dax-Regular" w:eastAsia="Times New Roman" w:hAnsi="Dax-Regular" w:cs="Calibri"/>
+                <w:color w:val="000000"/>
+                <w:lang w:eastAsia="en-US"/>
+              </w:rPr>
+            </w:pPr>
+            <w:r>
+              <w:rPr>
+                <w:rFonts w:ascii="Dax-Regular" w:eastAsia="Times New Roman" w:hAnsi="Dax-Regular" w:cs="Calibri"/>
+                <w:color w:val="000000"/>
+                <w:lang w:eastAsia="en-US"/>
+              </w:rPr>
+              <w:t>0.50%</w:t>
+            </w:r>
+          </w:p>
+        </w:tc>
+        <w:tc>
+          <w:tcPr>
+            <w:tcW w:w="1333" w:type="pct"/>
+            <w:hideMark/>
+          </w:tcPr>
+          <w:p>
+            <w:pPr>
+              <w:jc w:val="center"/>
+              <w:cnfStyle w:val="000000100000" w:firstRow="0" w:lastRow="0" w:firstColumn="0" w:lastColumn="0" w:oddVBand="0" w:evenVBand="0" w:oddHBand="1" w:evenHBand="0" w:firstRowFirstColumn="0" w:firstRowLastColumn="0" w:lastRowFirstColumn="0" w:lastRowLastColumn="0"/>
+              <w:rPr>
+                <w:rFonts w:ascii="Dax-Regular" w:eastAsia="Times New Roman" w:hAnsi="Dax-Regular" w:cs="Calibri"/>
+                <w:color w:val="000000"/>
+                <w:lang w:eastAsia="en-US"/>
+              </w:rPr>
+            </w:pPr>
+          </w:p>
+        </w:tc>
+        <w:tc>
+          <w:tcPr>
+            <w:tcW w:w="1333" w:type="pct"/>
+            <w:hideMark/>
+          </w:tcPr>
+          <w:p>
+            <w:pPr>
+              <w:jc w:val="center"/>
+              <w:cnfStyle w:val="000000100000" w:firstRow="0" w:lastRow="0" w:firstColumn="0" w:lastColumn="0" w:oddVBand="0" w:evenVBand="0" w:oddHBand="1" w:evenHBand="0" w:firstRowFirstColumn="0" w:firstRowLastColumn="0" w:lastRowFirstColumn="0" w:lastRowLastColumn="0"/>
+              <w:rPr>
+                <w:rFonts w:ascii="Times New Roman" w:eastAsia="Times New Roman" w:hAnsi="Times New Roman" w:cs="Times New Roman"/>
+                <w:sz w:val="20"/>
+                <w:szCs w:val="20"/>
+                <w:lang w:eastAsia="en-US"/>
+              </w:rPr>
+            </w:pPr>
+          </w:p>
+        </w:tc>
+        <w:tc>
+          <w:tcPr>
+            <w:tcW w:w="1333" w:type="pct"/>
+            <w:hideMark/>
+          </w:tcPr>
+          <w:p>
+            <w:pPr>
+              <w:jc w:val="center"/>
+              <w:cnfStyle w:val="000000100000" w:firstRow="0" w:lastRow="0" w:firstColumn="0" w:lastColumn="0" w:oddVBand="0" w:evenVBand="0" w:oddHBand="1" w:evenHBand="0" w:firstRowFirstColumn="0" w:firstRowLastColumn="0" w:lastRowFirstColumn="0" w:lastRowLastColumn="0"/>
+              <w:rPr>
+                <w:rFonts w:ascii="Times New Roman" w:eastAsia="Times New Roman" w:hAnsi="Times New Roman" w:cs="Times New Roman"/>
+                <w:sz w:val="20"/>
+                <w:szCs w:val="20"/>
+                <w:lang w:eastAsia="en-US"/>
+              </w:rPr>
+            </w:pPr>
+          </w:p>
+        </w:tc>
+      </w:tr>
+      <w:tr>
+        <w:trPr>
+          <w:trHeight w:val="278"/>
+        </w:trPr>
+        <w:tc>
+          <w:tcPr>
+            <w:cnfStyle w:val="001000000000" w:firstRow="0" w:lastRow="0" w:firstColumn="1" w:lastColumn="0" w:oddVBand="0" w:evenVBand="0" w:oddHBand="0" w:evenHBand="0" w:firstRowFirstColumn="0" w:firstRowLastColumn="0" w:lastRowFirstColumn="0" w:lastRowLastColumn="0"/>
+            <w:tcW w:w="1001" w:type="pct"/>
+            <w:hideMark/>
+          </w:tcPr>
+          <w:p>
+            <w:pPr>
+              <w:jc w:val="center"/>
+              <w:rPr>
+                <w:rFonts w:ascii="Dax-Regular" w:eastAsia="Times New Roman" w:hAnsi="Dax-Regular" w:cs="Calibri"/>
+                <w:color w:val="000000"/>
+                <w:lang w:eastAsia="en-US"/>
+              </w:rPr>
+            </w:pPr>
+            <w:r>
+              <w:rPr>
+                <w:rFonts w:ascii="Dax-Regular" w:eastAsia="Times New Roman" w:hAnsi="Dax-Regular" w:cs="Calibri"/>
+                <w:color w:val="000000"/>
+                <w:lang w:eastAsia="en-US"/>
+              </w:rPr>
+              <w:t>5.00%</w:t>
+            </w:r>
+          </w:p>
+        </w:tc>
+        <w:tc>
+          <w:tcPr>
+            <w:tcW w:w="1333" w:type="pct"/>
+            <w:hideMark/>
+          </w:tcPr>
+          <w:p>
+            <w:pPr>
+              <w:jc w:val="center"/>
+              <w:cnfStyle w:val="000000000000" w:firstRow="0" w:lastRow="0" w:firstColumn="0" w:lastColumn="0" w:oddVBand="0" w:evenVBand="0" w:oddHBand="0" w:evenHBand="0" w:firstRowFirstColumn="0" w:firstRowLastColumn="0" w:lastRowFirstColumn="0" w:lastRowLastColumn="0"/>
+              <w:rPr>
+                <w:rFonts w:ascii="Dax-Regular" w:eastAsia="Times New Roman" w:hAnsi="Dax-Regular" w:cs="Calibri"/>
+                <w:color w:val="000000"/>
+                <w:lang w:eastAsia="en-US"/>
+              </w:rPr>
+            </w:pPr>
+          </w:p>
+        </w:tc>
+        <w:tc>
+          <w:tcPr>
+            <w:tcW w:w="1333" w:type="pct"/>
+            <w:hideMark/>
+          </w:tcPr>
+          <w:p>
+            <w:pPr>
+              <w:jc w:val="center"/>
+              <w:cnfStyle w:val="000000000000" w:firstRow="0" w:lastRow="0" w:firstColumn="0" w:lastColumn="0" w:oddVBand="0" w:evenVBand="0" w:oddHBand="0" w:evenHBand="0" w:firstRowFirstColumn="0" w:firstRowLastColumn="0" w:lastRowFirstColumn="0" w:lastRowLastColumn="0"/>
+              <w:rPr>
+                <w:rFonts w:ascii="Times New Roman" w:eastAsia="Times New Roman" w:hAnsi="Times New Roman" w:cs="Times New Roman"/>
+                <w:sz w:val="20"/>
+                <w:szCs w:val="20"/>
+                <w:lang w:eastAsia="en-US"/>
+              </w:rPr>
+            </w:pPr>
+          </w:p>
+        </w:tc>
+        <w:tc>
+          <w:tcPr>
+            <w:tcW w:w="1333" w:type="pct"/>
+            <w:hideMark/>
+          </w:tcPr>
+          <w:p>
+            <w:pPr>
+              <w:jc w:val="center"/>
+              <w:cnfStyle w:val="000000000000" w:firstRow="0" w:lastRow="0" w:firstColumn="0" w:lastColumn="0" w:oddVBand="0" w:evenVBand="0" w:oddHBand="0" w:evenHBand="0" w:firstRowFirstColumn="0" w:firstRowLastColumn="0" w:lastRowFirstColumn="0" w:lastRowLastColumn="0"/>
+              <w:rPr>
+                <w:rFonts w:ascii="Times New Roman" w:eastAsia="Times New Roman" w:hAnsi="Times New Roman" w:cs="Times New Roman"/>
+                <w:sz w:val="20"/>
+                <w:szCs w:val="20"/>
+                <w:lang w:eastAsia="en-US"/>
+              </w:rPr>
+            </w:pPr>
+          </w:p>
+        </w:tc>
+      </w:tr>
+      <w:tr>
+        <w:trPr>
+          <w:cnfStyle w:val="000000100000" w:firstRow="0" w:lastRow="0" w:firstColumn="0" w:lastColumn="0" w:oddVBand="0" w:evenVBand="0" w:oddHBand="1" w:evenHBand="0" w:firstRowFirstColumn="0" w:firstRowLastColumn="0" w:lastRowFirstColumn="0" w:lastRowLastColumn="0"/>
+          <w:trHeight w:val="285"/>
+        </w:trPr>
+        <w:tc>
+          <w:tcPr>
+            <w:cnfStyle w:val="001000000000" w:firstRow="0" w:lastRow="0" w:firstColumn="1" w:lastColumn="0" w:oddVBand="0" w:evenVBand="0" w:oddHBand="0" w:evenHBand="0" w:firstRowFirstColumn="0" w:firstRowLastColumn="0" w:lastRowFirstColumn="0" w:lastRowLastColumn="0"/>
+            <w:tcW w:w="1001" w:type="pct"/>
+            <w:hideMark/>
+          </w:tcPr>
+          <w:p>
+            <w:pPr>
+              <w:jc w:val="center"/>
+              <w:rPr>
+                <w:rFonts w:ascii="Dax-Regular" w:eastAsia="Times New Roman" w:hAnsi="Dax-Regular" w:cs="Calibri"/>
+                <w:color w:val="000000"/>
+                <w:lang w:eastAsia="en-US"/>
+              </w:rPr>
+            </w:pPr>
+            <w:r>
+              <w:rPr>
+                <w:rFonts w:ascii="Dax-Regular" w:eastAsia="Times New Roman" w:hAnsi="Dax-Regular" w:cs="Calibri"/>
+                <w:color w:val="000000"/>
+                <w:lang w:eastAsia="en-US"/>
+              </w:rPr>
+              <w:t>10.00%</w:t>
+            </w:r>
+          </w:p>
+        </w:tc>
+        <w:tc>
+          <w:tcPr>
+            <w:tcW w:w="1333" w:type="pct"/>
+            <w:hideMark/>
+          </w:tcPr>
+          <w:p>
+            <w:pPr>
+              <w:jc w:val="center"/>
+              <w:cnfStyle w:val="000000100000" w:firstRow="0" w:lastRow="0" w:firstColumn="0" w:lastColumn="0" w:oddVBand="0" w:evenVBand="0" w:oddHBand="1" w:evenHBand="0" w:firstRowFirstColumn="0" w:firstRowLastColumn="0" w:lastRowFirstColumn="0" w:lastRowLastColumn="0"/>
+              <w:rPr>
+                <w:rFonts w:ascii="Dax-Regular" w:eastAsia="Times New Roman" w:hAnsi="Dax-Regular" w:cs="Calibri"/>
+                <w:color w:val="000000"/>
+                <w:lang w:eastAsia="en-US"/>
+              </w:rPr>
+            </w:pPr>
+          </w:p>
+        </w:tc>
+        <w:tc>
+          <w:tcPr>
+            <w:tcW w:w="1333" w:type="pct"/>
+            <w:hideMark/>
+          </w:tcPr>
+          <w:p>
+            <w:pPr>
+              <w:jc w:val="center"/>
+              <w:cnfStyle w:val="000000100000" w:firstRow="0" w:lastRow="0" w:firstColumn="0" w:lastColumn="0" w:oddVBand="0" w:evenVBand="0" w:oddHBand="1" w:evenHBand="0" w:firstRowFirstColumn="0" w:firstRowLastColumn="0" w:lastRowFirstColumn="0" w:lastRowLastColumn="0"/>
+              <w:rPr>
+                <w:rFonts w:ascii="Times New Roman" w:eastAsia="Times New Roman" w:hAnsi="Times New Roman" w:cs="Times New Roman"/>
+                <w:sz w:val="20"/>
+                <w:szCs w:val="20"/>
+                <w:lang w:eastAsia="en-US"/>
+              </w:rPr>
+            </w:pPr>
+          </w:p>
+        </w:tc>
+        <w:tc>
+          <w:tcPr>
+            <w:tcW w:w="1333" w:type="pct"/>
+            <w:hideMark/>
+          </w:tcPr>
+          <w:p>
+            <w:pPr>
+              <w:jc w:val="center"/>
+              <w:cnfStyle w:val="000000100000" w:firstRow="0" w:lastRow="0" w:firstColumn="0" w:lastColumn="0" w:oddVBand="0" w:evenVBand="0" w:oddHBand="1" w:evenHBand="0" w:firstRowFirstColumn="0" w:firstRowLastColumn="0" w:lastRowFirstColumn="0" w:lastRowLastColumn="0"/>
+              <w:rPr>
+                <w:rFonts w:ascii="Times New Roman" w:eastAsia="Times New Roman" w:hAnsi="Times New Roman" w:cs="Times New Roman"/>
+                <w:sz w:val="20"/>
+                <w:szCs w:val="20"/>
+                <w:lang w:eastAsia="en-US"/>
+              </w:rPr>
+            </w:pPr>
+          </w:p>
+        </w:tc>
+      </w:tr>
+      <w:tr>
+        <w:trPr>
+          <w:trHeight w:val="285"/>
+        </w:trPr>
+        <w:tc>
+          <w:tcPr>
+            <w:cnfStyle w:val="001000000000" w:firstRow="0" w:lastRow="0" w:firstColumn="1" w:lastColumn="0" w:oddVBand="0" w:evenVBand="0" w:oddHBand="0" w:evenHBand="0" w:firstRowFirstColumn="0" w:firstRowLastColumn="0" w:lastRowFirstColumn="0" w:lastRowLastColumn="0"/>
+            <w:tcW w:w="1001" w:type="pct"/>
+            <w:hideMark/>
+          </w:tcPr>
+          <w:p>
+            <w:pPr>
+              <w:jc w:val="center"/>
+              <w:rPr>
+                <w:rFonts w:ascii="Dax-Regular" w:eastAsia="Times New Roman" w:hAnsi="Dax-Regular" w:cs="Calibri"/>
+                <w:color w:val="000000"/>
+                <w:lang w:eastAsia="en-US"/>
+              </w:rPr>
+            </w:pPr>
+            <w:r>
+              <w:rPr>
+                <w:rFonts w:ascii="Dax-Regular" w:eastAsia="Times New Roman" w:hAnsi="Dax-Regular" w:cs="Calibri"/>
+                <w:color w:val="000000"/>
+                <w:lang w:eastAsia="en-US"/>
+              </w:rPr>
+              <w:t>20.00%</w:t>
+            </w:r>
+          </w:p>
+        </w:tc>
+        <w:tc>
+          <w:tcPr>
+            <w:tcW w:w="1333" w:type="pct"/>
+            <w:hideMark/>
+          </w:tcPr>
+          <w:p>
+            <w:pPr>
+              <w:jc w:val="center"/>
+              <w:cnfStyle w:val="000000000000" w:firstRow="0" w:lastRow="0" w:firstColumn="0" w:lastColumn="0" w:oddVBand="0" w:evenVBand="0" w:oddHBand="0" w:evenHBand="0" w:firstRowFirstColumn="0" w:firstRowLastColumn="0" w:lastRowFirstColumn="0" w:lastRowLastColumn="0"/>
+              <w:rPr>
+                <w:rFonts w:ascii="Dax-Regular" w:eastAsia="Times New Roman" w:hAnsi="Dax-Regular" w:cs="Calibri"/>
+                <w:color w:val="000000"/>
+                <w:lang w:eastAsia="en-US"/>
+              </w:rPr>
+            </w:pPr>
+          </w:p>
+        </w:tc>
+        <w:tc>
+          <w:tcPr>
+            <w:tcW w:w="1333" w:type="pct"/>
+            <w:hideMark/>
+          </w:tcPr>
+          <w:p>
+            <w:pPr>
+              <w:jc w:val="center"/>
+              <w:cnfStyle w:val="000000000000" w:firstRow="0" w:lastRow="0" w:firstColumn="0" w:lastColumn="0" w:oddVBand="0" w:evenVBand="0" w:oddHBand="0" w:evenHBand="0" w:firstRowFirstColumn="0" w:firstRowLastColumn="0" w:lastRowFirstColumn="0" w:lastRowLastColumn="0"/>
+              <w:rPr>
+                <w:rFonts w:ascii="Times New Roman" w:eastAsia="Times New Roman" w:hAnsi="Times New Roman" w:cs="Times New Roman"/>
+                <w:sz w:val="20"/>
+                <w:szCs w:val="20"/>
+                <w:lang w:eastAsia="en-US"/>
+              </w:rPr>
+            </w:pPr>
+          </w:p>
+        </w:tc>
+        <w:tc>
+          <w:tcPr>
+            <w:tcW w:w="1333" w:type="pct"/>
+            <w:hideMark/>
+          </w:tcPr>
+          <w:p>
+            <w:pPr>
+              <w:jc w:val="center"/>
+              <w:cnfStyle w:val="000000000000" w:firstRow="0" w:lastRow="0" w:firstColumn="0" w:lastColumn="0" w:oddVBand="0" w:evenVBand="0" w:oddHBand="0" w:evenHBand="0" w:firstRowFirstColumn="0" w:firstRowLastColumn="0" w:lastRowFirstColumn="0" w:lastRowLastColumn="0"/>
+              <w:rPr>
+                <w:rFonts w:ascii="Times New Roman" w:eastAsia="Times New Roman" w:hAnsi="Times New Roman" w:cs="Times New Roman"/>
+                <w:sz w:val="20"/>
+                <w:szCs w:val="20"/>
+                <w:lang w:eastAsia="en-US"/>
+              </w:rPr>
+            </w:pPr>
+          </w:p>
+        </w:tc>
+      </w:tr>
+      <w:tr>
+        <w:trPr>
+          <w:cnfStyle w:val="000000100000" w:firstRow="0" w:lastRow="0" w:firstColumn="0" w:lastColumn="0" w:oddVBand="0" w:evenVBand="0" w:oddHBand="1" w:evenHBand="0" w:firstRowFirstColumn="0" w:firstRowLastColumn="0" w:lastRowFirstColumn="0" w:lastRowLastColumn="0"/>
+          <w:trHeight w:val="285"/>
+        </w:trPr>
+        <w:tc>
+          <w:tcPr>
+            <w:cnfStyle w:val="001000000000" w:firstRow="0" w:lastRow="0" w:firstColumn="1" w:lastColumn="0" w:oddVBand="0" w:evenVBand="0" w:oddHBand="0" w:evenHBand="0" w:firstRowFirstColumn="0" w:firstRowLastColumn="0" w:lastRowFirstColumn="0" w:lastRowLastColumn="0"/>
+            <w:tcW w:w="1001" w:type="pct"/>
+            <w:hideMark/>
+          </w:tcPr>
+          <w:p>
+            <w:pPr>
+              <w:jc w:val="center"/>
+              <w:rPr>
+                <w:rFonts w:ascii="Dax-Regular" w:eastAsia="Times New Roman" w:hAnsi="Dax-Regular" w:cs="Calibri"/>
+                <w:color w:val="000000"/>
+                <w:lang w:eastAsia="en-US"/>
+              </w:rPr>
+            </w:pPr>
+            <w:r>
+              <w:rPr>
+                <w:rFonts w:ascii="Dax-Regular" w:eastAsia="Times New Roman" w:hAnsi="Dax-Regular" w:cs="Calibri"/>
+                <w:color w:val="000000"/>
+                <w:lang w:eastAsia="en-US"/>
+              </w:rPr>
+              <w:t>30.00%</w:t>
+            </w:r>
+          </w:p>
+        </w:tc>
+        <w:tc>
+          <w:tcPr>
+            <w:tcW w:w="1333" w:type="pct"/>
+            <w:hideMark/>
+          </w:tcPr>
+          <w:p>
+            <w:pPr>
+              <w:jc w:val="center"/>
+              <w:cnfStyle w:val="000000100000" w:firstRow="0" w:lastRow="0" w:firstColumn="0" w:lastColumn="0" w:oddVBand="0" w:evenVBand="0" w:oddHBand="1" w:evenHBand="0" w:firstRowFirstColumn="0" w:firstRowLastColumn="0" w:lastRowFirstColumn="0" w:lastRowLastColumn="0"/>
+              <w:rPr>
+                <w:rFonts w:ascii="Dax-Regular" w:eastAsia="Times New Roman" w:hAnsi="Dax-Regular" w:cs="Calibri"/>
+                <w:color w:val="000000"/>
+                <w:lang w:eastAsia="en-US"/>
+              </w:rPr>
+            </w:pPr>
+          </w:p>
+        </w:tc>
+        <w:tc>
+          <w:tcPr>
+            <w:tcW w:w="1333" w:type="pct"/>
+            <w:hideMark/>
+          </w:tcPr>
+          <w:p>
+            <w:pPr>
+              <w:jc w:val="center"/>
+              <w:cnfStyle w:val="000000100000" w:firstRow="0" w:lastRow="0" w:firstColumn="0" w:lastColumn="0" w:oddVBand="0" w:evenVBand="0" w:oddHBand="1" w:evenHBand="0" w:firstRowFirstColumn="0" w:firstRowLastColumn="0" w:lastRowFirstColumn="0" w:lastRowLastColumn="0"/>
+              <w:rPr>
+                <w:rFonts w:ascii="Times New Roman" w:eastAsia="Times New Roman" w:hAnsi="Times New Roman" w:cs="Times New Roman"/>
+                <w:sz w:val="20"/>
+                <w:szCs w:val="20"/>
+                <w:lang w:eastAsia="en-US"/>
+              </w:rPr>
+            </w:pPr>
+          </w:p>
+        </w:tc>
+        <w:tc>
+          <w:tcPr>
+            <w:tcW w:w="1333" w:type="pct"/>
+            <w:hideMark/>
+          </w:tcPr>
+          <w:p>
+            <w:pPr>
+              <w:jc w:val="center"/>
+              <w:cnfStyle w:val="000000100000" w:firstRow="0" w:lastRow="0" w:firstColumn="0" w:lastColumn="0" w:oddVBand="0" w:evenVBand="0" w:oddHBand="1" w:evenHBand="0" w:firstRowFirstColumn="0" w:firstRowLastColumn="0" w:lastRowFirstColumn="0" w:lastRowLastColumn="0"/>
+              <w:rPr>
+                <w:rFonts w:ascii="Times New Roman" w:eastAsia="Times New Roman" w:hAnsi="Times New Roman" w:cs="Times New Roman"/>
+                <w:sz w:val="20"/>
+                <w:szCs w:val="20"/>
+                <w:lang w:eastAsia="en-US"/>
+              </w:rPr>
+            </w:pPr>
+          </w:p>
+        </w:tc>
+      </w:tr>
+      <w:tr>
+        <w:trPr>
+          <w:trHeight w:val="285"/>
+        </w:trPr>
+        <w:tc>
+          <w:tcPr>
+            <w:cnfStyle w:val="001000000000" w:firstRow="0" w:lastRow="0" w:firstColumn="1" w:lastColumn="0" w:oddVBand="0" w:evenVBand="0" w:oddHBand="0" w:evenHBand="0" w:firstRowFirstColumn="0" w:firstRowLastColumn="0" w:lastRowFirstColumn="0" w:lastRowLastColumn="0"/>
+            <w:tcW w:w="1001" w:type="pct"/>
+            <w:hideMark/>
+          </w:tcPr>
+          <w:p>
+            <w:pPr>
+              <w:jc w:val="center"/>
+              <w:rPr>
+                <w:rFonts w:ascii="Dax-Regular" w:eastAsia="Times New Roman" w:hAnsi="Dax-Regular" w:cs="Calibri"/>
+                <w:color w:val="000000"/>
+                <w:lang w:eastAsia="en-US"/>
+              </w:rPr>
+            </w:pPr>
+            <w:r>
+              <w:rPr>
+                <w:rFonts w:ascii="Dax-Regular" w:eastAsia="Times New Roman" w:hAnsi="Dax-Regular" w:cs="Calibri"/>
+                <w:color w:val="000000"/>
+                <w:lang w:eastAsia="en-US"/>
+              </w:rPr>
+              <w:t>50.00%</w:t>
+            </w:r>
+          </w:p>
+        </w:tc>
+        <w:tc>
+          <w:tcPr>
+            <w:tcW w:w="1333" w:type="pct"/>
+            <w:hideMark/>
+          </w:tcPr>
+          <w:p>
+            <w:pPr>
+              <w:jc w:val="center"/>
+              <w:cnfStyle w:val="000000000000" w:firstRow="0" w:lastRow="0" w:firstColumn="0" w:lastColumn="0" w:oddVBand="0" w:evenVBand="0" w:oddHBand="0" w:evenHBand="0" w:firstRowFirstColumn="0" w:firstRowLastColumn="0" w:lastRowFirstColumn="0" w:lastRowLastColumn="0"/>
+              <w:rPr>
+                <w:rFonts w:ascii="Dax-Regular" w:eastAsia="Times New Roman" w:hAnsi="Dax-Regular" w:cs="Calibri"/>
+                <w:color w:val="000000"/>
+                <w:lang w:eastAsia="en-US"/>
+              </w:rPr>
+            </w:pPr>
+          </w:p>
+        </w:tc>
+        <w:tc>
+          <w:tcPr>
+            <w:tcW w:w="1333" w:type="pct"/>
+            <w:hideMark/>
+          </w:tcPr>
+          <w:p>
+            <w:pPr>
+              <w:jc w:val="center"/>
+              <w:cnfStyle w:val="000000000000" w:firstRow="0" w:lastRow="0" w:firstColumn="0" w:lastColumn="0" w:oddVBand="0" w:evenVBand="0" w:oddHBand="0" w:evenHBand="0" w:firstRowFirstColumn="0" w:firstRowLastColumn="0" w:lastRowFirstColumn="0" w:lastRowLastColumn="0"/>
+              <w:rPr>
+                <w:rFonts w:ascii="Times New Roman" w:eastAsia="Times New Roman" w:hAnsi="Times New Roman" w:cs="Times New Roman"/>
+                <w:sz w:val="20"/>
+                <w:szCs w:val="20"/>
+                <w:lang w:eastAsia="en-US"/>
+              </w:rPr>
+            </w:pPr>
+          </w:p>
+        </w:tc>
+        <w:tc>
+          <w:tcPr>
+            <w:tcW w:w="1333" w:type="pct"/>
+            <w:hideMark/>
+          </w:tcPr>
+          <w:p>
+            <w:pPr>
+              <w:jc w:val="center"/>
+              <w:cnfStyle w:val="000000000000" w:firstRow="0" w:lastRow="0" w:firstColumn="0" w:lastColumn="0" w:oddVBand="0" w:evenVBand="0" w:oddHBand="0" w:evenHBand="0" w:firstRowFirstColumn="0" w:firstRowLastColumn="0" w:lastRowFirstColumn="0" w:lastRowLastColumn="0"/>
+              <w:rPr>
+                <w:rFonts w:ascii="Times New Roman" w:eastAsia="Times New Roman" w:hAnsi="Times New Roman" w:cs="Times New Roman"/>
+                <w:sz w:val="20"/>
+                <w:szCs w:val="20"/>
+                <w:lang w:eastAsia="en-US"/>
+              </w:rPr>
+            </w:pPr>
+          </w:p>
+        </w:tc>
+      </w:tr>
+      <w:tr>
+        <w:trPr>
+          <w:cnfStyle w:val="000000100000" w:firstRow="0" w:lastRow="0" w:firstColumn="0" w:lastColumn="0" w:oddVBand="0" w:evenVBand="0" w:oddHBand="1" w:evenHBand="0" w:firstRowFirstColumn="0" w:firstRowLastColumn="0" w:lastRowFirstColumn="0" w:lastRowLastColumn="0"/>
+          <w:trHeight w:val="285"/>
+        </w:trPr>
+        <w:tc>
+          <w:tcPr>
+            <w:cnfStyle w:val="001000000000" w:firstRow="0" w:lastRow="0" w:firstColumn="1" w:lastColumn="0" w:oddVBand="0" w:evenVBand="0" w:oddHBand="0" w:evenHBand="0" w:firstRowFirstColumn="0" w:firstRowLastColumn="0" w:lastRowFirstColumn="0" w:lastRowLastColumn="0"/>
+            <w:tcW w:w="1001" w:type="pct"/>
+            <w:hideMark/>
+          </w:tcPr>
+          <w:p>
+            <w:pPr>
+              <w:jc w:val="center"/>
+              <w:rPr>
+                <w:rFonts w:ascii="Dax-Regular" w:eastAsia="Times New Roman" w:hAnsi="Dax-Regular" w:cs="Calibri"/>
+                <w:color w:val="000000"/>
+                <w:lang w:eastAsia="en-US"/>
+              </w:rPr>
+            </w:pPr>
+            <w:r>
+              <w:rPr>
+                <w:rFonts w:ascii="Dax-Regular" w:eastAsia="Times New Roman" w:hAnsi="Dax-Regular" w:cs="Calibri"/>
+                <w:color w:val="000000"/>
+                <w:lang w:eastAsia="en-US"/>
+              </w:rPr>
+              <w:t>80.00%</w:t>
+            </w:r>
+          </w:p>
+        </w:tc>
+        <w:tc>
+          <w:tcPr>
+            <w:tcW w:w="1333" w:type="pct"/>
+            <w:hideMark/>
+          </w:tcPr>
+          <w:p>
+            <w:pPr>
+              <w:jc w:val="center"/>
+              <w:cnfStyle w:val="000000100000" w:firstRow="0" w:lastRow="0" w:firstColumn="0" w:lastColumn="0" w:oddVBand="0" w:evenVBand="0" w:oddHBand="1" w:evenHBand="0" w:firstRowFirstColumn="0" w:firstRowLastColumn="0" w:lastRowFirstColumn="0" w:lastRowLastColumn="0"/>
+              <w:rPr>
+                <w:rFonts w:ascii="Dax-Regular" w:eastAsia="Times New Roman" w:hAnsi="Dax-Regular" w:cs="Calibri"/>
+                <w:color w:val="000000"/>
+                <w:lang w:eastAsia="en-US"/>
+              </w:rPr>
+            </w:pPr>
+          </w:p>
+        </w:tc>
+        <w:tc>
+          <w:tcPr>
+            <w:tcW w:w="1333" w:type="pct"/>
+            <w:hideMark/>
+          </w:tcPr>
+          <w:p>
+            <w:pPr>
+              <w:jc w:val="center"/>
+              <w:cnfStyle w:val="000000100000" w:firstRow="0" w:lastRow="0" w:firstColumn="0" w:lastColumn="0" w:oddVBand="0" w:evenVBand="0" w:oddHBand="1" w:evenHBand="0" w:firstRowFirstColumn="0" w:firstRowLastColumn="0" w:lastRowFirstColumn="0" w:lastRowLastColumn="0"/>
+              <w:rPr>
+                <w:rFonts w:ascii="Times New Roman" w:eastAsia="Times New Roman" w:hAnsi="Times New Roman" w:cs="Times New Roman"/>
+                <w:sz w:val="20"/>
+                <w:szCs w:val="20"/>
+                <w:lang w:eastAsia="en-US"/>
+              </w:rPr>
+            </w:pPr>
+          </w:p>
+        </w:tc>
+        <w:tc>
+          <w:tcPr>
+            <w:tcW w:w="1333" w:type="pct"/>
+            <w:hideMark/>
+          </w:tcPr>
+          <w:p>
+            <w:pPr>
+              <w:jc w:val="center"/>
+              <w:cnfStyle w:val="000000100000" w:firstRow="0" w:lastRow="0" w:firstColumn="0" w:lastColumn="0" w:oddVBand="0" w:evenVBand="0" w:oddHBand="1" w:evenHBand="0" w:firstRowFirstColumn="0" w:firstRowLastColumn="0" w:lastRowFirstColumn="0" w:lastRowLastColumn="0"/>
+              <w:rPr>
+                <w:rFonts w:ascii="Times New Roman" w:eastAsia="Times New Roman" w:hAnsi="Times New Roman" w:cs="Times New Roman"/>
+                <w:sz w:val="20"/>
+                <w:szCs w:val="20"/>
+                <w:lang w:eastAsia="en-US"/>
+              </w:rPr>
+            </w:pPr>
+          </w:p>
+        </w:tc>
+      </w:tr>
+      <w:tr>
+        <w:trPr>
+          <w:trHeight w:val="285"/>
+        </w:trPr>
+        <w:tc>
+          <w:tcPr>
+            <w:cnfStyle w:val="001000000000" w:firstRow="0" w:lastRow="0" w:firstColumn="1" w:lastColumn="0" w:oddVBand="0" w:evenVBand="0" w:oddHBand="0" w:evenHBand="0" w:firstRowFirstColumn="0" w:firstRowLastColumn="0" w:lastRowFirstColumn="0" w:lastRowLastColumn="0"/>
+            <w:tcW w:w="1001" w:type="pct"/>
+            <w:hideMark/>
+          </w:tcPr>
+          <w:p>
+            <w:pPr>
+              <w:jc w:val="center"/>
+              <w:rPr>
+                <w:rFonts w:ascii="Dax-Regular" w:eastAsia="Times New Roman" w:hAnsi="Dax-Regular" w:cs="Calibri"/>
+                <w:color w:val="000000"/>
+                <w:lang w:eastAsia="en-US"/>
+              </w:rPr>
+            </w:pPr>
+            <w:r>
+              <w:rPr>
+                <w:rFonts w:ascii="Dax-Regular" w:eastAsia="Times New Roman" w:hAnsi="Dax-Regular" w:cs="Calibri"/>
+                <w:color w:val="000000"/>
+                <w:lang w:eastAsia="en-US"/>
+              </w:rPr>
+              <w:lastRenderedPageBreak/>
+              <w:t>100.00%</w:t>
+            </w:r>
+          </w:p>
+        </w:tc>
+        <w:tc>
+          <w:tcPr>
+            <w:tcW w:w="1333" w:type="pct"/>
+            <w:hideMark/>
+          </w:tcPr>
+          <w:p>
+            <w:pPr>
+              <w:jc w:val="center"/>
+              <w:cnfStyle w:val="000000000000" w:firstRow="0" w:lastRow="0" w:firstColumn="0" w:lastColumn="0" w:oddVBand="0" w:evenVBand="0" w:oddHBand="0" w:evenHBand="0" w:firstRowFirstColumn="0" w:firstRowLastColumn="0" w:lastRowFirstColumn="0" w:lastRowLastColumn="0"/>
+              <w:rPr>
+                <w:rFonts w:ascii="Dax-Regular" w:eastAsia="Times New Roman" w:hAnsi="Dax-Regular" w:cs="Calibri"/>
+                <w:color w:val="000000"/>
+                <w:lang w:eastAsia="en-US"/>
+              </w:rPr>
+            </w:pPr>
+          </w:p>
+        </w:tc>
+        <w:tc>
+          <w:tcPr>
+            <w:tcW w:w="1333" w:type="pct"/>
+            <w:hideMark/>
+          </w:tcPr>
+          <w:p>
+            <w:pPr>
+              <w:jc w:val="center"/>
+              <w:cnfStyle w:val="000000000000" w:firstRow="0" w:lastRow="0" w:firstColumn="0" w:lastColumn="0" w:oddVBand="0" w:evenVBand="0" w:oddHBand="0" w:evenHBand="0" w:firstRowFirstColumn="0" w:firstRowLastColumn="0" w:lastRowFirstColumn="0" w:lastRowLastColumn="0"/>
+              <w:rPr>
+                <w:rFonts w:ascii="Times New Roman" w:eastAsia="Times New Roman" w:hAnsi="Times New Roman" w:cs="Times New Roman"/>
+                <w:sz w:val="20"/>
+                <w:szCs w:val="20"/>
+                <w:lang w:eastAsia="en-US"/>
+              </w:rPr>
+            </w:pPr>
+          </w:p>
+        </w:tc>
+        <w:tc>
+          <w:tcPr>
+            <w:tcW w:w="1333" w:type="pct"/>
+            <w:hideMark/>
+          </w:tcPr>
+          <w:p>
+            <w:pPr>
+              <w:jc w:val="center"/>
+              <w:cnfStyle w:val="000000000000" w:firstRow="0" w:lastRow="0" w:firstColumn="0" w:lastColumn="0" w:oddVBand="0" w:evenVBand="0" w:oddHBand="0" w:evenHBand="0" w:firstRowFirstColumn="0" w:firstRowLastColumn="0" w:lastRowFirstColumn="0" w:lastRowLastColumn="0"/>
+              <w:rPr>
+                <w:rFonts w:ascii="Times New Roman" w:eastAsia="Times New Roman" w:hAnsi="Times New Roman" w:cs="Times New Roman"/>
+                <w:sz w:val="20"/>
+                <w:szCs w:val="20"/>
+                <w:lang w:eastAsia="en-US"/>
+              </w:rPr>
+            </w:pPr>
+          </w:p>
+        </w:tc>
+      </w:tr>
+    </w:tbl>
+    <w:p>
+      <w:pPr>
+        <w:rPr>
+          <w:lang w:val="es-419"/>
+        </w:rPr>
+      </w:pPr>
+    </w:p>
+    <w:p>
+      <w:pPr>
+        <w:pStyle w:val="Ttulo2"/>
+        <w:rPr>
+          <w:b/>
+          <w:bCs/>
+          <w:lang w:val="es-419"/>
+        </w:rPr>
+      </w:pPr>
+      <w:r>
+        <w:rPr>
+          <w:b/>
+          <w:bCs/>
+          <w:lang w:val="es-419"/>
+        </w:rPr>
+        <w:t>Resultados</w:t>
+      </w:r>
+      <w:r>
+        <w:rPr>
+          <w:b/>
+          <w:bCs/>
+          <w:lang w:val="es-419"/>
+        </w:rPr>
+        <w:t xml:space="preserve"> para Stack con </w:t>
       </w:r>
       <w:proofErr w:type="spellStart"/>
       <w:r>
@@ -10479,9 +11164,17 @@
           <w:bCs/>
           <w:lang w:val="es-419"/>
         </w:rPr>
-        <w:t>List</w:t>
+        <w:t>Linked</w:t>
       </w:r>
       <w:proofErr w:type="spellEnd"/>
+      <w:r>
+        <w:rPr>
+          <w:b/>
+          <w:bCs/>
+          <w:lang w:val="es-419"/>
+        </w:rPr>
+        <w:t xml:space="preserve"> List</w:t>
+      </w:r>
     </w:p>
     <w:p>
       <w:pPr>
@@ -11417,21 +12110,7 @@
         <w:rPr>
           <w:lang w:val="es-419"/>
         </w:rPr>
-        <w:t xml:space="preserve"> y </w:t>
-      </w:r>
-      <w:proofErr w:type="spellStart"/>
-      <w:r>
-        <w:rPr>
-          <w:lang w:val="es-419"/>
-        </w:rPr>
-        <w:t>Stack</w:t>
-      </w:r>
-      <w:proofErr w:type="spellEnd"/>
-      <w:r>
-        <w:rPr>
-          <w:lang w:val="es-419"/>
-        </w:rPr>
-        <w:t>? ¿Cuál es más eficiente en cada operación? ¿Por qué una implementación es más rápida en ciertos casos?</w:t>
+        <w:t xml:space="preserve"> y Stack? ¿Cuál es más eficiente en cada operación? ¿Por qué una implementación es más rápida en ciertos casos?</w:t>
       </w:r>
     </w:p>
     <w:p>
@@ -11620,62 +12299,42 @@
                 <w:bCs w:val="0"/>
                 <w:lang w:val="es-CO"/>
               </w:rPr>
-              <w:t xml:space="preserve">Array </w:t>
-            </w:r>
-            <w:proofErr w:type="spellStart"/>
-            <w:r>
+              <w:t>Array List</w:t>
+            </w:r>
+          </w:p>
+        </w:tc>
+        <w:tc>
+          <w:tcPr>
+            <w:tcW w:w="1251" w:type="dxa"/>
+          </w:tcPr>
+          <w:p>
+            <w:pPr>
+              <w:jc w:val="center"/>
+              <w:cnfStyle w:val="100000000000" w:firstRow="1" w:lastRow="0" w:firstColumn="0" w:lastColumn="0" w:oddVBand="0" w:evenVBand="0" w:oddHBand="0" w:evenHBand="0" w:firstRowFirstColumn="0" w:firstRowLastColumn="0" w:lastRowFirstColumn="0" w:lastRowLastColumn="0"/>
               <w:rPr>
                 <w:b w:val="0"/>
                 <w:bCs w:val="0"/>
                 <w:lang w:val="es-CO"/>
               </w:rPr>
-              <w:t>List</w:t>
-            </w:r>
-            <w:proofErr w:type="spellEnd"/>
-          </w:p>
-        </w:tc>
-        <w:tc>
-          <w:tcPr>
-            <w:tcW w:w="1251" w:type="dxa"/>
-          </w:tcPr>
-          <w:p>
-            <w:pPr>
-              <w:jc w:val="center"/>
-              <w:cnfStyle w:val="100000000000" w:firstRow="1" w:lastRow="0" w:firstColumn="0" w:lastColumn="0" w:oddVBand="0" w:evenVBand="0" w:oddHBand="0" w:evenHBand="0" w:firstRowFirstColumn="0" w:firstRowLastColumn="0" w:lastRowFirstColumn="0" w:lastRowLastColumn="0"/>
+            </w:pPr>
+            <w:proofErr w:type="spellStart"/>
+            <w:r>
               <w:rPr>
                 <w:b w:val="0"/>
                 <w:bCs w:val="0"/>
                 <w:lang w:val="es-CO"/>
               </w:rPr>
-            </w:pPr>
-            <w:proofErr w:type="spellStart"/>
+              <w:t>Linked</w:t>
+            </w:r>
+            <w:proofErr w:type="spellEnd"/>
             <w:r>
               <w:rPr>
                 <w:b w:val="0"/>
                 <w:bCs w:val="0"/>
                 <w:lang w:val="es-CO"/>
               </w:rPr>
-              <w:t>Linked</w:t>
-            </w:r>
-            <w:proofErr w:type="spellEnd"/>
-            <w:r>
-              <w:rPr>
-                <w:b w:val="0"/>
-                <w:bCs w:val="0"/>
-                <w:lang w:val="es-CO"/>
-              </w:rPr>
-              <w:t xml:space="preserve"> </w:t>
-            </w:r>
-            <w:proofErr w:type="spellStart"/>
-            <w:r>
-              <w:rPr>
-                <w:b w:val="0"/>
-                <w:bCs w:val="0"/>
-                <w:lang w:val="es-CO"/>
-              </w:rPr>
-              <w:t>List</w:t>
-            </w:r>
-            <w:proofErr w:type="spellEnd"/>
+              <w:t xml:space="preserve"> List</w:t>
+            </w:r>
           </w:p>
         </w:tc>
         <w:tc>
@@ -12059,7 +12718,6 @@
                 <w:lang w:val="es-CO"/>
               </w:rPr>
             </w:pPr>
-            <w:proofErr w:type="spellStart"/>
             <w:proofErr w:type="gramStart"/>
             <w:r>
               <w:rPr>
@@ -12067,16 +12725,7 @@
                 <w:bCs/>
                 <w:lang w:val="es-CO"/>
               </w:rPr>
-              <w:t>Push</w:t>
-            </w:r>
-            <w:proofErr w:type="spellEnd"/>
-            <w:r>
-              <w:rPr>
-                <w:b/>
-                <w:bCs/>
-                <w:lang w:val="es-CO"/>
-              </w:rPr>
-              <w:t>(</w:t>
+              <w:t>Push(</w:t>
             </w:r>
             <w:proofErr w:type="gramEnd"/>
             <w:r>
@@ -15497,116 +16146,12 @@
 </file>
 
 <file path=customXml/item1.xml><?xml version="1.0" encoding="utf-8"?>
-<p:properties xmlns:p="http://schemas.microsoft.com/office/2006/metadata/properties" xmlns:xsi="http://www.w3.org/2001/XMLSchema-instance" xmlns:pc="http://schemas.microsoft.com/office/infopath/2007/PartnerControls">
-  <documentManagement>
-    <SharedWithUsers xmlns="85e30bcc-d76c-4413-8e4d-2dce22fb0743">
-      <UserInfo>
-        <DisplayName>Carlos Andres Lozano Garzon</DisplayName>
-        <AccountId>13</AccountId>
-        <AccountType/>
-      </UserInfo>
-      <UserInfo>
-        <DisplayName>Dario Ernesto Correal Torres</DisplayName>
-        <AccountId>15</AccountId>
-        <AccountType/>
-      </UserInfo>
-      <UserInfo>
-        <DisplayName>Mario  Fernando De la rosa Rosero</DisplayName>
-        <AccountId>16</AccountId>
-        <AccountType/>
-      </UserInfo>
-      <UserInfo>
-        <DisplayName>Christian Camilo Aparicio Baquen</DisplayName>
-        <AccountId>50</AccountId>
-        <AccountType/>
-      </UserInfo>
-      <UserInfo>
-        <DisplayName>Arturo Henao Chaparro</DisplayName>
-        <AccountId>48</AccountId>
-        <AccountType/>
-      </UserInfo>
-      <UserInfo>
-        <DisplayName>Luis Esteban Florez Salamanca</DisplayName>
-        <AccountId>33</AccountId>
-        <AccountType/>
-      </UserInfo>
-      <UserInfo>
-        <DisplayName>Ivan David Salazar Cardenas</DisplayName>
-        <AccountId>52</AccountId>
-        <AccountType/>
-      </UserInfo>
-      <UserInfo>
-        <DisplayName>Juan Carlos Marin Morales</DisplayName>
-        <AccountId>53</AccountId>
-        <AccountType/>
-      </UserInfo>
-      <UserInfo>
-        <DisplayName>Sofia Duque Gomez</DisplayName>
-        <AccountId>60</AccountId>
-        <AccountType/>
-      </UserInfo>
-      <UserInfo>
-        <DisplayName>Andres Felipe Romero Brand</DisplayName>
-        <AccountId>91</AccountId>
-        <AccountType/>
-      </UserInfo>
-      <UserInfo>
-        <DisplayName>Lindsay Vanessa Pinto Morato</DisplayName>
-        <AccountId>92</AccountId>
-        <AccountType/>
-      </UserInfo>
-      <UserInfo>
-        <DisplayName>Miguel Angel Acosta Walteros</DisplayName>
-        <AccountId>94</AccountId>
-        <AccountType/>
-      </UserInfo>
-      <UserInfo>
-        <DisplayName>Juan David Diaz Ipuz</DisplayName>
-        <AccountId>90</AccountId>
-        <AccountType/>
-      </UserInfo>
-      <UserInfo>
-        <DisplayName>Lily Aitana valentina Duque Chavez</DisplayName>
-        <AccountId>17</AccountId>
-        <AccountType/>
-      </UserInfo>
-      <UserInfo>
-        <DisplayName>Isaac David Bermudez Lara</DisplayName>
-        <AccountId>95</AccountId>
-        <AccountType/>
-      </UserInfo>
-      <UserInfo>
-        <DisplayName>Daniel Alejandro Angel Fuertes</DisplayName>
-        <AccountId>55</AccountId>
-        <AccountType/>
-      </UserInfo>
-      <UserInfo>
-        <DisplayName>Jeniffer Liliam Mendoza Espinosa</DisplayName>
-        <AccountId>97</AccountId>
-        <AccountType/>
-      </UserInfo>
-      <UserInfo>
-        <DisplayName>Kevin Cohen Solano</DisplayName>
-        <AccountId>93</AccountId>
-        <AccountType/>
-      </UserInfo>
-      <UserInfo>
-        <DisplayName>Cesar Luis Moreno Gonzalez</DisplayName>
-        <AccountId>96</AccountId>
-        <AccountType/>
-      </UserInfo>
-      <UserInfo>
-        <DisplayName>Jose Cristobal Arroyo Castellanos</DisplayName>
-        <AccountId>54</AccountId>
-        <AccountType/>
-      </UserInfo>
-    </SharedWithUsers>
-    <TaxCatchAll xmlns="85e30bcc-d76c-4413-8e4d-2dce22fb0743" xsi:nil="true"/>
-    <lcf76f155ced4ddcb4097134ff3c332f xmlns="164883f8-7691-4ecf-b54a-664c0d0edefe">
-      <Terms xmlns="http://schemas.microsoft.com/office/infopath/2007/PartnerControls"/>
-    </lcf76f155ced4ddcb4097134ff3c332f>
-  </documentManagement>
-</p:properties>
+<?mso-contentType ?>
+<FormTemplates xmlns="http://schemas.microsoft.com/sharepoint/v3/contenttype/forms">
+  <Display>DocumentLibraryForm</Display>
+  <Edit>DocumentLibraryForm</Edit>
+  <New>DocumentLibraryForm</New>
+</FormTemplates>
 </file>
 
 <file path=customXml/item2.xml><?xml version="1.0" encoding="utf-8"?>
@@ -15859,21 +16404,122 @@
 </file>
 
 <file path=customXml/item3.xml><?xml version="1.0" encoding="utf-8"?>
-<?mso-contentType ?>
-<FormTemplates xmlns="http://schemas.microsoft.com/sharepoint/v3/contenttype/forms">
-  <Display>DocumentLibraryForm</Display>
-  <Edit>DocumentLibraryForm</Edit>
-  <New>DocumentLibraryForm</New>
-</FormTemplates>
+<p:properties xmlns:p="http://schemas.microsoft.com/office/2006/metadata/properties" xmlns:xsi="http://www.w3.org/2001/XMLSchema-instance" xmlns:pc="http://schemas.microsoft.com/office/infopath/2007/PartnerControls">
+  <documentManagement>
+    <SharedWithUsers xmlns="85e30bcc-d76c-4413-8e4d-2dce22fb0743">
+      <UserInfo>
+        <DisplayName>Carlos Andres Lozano Garzon</DisplayName>
+        <AccountId>13</AccountId>
+        <AccountType/>
+      </UserInfo>
+      <UserInfo>
+        <DisplayName>Dario Ernesto Correal Torres</DisplayName>
+        <AccountId>15</AccountId>
+        <AccountType/>
+      </UserInfo>
+      <UserInfo>
+        <DisplayName>Mario  Fernando De la rosa Rosero</DisplayName>
+        <AccountId>16</AccountId>
+        <AccountType/>
+      </UserInfo>
+      <UserInfo>
+        <DisplayName>Christian Camilo Aparicio Baquen</DisplayName>
+        <AccountId>50</AccountId>
+        <AccountType/>
+      </UserInfo>
+      <UserInfo>
+        <DisplayName>Arturo Henao Chaparro</DisplayName>
+        <AccountId>48</AccountId>
+        <AccountType/>
+      </UserInfo>
+      <UserInfo>
+        <DisplayName>Luis Esteban Florez Salamanca</DisplayName>
+        <AccountId>33</AccountId>
+        <AccountType/>
+      </UserInfo>
+      <UserInfo>
+        <DisplayName>Ivan David Salazar Cardenas</DisplayName>
+        <AccountId>52</AccountId>
+        <AccountType/>
+      </UserInfo>
+      <UserInfo>
+        <DisplayName>Juan Carlos Marin Morales</DisplayName>
+        <AccountId>53</AccountId>
+        <AccountType/>
+      </UserInfo>
+      <UserInfo>
+        <DisplayName>Sofia Duque Gomez</DisplayName>
+        <AccountId>60</AccountId>
+        <AccountType/>
+      </UserInfo>
+      <UserInfo>
+        <DisplayName>Andres Felipe Romero Brand</DisplayName>
+        <AccountId>91</AccountId>
+        <AccountType/>
+      </UserInfo>
+      <UserInfo>
+        <DisplayName>Lindsay Vanessa Pinto Morato</DisplayName>
+        <AccountId>92</AccountId>
+        <AccountType/>
+      </UserInfo>
+      <UserInfo>
+        <DisplayName>Miguel Angel Acosta Walteros</DisplayName>
+        <AccountId>94</AccountId>
+        <AccountType/>
+      </UserInfo>
+      <UserInfo>
+        <DisplayName>Juan David Diaz Ipuz</DisplayName>
+        <AccountId>90</AccountId>
+        <AccountType/>
+      </UserInfo>
+      <UserInfo>
+        <DisplayName>Lily Aitana valentina Duque Chavez</DisplayName>
+        <AccountId>17</AccountId>
+        <AccountType/>
+      </UserInfo>
+      <UserInfo>
+        <DisplayName>Isaac David Bermudez Lara</DisplayName>
+        <AccountId>95</AccountId>
+        <AccountType/>
+      </UserInfo>
+      <UserInfo>
+        <DisplayName>Daniel Alejandro Angel Fuertes</DisplayName>
+        <AccountId>55</AccountId>
+        <AccountType/>
+      </UserInfo>
+      <UserInfo>
+        <DisplayName>Jeniffer Liliam Mendoza Espinosa</DisplayName>
+        <AccountId>97</AccountId>
+        <AccountType/>
+      </UserInfo>
+      <UserInfo>
+        <DisplayName>Kevin Cohen Solano</DisplayName>
+        <AccountId>93</AccountId>
+        <AccountType/>
+      </UserInfo>
+      <UserInfo>
+        <DisplayName>Cesar Luis Moreno Gonzalez</DisplayName>
+        <AccountId>96</AccountId>
+        <AccountType/>
+      </UserInfo>
+      <UserInfo>
+        <DisplayName>Jose Cristobal Arroyo Castellanos</DisplayName>
+        <AccountId>54</AccountId>
+        <AccountType/>
+      </UserInfo>
+    </SharedWithUsers>
+    <TaxCatchAll xmlns="85e30bcc-d76c-4413-8e4d-2dce22fb0743" xsi:nil="true"/>
+    <lcf76f155ced4ddcb4097134ff3c332f xmlns="164883f8-7691-4ecf-b54a-664c0d0edefe">
+      <Terms xmlns="http://schemas.microsoft.com/office/infopath/2007/PartnerControls"/>
+    </lcf76f155ced4ddcb4097134ff3c332f>
+  </documentManagement>
+</p:properties>
 </file>
 
 <file path=customXml/itemProps1.xml><?xml version="1.0" encoding="utf-8"?>
-<ds:datastoreItem xmlns:ds="http://schemas.openxmlformats.org/officeDocument/2006/customXml" ds:itemID="{D8D55360-DA4E-4EE6-A532-0D8BE99E30A4}">
+<ds:datastoreItem xmlns:ds="http://schemas.openxmlformats.org/officeDocument/2006/customXml" ds:itemID="{7DBE8262-9C92-4A1B-85FF-A533173B85D6}">
   <ds:schemaRefs>
-    <ds:schemaRef ds:uri="http://schemas.microsoft.com/office/2006/metadata/properties"/>
-    <ds:schemaRef ds:uri="http://schemas.microsoft.com/office/infopath/2007/PartnerControls"/>
-    <ds:schemaRef ds:uri="85e30bcc-d76c-4413-8e4d-2dce22fb0743"/>
-    <ds:schemaRef ds:uri="164883f8-7691-4ecf-b54a-664c0d0edefe"/>
+    <ds:schemaRef ds:uri="http://schemas.microsoft.com/sharepoint/v3/contenttype/forms"/>
   </ds:schemaRefs>
 </ds:datastoreItem>
 </file>
@@ -15898,9 +16544,12 @@
 </file>
 
 <file path=customXml/itemProps3.xml><?xml version="1.0" encoding="utf-8"?>
-<ds:datastoreItem xmlns:ds="http://schemas.openxmlformats.org/officeDocument/2006/customXml" ds:itemID="{7DBE8262-9C92-4A1B-85FF-A533173B85D6}">
+<ds:datastoreItem xmlns:ds="http://schemas.openxmlformats.org/officeDocument/2006/customXml" ds:itemID="{D8D55360-DA4E-4EE6-A532-0D8BE99E30A4}">
   <ds:schemaRefs>
-    <ds:schemaRef ds:uri="http://schemas.microsoft.com/sharepoint/v3/contenttype/forms"/>
+    <ds:schemaRef ds:uri="http://schemas.microsoft.com/office/2006/metadata/properties"/>
+    <ds:schemaRef ds:uri="http://schemas.microsoft.com/office/infopath/2007/PartnerControls"/>
+    <ds:schemaRef ds:uri="85e30bcc-d76c-4413-8e4d-2dce22fb0743"/>
+    <ds:schemaRef ds:uri="164883f8-7691-4ecf-b54a-664c0d0edefe"/>
   </ds:schemaRefs>
 </ds:datastoreItem>
 </file>
--- a/Docs/Observaciones-Lab 4.docx
+++ b/Docs/Observaciones-Lab 4.docx
@@ -1594,7 +1594,6 @@
                 <w:lang w:eastAsia="en-US"/>
               </w:rPr>
             </w:pPr>
-            <w:proofErr w:type="gramStart"/>
             <w:r>
               <w:rPr>
                 <w:rFonts w:ascii="Dax-Regular" w:eastAsia="Times New Roman" w:hAnsi="Dax-Regular" w:cs="Calibri"/>
@@ -1603,7 +1602,6 @@
               </w:rPr>
               <w:t>top(</w:t>
             </w:r>
-            <w:proofErr w:type="gramEnd"/>
             <w:r>
               <w:rPr>
                 <w:rFonts w:ascii="Dax-Regular" w:eastAsia="Times New Roman" w:hAnsi="Dax-Regular" w:cs="Calibri"/>
@@ -3417,7 +3415,6 @@
                 <w:lang w:eastAsia="en-US"/>
               </w:rPr>
             </w:pPr>
-            <w:proofErr w:type="gramStart"/>
             <w:r>
               <w:rPr>
                 <w:rFonts w:ascii="Dax-Regular" w:eastAsia="Times New Roman" w:hAnsi="Dax-Regular" w:cs="Calibri"/>
@@ -3426,7 +3423,6 @@
               </w:rPr>
               <w:t>top(</w:t>
             </w:r>
-            <w:proofErr w:type="gramEnd"/>
             <w:r>
               <w:rPr>
                 <w:rFonts w:ascii="Dax-Regular" w:eastAsia="Times New Roman" w:hAnsi="Dax-Regular" w:cs="Calibri"/>
@@ -5368,23 +5364,13 @@
                 <w:lang w:eastAsia="en-US"/>
               </w:rPr>
             </w:pPr>
-            <w:proofErr w:type="gramStart"/>
-            <w:r>
-              <w:rPr>
-                <w:rFonts w:ascii="Dax-Regular" w:eastAsia="Times New Roman" w:hAnsi="Dax-Regular" w:cs="Calibri"/>
-                <w:color w:val="000000"/>
-                <w:lang w:eastAsia="en-US"/>
-              </w:rPr>
-              <w:t>top(</w:t>
-            </w:r>
-            <w:proofErr w:type="gramEnd"/>
-            <w:r>
-              <w:rPr>
-                <w:rFonts w:ascii="Dax-Regular" w:eastAsia="Times New Roman" w:hAnsi="Dax-Regular" w:cs="Calibri"/>
-                <w:color w:val="000000"/>
-                <w:lang w:eastAsia="en-US"/>
-              </w:rPr>
-              <w:t>Array List)</w:t>
+            <w:r>
+              <w:rPr>
+                <w:rFonts w:ascii="Dax-Regular" w:eastAsia="Times New Roman" w:hAnsi="Dax-Regular" w:cs="Calibri"/>
+                <w:color w:val="000000"/>
+                <w:lang w:eastAsia="en-US"/>
+              </w:rPr>
+              <w:t>top(Array List)</w:t>
             </w:r>
           </w:p>
         </w:tc>
@@ -7582,7 +7568,6 @@
                 <w:lang w:eastAsia="en-US"/>
               </w:rPr>
             </w:pPr>
-            <w:proofErr w:type="gramStart"/>
             <w:r>
               <w:rPr>
                 <w:rFonts w:ascii="Dax-Regular" w:eastAsia="Times New Roman" w:hAnsi="Dax-Regular" w:cs="Calibri"/>
@@ -7591,7 +7576,6 @@
               </w:rPr>
               <w:t>top(</w:t>
             </w:r>
-            <w:proofErr w:type="gramEnd"/>
             <w:r>
               <w:rPr>
                 <w:rFonts w:ascii="Dax-Regular" w:eastAsia="Times New Roman" w:hAnsi="Dax-Regular" w:cs="Calibri"/>
@@ -8378,126 +8362,9 @@
           </w:p>
         </w:tc>
       </w:tr>
-      <w:tr>
-        <w:trPr>
-          <w:trHeight w:val="285"/>
-        </w:trPr>
-        <w:tc>
-          <w:tcPr>
-            <w:cnfStyle w:val="001000000000" w:firstRow="0" w:lastRow="0" w:firstColumn="1" w:lastColumn="0" w:oddVBand="0" w:evenVBand="0" w:oddHBand="0" w:evenHBand="0" w:firstRowFirstColumn="0" w:firstRowLastColumn="0" w:lastRowFirstColumn="0" w:lastRowLastColumn="0"/>
-            <w:tcW w:w="1001" w:type="pct"/>
-            <w:hideMark/>
-          </w:tcPr>
-          <w:p>
-            <w:pPr>
-              <w:jc w:val="center"/>
-              <w:rPr>
-                <w:rFonts w:ascii="Dax-Regular" w:eastAsia="Times New Roman" w:hAnsi="Dax-Regular" w:cs="Calibri"/>
-                <w:color w:val="000000"/>
-                <w:lang w:eastAsia="en-US"/>
-              </w:rPr>
-            </w:pPr>
-            <w:r>
-              <w:rPr>
-                <w:rFonts w:ascii="Dax-Regular" w:eastAsia="Times New Roman" w:hAnsi="Dax-Regular" w:cs="Calibri"/>
-                <w:color w:val="000000"/>
-                <w:lang w:eastAsia="en-US"/>
-              </w:rPr>
-              <w:lastRenderedPageBreak/>
-              <w:t>100.00%</w:t>
-            </w:r>
-          </w:p>
-        </w:tc>
-        <w:tc>
-          <w:tcPr>
-            <w:tcW w:w="1333" w:type="pct"/>
-            <w:hideMark/>
-          </w:tcPr>
-          <w:p>
-            <w:pPr>
-              <w:jc w:val="center"/>
-              <w:cnfStyle w:val="000000000000" w:firstRow="0" w:lastRow="0" w:firstColumn="0" w:lastColumn="0" w:oddVBand="0" w:evenVBand="0" w:oddHBand="0" w:evenHBand="0" w:firstRowFirstColumn="0" w:firstRowLastColumn="0" w:lastRowFirstColumn="0" w:lastRowLastColumn="0"/>
-              <w:rPr>
-                <w:rFonts w:ascii="Dax-Regular" w:eastAsia="Times New Roman" w:hAnsi="Dax-Regular" w:cs="Calibri"/>
-                <w:color w:val="000000"/>
-                <w:lang w:eastAsia="en-US"/>
-              </w:rPr>
-            </w:pPr>
-            <w:r>
-              <w:rPr>
-                <w:rFonts w:ascii="Dax-Regular" w:eastAsia="Times New Roman" w:hAnsi="Dax-Regular" w:cs="Calibri"/>
-                <w:color w:val="000000"/>
-                <w:lang w:eastAsia="en-US"/>
-              </w:rPr>
-              <w:t>4.4</w:t>
-            </w:r>
-          </w:p>
-        </w:tc>
-        <w:tc>
-          <w:tcPr>
-            <w:tcW w:w="1333" w:type="pct"/>
-            <w:hideMark/>
-          </w:tcPr>
-          <w:p>
-            <w:pPr>
-              <w:jc w:val="center"/>
-              <w:cnfStyle w:val="000000000000" w:firstRow="0" w:lastRow="0" w:firstColumn="0" w:lastColumn="0" w:oddVBand="0" w:evenVBand="0" w:oddHBand="0" w:evenHBand="0" w:firstRowFirstColumn="0" w:firstRowLastColumn="0" w:lastRowFirstColumn="0" w:lastRowLastColumn="0"/>
-              <w:rPr>
-                <w:rFonts w:ascii="Times New Roman" w:eastAsia="Times New Roman" w:hAnsi="Times New Roman" w:cs="Times New Roman"/>
-                <w:sz w:val="20"/>
-                <w:szCs w:val="20"/>
-                <w:lang w:eastAsia="en-US"/>
-              </w:rPr>
-            </w:pPr>
-            <w:r>
-              <w:rPr>
-                <w:rFonts w:ascii="Times New Roman" w:eastAsia="Times New Roman" w:hAnsi="Times New Roman" w:cs="Times New Roman"/>
-                <w:sz w:val="20"/>
-                <w:szCs w:val="20"/>
-                <w:lang w:eastAsia="en-US"/>
-              </w:rPr>
-              <w:t>222.103</w:t>
-            </w:r>
-          </w:p>
-        </w:tc>
-        <w:tc>
-          <w:tcPr>
-            <w:tcW w:w="1333" w:type="pct"/>
-            <w:hideMark/>
-          </w:tcPr>
-          <w:p>
-            <w:pPr>
-              <w:jc w:val="center"/>
-              <w:cnfStyle w:val="000000000000" w:firstRow="0" w:lastRow="0" w:firstColumn="0" w:lastColumn="0" w:oddVBand="0" w:evenVBand="0" w:oddHBand="0" w:evenHBand="0" w:firstRowFirstColumn="0" w:firstRowLastColumn="0" w:lastRowFirstColumn="0" w:lastRowLastColumn="0"/>
-              <w:rPr>
-                <w:rFonts w:ascii="Times New Roman" w:eastAsia="Times New Roman" w:hAnsi="Times New Roman" w:cs="Times New Roman"/>
-                <w:sz w:val="20"/>
-                <w:szCs w:val="20"/>
-                <w:lang w:eastAsia="en-US"/>
-              </w:rPr>
-            </w:pPr>
-            <w:r>
-              <w:rPr>
-                <w:rFonts w:ascii="Times New Roman" w:eastAsia="Times New Roman" w:hAnsi="Times New Roman" w:cs="Times New Roman"/>
-                <w:sz w:val="20"/>
-                <w:szCs w:val="20"/>
-                <w:lang w:eastAsia="en-US"/>
-              </w:rPr>
-              <w:t>0.002</w:t>
-            </w:r>
-          </w:p>
-        </w:tc>
-      </w:tr>
     </w:tbl>
     <w:p>
       <w:pPr>
-        <w:rPr>
-          <w:lang w:val="es-419"/>
-        </w:rPr>
-      </w:pPr>
-    </w:p>
-    <w:p>
-      <w:pPr>
         <w:pStyle w:val="Ttulo1"/>
         <w:rPr>
           <w:b/>
@@ -8511,3537 +8378,7 @@
           <w:bCs/>
           <w:lang w:val="es-419"/>
         </w:rPr>
-        <w:t>M</w:t>
-      </w:r>
-      <w:r>
-        <w:rPr>
-          <w:b/>
-          <w:bCs/>
-          <w:lang w:val="es-419"/>
-        </w:rPr>
-        <w:t>á</w:t>
-      </w:r>
-      <w:r>
-        <w:rPr>
-          <w:b/>
-          <w:bCs/>
-          <w:lang w:val="es-419"/>
-        </w:rPr>
-        <w:t xml:space="preserve">quina </w:t>
-      </w:r>
-      <w:r>
-        <w:rPr>
-          <w:b/>
-          <w:bCs/>
-          <w:lang w:val="es-419"/>
-        </w:rPr>
-        <w:t>3</w:t>
-      </w:r>
-    </w:p>
-    <w:p>
-      <w:pPr>
-        <w:pStyle w:val="Ttulo2"/>
-        <w:rPr>
-          <w:b/>
-          <w:bCs/>
-          <w:lang w:val="es-419"/>
-        </w:rPr>
-      </w:pPr>
-      <w:r>
-        <w:rPr>
-          <w:b/>
-          <w:bCs/>
-          <w:lang w:val="es-419"/>
-        </w:rPr>
-        <w:t>Resultados</w:t>
-      </w:r>
-      <w:r>
-        <w:rPr>
-          <w:b/>
-          <w:bCs/>
-          <w:lang w:val="es-419"/>
-        </w:rPr>
-        <w:t xml:space="preserve"> para </w:t>
-      </w:r>
-      <w:proofErr w:type="spellStart"/>
-      <w:r>
-        <w:rPr>
-          <w:b/>
-          <w:bCs/>
-          <w:lang w:val="es-419"/>
-        </w:rPr>
-        <w:t>Queue</w:t>
-      </w:r>
-      <w:proofErr w:type="spellEnd"/>
-      <w:r>
-        <w:rPr>
-          <w:b/>
-          <w:bCs/>
-          <w:lang w:val="es-419"/>
-        </w:rPr>
-        <w:t xml:space="preserve"> con Array List</w:t>
-      </w:r>
-    </w:p>
-    <w:p>
-      <w:pPr>
-        <w:rPr>
-          <w:lang w:val="es-419"/>
-        </w:rPr>
-      </w:pPr>
-    </w:p>
-    <w:tbl>
-      <w:tblPr>
-        <w:tblStyle w:val="Tabladecuadrcula2"/>
-        <w:tblW w:w="4543" w:type="pct"/>
-        <w:tblLook w:val="04A0" w:firstRow="1" w:lastRow="0" w:firstColumn="1" w:lastColumn="0" w:noHBand="0" w:noVBand="1"/>
-      </w:tblPr>
-      <w:tblGrid>
-        <w:gridCol w:w="1703"/>
-        <w:gridCol w:w="2267"/>
-        <w:gridCol w:w="2267"/>
-        <w:gridCol w:w="2267"/>
-      </w:tblGrid>
-      <w:tr>
-        <w:trPr>
-          <w:cnfStyle w:val="100000000000" w:firstRow="1" w:lastRow="0" w:firstColumn="0" w:lastColumn="0" w:oddVBand="0" w:evenVBand="0" w:oddHBand="0" w:evenHBand="0" w:firstRowFirstColumn="0" w:firstRowLastColumn="0" w:lastRowFirstColumn="0" w:lastRowLastColumn="0"/>
-          <w:trHeight w:val="555"/>
-        </w:trPr>
-        <w:tc>
-          <w:tcPr>
-            <w:cnfStyle w:val="001000000000" w:firstRow="0" w:lastRow="0" w:firstColumn="1" w:lastColumn="0" w:oddVBand="0" w:evenVBand="0" w:oddHBand="0" w:evenHBand="0" w:firstRowFirstColumn="0" w:firstRowLastColumn="0" w:lastRowFirstColumn="0" w:lastRowLastColumn="0"/>
-            <w:tcW w:w="1001" w:type="pct"/>
-            <w:hideMark/>
-          </w:tcPr>
-          <w:p>
-            <w:pPr>
-              <w:jc w:val="center"/>
-              <w:rPr>
-                <w:rFonts w:ascii="Dax-Regular" w:eastAsia="Times New Roman" w:hAnsi="Dax-Regular" w:cs="Calibri"/>
-                <w:color w:val="000000"/>
-                <w:lang w:val="es-CO" w:eastAsia="en-US"/>
-              </w:rPr>
-            </w:pPr>
-            <w:r>
-              <w:rPr>
-                <w:rFonts w:ascii="Dax-Regular" w:eastAsia="Times New Roman" w:hAnsi="Dax-Regular" w:cs="Calibri"/>
-                <w:color w:val="000000"/>
-                <w:lang w:val="es-CO" w:eastAsia="en-US"/>
-              </w:rPr>
-              <w:t>Porcentaje de la muestra</w:t>
-            </w:r>
-          </w:p>
-        </w:tc>
-        <w:tc>
-          <w:tcPr>
-            <w:tcW w:w="1333" w:type="pct"/>
-            <w:hideMark/>
-          </w:tcPr>
-          <w:p>
-            <w:pPr>
-              <w:jc w:val="center"/>
-              <w:cnfStyle w:val="100000000000" w:firstRow="1" w:lastRow="0" w:firstColumn="0" w:lastColumn="0" w:oddVBand="0" w:evenVBand="0" w:oddHBand="0" w:evenHBand="0" w:firstRowFirstColumn="0" w:firstRowLastColumn="0" w:lastRowFirstColumn="0" w:lastRowLastColumn="0"/>
-              <w:rPr>
-                <w:rFonts w:ascii="Dax-Regular" w:eastAsia="Times New Roman" w:hAnsi="Dax-Regular" w:cs="Calibri"/>
-                <w:color w:val="000000"/>
-                <w:lang w:eastAsia="en-US"/>
-              </w:rPr>
-            </w:pPr>
-            <w:r>
-              <w:rPr>
-                <w:rFonts w:ascii="Dax-Regular" w:eastAsia="Times New Roman" w:hAnsi="Dax-Regular" w:cs="Calibri"/>
-                <w:color w:val="000000"/>
-                <w:lang w:eastAsia="en-US"/>
-              </w:rPr>
-              <w:t xml:space="preserve">enqueue (Array List) </w:t>
-            </w:r>
-          </w:p>
-        </w:tc>
-        <w:tc>
-          <w:tcPr>
-            <w:tcW w:w="1333" w:type="pct"/>
-            <w:hideMark/>
-          </w:tcPr>
-          <w:p>
-            <w:pPr>
-              <w:jc w:val="center"/>
-              <w:cnfStyle w:val="100000000000" w:firstRow="1" w:lastRow="0" w:firstColumn="0" w:lastColumn="0" w:oddVBand="0" w:evenVBand="0" w:oddHBand="0" w:evenHBand="0" w:firstRowFirstColumn="0" w:firstRowLastColumn="0" w:lastRowFirstColumn="0" w:lastRowLastColumn="0"/>
-              <w:rPr>
-                <w:rFonts w:ascii="Dax-Regular" w:eastAsia="Times New Roman" w:hAnsi="Dax-Regular" w:cs="Calibri"/>
-                <w:color w:val="000000"/>
-                <w:lang w:eastAsia="en-US"/>
-              </w:rPr>
-            </w:pPr>
-            <w:r>
-              <w:rPr>
-                <w:rFonts w:ascii="Dax-Regular" w:eastAsia="Times New Roman" w:hAnsi="Dax-Regular" w:cs="Calibri"/>
-                <w:color w:val="000000"/>
-                <w:lang w:eastAsia="en-US"/>
-              </w:rPr>
-              <w:t xml:space="preserve">dequeue (Array List) </w:t>
-            </w:r>
-          </w:p>
-        </w:tc>
-        <w:tc>
-          <w:tcPr>
-            <w:tcW w:w="1333" w:type="pct"/>
-            <w:hideMark/>
-          </w:tcPr>
-          <w:p>
-            <w:pPr>
-              <w:jc w:val="center"/>
-              <w:cnfStyle w:val="100000000000" w:firstRow="1" w:lastRow="0" w:firstColumn="0" w:lastColumn="0" w:oddVBand="0" w:evenVBand="0" w:oddHBand="0" w:evenHBand="0" w:firstRowFirstColumn="0" w:firstRowLastColumn="0" w:lastRowFirstColumn="0" w:lastRowLastColumn="0"/>
-              <w:rPr>
-                <w:rFonts w:ascii="Dax-Regular" w:eastAsia="Times New Roman" w:hAnsi="Dax-Regular" w:cs="Calibri"/>
-                <w:color w:val="000000"/>
-                <w:lang w:eastAsia="en-US"/>
-              </w:rPr>
-            </w:pPr>
-            <w:r>
-              <w:rPr>
-                <w:rFonts w:ascii="Dax-Regular" w:eastAsia="Times New Roman" w:hAnsi="Dax-Regular" w:cs="Calibri"/>
-                <w:color w:val="000000"/>
-                <w:lang w:eastAsia="en-US"/>
-              </w:rPr>
-              <w:t xml:space="preserve">peek (Array List) </w:t>
-            </w:r>
-          </w:p>
-        </w:tc>
-      </w:tr>
-      <w:tr>
-        <w:trPr>
-          <w:cnfStyle w:val="000000100000" w:firstRow="0" w:lastRow="0" w:firstColumn="0" w:lastColumn="0" w:oddVBand="0" w:evenVBand="0" w:oddHBand="1" w:evenHBand="0" w:firstRowFirstColumn="0" w:firstRowLastColumn="0" w:lastRowFirstColumn="0" w:lastRowLastColumn="0"/>
-          <w:trHeight w:val="278"/>
-        </w:trPr>
-        <w:tc>
-          <w:tcPr>
-            <w:cnfStyle w:val="001000000000" w:firstRow="0" w:lastRow="0" w:firstColumn="1" w:lastColumn="0" w:oddVBand="0" w:evenVBand="0" w:oddHBand="0" w:evenHBand="0" w:firstRowFirstColumn="0" w:firstRowLastColumn="0" w:lastRowFirstColumn="0" w:lastRowLastColumn="0"/>
-            <w:tcW w:w="1001" w:type="pct"/>
-            <w:hideMark/>
-          </w:tcPr>
-          <w:p>
-            <w:pPr>
-              <w:jc w:val="center"/>
-              <w:rPr>
-                <w:rFonts w:ascii="Dax-Regular" w:eastAsia="Times New Roman" w:hAnsi="Dax-Regular" w:cs="Calibri"/>
-                <w:color w:val="000000"/>
-                <w:lang w:eastAsia="en-US"/>
-              </w:rPr>
-            </w:pPr>
-            <w:r>
-              <w:rPr>
-                <w:rFonts w:ascii="Dax-Regular" w:eastAsia="Times New Roman" w:hAnsi="Dax-Regular" w:cs="Calibri"/>
-                <w:color w:val="000000"/>
-                <w:lang w:eastAsia="en-US"/>
-              </w:rPr>
-              <w:t>0.50%</w:t>
-            </w:r>
-          </w:p>
-        </w:tc>
-        <w:tc>
-          <w:tcPr>
-            <w:tcW w:w="1333" w:type="pct"/>
-            <w:hideMark/>
-          </w:tcPr>
-          <w:p>
-            <w:pPr>
-              <w:jc w:val="center"/>
-              <w:cnfStyle w:val="000000100000" w:firstRow="0" w:lastRow="0" w:firstColumn="0" w:lastColumn="0" w:oddVBand="0" w:evenVBand="0" w:oddHBand="1" w:evenHBand="0" w:firstRowFirstColumn="0" w:firstRowLastColumn="0" w:lastRowFirstColumn="0" w:lastRowLastColumn="0"/>
-              <w:rPr>
-                <w:rFonts w:ascii="Dax-Regular" w:eastAsia="Times New Roman" w:hAnsi="Dax-Regular" w:cs="Calibri"/>
-                <w:color w:val="000000"/>
-                <w:lang w:eastAsia="en-US"/>
-              </w:rPr>
-            </w:pPr>
-          </w:p>
-        </w:tc>
-        <w:tc>
-          <w:tcPr>
-            <w:tcW w:w="1333" w:type="pct"/>
-            <w:hideMark/>
-          </w:tcPr>
-          <w:p>
-            <w:pPr>
-              <w:jc w:val="center"/>
-              <w:cnfStyle w:val="000000100000" w:firstRow="0" w:lastRow="0" w:firstColumn="0" w:lastColumn="0" w:oddVBand="0" w:evenVBand="0" w:oddHBand="1" w:evenHBand="0" w:firstRowFirstColumn="0" w:firstRowLastColumn="0" w:lastRowFirstColumn="0" w:lastRowLastColumn="0"/>
-              <w:rPr>
-                <w:rFonts w:ascii="Times New Roman" w:eastAsia="Times New Roman" w:hAnsi="Times New Roman" w:cs="Times New Roman"/>
-                <w:sz w:val="20"/>
-                <w:szCs w:val="20"/>
-                <w:lang w:eastAsia="en-US"/>
-              </w:rPr>
-            </w:pPr>
-          </w:p>
-        </w:tc>
-        <w:tc>
-          <w:tcPr>
-            <w:tcW w:w="1333" w:type="pct"/>
-            <w:hideMark/>
-          </w:tcPr>
-          <w:p>
-            <w:pPr>
-              <w:jc w:val="center"/>
-              <w:cnfStyle w:val="000000100000" w:firstRow="0" w:lastRow="0" w:firstColumn="0" w:lastColumn="0" w:oddVBand="0" w:evenVBand="0" w:oddHBand="1" w:evenHBand="0" w:firstRowFirstColumn="0" w:firstRowLastColumn="0" w:lastRowFirstColumn="0" w:lastRowLastColumn="0"/>
-              <w:rPr>
-                <w:rFonts w:ascii="Times New Roman" w:eastAsia="Times New Roman" w:hAnsi="Times New Roman" w:cs="Times New Roman"/>
-                <w:sz w:val="20"/>
-                <w:szCs w:val="20"/>
-                <w:lang w:eastAsia="en-US"/>
-              </w:rPr>
-            </w:pPr>
-          </w:p>
-        </w:tc>
-      </w:tr>
-      <w:tr>
-        <w:trPr>
-          <w:trHeight w:val="278"/>
-        </w:trPr>
-        <w:tc>
-          <w:tcPr>
-            <w:cnfStyle w:val="001000000000" w:firstRow="0" w:lastRow="0" w:firstColumn="1" w:lastColumn="0" w:oddVBand="0" w:evenVBand="0" w:oddHBand="0" w:evenHBand="0" w:firstRowFirstColumn="0" w:firstRowLastColumn="0" w:lastRowFirstColumn="0" w:lastRowLastColumn="0"/>
-            <w:tcW w:w="1001" w:type="pct"/>
-            <w:hideMark/>
-          </w:tcPr>
-          <w:p>
-            <w:pPr>
-              <w:jc w:val="center"/>
-              <w:rPr>
-                <w:rFonts w:ascii="Dax-Regular" w:eastAsia="Times New Roman" w:hAnsi="Dax-Regular" w:cs="Calibri"/>
-                <w:color w:val="000000"/>
-                <w:lang w:eastAsia="en-US"/>
-              </w:rPr>
-            </w:pPr>
-            <w:r>
-              <w:rPr>
-                <w:rFonts w:ascii="Dax-Regular" w:eastAsia="Times New Roman" w:hAnsi="Dax-Regular" w:cs="Calibri"/>
-                <w:color w:val="000000"/>
-                <w:lang w:eastAsia="en-US"/>
-              </w:rPr>
-              <w:t>5.00%</w:t>
-            </w:r>
-          </w:p>
-        </w:tc>
-        <w:tc>
-          <w:tcPr>
-            <w:tcW w:w="1333" w:type="pct"/>
-            <w:hideMark/>
-          </w:tcPr>
-          <w:p>
-            <w:pPr>
-              <w:jc w:val="center"/>
-              <w:cnfStyle w:val="000000000000" w:firstRow="0" w:lastRow="0" w:firstColumn="0" w:lastColumn="0" w:oddVBand="0" w:evenVBand="0" w:oddHBand="0" w:evenHBand="0" w:firstRowFirstColumn="0" w:firstRowLastColumn="0" w:lastRowFirstColumn="0" w:lastRowLastColumn="0"/>
-              <w:rPr>
-                <w:rFonts w:ascii="Dax-Regular" w:eastAsia="Times New Roman" w:hAnsi="Dax-Regular" w:cs="Calibri"/>
-                <w:color w:val="000000"/>
-                <w:lang w:eastAsia="en-US"/>
-              </w:rPr>
-            </w:pPr>
-          </w:p>
-        </w:tc>
-        <w:tc>
-          <w:tcPr>
-            <w:tcW w:w="1333" w:type="pct"/>
-            <w:hideMark/>
-          </w:tcPr>
-          <w:p>
-            <w:pPr>
-              <w:jc w:val="center"/>
-              <w:cnfStyle w:val="000000000000" w:firstRow="0" w:lastRow="0" w:firstColumn="0" w:lastColumn="0" w:oddVBand="0" w:evenVBand="0" w:oddHBand="0" w:evenHBand="0" w:firstRowFirstColumn="0" w:firstRowLastColumn="0" w:lastRowFirstColumn="0" w:lastRowLastColumn="0"/>
-              <w:rPr>
-                <w:rFonts w:ascii="Times New Roman" w:eastAsia="Times New Roman" w:hAnsi="Times New Roman" w:cs="Times New Roman"/>
-                <w:sz w:val="20"/>
-                <w:szCs w:val="20"/>
-                <w:lang w:eastAsia="en-US"/>
-              </w:rPr>
-            </w:pPr>
-          </w:p>
-        </w:tc>
-        <w:tc>
-          <w:tcPr>
-            <w:tcW w:w="1333" w:type="pct"/>
-            <w:hideMark/>
-          </w:tcPr>
-          <w:p>
-            <w:pPr>
-              <w:jc w:val="center"/>
-              <w:cnfStyle w:val="000000000000" w:firstRow="0" w:lastRow="0" w:firstColumn="0" w:lastColumn="0" w:oddVBand="0" w:evenVBand="0" w:oddHBand="0" w:evenHBand="0" w:firstRowFirstColumn="0" w:firstRowLastColumn="0" w:lastRowFirstColumn="0" w:lastRowLastColumn="0"/>
-              <w:rPr>
-                <w:rFonts w:ascii="Times New Roman" w:eastAsia="Times New Roman" w:hAnsi="Times New Roman" w:cs="Times New Roman"/>
-                <w:sz w:val="20"/>
-                <w:szCs w:val="20"/>
-                <w:lang w:eastAsia="en-US"/>
-              </w:rPr>
-            </w:pPr>
-          </w:p>
-        </w:tc>
-      </w:tr>
-      <w:tr>
-        <w:trPr>
-          <w:cnfStyle w:val="000000100000" w:firstRow="0" w:lastRow="0" w:firstColumn="0" w:lastColumn="0" w:oddVBand="0" w:evenVBand="0" w:oddHBand="1" w:evenHBand="0" w:firstRowFirstColumn="0" w:firstRowLastColumn="0" w:lastRowFirstColumn="0" w:lastRowLastColumn="0"/>
-          <w:trHeight w:val="285"/>
-        </w:trPr>
-        <w:tc>
-          <w:tcPr>
-            <w:cnfStyle w:val="001000000000" w:firstRow="0" w:lastRow="0" w:firstColumn="1" w:lastColumn="0" w:oddVBand="0" w:evenVBand="0" w:oddHBand="0" w:evenHBand="0" w:firstRowFirstColumn="0" w:firstRowLastColumn="0" w:lastRowFirstColumn="0" w:lastRowLastColumn="0"/>
-            <w:tcW w:w="1001" w:type="pct"/>
-            <w:hideMark/>
-          </w:tcPr>
-          <w:p>
-            <w:pPr>
-              <w:jc w:val="center"/>
-              <w:rPr>
-                <w:rFonts w:ascii="Dax-Regular" w:eastAsia="Times New Roman" w:hAnsi="Dax-Regular" w:cs="Calibri"/>
-                <w:color w:val="000000"/>
-                <w:lang w:eastAsia="en-US"/>
-              </w:rPr>
-            </w:pPr>
-            <w:r>
-              <w:rPr>
-                <w:rFonts w:ascii="Dax-Regular" w:eastAsia="Times New Roman" w:hAnsi="Dax-Regular" w:cs="Calibri"/>
-                <w:color w:val="000000"/>
-                <w:lang w:eastAsia="en-US"/>
-              </w:rPr>
-              <w:t>10.00%</w:t>
-            </w:r>
-          </w:p>
-        </w:tc>
-        <w:tc>
-          <w:tcPr>
-            <w:tcW w:w="1333" w:type="pct"/>
-            <w:hideMark/>
-          </w:tcPr>
-          <w:p>
-            <w:pPr>
-              <w:jc w:val="center"/>
-              <w:cnfStyle w:val="000000100000" w:firstRow="0" w:lastRow="0" w:firstColumn="0" w:lastColumn="0" w:oddVBand="0" w:evenVBand="0" w:oddHBand="1" w:evenHBand="0" w:firstRowFirstColumn="0" w:firstRowLastColumn="0" w:lastRowFirstColumn="0" w:lastRowLastColumn="0"/>
-              <w:rPr>
-                <w:rFonts w:ascii="Dax-Regular" w:eastAsia="Times New Roman" w:hAnsi="Dax-Regular" w:cs="Calibri"/>
-                <w:color w:val="000000"/>
-                <w:lang w:eastAsia="en-US"/>
-              </w:rPr>
-            </w:pPr>
-          </w:p>
-        </w:tc>
-        <w:tc>
-          <w:tcPr>
-            <w:tcW w:w="1333" w:type="pct"/>
-            <w:hideMark/>
-          </w:tcPr>
-          <w:p>
-            <w:pPr>
-              <w:jc w:val="center"/>
-              <w:cnfStyle w:val="000000100000" w:firstRow="0" w:lastRow="0" w:firstColumn="0" w:lastColumn="0" w:oddVBand="0" w:evenVBand="0" w:oddHBand="1" w:evenHBand="0" w:firstRowFirstColumn="0" w:firstRowLastColumn="0" w:lastRowFirstColumn="0" w:lastRowLastColumn="0"/>
-              <w:rPr>
-                <w:rFonts w:ascii="Times New Roman" w:eastAsia="Times New Roman" w:hAnsi="Times New Roman" w:cs="Times New Roman"/>
-                <w:sz w:val="20"/>
-                <w:szCs w:val="20"/>
-                <w:lang w:eastAsia="en-US"/>
-              </w:rPr>
-            </w:pPr>
-          </w:p>
-        </w:tc>
-        <w:tc>
-          <w:tcPr>
-            <w:tcW w:w="1333" w:type="pct"/>
-            <w:hideMark/>
-          </w:tcPr>
-          <w:p>
-            <w:pPr>
-              <w:jc w:val="center"/>
-              <w:cnfStyle w:val="000000100000" w:firstRow="0" w:lastRow="0" w:firstColumn="0" w:lastColumn="0" w:oddVBand="0" w:evenVBand="0" w:oddHBand="1" w:evenHBand="0" w:firstRowFirstColumn="0" w:firstRowLastColumn="0" w:lastRowFirstColumn="0" w:lastRowLastColumn="0"/>
-              <w:rPr>
-                <w:rFonts w:ascii="Times New Roman" w:eastAsia="Times New Roman" w:hAnsi="Times New Roman" w:cs="Times New Roman"/>
-                <w:sz w:val="20"/>
-                <w:szCs w:val="20"/>
-                <w:lang w:eastAsia="en-US"/>
-              </w:rPr>
-            </w:pPr>
-          </w:p>
-        </w:tc>
-      </w:tr>
-      <w:tr>
-        <w:trPr>
-          <w:trHeight w:val="285"/>
-        </w:trPr>
-        <w:tc>
-          <w:tcPr>
-            <w:cnfStyle w:val="001000000000" w:firstRow="0" w:lastRow="0" w:firstColumn="1" w:lastColumn="0" w:oddVBand="0" w:evenVBand="0" w:oddHBand="0" w:evenHBand="0" w:firstRowFirstColumn="0" w:firstRowLastColumn="0" w:lastRowFirstColumn="0" w:lastRowLastColumn="0"/>
-            <w:tcW w:w="1001" w:type="pct"/>
-            <w:hideMark/>
-          </w:tcPr>
-          <w:p>
-            <w:pPr>
-              <w:jc w:val="center"/>
-              <w:rPr>
-                <w:rFonts w:ascii="Dax-Regular" w:eastAsia="Times New Roman" w:hAnsi="Dax-Regular" w:cs="Calibri"/>
-                <w:color w:val="000000"/>
-                <w:lang w:eastAsia="en-US"/>
-              </w:rPr>
-            </w:pPr>
-            <w:r>
-              <w:rPr>
-                <w:rFonts w:ascii="Dax-Regular" w:eastAsia="Times New Roman" w:hAnsi="Dax-Regular" w:cs="Calibri"/>
-                <w:color w:val="000000"/>
-                <w:lang w:eastAsia="en-US"/>
-              </w:rPr>
-              <w:t>20.00%</w:t>
-            </w:r>
-          </w:p>
-        </w:tc>
-        <w:tc>
-          <w:tcPr>
-            <w:tcW w:w="1333" w:type="pct"/>
-            <w:hideMark/>
-          </w:tcPr>
-          <w:p>
-            <w:pPr>
-              <w:jc w:val="center"/>
-              <w:cnfStyle w:val="000000000000" w:firstRow="0" w:lastRow="0" w:firstColumn="0" w:lastColumn="0" w:oddVBand="0" w:evenVBand="0" w:oddHBand="0" w:evenHBand="0" w:firstRowFirstColumn="0" w:firstRowLastColumn="0" w:lastRowFirstColumn="0" w:lastRowLastColumn="0"/>
-              <w:rPr>
-                <w:rFonts w:ascii="Dax-Regular" w:eastAsia="Times New Roman" w:hAnsi="Dax-Regular" w:cs="Calibri"/>
-                <w:color w:val="000000"/>
-                <w:lang w:eastAsia="en-US"/>
-              </w:rPr>
-            </w:pPr>
-          </w:p>
-        </w:tc>
-        <w:tc>
-          <w:tcPr>
-            <w:tcW w:w="1333" w:type="pct"/>
-            <w:hideMark/>
-          </w:tcPr>
-          <w:p>
-            <w:pPr>
-              <w:jc w:val="center"/>
-              <w:cnfStyle w:val="000000000000" w:firstRow="0" w:lastRow="0" w:firstColumn="0" w:lastColumn="0" w:oddVBand="0" w:evenVBand="0" w:oddHBand="0" w:evenHBand="0" w:firstRowFirstColumn="0" w:firstRowLastColumn="0" w:lastRowFirstColumn="0" w:lastRowLastColumn="0"/>
-              <w:rPr>
-                <w:rFonts w:ascii="Times New Roman" w:eastAsia="Times New Roman" w:hAnsi="Times New Roman" w:cs="Times New Roman"/>
-                <w:sz w:val="20"/>
-                <w:szCs w:val="20"/>
-                <w:lang w:eastAsia="en-US"/>
-              </w:rPr>
-            </w:pPr>
-          </w:p>
-        </w:tc>
-        <w:tc>
-          <w:tcPr>
-            <w:tcW w:w="1333" w:type="pct"/>
-            <w:hideMark/>
-          </w:tcPr>
-          <w:p>
-            <w:pPr>
-              <w:jc w:val="center"/>
-              <w:cnfStyle w:val="000000000000" w:firstRow="0" w:lastRow="0" w:firstColumn="0" w:lastColumn="0" w:oddVBand="0" w:evenVBand="0" w:oddHBand="0" w:evenHBand="0" w:firstRowFirstColumn="0" w:firstRowLastColumn="0" w:lastRowFirstColumn="0" w:lastRowLastColumn="0"/>
-              <w:rPr>
-                <w:rFonts w:ascii="Times New Roman" w:eastAsia="Times New Roman" w:hAnsi="Times New Roman" w:cs="Times New Roman"/>
-                <w:sz w:val="20"/>
-                <w:szCs w:val="20"/>
-                <w:lang w:eastAsia="en-US"/>
-              </w:rPr>
-            </w:pPr>
-          </w:p>
-        </w:tc>
-      </w:tr>
-      <w:tr>
-        <w:trPr>
-          <w:cnfStyle w:val="000000100000" w:firstRow="0" w:lastRow="0" w:firstColumn="0" w:lastColumn="0" w:oddVBand="0" w:evenVBand="0" w:oddHBand="1" w:evenHBand="0" w:firstRowFirstColumn="0" w:firstRowLastColumn="0" w:lastRowFirstColumn="0" w:lastRowLastColumn="0"/>
-          <w:trHeight w:val="285"/>
-        </w:trPr>
-        <w:tc>
-          <w:tcPr>
-            <w:cnfStyle w:val="001000000000" w:firstRow="0" w:lastRow="0" w:firstColumn="1" w:lastColumn="0" w:oddVBand="0" w:evenVBand="0" w:oddHBand="0" w:evenHBand="0" w:firstRowFirstColumn="0" w:firstRowLastColumn="0" w:lastRowFirstColumn="0" w:lastRowLastColumn="0"/>
-            <w:tcW w:w="1001" w:type="pct"/>
-            <w:hideMark/>
-          </w:tcPr>
-          <w:p>
-            <w:pPr>
-              <w:jc w:val="center"/>
-              <w:rPr>
-                <w:rFonts w:ascii="Dax-Regular" w:eastAsia="Times New Roman" w:hAnsi="Dax-Regular" w:cs="Calibri"/>
-                <w:color w:val="000000"/>
-                <w:lang w:eastAsia="en-US"/>
-              </w:rPr>
-            </w:pPr>
-            <w:r>
-              <w:rPr>
-                <w:rFonts w:ascii="Dax-Regular" w:eastAsia="Times New Roman" w:hAnsi="Dax-Regular" w:cs="Calibri"/>
-                <w:color w:val="000000"/>
-                <w:lang w:eastAsia="en-US"/>
-              </w:rPr>
-              <w:t>30.00%</w:t>
-            </w:r>
-          </w:p>
-        </w:tc>
-        <w:tc>
-          <w:tcPr>
-            <w:tcW w:w="1333" w:type="pct"/>
-            <w:hideMark/>
-          </w:tcPr>
-          <w:p>
-            <w:pPr>
-              <w:jc w:val="center"/>
-              <w:cnfStyle w:val="000000100000" w:firstRow="0" w:lastRow="0" w:firstColumn="0" w:lastColumn="0" w:oddVBand="0" w:evenVBand="0" w:oddHBand="1" w:evenHBand="0" w:firstRowFirstColumn="0" w:firstRowLastColumn="0" w:lastRowFirstColumn="0" w:lastRowLastColumn="0"/>
-              <w:rPr>
-                <w:rFonts w:ascii="Dax-Regular" w:eastAsia="Times New Roman" w:hAnsi="Dax-Regular" w:cs="Calibri"/>
-                <w:color w:val="000000"/>
-                <w:lang w:eastAsia="en-US"/>
-              </w:rPr>
-            </w:pPr>
-          </w:p>
-        </w:tc>
-        <w:tc>
-          <w:tcPr>
-            <w:tcW w:w="1333" w:type="pct"/>
-            <w:hideMark/>
-          </w:tcPr>
-          <w:p>
-            <w:pPr>
-              <w:jc w:val="center"/>
-              <w:cnfStyle w:val="000000100000" w:firstRow="0" w:lastRow="0" w:firstColumn="0" w:lastColumn="0" w:oddVBand="0" w:evenVBand="0" w:oddHBand="1" w:evenHBand="0" w:firstRowFirstColumn="0" w:firstRowLastColumn="0" w:lastRowFirstColumn="0" w:lastRowLastColumn="0"/>
-              <w:rPr>
-                <w:rFonts w:ascii="Times New Roman" w:eastAsia="Times New Roman" w:hAnsi="Times New Roman" w:cs="Times New Roman"/>
-                <w:sz w:val="20"/>
-                <w:szCs w:val="20"/>
-                <w:lang w:eastAsia="en-US"/>
-              </w:rPr>
-            </w:pPr>
-          </w:p>
-        </w:tc>
-        <w:tc>
-          <w:tcPr>
-            <w:tcW w:w="1333" w:type="pct"/>
-            <w:hideMark/>
-          </w:tcPr>
-          <w:p>
-            <w:pPr>
-              <w:jc w:val="center"/>
-              <w:cnfStyle w:val="000000100000" w:firstRow="0" w:lastRow="0" w:firstColumn="0" w:lastColumn="0" w:oddVBand="0" w:evenVBand="0" w:oddHBand="1" w:evenHBand="0" w:firstRowFirstColumn="0" w:firstRowLastColumn="0" w:lastRowFirstColumn="0" w:lastRowLastColumn="0"/>
-              <w:rPr>
-                <w:rFonts w:ascii="Times New Roman" w:eastAsia="Times New Roman" w:hAnsi="Times New Roman" w:cs="Times New Roman"/>
-                <w:sz w:val="20"/>
-                <w:szCs w:val="20"/>
-                <w:lang w:eastAsia="en-US"/>
-              </w:rPr>
-            </w:pPr>
-          </w:p>
-        </w:tc>
-      </w:tr>
-      <w:tr>
-        <w:trPr>
-          <w:trHeight w:val="285"/>
-        </w:trPr>
-        <w:tc>
-          <w:tcPr>
-            <w:cnfStyle w:val="001000000000" w:firstRow="0" w:lastRow="0" w:firstColumn="1" w:lastColumn="0" w:oddVBand="0" w:evenVBand="0" w:oddHBand="0" w:evenHBand="0" w:firstRowFirstColumn="0" w:firstRowLastColumn="0" w:lastRowFirstColumn="0" w:lastRowLastColumn="0"/>
-            <w:tcW w:w="1001" w:type="pct"/>
-            <w:hideMark/>
-          </w:tcPr>
-          <w:p>
-            <w:pPr>
-              <w:jc w:val="center"/>
-              <w:rPr>
-                <w:rFonts w:ascii="Dax-Regular" w:eastAsia="Times New Roman" w:hAnsi="Dax-Regular" w:cs="Calibri"/>
-                <w:color w:val="000000"/>
-                <w:lang w:eastAsia="en-US"/>
-              </w:rPr>
-            </w:pPr>
-            <w:r>
-              <w:rPr>
-                <w:rFonts w:ascii="Dax-Regular" w:eastAsia="Times New Roman" w:hAnsi="Dax-Regular" w:cs="Calibri"/>
-                <w:color w:val="000000"/>
-                <w:lang w:eastAsia="en-US"/>
-              </w:rPr>
-              <w:t>50.00%</w:t>
-            </w:r>
-          </w:p>
-        </w:tc>
-        <w:tc>
-          <w:tcPr>
-            <w:tcW w:w="1333" w:type="pct"/>
-            <w:hideMark/>
-          </w:tcPr>
-          <w:p>
-            <w:pPr>
-              <w:jc w:val="center"/>
-              <w:cnfStyle w:val="000000000000" w:firstRow="0" w:lastRow="0" w:firstColumn="0" w:lastColumn="0" w:oddVBand="0" w:evenVBand="0" w:oddHBand="0" w:evenHBand="0" w:firstRowFirstColumn="0" w:firstRowLastColumn="0" w:lastRowFirstColumn="0" w:lastRowLastColumn="0"/>
-              <w:rPr>
-                <w:rFonts w:ascii="Dax-Regular" w:eastAsia="Times New Roman" w:hAnsi="Dax-Regular" w:cs="Calibri"/>
-                <w:color w:val="000000"/>
-                <w:lang w:eastAsia="en-US"/>
-              </w:rPr>
-            </w:pPr>
-          </w:p>
-        </w:tc>
-        <w:tc>
-          <w:tcPr>
-            <w:tcW w:w="1333" w:type="pct"/>
-            <w:hideMark/>
-          </w:tcPr>
-          <w:p>
-            <w:pPr>
-              <w:jc w:val="center"/>
-              <w:cnfStyle w:val="000000000000" w:firstRow="0" w:lastRow="0" w:firstColumn="0" w:lastColumn="0" w:oddVBand="0" w:evenVBand="0" w:oddHBand="0" w:evenHBand="0" w:firstRowFirstColumn="0" w:firstRowLastColumn="0" w:lastRowFirstColumn="0" w:lastRowLastColumn="0"/>
-              <w:rPr>
-                <w:rFonts w:ascii="Times New Roman" w:eastAsia="Times New Roman" w:hAnsi="Times New Roman" w:cs="Times New Roman"/>
-                <w:sz w:val="20"/>
-                <w:szCs w:val="20"/>
-                <w:lang w:eastAsia="en-US"/>
-              </w:rPr>
-            </w:pPr>
-          </w:p>
-        </w:tc>
-        <w:tc>
-          <w:tcPr>
-            <w:tcW w:w="1333" w:type="pct"/>
-            <w:hideMark/>
-          </w:tcPr>
-          <w:p>
-            <w:pPr>
-              <w:jc w:val="center"/>
-              <w:cnfStyle w:val="000000000000" w:firstRow="0" w:lastRow="0" w:firstColumn="0" w:lastColumn="0" w:oddVBand="0" w:evenVBand="0" w:oddHBand="0" w:evenHBand="0" w:firstRowFirstColumn="0" w:firstRowLastColumn="0" w:lastRowFirstColumn="0" w:lastRowLastColumn="0"/>
-              <w:rPr>
-                <w:rFonts w:ascii="Times New Roman" w:eastAsia="Times New Roman" w:hAnsi="Times New Roman" w:cs="Times New Roman"/>
-                <w:sz w:val="20"/>
-                <w:szCs w:val="20"/>
-                <w:lang w:eastAsia="en-US"/>
-              </w:rPr>
-            </w:pPr>
-          </w:p>
-        </w:tc>
-      </w:tr>
-      <w:tr>
-        <w:trPr>
-          <w:cnfStyle w:val="000000100000" w:firstRow="0" w:lastRow="0" w:firstColumn="0" w:lastColumn="0" w:oddVBand="0" w:evenVBand="0" w:oddHBand="1" w:evenHBand="0" w:firstRowFirstColumn="0" w:firstRowLastColumn="0" w:lastRowFirstColumn="0" w:lastRowLastColumn="0"/>
-          <w:trHeight w:val="285"/>
-        </w:trPr>
-        <w:tc>
-          <w:tcPr>
-            <w:cnfStyle w:val="001000000000" w:firstRow="0" w:lastRow="0" w:firstColumn="1" w:lastColumn="0" w:oddVBand="0" w:evenVBand="0" w:oddHBand="0" w:evenHBand="0" w:firstRowFirstColumn="0" w:firstRowLastColumn="0" w:lastRowFirstColumn="0" w:lastRowLastColumn="0"/>
-            <w:tcW w:w="1001" w:type="pct"/>
-            <w:hideMark/>
-          </w:tcPr>
-          <w:p>
-            <w:pPr>
-              <w:jc w:val="center"/>
-              <w:rPr>
-                <w:rFonts w:ascii="Dax-Regular" w:eastAsia="Times New Roman" w:hAnsi="Dax-Regular" w:cs="Calibri"/>
-                <w:color w:val="000000"/>
-                <w:lang w:eastAsia="en-US"/>
-              </w:rPr>
-            </w:pPr>
-            <w:r>
-              <w:rPr>
-                <w:rFonts w:ascii="Dax-Regular" w:eastAsia="Times New Roman" w:hAnsi="Dax-Regular" w:cs="Calibri"/>
-                <w:color w:val="000000"/>
-                <w:lang w:eastAsia="en-US"/>
-              </w:rPr>
-              <w:t>80.00%</w:t>
-            </w:r>
-          </w:p>
-        </w:tc>
-        <w:tc>
-          <w:tcPr>
-            <w:tcW w:w="1333" w:type="pct"/>
-            <w:hideMark/>
-          </w:tcPr>
-          <w:p>
-            <w:pPr>
-              <w:jc w:val="center"/>
-              <w:cnfStyle w:val="000000100000" w:firstRow="0" w:lastRow="0" w:firstColumn="0" w:lastColumn="0" w:oddVBand="0" w:evenVBand="0" w:oddHBand="1" w:evenHBand="0" w:firstRowFirstColumn="0" w:firstRowLastColumn="0" w:lastRowFirstColumn="0" w:lastRowLastColumn="0"/>
-              <w:rPr>
-                <w:rFonts w:ascii="Dax-Regular" w:eastAsia="Times New Roman" w:hAnsi="Dax-Regular" w:cs="Calibri"/>
-                <w:color w:val="000000"/>
-                <w:lang w:eastAsia="en-US"/>
-              </w:rPr>
-            </w:pPr>
-          </w:p>
-        </w:tc>
-        <w:tc>
-          <w:tcPr>
-            <w:tcW w:w="1333" w:type="pct"/>
-            <w:hideMark/>
-          </w:tcPr>
-          <w:p>
-            <w:pPr>
-              <w:jc w:val="center"/>
-              <w:cnfStyle w:val="000000100000" w:firstRow="0" w:lastRow="0" w:firstColumn="0" w:lastColumn="0" w:oddVBand="0" w:evenVBand="0" w:oddHBand="1" w:evenHBand="0" w:firstRowFirstColumn="0" w:firstRowLastColumn="0" w:lastRowFirstColumn="0" w:lastRowLastColumn="0"/>
-              <w:rPr>
-                <w:rFonts w:ascii="Times New Roman" w:eastAsia="Times New Roman" w:hAnsi="Times New Roman" w:cs="Times New Roman"/>
-                <w:sz w:val="20"/>
-                <w:szCs w:val="20"/>
-                <w:lang w:eastAsia="en-US"/>
-              </w:rPr>
-            </w:pPr>
-          </w:p>
-        </w:tc>
-        <w:tc>
-          <w:tcPr>
-            <w:tcW w:w="1333" w:type="pct"/>
-            <w:hideMark/>
-          </w:tcPr>
-          <w:p>
-            <w:pPr>
-              <w:jc w:val="center"/>
-              <w:cnfStyle w:val="000000100000" w:firstRow="0" w:lastRow="0" w:firstColumn="0" w:lastColumn="0" w:oddVBand="0" w:evenVBand="0" w:oddHBand="1" w:evenHBand="0" w:firstRowFirstColumn="0" w:firstRowLastColumn="0" w:lastRowFirstColumn="0" w:lastRowLastColumn="0"/>
-              <w:rPr>
-                <w:rFonts w:ascii="Times New Roman" w:eastAsia="Times New Roman" w:hAnsi="Times New Roman" w:cs="Times New Roman"/>
-                <w:sz w:val="20"/>
-                <w:szCs w:val="20"/>
-                <w:lang w:eastAsia="en-US"/>
-              </w:rPr>
-            </w:pPr>
-          </w:p>
-        </w:tc>
-      </w:tr>
-      <w:tr>
-        <w:trPr>
-          <w:trHeight w:val="285"/>
-        </w:trPr>
-        <w:tc>
-          <w:tcPr>
-            <w:cnfStyle w:val="001000000000" w:firstRow="0" w:lastRow="0" w:firstColumn="1" w:lastColumn="0" w:oddVBand="0" w:evenVBand="0" w:oddHBand="0" w:evenHBand="0" w:firstRowFirstColumn="0" w:firstRowLastColumn="0" w:lastRowFirstColumn="0" w:lastRowLastColumn="0"/>
-            <w:tcW w:w="1001" w:type="pct"/>
-            <w:hideMark/>
-          </w:tcPr>
-          <w:p>
-            <w:pPr>
-              <w:jc w:val="center"/>
-              <w:rPr>
-                <w:rFonts w:ascii="Dax-Regular" w:eastAsia="Times New Roman" w:hAnsi="Dax-Regular" w:cs="Calibri"/>
-                <w:color w:val="000000"/>
-                <w:lang w:eastAsia="en-US"/>
-              </w:rPr>
-            </w:pPr>
-            <w:r>
-              <w:rPr>
-                <w:rFonts w:ascii="Dax-Regular" w:eastAsia="Times New Roman" w:hAnsi="Dax-Regular" w:cs="Calibri"/>
-                <w:color w:val="000000"/>
-                <w:lang w:eastAsia="en-US"/>
-              </w:rPr>
-              <w:t>100.00%</w:t>
-            </w:r>
-          </w:p>
-        </w:tc>
-        <w:tc>
-          <w:tcPr>
-            <w:tcW w:w="1333" w:type="pct"/>
-            <w:hideMark/>
-          </w:tcPr>
-          <w:p>
-            <w:pPr>
-              <w:jc w:val="center"/>
-              <w:cnfStyle w:val="000000000000" w:firstRow="0" w:lastRow="0" w:firstColumn="0" w:lastColumn="0" w:oddVBand="0" w:evenVBand="0" w:oddHBand="0" w:evenHBand="0" w:firstRowFirstColumn="0" w:firstRowLastColumn="0" w:lastRowFirstColumn="0" w:lastRowLastColumn="0"/>
-              <w:rPr>
-                <w:rFonts w:ascii="Dax-Regular" w:eastAsia="Times New Roman" w:hAnsi="Dax-Regular" w:cs="Calibri"/>
-                <w:color w:val="000000"/>
-                <w:lang w:eastAsia="en-US"/>
-              </w:rPr>
-            </w:pPr>
-          </w:p>
-        </w:tc>
-        <w:tc>
-          <w:tcPr>
-            <w:tcW w:w="1333" w:type="pct"/>
-            <w:hideMark/>
-          </w:tcPr>
-          <w:p>
-            <w:pPr>
-              <w:jc w:val="center"/>
-              <w:cnfStyle w:val="000000000000" w:firstRow="0" w:lastRow="0" w:firstColumn="0" w:lastColumn="0" w:oddVBand="0" w:evenVBand="0" w:oddHBand="0" w:evenHBand="0" w:firstRowFirstColumn="0" w:firstRowLastColumn="0" w:lastRowFirstColumn="0" w:lastRowLastColumn="0"/>
-              <w:rPr>
-                <w:rFonts w:ascii="Times New Roman" w:eastAsia="Times New Roman" w:hAnsi="Times New Roman" w:cs="Times New Roman"/>
-                <w:sz w:val="20"/>
-                <w:szCs w:val="20"/>
-                <w:lang w:eastAsia="en-US"/>
-              </w:rPr>
-            </w:pPr>
-          </w:p>
-        </w:tc>
-        <w:tc>
-          <w:tcPr>
-            <w:tcW w:w="1333" w:type="pct"/>
-            <w:hideMark/>
-          </w:tcPr>
-          <w:p>
-            <w:pPr>
-              <w:jc w:val="center"/>
-              <w:cnfStyle w:val="000000000000" w:firstRow="0" w:lastRow="0" w:firstColumn="0" w:lastColumn="0" w:oddVBand="0" w:evenVBand="0" w:oddHBand="0" w:evenHBand="0" w:firstRowFirstColumn="0" w:firstRowLastColumn="0" w:lastRowFirstColumn="0" w:lastRowLastColumn="0"/>
-              <w:rPr>
-                <w:rFonts w:ascii="Times New Roman" w:eastAsia="Times New Roman" w:hAnsi="Times New Roman" w:cs="Times New Roman"/>
-                <w:sz w:val="20"/>
-                <w:szCs w:val="20"/>
-                <w:lang w:eastAsia="en-US"/>
-              </w:rPr>
-            </w:pPr>
-          </w:p>
-        </w:tc>
-      </w:tr>
-    </w:tbl>
-    <w:p>
-      <w:pPr>
-        <w:rPr>
-          <w:lang w:val="es-419"/>
-        </w:rPr>
-      </w:pPr>
-    </w:p>
-    <w:p>
-      <w:pPr>
-        <w:pStyle w:val="Ttulo2"/>
-        <w:rPr>
-          <w:b/>
-          <w:bCs/>
-          <w:lang w:val="es-419"/>
-        </w:rPr>
-      </w:pPr>
-      <w:r>
-        <w:rPr>
-          <w:b/>
-          <w:bCs/>
-          <w:lang w:val="es-419"/>
-        </w:rPr>
-        <w:t>Resultados</w:t>
-      </w:r>
-      <w:r>
-        <w:rPr>
-          <w:b/>
-          <w:bCs/>
-          <w:lang w:val="es-419"/>
-        </w:rPr>
-        <w:t xml:space="preserve"> para Stack con Array List</w:t>
-      </w:r>
-    </w:p>
-    <w:p>
-      <w:pPr>
-        <w:rPr>
-          <w:lang w:val="es-419"/>
-        </w:rPr>
-      </w:pPr>
-    </w:p>
-    <w:tbl>
-      <w:tblPr>
-        <w:tblStyle w:val="Tabladecuadrcula2"/>
-        <w:tblW w:w="4543" w:type="pct"/>
-        <w:tblLook w:val="04A0" w:firstRow="1" w:lastRow="0" w:firstColumn="1" w:lastColumn="0" w:noHBand="0" w:noVBand="1"/>
-      </w:tblPr>
-      <w:tblGrid>
-        <w:gridCol w:w="1704"/>
-        <w:gridCol w:w="2266"/>
-        <w:gridCol w:w="2267"/>
-        <w:gridCol w:w="2267"/>
-      </w:tblGrid>
-      <w:tr>
-        <w:trPr>
-          <w:cnfStyle w:val="100000000000" w:firstRow="1" w:lastRow="0" w:firstColumn="0" w:lastColumn="0" w:oddVBand="0" w:evenVBand="0" w:oddHBand="0" w:evenHBand="0" w:firstRowFirstColumn="0" w:firstRowLastColumn="0" w:lastRowFirstColumn="0" w:lastRowLastColumn="0"/>
-          <w:trHeight w:val="555"/>
-        </w:trPr>
-        <w:tc>
-          <w:tcPr>
-            <w:cnfStyle w:val="001000000000" w:firstRow="0" w:lastRow="0" w:firstColumn="1" w:lastColumn="0" w:oddVBand="0" w:evenVBand="0" w:oddHBand="0" w:evenHBand="0" w:firstRowFirstColumn="0" w:firstRowLastColumn="0" w:lastRowFirstColumn="0" w:lastRowLastColumn="0"/>
-            <w:tcW w:w="1001" w:type="pct"/>
-            <w:hideMark/>
-          </w:tcPr>
-          <w:p>
-            <w:pPr>
-              <w:jc w:val="center"/>
-              <w:rPr>
-                <w:rFonts w:ascii="Dax-Regular" w:eastAsia="Times New Roman" w:hAnsi="Dax-Regular" w:cs="Calibri"/>
-                <w:color w:val="000000"/>
-                <w:lang w:val="es-CO" w:eastAsia="en-US"/>
-              </w:rPr>
-            </w:pPr>
-            <w:r>
-              <w:rPr>
-                <w:rFonts w:ascii="Dax-Regular" w:eastAsia="Times New Roman" w:hAnsi="Dax-Regular" w:cs="Calibri"/>
-                <w:color w:val="000000"/>
-                <w:lang w:val="es-CO" w:eastAsia="en-US"/>
-              </w:rPr>
-              <w:t>Porcentaje de la muestra</w:t>
-            </w:r>
-          </w:p>
-        </w:tc>
-        <w:tc>
-          <w:tcPr>
-            <w:tcW w:w="1332" w:type="pct"/>
-            <w:hideMark/>
-          </w:tcPr>
-          <w:p>
-            <w:pPr>
-              <w:jc w:val="center"/>
-              <w:cnfStyle w:val="100000000000" w:firstRow="1" w:lastRow="0" w:firstColumn="0" w:lastColumn="0" w:oddVBand="0" w:evenVBand="0" w:oddHBand="0" w:evenHBand="0" w:firstRowFirstColumn="0" w:firstRowLastColumn="0" w:lastRowFirstColumn="0" w:lastRowLastColumn="0"/>
-              <w:rPr>
-                <w:rFonts w:ascii="Dax-Regular" w:eastAsia="Times New Roman" w:hAnsi="Dax-Regular" w:cs="Calibri"/>
-                <w:color w:val="000000"/>
-                <w:lang w:eastAsia="en-US"/>
-              </w:rPr>
-            </w:pPr>
-            <w:r>
-              <w:rPr>
-                <w:rFonts w:ascii="Dax-Regular" w:eastAsia="Times New Roman" w:hAnsi="Dax-Regular" w:cs="Calibri"/>
-                <w:color w:val="000000"/>
-                <w:lang w:eastAsia="en-US"/>
-              </w:rPr>
-              <w:t>push (Array List)</w:t>
-            </w:r>
-          </w:p>
-        </w:tc>
-        <w:tc>
-          <w:tcPr>
-            <w:tcW w:w="1333" w:type="pct"/>
-            <w:hideMark/>
-          </w:tcPr>
-          <w:p>
-            <w:pPr>
-              <w:jc w:val="center"/>
-              <w:cnfStyle w:val="100000000000" w:firstRow="1" w:lastRow="0" w:firstColumn="0" w:lastColumn="0" w:oddVBand="0" w:evenVBand="0" w:oddHBand="0" w:evenHBand="0" w:firstRowFirstColumn="0" w:firstRowLastColumn="0" w:lastRowFirstColumn="0" w:lastRowLastColumn="0"/>
-              <w:rPr>
-                <w:rFonts w:ascii="Dax-Regular" w:eastAsia="Times New Roman" w:hAnsi="Dax-Regular" w:cs="Calibri"/>
-                <w:color w:val="000000"/>
-                <w:lang w:eastAsia="en-US"/>
-              </w:rPr>
-            </w:pPr>
-            <w:r>
-              <w:rPr>
-                <w:rFonts w:ascii="Dax-Regular" w:eastAsia="Times New Roman" w:hAnsi="Dax-Regular" w:cs="Calibri"/>
-                <w:color w:val="000000"/>
-                <w:lang w:eastAsia="en-US"/>
-              </w:rPr>
-              <w:t>pop (Array List)</w:t>
-            </w:r>
-          </w:p>
-        </w:tc>
-        <w:tc>
-          <w:tcPr>
-            <w:tcW w:w="1333" w:type="pct"/>
-            <w:hideMark/>
-          </w:tcPr>
-          <w:p>
-            <w:pPr>
-              <w:jc w:val="center"/>
-              <w:cnfStyle w:val="100000000000" w:firstRow="1" w:lastRow="0" w:firstColumn="0" w:lastColumn="0" w:oddVBand="0" w:evenVBand="0" w:oddHBand="0" w:evenHBand="0" w:firstRowFirstColumn="0" w:firstRowLastColumn="0" w:lastRowFirstColumn="0" w:lastRowLastColumn="0"/>
-              <w:rPr>
-                <w:rFonts w:ascii="Dax-Regular" w:eastAsia="Times New Roman" w:hAnsi="Dax-Regular" w:cs="Calibri"/>
-                <w:color w:val="000000"/>
-                <w:lang w:eastAsia="en-US"/>
-              </w:rPr>
-            </w:pPr>
-            <w:proofErr w:type="gramStart"/>
-            <w:r>
-              <w:rPr>
-                <w:rFonts w:ascii="Dax-Regular" w:eastAsia="Times New Roman" w:hAnsi="Dax-Regular" w:cs="Calibri"/>
-                <w:color w:val="000000"/>
-                <w:lang w:eastAsia="en-US"/>
-              </w:rPr>
-              <w:t>top(</w:t>
-            </w:r>
-            <w:proofErr w:type="gramEnd"/>
-            <w:r>
-              <w:rPr>
-                <w:rFonts w:ascii="Dax-Regular" w:eastAsia="Times New Roman" w:hAnsi="Dax-Regular" w:cs="Calibri"/>
-                <w:color w:val="000000"/>
-                <w:lang w:eastAsia="en-US"/>
-              </w:rPr>
-              <w:t>Array List)</w:t>
-            </w:r>
-          </w:p>
-        </w:tc>
-      </w:tr>
-      <w:tr>
-        <w:trPr>
-          <w:cnfStyle w:val="000000100000" w:firstRow="0" w:lastRow="0" w:firstColumn="0" w:lastColumn="0" w:oddVBand="0" w:evenVBand="0" w:oddHBand="1" w:evenHBand="0" w:firstRowFirstColumn="0" w:firstRowLastColumn="0" w:lastRowFirstColumn="0" w:lastRowLastColumn="0"/>
-          <w:trHeight w:val="278"/>
-        </w:trPr>
-        <w:tc>
-          <w:tcPr>
-            <w:cnfStyle w:val="001000000000" w:firstRow="0" w:lastRow="0" w:firstColumn="1" w:lastColumn="0" w:oddVBand="0" w:evenVBand="0" w:oddHBand="0" w:evenHBand="0" w:firstRowFirstColumn="0" w:firstRowLastColumn="0" w:lastRowFirstColumn="0" w:lastRowLastColumn="0"/>
-            <w:tcW w:w="1001" w:type="pct"/>
-            <w:hideMark/>
-          </w:tcPr>
-          <w:p>
-            <w:pPr>
-              <w:jc w:val="center"/>
-              <w:rPr>
-                <w:rFonts w:ascii="Dax-Regular" w:eastAsia="Times New Roman" w:hAnsi="Dax-Regular" w:cs="Calibri"/>
-                <w:color w:val="000000"/>
-                <w:lang w:eastAsia="en-US"/>
-              </w:rPr>
-            </w:pPr>
-            <w:r>
-              <w:rPr>
-                <w:rFonts w:ascii="Dax-Regular" w:eastAsia="Times New Roman" w:hAnsi="Dax-Regular" w:cs="Calibri"/>
-                <w:color w:val="000000"/>
-                <w:lang w:eastAsia="en-US"/>
-              </w:rPr>
-              <w:t>0.50%</w:t>
-            </w:r>
-          </w:p>
-        </w:tc>
-        <w:tc>
-          <w:tcPr>
-            <w:tcW w:w="1332" w:type="pct"/>
-            <w:hideMark/>
-          </w:tcPr>
-          <w:p>
-            <w:pPr>
-              <w:jc w:val="center"/>
-              <w:cnfStyle w:val="000000100000" w:firstRow="0" w:lastRow="0" w:firstColumn="0" w:lastColumn="0" w:oddVBand="0" w:evenVBand="0" w:oddHBand="1" w:evenHBand="0" w:firstRowFirstColumn="0" w:firstRowLastColumn="0" w:lastRowFirstColumn="0" w:lastRowLastColumn="0"/>
-              <w:rPr>
-                <w:rFonts w:ascii="Dax-Regular" w:eastAsia="Times New Roman" w:hAnsi="Dax-Regular" w:cs="Calibri"/>
-                <w:color w:val="000000"/>
-                <w:lang w:eastAsia="en-US"/>
-              </w:rPr>
-            </w:pPr>
-          </w:p>
-        </w:tc>
-        <w:tc>
-          <w:tcPr>
-            <w:tcW w:w="1333" w:type="pct"/>
-            <w:hideMark/>
-          </w:tcPr>
-          <w:p>
-            <w:pPr>
-              <w:jc w:val="center"/>
-              <w:cnfStyle w:val="000000100000" w:firstRow="0" w:lastRow="0" w:firstColumn="0" w:lastColumn="0" w:oddVBand="0" w:evenVBand="0" w:oddHBand="1" w:evenHBand="0" w:firstRowFirstColumn="0" w:firstRowLastColumn="0" w:lastRowFirstColumn="0" w:lastRowLastColumn="0"/>
-              <w:rPr>
-                <w:rFonts w:ascii="Times New Roman" w:eastAsia="Times New Roman" w:hAnsi="Times New Roman" w:cs="Times New Roman"/>
-                <w:sz w:val="20"/>
-                <w:szCs w:val="20"/>
-                <w:lang w:eastAsia="en-US"/>
-              </w:rPr>
-            </w:pPr>
-          </w:p>
-        </w:tc>
-        <w:tc>
-          <w:tcPr>
-            <w:tcW w:w="1333" w:type="pct"/>
-            <w:hideMark/>
-          </w:tcPr>
-          <w:p>
-            <w:pPr>
-              <w:jc w:val="center"/>
-              <w:cnfStyle w:val="000000100000" w:firstRow="0" w:lastRow="0" w:firstColumn="0" w:lastColumn="0" w:oddVBand="0" w:evenVBand="0" w:oddHBand="1" w:evenHBand="0" w:firstRowFirstColumn="0" w:firstRowLastColumn="0" w:lastRowFirstColumn="0" w:lastRowLastColumn="0"/>
-              <w:rPr>
-                <w:rFonts w:ascii="Times New Roman" w:eastAsia="Times New Roman" w:hAnsi="Times New Roman" w:cs="Times New Roman"/>
-                <w:sz w:val="20"/>
-                <w:szCs w:val="20"/>
-                <w:lang w:eastAsia="en-US"/>
-              </w:rPr>
-            </w:pPr>
-          </w:p>
-        </w:tc>
-      </w:tr>
-      <w:tr>
-        <w:trPr>
-          <w:trHeight w:val="278"/>
-        </w:trPr>
-        <w:tc>
-          <w:tcPr>
-            <w:cnfStyle w:val="001000000000" w:firstRow="0" w:lastRow="0" w:firstColumn="1" w:lastColumn="0" w:oddVBand="0" w:evenVBand="0" w:oddHBand="0" w:evenHBand="0" w:firstRowFirstColumn="0" w:firstRowLastColumn="0" w:lastRowFirstColumn="0" w:lastRowLastColumn="0"/>
-            <w:tcW w:w="1001" w:type="pct"/>
-            <w:hideMark/>
-          </w:tcPr>
-          <w:p>
-            <w:pPr>
-              <w:jc w:val="center"/>
-              <w:rPr>
-                <w:rFonts w:ascii="Dax-Regular" w:eastAsia="Times New Roman" w:hAnsi="Dax-Regular" w:cs="Calibri"/>
-                <w:color w:val="000000"/>
-                <w:lang w:eastAsia="en-US"/>
-              </w:rPr>
-            </w:pPr>
-            <w:r>
-              <w:rPr>
-                <w:rFonts w:ascii="Dax-Regular" w:eastAsia="Times New Roman" w:hAnsi="Dax-Regular" w:cs="Calibri"/>
-                <w:color w:val="000000"/>
-                <w:lang w:eastAsia="en-US"/>
-              </w:rPr>
-              <w:t>5.00%</w:t>
-            </w:r>
-          </w:p>
-        </w:tc>
-        <w:tc>
-          <w:tcPr>
-            <w:tcW w:w="1332" w:type="pct"/>
-            <w:hideMark/>
-          </w:tcPr>
-          <w:p>
-            <w:pPr>
-              <w:jc w:val="center"/>
-              <w:cnfStyle w:val="000000000000" w:firstRow="0" w:lastRow="0" w:firstColumn="0" w:lastColumn="0" w:oddVBand="0" w:evenVBand="0" w:oddHBand="0" w:evenHBand="0" w:firstRowFirstColumn="0" w:firstRowLastColumn="0" w:lastRowFirstColumn="0" w:lastRowLastColumn="0"/>
-              <w:rPr>
-                <w:rFonts w:ascii="Dax-Regular" w:eastAsia="Times New Roman" w:hAnsi="Dax-Regular" w:cs="Calibri"/>
-                <w:color w:val="000000"/>
-                <w:lang w:eastAsia="en-US"/>
-              </w:rPr>
-            </w:pPr>
-          </w:p>
-        </w:tc>
-        <w:tc>
-          <w:tcPr>
-            <w:tcW w:w="1333" w:type="pct"/>
-            <w:hideMark/>
-          </w:tcPr>
-          <w:p>
-            <w:pPr>
-              <w:jc w:val="center"/>
-              <w:cnfStyle w:val="000000000000" w:firstRow="0" w:lastRow="0" w:firstColumn="0" w:lastColumn="0" w:oddVBand="0" w:evenVBand="0" w:oddHBand="0" w:evenHBand="0" w:firstRowFirstColumn="0" w:firstRowLastColumn="0" w:lastRowFirstColumn="0" w:lastRowLastColumn="0"/>
-              <w:rPr>
-                <w:rFonts w:ascii="Times New Roman" w:eastAsia="Times New Roman" w:hAnsi="Times New Roman" w:cs="Times New Roman"/>
-                <w:sz w:val="20"/>
-                <w:szCs w:val="20"/>
-                <w:lang w:eastAsia="en-US"/>
-              </w:rPr>
-            </w:pPr>
-          </w:p>
-        </w:tc>
-        <w:tc>
-          <w:tcPr>
-            <w:tcW w:w="1333" w:type="pct"/>
-            <w:hideMark/>
-          </w:tcPr>
-          <w:p>
-            <w:pPr>
-              <w:jc w:val="center"/>
-              <w:cnfStyle w:val="000000000000" w:firstRow="0" w:lastRow="0" w:firstColumn="0" w:lastColumn="0" w:oddVBand="0" w:evenVBand="0" w:oddHBand="0" w:evenHBand="0" w:firstRowFirstColumn="0" w:firstRowLastColumn="0" w:lastRowFirstColumn="0" w:lastRowLastColumn="0"/>
-              <w:rPr>
-                <w:rFonts w:ascii="Times New Roman" w:eastAsia="Times New Roman" w:hAnsi="Times New Roman" w:cs="Times New Roman"/>
-                <w:sz w:val="20"/>
-                <w:szCs w:val="20"/>
-                <w:lang w:eastAsia="en-US"/>
-              </w:rPr>
-            </w:pPr>
-          </w:p>
-        </w:tc>
-      </w:tr>
-      <w:tr>
-        <w:trPr>
-          <w:cnfStyle w:val="000000100000" w:firstRow="0" w:lastRow="0" w:firstColumn="0" w:lastColumn="0" w:oddVBand="0" w:evenVBand="0" w:oddHBand="1" w:evenHBand="0" w:firstRowFirstColumn="0" w:firstRowLastColumn="0" w:lastRowFirstColumn="0" w:lastRowLastColumn="0"/>
-          <w:trHeight w:val="285"/>
-        </w:trPr>
-        <w:tc>
-          <w:tcPr>
-            <w:cnfStyle w:val="001000000000" w:firstRow="0" w:lastRow="0" w:firstColumn="1" w:lastColumn="0" w:oddVBand="0" w:evenVBand="0" w:oddHBand="0" w:evenHBand="0" w:firstRowFirstColumn="0" w:firstRowLastColumn="0" w:lastRowFirstColumn="0" w:lastRowLastColumn="0"/>
-            <w:tcW w:w="1001" w:type="pct"/>
-            <w:hideMark/>
-          </w:tcPr>
-          <w:p>
-            <w:pPr>
-              <w:jc w:val="center"/>
-              <w:rPr>
-                <w:rFonts w:ascii="Dax-Regular" w:eastAsia="Times New Roman" w:hAnsi="Dax-Regular" w:cs="Calibri"/>
-                <w:color w:val="000000"/>
-                <w:lang w:eastAsia="en-US"/>
-              </w:rPr>
-            </w:pPr>
-            <w:r>
-              <w:rPr>
-                <w:rFonts w:ascii="Dax-Regular" w:eastAsia="Times New Roman" w:hAnsi="Dax-Regular" w:cs="Calibri"/>
-                <w:color w:val="000000"/>
-                <w:lang w:eastAsia="en-US"/>
-              </w:rPr>
-              <w:t>10.00%</w:t>
-            </w:r>
-          </w:p>
-        </w:tc>
-        <w:tc>
-          <w:tcPr>
-            <w:tcW w:w="1332" w:type="pct"/>
-            <w:hideMark/>
-          </w:tcPr>
-          <w:p>
-            <w:pPr>
-              <w:jc w:val="center"/>
-              <w:cnfStyle w:val="000000100000" w:firstRow="0" w:lastRow="0" w:firstColumn="0" w:lastColumn="0" w:oddVBand="0" w:evenVBand="0" w:oddHBand="1" w:evenHBand="0" w:firstRowFirstColumn="0" w:firstRowLastColumn="0" w:lastRowFirstColumn="0" w:lastRowLastColumn="0"/>
-              <w:rPr>
-                <w:rFonts w:ascii="Dax-Regular" w:eastAsia="Times New Roman" w:hAnsi="Dax-Regular" w:cs="Calibri"/>
-                <w:color w:val="000000"/>
-                <w:lang w:eastAsia="en-US"/>
-              </w:rPr>
-            </w:pPr>
-          </w:p>
-        </w:tc>
-        <w:tc>
-          <w:tcPr>
-            <w:tcW w:w="1333" w:type="pct"/>
-            <w:hideMark/>
-          </w:tcPr>
-          <w:p>
-            <w:pPr>
-              <w:jc w:val="center"/>
-              <w:cnfStyle w:val="000000100000" w:firstRow="0" w:lastRow="0" w:firstColumn="0" w:lastColumn="0" w:oddVBand="0" w:evenVBand="0" w:oddHBand="1" w:evenHBand="0" w:firstRowFirstColumn="0" w:firstRowLastColumn="0" w:lastRowFirstColumn="0" w:lastRowLastColumn="0"/>
-              <w:rPr>
-                <w:rFonts w:ascii="Times New Roman" w:eastAsia="Times New Roman" w:hAnsi="Times New Roman" w:cs="Times New Roman"/>
-                <w:sz w:val="20"/>
-                <w:szCs w:val="20"/>
-                <w:lang w:eastAsia="en-US"/>
-              </w:rPr>
-            </w:pPr>
-          </w:p>
-        </w:tc>
-        <w:tc>
-          <w:tcPr>
-            <w:tcW w:w="1333" w:type="pct"/>
-            <w:hideMark/>
-          </w:tcPr>
-          <w:p>
-            <w:pPr>
-              <w:jc w:val="center"/>
-              <w:cnfStyle w:val="000000100000" w:firstRow="0" w:lastRow="0" w:firstColumn="0" w:lastColumn="0" w:oddVBand="0" w:evenVBand="0" w:oddHBand="1" w:evenHBand="0" w:firstRowFirstColumn="0" w:firstRowLastColumn="0" w:lastRowFirstColumn="0" w:lastRowLastColumn="0"/>
-              <w:rPr>
-                <w:rFonts w:ascii="Times New Roman" w:eastAsia="Times New Roman" w:hAnsi="Times New Roman" w:cs="Times New Roman"/>
-                <w:sz w:val="20"/>
-                <w:szCs w:val="20"/>
-                <w:lang w:eastAsia="en-US"/>
-              </w:rPr>
-            </w:pPr>
-          </w:p>
-        </w:tc>
-      </w:tr>
-      <w:tr>
-        <w:trPr>
-          <w:trHeight w:val="285"/>
-        </w:trPr>
-        <w:tc>
-          <w:tcPr>
-            <w:cnfStyle w:val="001000000000" w:firstRow="0" w:lastRow="0" w:firstColumn="1" w:lastColumn="0" w:oddVBand="0" w:evenVBand="0" w:oddHBand="0" w:evenHBand="0" w:firstRowFirstColumn="0" w:firstRowLastColumn="0" w:lastRowFirstColumn="0" w:lastRowLastColumn="0"/>
-            <w:tcW w:w="1001" w:type="pct"/>
-            <w:hideMark/>
-          </w:tcPr>
-          <w:p>
-            <w:pPr>
-              <w:jc w:val="center"/>
-              <w:rPr>
-                <w:rFonts w:ascii="Dax-Regular" w:eastAsia="Times New Roman" w:hAnsi="Dax-Regular" w:cs="Calibri"/>
-                <w:color w:val="000000"/>
-                <w:lang w:eastAsia="en-US"/>
-              </w:rPr>
-            </w:pPr>
-            <w:r>
-              <w:rPr>
-                <w:rFonts w:ascii="Dax-Regular" w:eastAsia="Times New Roman" w:hAnsi="Dax-Regular" w:cs="Calibri"/>
-                <w:color w:val="000000"/>
-                <w:lang w:eastAsia="en-US"/>
-              </w:rPr>
-              <w:t>20.00%</w:t>
-            </w:r>
-          </w:p>
-        </w:tc>
-        <w:tc>
-          <w:tcPr>
-            <w:tcW w:w="1332" w:type="pct"/>
-            <w:hideMark/>
-          </w:tcPr>
-          <w:p>
-            <w:pPr>
-              <w:jc w:val="center"/>
-              <w:cnfStyle w:val="000000000000" w:firstRow="0" w:lastRow="0" w:firstColumn="0" w:lastColumn="0" w:oddVBand="0" w:evenVBand="0" w:oddHBand="0" w:evenHBand="0" w:firstRowFirstColumn="0" w:firstRowLastColumn="0" w:lastRowFirstColumn="0" w:lastRowLastColumn="0"/>
-              <w:rPr>
-                <w:rFonts w:ascii="Dax-Regular" w:eastAsia="Times New Roman" w:hAnsi="Dax-Regular" w:cs="Calibri"/>
-                <w:color w:val="000000"/>
-                <w:lang w:eastAsia="en-US"/>
-              </w:rPr>
-            </w:pPr>
-          </w:p>
-        </w:tc>
-        <w:tc>
-          <w:tcPr>
-            <w:tcW w:w="1333" w:type="pct"/>
-            <w:hideMark/>
-          </w:tcPr>
-          <w:p>
-            <w:pPr>
-              <w:jc w:val="center"/>
-              <w:cnfStyle w:val="000000000000" w:firstRow="0" w:lastRow="0" w:firstColumn="0" w:lastColumn="0" w:oddVBand="0" w:evenVBand="0" w:oddHBand="0" w:evenHBand="0" w:firstRowFirstColumn="0" w:firstRowLastColumn="0" w:lastRowFirstColumn="0" w:lastRowLastColumn="0"/>
-              <w:rPr>
-                <w:rFonts w:ascii="Times New Roman" w:eastAsia="Times New Roman" w:hAnsi="Times New Roman" w:cs="Times New Roman"/>
-                <w:sz w:val="20"/>
-                <w:szCs w:val="20"/>
-                <w:lang w:eastAsia="en-US"/>
-              </w:rPr>
-            </w:pPr>
-          </w:p>
-        </w:tc>
-        <w:tc>
-          <w:tcPr>
-            <w:tcW w:w="1333" w:type="pct"/>
-            <w:hideMark/>
-          </w:tcPr>
-          <w:p>
-            <w:pPr>
-              <w:jc w:val="center"/>
-              <w:cnfStyle w:val="000000000000" w:firstRow="0" w:lastRow="0" w:firstColumn="0" w:lastColumn="0" w:oddVBand="0" w:evenVBand="0" w:oddHBand="0" w:evenHBand="0" w:firstRowFirstColumn="0" w:firstRowLastColumn="0" w:lastRowFirstColumn="0" w:lastRowLastColumn="0"/>
-              <w:rPr>
-                <w:rFonts w:ascii="Times New Roman" w:eastAsia="Times New Roman" w:hAnsi="Times New Roman" w:cs="Times New Roman"/>
-                <w:sz w:val="20"/>
-                <w:szCs w:val="20"/>
-                <w:lang w:eastAsia="en-US"/>
-              </w:rPr>
-            </w:pPr>
-          </w:p>
-        </w:tc>
-      </w:tr>
-      <w:tr>
-        <w:trPr>
-          <w:cnfStyle w:val="000000100000" w:firstRow="0" w:lastRow="0" w:firstColumn="0" w:lastColumn="0" w:oddVBand="0" w:evenVBand="0" w:oddHBand="1" w:evenHBand="0" w:firstRowFirstColumn="0" w:firstRowLastColumn="0" w:lastRowFirstColumn="0" w:lastRowLastColumn="0"/>
-          <w:trHeight w:val="285"/>
-        </w:trPr>
-        <w:tc>
-          <w:tcPr>
-            <w:cnfStyle w:val="001000000000" w:firstRow="0" w:lastRow="0" w:firstColumn="1" w:lastColumn="0" w:oddVBand="0" w:evenVBand="0" w:oddHBand="0" w:evenHBand="0" w:firstRowFirstColumn="0" w:firstRowLastColumn="0" w:lastRowFirstColumn="0" w:lastRowLastColumn="0"/>
-            <w:tcW w:w="1001" w:type="pct"/>
-            <w:hideMark/>
-          </w:tcPr>
-          <w:p>
-            <w:pPr>
-              <w:jc w:val="center"/>
-              <w:rPr>
-                <w:rFonts w:ascii="Dax-Regular" w:eastAsia="Times New Roman" w:hAnsi="Dax-Regular" w:cs="Calibri"/>
-                <w:color w:val="000000"/>
-                <w:lang w:eastAsia="en-US"/>
-              </w:rPr>
-            </w:pPr>
-            <w:r>
-              <w:rPr>
-                <w:rFonts w:ascii="Dax-Regular" w:eastAsia="Times New Roman" w:hAnsi="Dax-Regular" w:cs="Calibri"/>
-                <w:color w:val="000000"/>
-                <w:lang w:eastAsia="en-US"/>
-              </w:rPr>
-              <w:t>30.00%</w:t>
-            </w:r>
-          </w:p>
-        </w:tc>
-        <w:tc>
-          <w:tcPr>
-            <w:tcW w:w="1332" w:type="pct"/>
-            <w:hideMark/>
-          </w:tcPr>
-          <w:p>
-            <w:pPr>
-              <w:jc w:val="center"/>
-              <w:cnfStyle w:val="000000100000" w:firstRow="0" w:lastRow="0" w:firstColumn="0" w:lastColumn="0" w:oddVBand="0" w:evenVBand="0" w:oddHBand="1" w:evenHBand="0" w:firstRowFirstColumn="0" w:firstRowLastColumn="0" w:lastRowFirstColumn="0" w:lastRowLastColumn="0"/>
-              <w:rPr>
-                <w:rFonts w:ascii="Dax-Regular" w:eastAsia="Times New Roman" w:hAnsi="Dax-Regular" w:cs="Calibri"/>
-                <w:color w:val="000000"/>
-                <w:lang w:eastAsia="en-US"/>
-              </w:rPr>
-            </w:pPr>
-          </w:p>
-        </w:tc>
-        <w:tc>
-          <w:tcPr>
-            <w:tcW w:w="1333" w:type="pct"/>
-            <w:hideMark/>
-          </w:tcPr>
-          <w:p>
-            <w:pPr>
-              <w:jc w:val="center"/>
-              <w:cnfStyle w:val="000000100000" w:firstRow="0" w:lastRow="0" w:firstColumn="0" w:lastColumn="0" w:oddVBand="0" w:evenVBand="0" w:oddHBand="1" w:evenHBand="0" w:firstRowFirstColumn="0" w:firstRowLastColumn="0" w:lastRowFirstColumn="0" w:lastRowLastColumn="0"/>
-              <w:rPr>
-                <w:rFonts w:ascii="Times New Roman" w:eastAsia="Times New Roman" w:hAnsi="Times New Roman" w:cs="Times New Roman"/>
-                <w:sz w:val="20"/>
-                <w:szCs w:val="20"/>
-                <w:lang w:eastAsia="en-US"/>
-              </w:rPr>
-            </w:pPr>
-          </w:p>
-        </w:tc>
-        <w:tc>
-          <w:tcPr>
-            <w:tcW w:w="1333" w:type="pct"/>
-            <w:hideMark/>
-          </w:tcPr>
-          <w:p>
-            <w:pPr>
-              <w:jc w:val="center"/>
-              <w:cnfStyle w:val="000000100000" w:firstRow="0" w:lastRow="0" w:firstColumn="0" w:lastColumn="0" w:oddVBand="0" w:evenVBand="0" w:oddHBand="1" w:evenHBand="0" w:firstRowFirstColumn="0" w:firstRowLastColumn="0" w:lastRowFirstColumn="0" w:lastRowLastColumn="0"/>
-              <w:rPr>
-                <w:rFonts w:ascii="Times New Roman" w:eastAsia="Times New Roman" w:hAnsi="Times New Roman" w:cs="Times New Roman"/>
-                <w:sz w:val="20"/>
-                <w:szCs w:val="20"/>
-                <w:lang w:eastAsia="en-US"/>
-              </w:rPr>
-            </w:pPr>
-          </w:p>
-        </w:tc>
-      </w:tr>
-      <w:tr>
-        <w:trPr>
-          <w:trHeight w:val="285"/>
-        </w:trPr>
-        <w:tc>
-          <w:tcPr>
-            <w:cnfStyle w:val="001000000000" w:firstRow="0" w:lastRow="0" w:firstColumn="1" w:lastColumn="0" w:oddVBand="0" w:evenVBand="0" w:oddHBand="0" w:evenHBand="0" w:firstRowFirstColumn="0" w:firstRowLastColumn="0" w:lastRowFirstColumn="0" w:lastRowLastColumn="0"/>
-            <w:tcW w:w="1001" w:type="pct"/>
-            <w:hideMark/>
-          </w:tcPr>
-          <w:p>
-            <w:pPr>
-              <w:jc w:val="center"/>
-              <w:rPr>
-                <w:rFonts w:ascii="Dax-Regular" w:eastAsia="Times New Roman" w:hAnsi="Dax-Regular" w:cs="Calibri"/>
-                <w:color w:val="000000"/>
-                <w:lang w:eastAsia="en-US"/>
-              </w:rPr>
-            </w:pPr>
-            <w:r>
-              <w:rPr>
-                <w:rFonts w:ascii="Dax-Regular" w:eastAsia="Times New Roman" w:hAnsi="Dax-Regular" w:cs="Calibri"/>
-                <w:color w:val="000000"/>
-                <w:lang w:eastAsia="en-US"/>
-              </w:rPr>
-              <w:t>50.00%</w:t>
-            </w:r>
-          </w:p>
-        </w:tc>
-        <w:tc>
-          <w:tcPr>
-            <w:tcW w:w="1332" w:type="pct"/>
-            <w:hideMark/>
-          </w:tcPr>
-          <w:p>
-            <w:pPr>
-              <w:jc w:val="center"/>
-              <w:cnfStyle w:val="000000000000" w:firstRow="0" w:lastRow="0" w:firstColumn="0" w:lastColumn="0" w:oddVBand="0" w:evenVBand="0" w:oddHBand="0" w:evenHBand="0" w:firstRowFirstColumn="0" w:firstRowLastColumn="0" w:lastRowFirstColumn="0" w:lastRowLastColumn="0"/>
-              <w:rPr>
-                <w:rFonts w:ascii="Dax-Regular" w:eastAsia="Times New Roman" w:hAnsi="Dax-Regular" w:cs="Calibri"/>
-                <w:color w:val="000000"/>
-                <w:lang w:eastAsia="en-US"/>
-              </w:rPr>
-            </w:pPr>
-          </w:p>
-        </w:tc>
-        <w:tc>
-          <w:tcPr>
-            <w:tcW w:w="1333" w:type="pct"/>
-            <w:hideMark/>
-          </w:tcPr>
-          <w:p>
-            <w:pPr>
-              <w:jc w:val="center"/>
-              <w:cnfStyle w:val="000000000000" w:firstRow="0" w:lastRow="0" w:firstColumn="0" w:lastColumn="0" w:oddVBand="0" w:evenVBand="0" w:oddHBand="0" w:evenHBand="0" w:firstRowFirstColumn="0" w:firstRowLastColumn="0" w:lastRowFirstColumn="0" w:lastRowLastColumn="0"/>
-              <w:rPr>
-                <w:rFonts w:ascii="Times New Roman" w:eastAsia="Times New Roman" w:hAnsi="Times New Roman" w:cs="Times New Roman"/>
-                <w:sz w:val="20"/>
-                <w:szCs w:val="20"/>
-                <w:lang w:eastAsia="en-US"/>
-              </w:rPr>
-            </w:pPr>
-          </w:p>
-        </w:tc>
-        <w:tc>
-          <w:tcPr>
-            <w:tcW w:w="1333" w:type="pct"/>
-            <w:hideMark/>
-          </w:tcPr>
-          <w:p>
-            <w:pPr>
-              <w:jc w:val="center"/>
-              <w:cnfStyle w:val="000000000000" w:firstRow="0" w:lastRow="0" w:firstColumn="0" w:lastColumn="0" w:oddVBand="0" w:evenVBand="0" w:oddHBand="0" w:evenHBand="0" w:firstRowFirstColumn="0" w:firstRowLastColumn="0" w:lastRowFirstColumn="0" w:lastRowLastColumn="0"/>
-              <w:rPr>
-                <w:rFonts w:ascii="Times New Roman" w:eastAsia="Times New Roman" w:hAnsi="Times New Roman" w:cs="Times New Roman"/>
-                <w:sz w:val="20"/>
-                <w:szCs w:val="20"/>
-                <w:lang w:eastAsia="en-US"/>
-              </w:rPr>
-            </w:pPr>
-          </w:p>
-        </w:tc>
-      </w:tr>
-      <w:tr>
-        <w:trPr>
-          <w:cnfStyle w:val="000000100000" w:firstRow="0" w:lastRow="0" w:firstColumn="0" w:lastColumn="0" w:oddVBand="0" w:evenVBand="0" w:oddHBand="1" w:evenHBand="0" w:firstRowFirstColumn="0" w:firstRowLastColumn="0" w:lastRowFirstColumn="0" w:lastRowLastColumn="0"/>
-          <w:trHeight w:val="285"/>
-        </w:trPr>
-        <w:tc>
-          <w:tcPr>
-            <w:cnfStyle w:val="001000000000" w:firstRow="0" w:lastRow="0" w:firstColumn="1" w:lastColumn="0" w:oddVBand="0" w:evenVBand="0" w:oddHBand="0" w:evenHBand="0" w:firstRowFirstColumn="0" w:firstRowLastColumn="0" w:lastRowFirstColumn="0" w:lastRowLastColumn="0"/>
-            <w:tcW w:w="1001" w:type="pct"/>
-            <w:hideMark/>
-          </w:tcPr>
-          <w:p>
-            <w:pPr>
-              <w:jc w:val="center"/>
-              <w:rPr>
-                <w:rFonts w:ascii="Dax-Regular" w:eastAsia="Times New Roman" w:hAnsi="Dax-Regular" w:cs="Calibri"/>
-                <w:color w:val="000000"/>
-                <w:lang w:eastAsia="en-US"/>
-              </w:rPr>
-            </w:pPr>
-            <w:r>
-              <w:rPr>
-                <w:rFonts w:ascii="Dax-Regular" w:eastAsia="Times New Roman" w:hAnsi="Dax-Regular" w:cs="Calibri"/>
-                <w:color w:val="000000"/>
-                <w:lang w:eastAsia="en-US"/>
-              </w:rPr>
-              <w:t>80.00%</w:t>
-            </w:r>
-          </w:p>
-        </w:tc>
-        <w:tc>
-          <w:tcPr>
-            <w:tcW w:w="1332" w:type="pct"/>
-            <w:hideMark/>
-          </w:tcPr>
-          <w:p>
-            <w:pPr>
-              <w:jc w:val="center"/>
-              <w:cnfStyle w:val="000000100000" w:firstRow="0" w:lastRow="0" w:firstColumn="0" w:lastColumn="0" w:oddVBand="0" w:evenVBand="0" w:oddHBand="1" w:evenHBand="0" w:firstRowFirstColumn="0" w:firstRowLastColumn="0" w:lastRowFirstColumn="0" w:lastRowLastColumn="0"/>
-              <w:rPr>
-                <w:rFonts w:ascii="Dax-Regular" w:eastAsia="Times New Roman" w:hAnsi="Dax-Regular" w:cs="Calibri"/>
-                <w:color w:val="000000"/>
-                <w:lang w:eastAsia="en-US"/>
-              </w:rPr>
-            </w:pPr>
-          </w:p>
-        </w:tc>
-        <w:tc>
-          <w:tcPr>
-            <w:tcW w:w="1333" w:type="pct"/>
-            <w:hideMark/>
-          </w:tcPr>
-          <w:p>
-            <w:pPr>
-              <w:jc w:val="center"/>
-              <w:cnfStyle w:val="000000100000" w:firstRow="0" w:lastRow="0" w:firstColumn="0" w:lastColumn="0" w:oddVBand="0" w:evenVBand="0" w:oddHBand="1" w:evenHBand="0" w:firstRowFirstColumn="0" w:firstRowLastColumn="0" w:lastRowFirstColumn="0" w:lastRowLastColumn="0"/>
-              <w:rPr>
-                <w:rFonts w:ascii="Times New Roman" w:eastAsia="Times New Roman" w:hAnsi="Times New Roman" w:cs="Times New Roman"/>
-                <w:sz w:val="20"/>
-                <w:szCs w:val="20"/>
-                <w:lang w:eastAsia="en-US"/>
-              </w:rPr>
-            </w:pPr>
-          </w:p>
-        </w:tc>
-        <w:tc>
-          <w:tcPr>
-            <w:tcW w:w="1333" w:type="pct"/>
-            <w:hideMark/>
-          </w:tcPr>
-          <w:p>
-            <w:pPr>
-              <w:jc w:val="center"/>
-              <w:cnfStyle w:val="000000100000" w:firstRow="0" w:lastRow="0" w:firstColumn="0" w:lastColumn="0" w:oddVBand="0" w:evenVBand="0" w:oddHBand="1" w:evenHBand="0" w:firstRowFirstColumn="0" w:firstRowLastColumn="0" w:lastRowFirstColumn="0" w:lastRowLastColumn="0"/>
-              <w:rPr>
-                <w:rFonts w:ascii="Times New Roman" w:eastAsia="Times New Roman" w:hAnsi="Times New Roman" w:cs="Times New Roman"/>
-                <w:sz w:val="20"/>
-                <w:szCs w:val="20"/>
-                <w:lang w:eastAsia="en-US"/>
-              </w:rPr>
-            </w:pPr>
-          </w:p>
-        </w:tc>
-      </w:tr>
-      <w:tr>
-        <w:trPr>
-          <w:trHeight w:val="285"/>
-        </w:trPr>
-        <w:tc>
-          <w:tcPr>
-            <w:cnfStyle w:val="001000000000" w:firstRow="0" w:lastRow="0" w:firstColumn="1" w:lastColumn="0" w:oddVBand="0" w:evenVBand="0" w:oddHBand="0" w:evenHBand="0" w:firstRowFirstColumn="0" w:firstRowLastColumn="0" w:lastRowFirstColumn="0" w:lastRowLastColumn="0"/>
-            <w:tcW w:w="1001" w:type="pct"/>
-            <w:hideMark/>
-          </w:tcPr>
-          <w:p>
-            <w:pPr>
-              <w:jc w:val="center"/>
-              <w:rPr>
-                <w:rFonts w:ascii="Dax-Regular" w:eastAsia="Times New Roman" w:hAnsi="Dax-Regular" w:cs="Calibri"/>
-                <w:color w:val="000000"/>
-                <w:lang w:eastAsia="en-US"/>
-              </w:rPr>
-            </w:pPr>
-            <w:r>
-              <w:rPr>
-                <w:rFonts w:ascii="Dax-Regular" w:eastAsia="Times New Roman" w:hAnsi="Dax-Regular" w:cs="Calibri"/>
-                <w:color w:val="000000"/>
-                <w:lang w:eastAsia="en-US"/>
-              </w:rPr>
-              <w:t>100.00%</w:t>
-            </w:r>
-          </w:p>
-        </w:tc>
-        <w:tc>
-          <w:tcPr>
-            <w:tcW w:w="1332" w:type="pct"/>
-            <w:hideMark/>
-          </w:tcPr>
-          <w:p>
-            <w:pPr>
-              <w:jc w:val="center"/>
-              <w:cnfStyle w:val="000000000000" w:firstRow="0" w:lastRow="0" w:firstColumn="0" w:lastColumn="0" w:oddVBand="0" w:evenVBand="0" w:oddHBand="0" w:evenHBand="0" w:firstRowFirstColumn="0" w:firstRowLastColumn="0" w:lastRowFirstColumn="0" w:lastRowLastColumn="0"/>
-              <w:rPr>
-                <w:rFonts w:ascii="Dax-Regular" w:eastAsia="Times New Roman" w:hAnsi="Dax-Regular" w:cs="Calibri"/>
-                <w:color w:val="000000"/>
-                <w:lang w:eastAsia="en-US"/>
-              </w:rPr>
-            </w:pPr>
-          </w:p>
-        </w:tc>
-        <w:tc>
-          <w:tcPr>
-            <w:tcW w:w="1333" w:type="pct"/>
-            <w:hideMark/>
-          </w:tcPr>
-          <w:p>
-            <w:pPr>
-              <w:jc w:val="center"/>
-              <w:cnfStyle w:val="000000000000" w:firstRow="0" w:lastRow="0" w:firstColumn="0" w:lastColumn="0" w:oddVBand="0" w:evenVBand="0" w:oddHBand="0" w:evenHBand="0" w:firstRowFirstColumn="0" w:firstRowLastColumn="0" w:lastRowFirstColumn="0" w:lastRowLastColumn="0"/>
-              <w:rPr>
-                <w:rFonts w:ascii="Times New Roman" w:eastAsia="Times New Roman" w:hAnsi="Times New Roman" w:cs="Times New Roman"/>
-                <w:sz w:val="20"/>
-                <w:szCs w:val="20"/>
-                <w:lang w:eastAsia="en-US"/>
-              </w:rPr>
-            </w:pPr>
-          </w:p>
-        </w:tc>
-        <w:tc>
-          <w:tcPr>
-            <w:tcW w:w="1333" w:type="pct"/>
-            <w:hideMark/>
-          </w:tcPr>
-          <w:p>
-            <w:pPr>
-              <w:jc w:val="center"/>
-              <w:cnfStyle w:val="000000000000" w:firstRow="0" w:lastRow="0" w:firstColumn="0" w:lastColumn="0" w:oddVBand="0" w:evenVBand="0" w:oddHBand="0" w:evenHBand="0" w:firstRowFirstColumn="0" w:firstRowLastColumn="0" w:lastRowFirstColumn="0" w:lastRowLastColumn="0"/>
-              <w:rPr>
-                <w:rFonts w:ascii="Times New Roman" w:eastAsia="Times New Roman" w:hAnsi="Times New Roman" w:cs="Times New Roman"/>
-                <w:sz w:val="20"/>
-                <w:szCs w:val="20"/>
-                <w:lang w:eastAsia="en-US"/>
-              </w:rPr>
-            </w:pPr>
-          </w:p>
-        </w:tc>
-      </w:tr>
-    </w:tbl>
-    <w:p>
-      <w:pPr>
-        <w:rPr>
-          <w:lang w:val="es-419"/>
-        </w:rPr>
-      </w:pPr>
-    </w:p>
-    <w:p>
-      <w:pPr>
-        <w:pStyle w:val="Ttulo2"/>
-        <w:rPr>
-          <w:b/>
-          <w:bCs/>
-          <w:lang w:val="es-419"/>
-        </w:rPr>
-      </w:pPr>
-      <w:r>
-        <w:rPr>
-          <w:b/>
-          <w:bCs/>
-          <w:lang w:val="es-419"/>
-        </w:rPr>
-        <w:t>Resultados</w:t>
-      </w:r>
-      <w:r>
-        <w:rPr>
-          <w:b/>
-          <w:bCs/>
-          <w:lang w:val="es-419"/>
-        </w:rPr>
-        <w:t xml:space="preserve"> para </w:t>
-      </w:r>
-      <w:proofErr w:type="spellStart"/>
-      <w:r>
-        <w:rPr>
-          <w:b/>
-          <w:bCs/>
-          <w:lang w:val="es-419"/>
-        </w:rPr>
-        <w:t>Queue</w:t>
-      </w:r>
-      <w:proofErr w:type="spellEnd"/>
-      <w:r>
-        <w:rPr>
-          <w:b/>
-          <w:bCs/>
-          <w:lang w:val="es-419"/>
-        </w:rPr>
-        <w:t xml:space="preserve"> con </w:t>
-      </w:r>
-      <w:proofErr w:type="spellStart"/>
-      <w:r>
-        <w:rPr>
-          <w:b/>
-          <w:bCs/>
-          <w:lang w:val="es-419"/>
-        </w:rPr>
-        <w:t>Linked</w:t>
-      </w:r>
-      <w:proofErr w:type="spellEnd"/>
-      <w:r>
-        <w:rPr>
-          <w:b/>
-          <w:bCs/>
-          <w:lang w:val="es-419"/>
-        </w:rPr>
-        <w:t xml:space="preserve"> List</w:t>
-      </w:r>
-    </w:p>
-    <w:p>
-      <w:pPr>
-        <w:rPr>
-          <w:lang w:val="es-419"/>
-        </w:rPr>
-      </w:pPr>
-    </w:p>
-    <w:tbl>
-      <w:tblPr>
-        <w:tblStyle w:val="Tabladecuadrcula2"/>
-        <w:tblW w:w="4543" w:type="pct"/>
-        <w:tblLook w:val="04A0" w:firstRow="1" w:lastRow="0" w:firstColumn="1" w:lastColumn="0" w:noHBand="0" w:noVBand="1"/>
-      </w:tblPr>
-      <w:tblGrid>
-        <w:gridCol w:w="1703"/>
-        <w:gridCol w:w="2267"/>
-        <w:gridCol w:w="2267"/>
-        <w:gridCol w:w="2267"/>
-      </w:tblGrid>
-      <w:tr>
-        <w:trPr>
-          <w:cnfStyle w:val="100000000000" w:firstRow="1" w:lastRow="0" w:firstColumn="0" w:lastColumn="0" w:oddVBand="0" w:evenVBand="0" w:oddHBand="0" w:evenHBand="0" w:firstRowFirstColumn="0" w:firstRowLastColumn="0" w:lastRowFirstColumn="0" w:lastRowLastColumn="0"/>
-          <w:trHeight w:val="555"/>
-        </w:trPr>
-        <w:tc>
-          <w:tcPr>
-            <w:cnfStyle w:val="001000000000" w:firstRow="0" w:lastRow="0" w:firstColumn="1" w:lastColumn="0" w:oddVBand="0" w:evenVBand="0" w:oddHBand="0" w:evenHBand="0" w:firstRowFirstColumn="0" w:firstRowLastColumn="0" w:lastRowFirstColumn="0" w:lastRowLastColumn="0"/>
-            <w:tcW w:w="1001" w:type="pct"/>
-            <w:hideMark/>
-          </w:tcPr>
-          <w:p>
-            <w:pPr>
-              <w:jc w:val="center"/>
-              <w:rPr>
-                <w:rFonts w:ascii="Dax-Regular" w:eastAsia="Times New Roman" w:hAnsi="Dax-Regular" w:cs="Calibri"/>
-                <w:color w:val="000000"/>
-                <w:lang w:val="es-CO" w:eastAsia="en-US"/>
-              </w:rPr>
-            </w:pPr>
-            <w:r>
-              <w:rPr>
-                <w:rFonts w:ascii="Dax-Regular" w:eastAsia="Times New Roman" w:hAnsi="Dax-Regular" w:cs="Calibri"/>
-                <w:color w:val="000000"/>
-                <w:lang w:val="es-CO" w:eastAsia="en-US"/>
-              </w:rPr>
-              <w:t>Porcentaje de la muestra</w:t>
-            </w:r>
-          </w:p>
-        </w:tc>
-        <w:tc>
-          <w:tcPr>
-            <w:tcW w:w="1333" w:type="pct"/>
-            <w:hideMark/>
-          </w:tcPr>
-          <w:p>
-            <w:pPr>
-              <w:jc w:val="center"/>
-              <w:cnfStyle w:val="100000000000" w:firstRow="1" w:lastRow="0" w:firstColumn="0" w:lastColumn="0" w:oddVBand="0" w:evenVBand="0" w:oddHBand="0" w:evenHBand="0" w:firstRowFirstColumn="0" w:firstRowLastColumn="0" w:lastRowFirstColumn="0" w:lastRowLastColumn="0"/>
-              <w:rPr>
-                <w:rFonts w:ascii="Dax-Regular" w:eastAsia="Times New Roman" w:hAnsi="Dax-Regular" w:cs="Calibri"/>
-                <w:color w:val="000000"/>
-                <w:lang w:eastAsia="en-US"/>
-              </w:rPr>
-            </w:pPr>
-            <w:r>
-              <w:rPr>
-                <w:rFonts w:ascii="Dax-Regular" w:eastAsia="Times New Roman" w:hAnsi="Dax-Regular" w:cs="Calibri"/>
-                <w:color w:val="000000"/>
-                <w:lang w:eastAsia="en-US"/>
-              </w:rPr>
-              <w:t>enqueue (</w:t>
-            </w:r>
-            <w:r>
-              <w:rPr>
-                <w:rFonts w:ascii="Dax-Regular" w:eastAsia="Times New Roman" w:hAnsi="Dax-Regular" w:cs="Calibri"/>
-                <w:color w:val="000000"/>
-                <w:lang w:eastAsia="en-US"/>
-              </w:rPr>
-              <w:t>Linked List</w:t>
-            </w:r>
-            <w:r>
-              <w:rPr>
-                <w:rFonts w:ascii="Dax-Regular" w:eastAsia="Times New Roman" w:hAnsi="Dax-Regular" w:cs="Calibri"/>
-                <w:color w:val="000000"/>
-                <w:lang w:eastAsia="en-US"/>
-              </w:rPr>
-              <w:t xml:space="preserve">) </w:t>
-            </w:r>
-          </w:p>
-        </w:tc>
-        <w:tc>
-          <w:tcPr>
-            <w:tcW w:w="1333" w:type="pct"/>
-            <w:hideMark/>
-          </w:tcPr>
-          <w:p>
-            <w:pPr>
-              <w:jc w:val="center"/>
-              <w:cnfStyle w:val="100000000000" w:firstRow="1" w:lastRow="0" w:firstColumn="0" w:lastColumn="0" w:oddVBand="0" w:evenVBand="0" w:oddHBand="0" w:evenHBand="0" w:firstRowFirstColumn="0" w:firstRowLastColumn="0" w:lastRowFirstColumn="0" w:lastRowLastColumn="0"/>
-              <w:rPr>
-                <w:rFonts w:ascii="Dax-Regular" w:eastAsia="Times New Roman" w:hAnsi="Dax-Regular" w:cs="Calibri"/>
-                <w:color w:val="000000"/>
-                <w:lang w:eastAsia="en-US"/>
-              </w:rPr>
-            </w:pPr>
-            <w:r>
-              <w:rPr>
-                <w:rFonts w:ascii="Dax-Regular" w:eastAsia="Times New Roman" w:hAnsi="Dax-Regular" w:cs="Calibri"/>
-                <w:color w:val="000000"/>
-                <w:lang w:eastAsia="en-US"/>
-              </w:rPr>
-              <w:t>dequeue (</w:t>
-            </w:r>
-            <w:r>
-              <w:rPr>
-                <w:rFonts w:ascii="Dax-Regular" w:eastAsia="Times New Roman" w:hAnsi="Dax-Regular" w:cs="Calibri"/>
-                <w:color w:val="000000"/>
-                <w:lang w:eastAsia="en-US"/>
-              </w:rPr>
-              <w:t>Linked List</w:t>
-            </w:r>
-            <w:r>
-              <w:rPr>
-                <w:rFonts w:ascii="Dax-Regular" w:eastAsia="Times New Roman" w:hAnsi="Dax-Regular" w:cs="Calibri"/>
-                <w:color w:val="000000"/>
-                <w:lang w:eastAsia="en-US"/>
-              </w:rPr>
-              <w:t xml:space="preserve">) </w:t>
-            </w:r>
-          </w:p>
-        </w:tc>
-        <w:tc>
-          <w:tcPr>
-            <w:tcW w:w="1333" w:type="pct"/>
-            <w:hideMark/>
-          </w:tcPr>
-          <w:p>
-            <w:pPr>
-              <w:jc w:val="center"/>
-              <w:cnfStyle w:val="100000000000" w:firstRow="1" w:lastRow="0" w:firstColumn="0" w:lastColumn="0" w:oddVBand="0" w:evenVBand="0" w:oddHBand="0" w:evenHBand="0" w:firstRowFirstColumn="0" w:firstRowLastColumn="0" w:lastRowFirstColumn="0" w:lastRowLastColumn="0"/>
-              <w:rPr>
-                <w:rFonts w:ascii="Dax-Regular" w:eastAsia="Times New Roman" w:hAnsi="Dax-Regular" w:cs="Calibri"/>
-                <w:color w:val="000000"/>
-                <w:lang w:eastAsia="en-US"/>
-              </w:rPr>
-            </w:pPr>
-            <w:r>
-              <w:rPr>
-                <w:rFonts w:ascii="Dax-Regular" w:eastAsia="Times New Roman" w:hAnsi="Dax-Regular" w:cs="Calibri"/>
-                <w:color w:val="000000"/>
-                <w:lang w:eastAsia="en-US"/>
-              </w:rPr>
-              <w:t xml:space="preserve">peek </w:t>
-            </w:r>
-            <w:r>
-              <w:rPr>
-                <w:rFonts w:ascii="Dax-Regular" w:eastAsia="Times New Roman" w:hAnsi="Dax-Regular" w:cs="Calibri"/>
-                <w:color w:val="000000"/>
-                <w:lang w:eastAsia="en-US"/>
-              </w:rPr>
-              <w:t>Linked List</w:t>
-            </w:r>
-            <w:r>
-              <w:rPr>
-                <w:rFonts w:ascii="Dax-Regular" w:eastAsia="Times New Roman" w:hAnsi="Dax-Regular" w:cs="Calibri"/>
-                <w:color w:val="000000"/>
-                <w:lang w:eastAsia="en-US"/>
-              </w:rPr>
-              <w:t xml:space="preserve">) </w:t>
-            </w:r>
-          </w:p>
-        </w:tc>
-      </w:tr>
-      <w:tr>
-        <w:trPr>
-          <w:cnfStyle w:val="000000100000" w:firstRow="0" w:lastRow="0" w:firstColumn="0" w:lastColumn="0" w:oddVBand="0" w:evenVBand="0" w:oddHBand="1" w:evenHBand="0" w:firstRowFirstColumn="0" w:firstRowLastColumn="0" w:lastRowFirstColumn="0" w:lastRowLastColumn="0"/>
-          <w:trHeight w:val="278"/>
-        </w:trPr>
-        <w:tc>
-          <w:tcPr>
-            <w:cnfStyle w:val="001000000000" w:firstRow="0" w:lastRow="0" w:firstColumn="1" w:lastColumn="0" w:oddVBand="0" w:evenVBand="0" w:oddHBand="0" w:evenHBand="0" w:firstRowFirstColumn="0" w:firstRowLastColumn="0" w:lastRowFirstColumn="0" w:lastRowLastColumn="0"/>
-            <w:tcW w:w="1001" w:type="pct"/>
-            <w:hideMark/>
-          </w:tcPr>
-          <w:p>
-            <w:pPr>
-              <w:jc w:val="center"/>
-              <w:rPr>
-                <w:rFonts w:ascii="Dax-Regular" w:eastAsia="Times New Roman" w:hAnsi="Dax-Regular" w:cs="Calibri"/>
-                <w:color w:val="000000"/>
-                <w:lang w:eastAsia="en-US"/>
-              </w:rPr>
-            </w:pPr>
-            <w:r>
-              <w:rPr>
-                <w:rFonts w:ascii="Dax-Regular" w:eastAsia="Times New Roman" w:hAnsi="Dax-Regular" w:cs="Calibri"/>
-                <w:color w:val="000000"/>
-                <w:lang w:eastAsia="en-US"/>
-              </w:rPr>
-              <w:t>0.50%</w:t>
-            </w:r>
-          </w:p>
-        </w:tc>
-        <w:tc>
-          <w:tcPr>
-            <w:tcW w:w="1333" w:type="pct"/>
-            <w:hideMark/>
-          </w:tcPr>
-          <w:p>
-            <w:pPr>
-              <w:jc w:val="center"/>
-              <w:cnfStyle w:val="000000100000" w:firstRow="0" w:lastRow="0" w:firstColumn="0" w:lastColumn="0" w:oddVBand="0" w:evenVBand="0" w:oddHBand="1" w:evenHBand="0" w:firstRowFirstColumn="0" w:firstRowLastColumn="0" w:lastRowFirstColumn="0" w:lastRowLastColumn="0"/>
-              <w:rPr>
-                <w:rFonts w:ascii="Dax-Regular" w:eastAsia="Times New Roman" w:hAnsi="Dax-Regular" w:cs="Calibri"/>
-                <w:color w:val="000000"/>
-                <w:lang w:eastAsia="en-US"/>
-              </w:rPr>
-            </w:pPr>
-          </w:p>
-        </w:tc>
-        <w:tc>
-          <w:tcPr>
-            <w:tcW w:w="1333" w:type="pct"/>
-            <w:hideMark/>
-          </w:tcPr>
-          <w:p>
-            <w:pPr>
-              <w:jc w:val="center"/>
-              <w:cnfStyle w:val="000000100000" w:firstRow="0" w:lastRow="0" w:firstColumn="0" w:lastColumn="0" w:oddVBand="0" w:evenVBand="0" w:oddHBand="1" w:evenHBand="0" w:firstRowFirstColumn="0" w:firstRowLastColumn="0" w:lastRowFirstColumn="0" w:lastRowLastColumn="0"/>
-              <w:rPr>
-                <w:rFonts w:ascii="Times New Roman" w:eastAsia="Times New Roman" w:hAnsi="Times New Roman" w:cs="Times New Roman"/>
-                <w:sz w:val="20"/>
-                <w:szCs w:val="20"/>
-                <w:lang w:eastAsia="en-US"/>
-              </w:rPr>
-            </w:pPr>
-          </w:p>
-        </w:tc>
-        <w:tc>
-          <w:tcPr>
-            <w:tcW w:w="1333" w:type="pct"/>
-            <w:hideMark/>
-          </w:tcPr>
-          <w:p>
-            <w:pPr>
-              <w:jc w:val="center"/>
-              <w:cnfStyle w:val="000000100000" w:firstRow="0" w:lastRow="0" w:firstColumn="0" w:lastColumn="0" w:oddVBand="0" w:evenVBand="0" w:oddHBand="1" w:evenHBand="0" w:firstRowFirstColumn="0" w:firstRowLastColumn="0" w:lastRowFirstColumn="0" w:lastRowLastColumn="0"/>
-              <w:rPr>
-                <w:rFonts w:ascii="Times New Roman" w:eastAsia="Times New Roman" w:hAnsi="Times New Roman" w:cs="Times New Roman"/>
-                <w:sz w:val="20"/>
-                <w:szCs w:val="20"/>
-                <w:lang w:eastAsia="en-US"/>
-              </w:rPr>
-            </w:pPr>
-          </w:p>
-        </w:tc>
-      </w:tr>
-      <w:tr>
-        <w:trPr>
-          <w:trHeight w:val="278"/>
-        </w:trPr>
-        <w:tc>
-          <w:tcPr>
-            <w:cnfStyle w:val="001000000000" w:firstRow="0" w:lastRow="0" w:firstColumn="1" w:lastColumn="0" w:oddVBand="0" w:evenVBand="0" w:oddHBand="0" w:evenHBand="0" w:firstRowFirstColumn="0" w:firstRowLastColumn="0" w:lastRowFirstColumn="0" w:lastRowLastColumn="0"/>
-            <w:tcW w:w="1001" w:type="pct"/>
-            <w:hideMark/>
-          </w:tcPr>
-          <w:p>
-            <w:pPr>
-              <w:jc w:val="center"/>
-              <w:rPr>
-                <w:rFonts w:ascii="Dax-Regular" w:eastAsia="Times New Roman" w:hAnsi="Dax-Regular" w:cs="Calibri"/>
-                <w:color w:val="000000"/>
-                <w:lang w:eastAsia="en-US"/>
-              </w:rPr>
-            </w:pPr>
-            <w:r>
-              <w:rPr>
-                <w:rFonts w:ascii="Dax-Regular" w:eastAsia="Times New Roman" w:hAnsi="Dax-Regular" w:cs="Calibri"/>
-                <w:color w:val="000000"/>
-                <w:lang w:eastAsia="en-US"/>
-              </w:rPr>
-              <w:t>5.00%</w:t>
-            </w:r>
-          </w:p>
-        </w:tc>
-        <w:tc>
-          <w:tcPr>
-            <w:tcW w:w="1333" w:type="pct"/>
-            <w:hideMark/>
-          </w:tcPr>
-          <w:p>
-            <w:pPr>
-              <w:jc w:val="center"/>
-              <w:cnfStyle w:val="000000000000" w:firstRow="0" w:lastRow="0" w:firstColumn="0" w:lastColumn="0" w:oddVBand="0" w:evenVBand="0" w:oddHBand="0" w:evenHBand="0" w:firstRowFirstColumn="0" w:firstRowLastColumn="0" w:lastRowFirstColumn="0" w:lastRowLastColumn="0"/>
-              <w:rPr>
-                <w:rFonts w:ascii="Dax-Regular" w:eastAsia="Times New Roman" w:hAnsi="Dax-Regular" w:cs="Calibri"/>
-                <w:color w:val="000000"/>
-                <w:lang w:eastAsia="en-US"/>
-              </w:rPr>
-            </w:pPr>
-          </w:p>
-        </w:tc>
-        <w:tc>
-          <w:tcPr>
-            <w:tcW w:w="1333" w:type="pct"/>
-            <w:hideMark/>
-          </w:tcPr>
-          <w:p>
-            <w:pPr>
-              <w:jc w:val="center"/>
-              <w:cnfStyle w:val="000000000000" w:firstRow="0" w:lastRow="0" w:firstColumn="0" w:lastColumn="0" w:oddVBand="0" w:evenVBand="0" w:oddHBand="0" w:evenHBand="0" w:firstRowFirstColumn="0" w:firstRowLastColumn="0" w:lastRowFirstColumn="0" w:lastRowLastColumn="0"/>
-              <w:rPr>
-                <w:rFonts w:ascii="Times New Roman" w:eastAsia="Times New Roman" w:hAnsi="Times New Roman" w:cs="Times New Roman"/>
-                <w:sz w:val="20"/>
-                <w:szCs w:val="20"/>
-                <w:lang w:eastAsia="en-US"/>
-              </w:rPr>
-            </w:pPr>
-          </w:p>
-        </w:tc>
-        <w:tc>
-          <w:tcPr>
-            <w:tcW w:w="1333" w:type="pct"/>
-            <w:hideMark/>
-          </w:tcPr>
-          <w:p>
-            <w:pPr>
-              <w:jc w:val="center"/>
-              <w:cnfStyle w:val="000000000000" w:firstRow="0" w:lastRow="0" w:firstColumn="0" w:lastColumn="0" w:oddVBand="0" w:evenVBand="0" w:oddHBand="0" w:evenHBand="0" w:firstRowFirstColumn="0" w:firstRowLastColumn="0" w:lastRowFirstColumn="0" w:lastRowLastColumn="0"/>
-              <w:rPr>
-                <w:rFonts w:ascii="Times New Roman" w:eastAsia="Times New Roman" w:hAnsi="Times New Roman" w:cs="Times New Roman"/>
-                <w:sz w:val="20"/>
-                <w:szCs w:val="20"/>
-                <w:lang w:eastAsia="en-US"/>
-              </w:rPr>
-            </w:pPr>
-          </w:p>
-        </w:tc>
-      </w:tr>
-      <w:tr>
-        <w:trPr>
-          <w:cnfStyle w:val="000000100000" w:firstRow="0" w:lastRow="0" w:firstColumn="0" w:lastColumn="0" w:oddVBand="0" w:evenVBand="0" w:oddHBand="1" w:evenHBand="0" w:firstRowFirstColumn="0" w:firstRowLastColumn="0" w:lastRowFirstColumn="0" w:lastRowLastColumn="0"/>
-          <w:trHeight w:val="285"/>
-        </w:trPr>
-        <w:tc>
-          <w:tcPr>
-            <w:cnfStyle w:val="001000000000" w:firstRow="0" w:lastRow="0" w:firstColumn="1" w:lastColumn="0" w:oddVBand="0" w:evenVBand="0" w:oddHBand="0" w:evenHBand="0" w:firstRowFirstColumn="0" w:firstRowLastColumn="0" w:lastRowFirstColumn="0" w:lastRowLastColumn="0"/>
-            <w:tcW w:w="1001" w:type="pct"/>
-            <w:hideMark/>
-          </w:tcPr>
-          <w:p>
-            <w:pPr>
-              <w:jc w:val="center"/>
-              <w:rPr>
-                <w:rFonts w:ascii="Dax-Regular" w:eastAsia="Times New Roman" w:hAnsi="Dax-Regular" w:cs="Calibri"/>
-                <w:color w:val="000000"/>
-                <w:lang w:eastAsia="en-US"/>
-              </w:rPr>
-            </w:pPr>
-            <w:r>
-              <w:rPr>
-                <w:rFonts w:ascii="Dax-Regular" w:eastAsia="Times New Roman" w:hAnsi="Dax-Regular" w:cs="Calibri"/>
-                <w:color w:val="000000"/>
-                <w:lang w:eastAsia="en-US"/>
-              </w:rPr>
-              <w:t>10.00%</w:t>
-            </w:r>
-          </w:p>
-        </w:tc>
-        <w:tc>
-          <w:tcPr>
-            <w:tcW w:w="1333" w:type="pct"/>
-            <w:hideMark/>
-          </w:tcPr>
-          <w:p>
-            <w:pPr>
-              <w:jc w:val="center"/>
-              <w:cnfStyle w:val="000000100000" w:firstRow="0" w:lastRow="0" w:firstColumn="0" w:lastColumn="0" w:oddVBand="0" w:evenVBand="0" w:oddHBand="1" w:evenHBand="0" w:firstRowFirstColumn="0" w:firstRowLastColumn="0" w:lastRowFirstColumn="0" w:lastRowLastColumn="0"/>
-              <w:rPr>
-                <w:rFonts w:ascii="Dax-Regular" w:eastAsia="Times New Roman" w:hAnsi="Dax-Regular" w:cs="Calibri"/>
-                <w:color w:val="000000"/>
-                <w:lang w:eastAsia="en-US"/>
-              </w:rPr>
-            </w:pPr>
-          </w:p>
-        </w:tc>
-        <w:tc>
-          <w:tcPr>
-            <w:tcW w:w="1333" w:type="pct"/>
-            <w:hideMark/>
-          </w:tcPr>
-          <w:p>
-            <w:pPr>
-              <w:jc w:val="center"/>
-              <w:cnfStyle w:val="000000100000" w:firstRow="0" w:lastRow="0" w:firstColumn="0" w:lastColumn="0" w:oddVBand="0" w:evenVBand="0" w:oddHBand="1" w:evenHBand="0" w:firstRowFirstColumn="0" w:firstRowLastColumn="0" w:lastRowFirstColumn="0" w:lastRowLastColumn="0"/>
-              <w:rPr>
-                <w:rFonts w:ascii="Times New Roman" w:eastAsia="Times New Roman" w:hAnsi="Times New Roman" w:cs="Times New Roman"/>
-                <w:sz w:val="20"/>
-                <w:szCs w:val="20"/>
-                <w:lang w:eastAsia="en-US"/>
-              </w:rPr>
-            </w:pPr>
-          </w:p>
-        </w:tc>
-        <w:tc>
-          <w:tcPr>
-            <w:tcW w:w="1333" w:type="pct"/>
-            <w:hideMark/>
-          </w:tcPr>
-          <w:p>
-            <w:pPr>
-              <w:jc w:val="center"/>
-              <w:cnfStyle w:val="000000100000" w:firstRow="0" w:lastRow="0" w:firstColumn="0" w:lastColumn="0" w:oddVBand="0" w:evenVBand="0" w:oddHBand="1" w:evenHBand="0" w:firstRowFirstColumn="0" w:firstRowLastColumn="0" w:lastRowFirstColumn="0" w:lastRowLastColumn="0"/>
-              <w:rPr>
-                <w:rFonts w:ascii="Times New Roman" w:eastAsia="Times New Roman" w:hAnsi="Times New Roman" w:cs="Times New Roman"/>
-                <w:sz w:val="20"/>
-                <w:szCs w:val="20"/>
-                <w:lang w:eastAsia="en-US"/>
-              </w:rPr>
-            </w:pPr>
-          </w:p>
-        </w:tc>
-      </w:tr>
-      <w:tr>
-        <w:trPr>
-          <w:trHeight w:val="285"/>
-        </w:trPr>
-        <w:tc>
-          <w:tcPr>
-            <w:cnfStyle w:val="001000000000" w:firstRow="0" w:lastRow="0" w:firstColumn="1" w:lastColumn="0" w:oddVBand="0" w:evenVBand="0" w:oddHBand="0" w:evenHBand="0" w:firstRowFirstColumn="0" w:firstRowLastColumn="0" w:lastRowFirstColumn="0" w:lastRowLastColumn="0"/>
-            <w:tcW w:w="1001" w:type="pct"/>
-            <w:hideMark/>
-          </w:tcPr>
-          <w:p>
-            <w:pPr>
-              <w:jc w:val="center"/>
-              <w:rPr>
-                <w:rFonts w:ascii="Dax-Regular" w:eastAsia="Times New Roman" w:hAnsi="Dax-Regular" w:cs="Calibri"/>
-                <w:color w:val="000000"/>
-                <w:lang w:eastAsia="en-US"/>
-              </w:rPr>
-            </w:pPr>
-            <w:r>
-              <w:rPr>
-                <w:rFonts w:ascii="Dax-Regular" w:eastAsia="Times New Roman" w:hAnsi="Dax-Regular" w:cs="Calibri"/>
-                <w:color w:val="000000"/>
-                <w:lang w:eastAsia="en-US"/>
-              </w:rPr>
-              <w:t>20.00%</w:t>
-            </w:r>
-          </w:p>
-        </w:tc>
-        <w:tc>
-          <w:tcPr>
-            <w:tcW w:w="1333" w:type="pct"/>
-            <w:hideMark/>
-          </w:tcPr>
-          <w:p>
-            <w:pPr>
-              <w:jc w:val="center"/>
-              <w:cnfStyle w:val="000000000000" w:firstRow="0" w:lastRow="0" w:firstColumn="0" w:lastColumn="0" w:oddVBand="0" w:evenVBand="0" w:oddHBand="0" w:evenHBand="0" w:firstRowFirstColumn="0" w:firstRowLastColumn="0" w:lastRowFirstColumn="0" w:lastRowLastColumn="0"/>
-              <w:rPr>
-                <w:rFonts w:ascii="Dax-Regular" w:eastAsia="Times New Roman" w:hAnsi="Dax-Regular" w:cs="Calibri"/>
-                <w:color w:val="000000"/>
-                <w:lang w:eastAsia="en-US"/>
-              </w:rPr>
-            </w:pPr>
-          </w:p>
-        </w:tc>
-        <w:tc>
-          <w:tcPr>
-            <w:tcW w:w="1333" w:type="pct"/>
-            <w:hideMark/>
-          </w:tcPr>
-          <w:p>
-            <w:pPr>
-              <w:jc w:val="center"/>
-              <w:cnfStyle w:val="000000000000" w:firstRow="0" w:lastRow="0" w:firstColumn="0" w:lastColumn="0" w:oddVBand="0" w:evenVBand="0" w:oddHBand="0" w:evenHBand="0" w:firstRowFirstColumn="0" w:firstRowLastColumn="0" w:lastRowFirstColumn="0" w:lastRowLastColumn="0"/>
-              <w:rPr>
-                <w:rFonts w:ascii="Times New Roman" w:eastAsia="Times New Roman" w:hAnsi="Times New Roman" w:cs="Times New Roman"/>
-                <w:sz w:val="20"/>
-                <w:szCs w:val="20"/>
-                <w:lang w:eastAsia="en-US"/>
-              </w:rPr>
-            </w:pPr>
-          </w:p>
-        </w:tc>
-        <w:tc>
-          <w:tcPr>
-            <w:tcW w:w="1333" w:type="pct"/>
-            <w:hideMark/>
-          </w:tcPr>
-          <w:p>
-            <w:pPr>
-              <w:jc w:val="center"/>
-              <w:cnfStyle w:val="000000000000" w:firstRow="0" w:lastRow="0" w:firstColumn="0" w:lastColumn="0" w:oddVBand="0" w:evenVBand="0" w:oddHBand="0" w:evenHBand="0" w:firstRowFirstColumn="0" w:firstRowLastColumn="0" w:lastRowFirstColumn="0" w:lastRowLastColumn="0"/>
-              <w:rPr>
-                <w:rFonts w:ascii="Times New Roman" w:eastAsia="Times New Roman" w:hAnsi="Times New Roman" w:cs="Times New Roman"/>
-                <w:sz w:val="20"/>
-                <w:szCs w:val="20"/>
-                <w:lang w:eastAsia="en-US"/>
-              </w:rPr>
-            </w:pPr>
-          </w:p>
-        </w:tc>
-      </w:tr>
-      <w:tr>
-        <w:trPr>
-          <w:cnfStyle w:val="000000100000" w:firstRow="0" w:lastRow="0" w:firstColumn="0" w:lastColumn="0" w:oddVBand="0" w:evenVBand="0" w:oddHBand="1" w:evenHBand="0" w:firstRowFirstColumn="0" w:firstRowLastColumn="0" w:lastRowFirstColumn="0" w:lastRowLastColumn="0"/>
-          <w:trHeight w:val="285"/>
-        </w:trPr>
-        <w:tc>
-          <w:tcPr>
-            <w:cnfStyle w:val="001000000000" w:firstRow="0" w:lastRow="0" w:firstColumn="1" w:lastColumn="0" w:oddVBand="0" w:evenVBand="0" w:oddHBand="0" w:evenHBand="0" w:firstRowFirstColumn="0" w:firstRowLastColumn="0" w:lastRowFirstColumn="0" w:lastRowLastColumn="0"/>
-            <w:tcW w:w="1001" w:type="pct"/>
-            <w:hideMark/>
-          </w:tcPr>
-          <w:p>
-            <w:pPr>
-              <w:jc w:val="center"/>
-              <w:rPr>
-                <w:rFonts w:ascii="Dax-Regular" w:eastAsia="Times New Roman" w:hAnsi="Dax-Regular" w:cs="Calibri"/>
-                <w:color w:val="000000"/>
-                <w:lang w:eastAsia="en-US"/>
-              </w:rPr>
-            </w:pPr>
-            <w:r>
-              <w:rPr>
-                <w:rFonts w:ascii="Dax-Regular" w:eastAsia="Times New Roman" w:hAnsi="Dax-Regular" w:cs="Calibri"/>
-                <w:color w:val="000000"/>
-                <w:lang w:eastAsia="en-US"/>
-              </w:rPr>
-              <w:t>30.00%</w:t>
-            </w:r>
-          </w:p>
-        </w:tc>
-        <w:tc>
-          <w:tcPr>
-            <w:tcW w:w="1333" w:type="pct"/>
-            <w:hideMark/>
-          </w:tcPr>
-          <w:p>
-            <w:pPr>
-              <w:jc w:val="center"/>
-              <w:cnfStyle w:val="000000100000" w:firstRow="0" w:lastRow="0" w:firstColumn="0" w:lastColumn="0" w:oddVBand="0" w:evenVBand="0" w:oddHBand="1" w:evenHBand="0" w:firstRowFirstColumn="0" w:firstRowLastColumn="0" w:lastRowFirstColumn="0" w:lastRowLastColumn="0"/>
-              <w:rPr>
-                <w:rFonts w:ascii="Dax-Regular" w:eastAsia="Times New Roman" w:hAnsi="Dax-Regular" w:cs="Calibri"/>
-                <w:color w:val="000000"/>
-                <w:lang w:eastAsia="en-US"/>
-              </w:rPr>
-            </w:pPr>
-          </w:p>
-        </w:tc>
-        <w:tc>
-          <w:tcPr>
-            <w:tcW w:w="1333" w:type="pct"/>
-            <w:hideMark/>
-          </w:tcPr>
-          <w:p>
-            <w:pPr>
-              <w:jc w:val="center"/>
-              <w:cnfStyle w:val="000000100000" w:firstRow="0" w:lastRow="0" w:firstColumn="0" w:lastColumn="0" w:oddVBand="0" w:evenVBand="0" w:oddHBand="1" w:evenHBand="0" w:firstRowFirstColumn="0" w:firstRowLastColumn="0" w:lastRowFirstColumn="0" w:lastRowLastColumn="0"/>
-              <w:rPr>
-                <w:rFonts w:ascii="Times New Roman" w:eastAsia="Times New Roman" w:hAnsi="Times New Roman" w:cs="Times New Roman"/>
-                <w:sz w:val="20"/>
-                <w:szCs w:val="20"/>
-                <w:lang w:eastAsia="en-US"/>
-              </w:rPr>
-            </w:pPr>
-          </w:p>
-        </w:tc>
-        <w:tc>
-          <w:tcPr>
-            <w:tcW w:w="1333" w:type="pct"/>
-            <w:hideMark/>
-          </w:tcPr>
-          <w:p>
-            <w:pPr>
-              <w:jc w:val="center"/>
-              <w:cnfStyle w:val="000000100000" w:firstRow="0" w:lastRow="0" w:firstColumn="0" w:lastColumn="0" w:oddVBand="0" w:evenVBand="0" w:oddHBand="1" w:evenHBand="0" w:firstRowFirstColumn="0" w:firstRowLastColumn="0" w:lastRowFirstColumn="0" w:lastRowLastColumn="0"/>
-              <w:rPr>
-                <w:rFonts w:ascii="Times New Roman" w:eastAsia="Times New Roman" w:hAnsi="Times New Roman" w:cs="Times New Roman"/>
-                <w:sz w:val="20"/>
-                <w:szCs w:val="20"/>
-                <w:lang w:eastAsia="en-US"/>
-              </w:rPr>
-            </w:pPr>
-          </w:p>
-        </w:tc>
-      </w:tr>
-      <w:tr>
-        <w:trPr>
-          <w:trHeight w:val="285"/>
-        </w:trPr>
-        <w:tc>
-          <w:tcPr>
-            <w:cnfStyle w:val="001000000000" w:firstRow="0" w:lastRow="0" w:firstColumn="1" w:lastColumn="0" w:oddVBand="0" w:evenVBand="0" w:oddHBand="0" w:evenHBand="0" w:firstRowFirstColumn="0" w:firstRowLastColumn="0" w:lastRowFirstColumn="0" w:lastRowLastColumn="0"/>
-            <w:tcW w:w="1001" w:type="pct"/>
-            <w:hideMark/>
-          </w:tcPr>
-          <w:p>
-            <w:pPr>
-              <w:jc w:val="center"/>
-              <w:rPr>
-                <w:rFonts w:ascii="Dax-Regular" w:eastAsia="Times New Roman" w:hAnsi="Dax-Regular" w:cs="Calibri"/>
-                <w:color w:val="000000"/>
-                <w:lang w:eastAsia="en-US"/>
-              </w:rPr>
-            </w:pPr>
-            <w:r>
-              <w:rPr>
-                <w:rFonts w:ascii="Dax-Regular" w:eastAsia="Times New Roman" w:hAnsi="Dax-Regular" w:cs="Calibri"/>
-                <w:color w:val="000000"/>
-                <w:lang w:eastAsia="en-US"/>
-              </w:rPr>
-              <w:t>50.00%</w:t>
-            </w:r>
-          </w:p>
-        </w:tc>
-        <w:tc>
-          <w:tcPr>
-            <w:tcW w:w="1333" w:type="pct"/>
-            <w:hideMark/>
-          </w:tcPr>
-          <w:p>
-            <w:pPr>
-              <w:jc w:val="center"/>
-              <w:cnfStyle w:val="000000000000" w:firstRow="0" w:lastRow="0" w:firstColumn="0" w:lastColumn="0" w:oddVBand="0" w:evenVBand="0" w:oddHBand="0" w:evenHBand="0" w:firstRowFirstColumn="0" w:firstRowLastColumn="0" w:lastRowFirstColumn="0" w:lastRowLastColumn="0"/>
-              <w:rPr>
-                <w:rFonts w:ascii="Dax-Regular" w:eastAsia="Times New Roman" w:hAnsi="Dax-Regular" w:cs="Calibri"/>
-                <w:color w:val="000000"/>
-                <w:lang w:eastAsia="en-US"/>
-              </w:rPr>
-            </w:pPr>
-          </w:p>
-        </w:tc>
-        <w:tc>
-          <w:tcPr>
-            <w:tcW w:w="1333" w:type="pct"/>
-            <w:hideMark/>
-          </w:tcPr>
-          <w:p>
-            <w:pPr>
-              <w:jc w:val="center"/>
-              <w:cnfStyle w:val="000000000000" w:firstRow="0" w:lastRow="0" w:firstColumn="0" w:lastColumn="0" w:oddVBand="0" w:evenVBand="0" w:oddHBand="0" w:evenHBand="0" w:firstRowFirstColumn="0" w:firstRowLastColumn="0" w:lastRowFirstColumn="0" w:lastRowLastColumn="0"/>
-              <w:rPr>
-                <w:rFonts w:ascii="Times New Roman" w:eastAsia="Times New Roman" w:hAnsi="Times New Roman" w:cs="Times New Roman"/>
-                <w:sz w:val="20"/>
-                <w:szCs w:val="20"/>
-                <w:lang w:eastAsia="en-US"/>
-              </w:rPr>
-            </w:pPr>
-          </w:p>
-        </w:tc>
-        <w:tc>
-          <w:tcPr>
-            <w:tcW w:w="1333" w:type="pct"/>
-            <w:hideMark/>
-          </w:tcPr>
-          <w:p>
-            <w:pPr>
-              <w:jc w:val="center"/>
-              <w:cnfStyle w:val="000000000000" w:firstRow="0" w:lastRow="0" w:firstColumn="0" w:lastColumn="0" w:oddVBand="0" w:evenVBand="0" w:oddHBand="0" w:evenHBand="0" w:firstRowFirstColumn="0" w:firstRowLastColumn="0" w:lastRowFirstColumn="0" w:lastRowLastColumn="0"/>
-              <w:rPr>
-                <w:rFonts w:ascii="Times New Roman" w:eastAsia="Times New Roman" w:hAnsi="Times New Roman" w:cs="Times New Roman"/>
-                <w:sz w:val="20"/>
-                <w:szCs w:val="20"/>
-                <w:lang w:eastAsia="en-US"/>
-              </w:rPr>
-            </w:pPr>
-          </w:p>
-        </w:tc>
-      </w:tr>
-      <w:tr>
-        <w:trPr>
-          <w:cnfStyle w:val="000000100000" w:firstRow="0" w:lastRow="0" w:firstColumn="0" w:lastColumn="0" w:oddVBand="0" w:evenVBand="0" w:oddHBand="1" w:evenHBand="0" w:firstRowFirstColumn="0" w:firstRowLastColumn="0" w:lastRowFirstColumn="0" w:lastRowLastColumn="0"/>
-          <w:trHeight w:val="285"/>
-        </w:trPr>
-        <w:tc>
-          <w:tcPr>
-            <w:cnfStyle w:val="001000000000" w:firstRow="0" w:lastRow="0" w:firstColumn="1" w:lastColumn="0" w:oddVBand="0" w:evenVBand="0" w:oddHBand="0" w:evenHBand="0" w:firstRowFirstColumn="0" w:firstRowLastColumn="0" w:lastRowFirstColumn="0" w:lastRowLastColumn="0"/>
-            <w:tcW w:w="1001" w:type="pct"/>
-            <w:hideMark/>
-          </w:tcPr>
-          <w:p>
-            <w:pPr>
-              <w:jc w:val="center"/>
-              <w:rPr>
-                <w:rFonts w:ascii="Dax-Regular" w:eastAsia="Times New Roman" w:hAnsi="Dax-Regular" w:cs="Calibri"/>
-                <w:color w:val="000000"/>
-                <w:lang w:eastAsia="en-US"/>
-              </w:rPr>
-            </w:pPr>
-            <w:r>
-              <w:rPr>
-                <w:rFonts w:ascii="Dax-Regular" w:eastAsia="Times New Roman" w:hAnsi="Dax-Regular" w:cs="Calibri"/>
-                <w:color w:val="000000"/>
-                <w:lang w:eastAsia="en-US"/>
-              </w:rPr>
-              <w:t>80.00%</w:t>
-            </w:r>
-          </w:p>
-        </w:tc>
-        <w:tc>
-          <w:tcPr>
-            <w:tcW w:w="1333" w:type="pct"/>
-            <w:hideMark/>
-          </w:tcPr>
-          <w:p>
-            <w:pPr>
-              <w:jc w:val="center"/>
-              <w:cnfStyle w:val="000000100000" w:firstRow="0" w:lastRow="0" w:firstColumn="0" w:lastColumn="0" w:oddVBand="0" w:evenVBand="0" w:oddHBand="1" w:evenHBand="0" w:firstRowFirstColumn="0" w:firstRowLastColumn="0" w:lastRowFirstColumn="0" w:lastRowLastColumn="0"/>
-              <w:rPr>
-                <w:rFonts w:ascii="Dax-Regular" w:eastAsia="Times New Roman" w:hAnsi="Dax-Regular" w:cs="Calibri"/>
-                <w:color w:val="000000"/>
-                <w:lang w:eastAsia="en-US"/>
-              </w:rPr>
-            </w:pPr>
-          </w:p>
-        </w:tc>
-        <w:tc>
-          <w:tcPr>
-            <w:tcW w:w="1333" w:type="pct"/>
-            <w:hideMark/>
-          </w:tcPr>
-          <w:p>
-            <w:pPr>
-              <w:jc w:val="center"/>
-              <w:cnfStyle w:val="000000100000" w:firstRow="0" w:lastRow="0" w:firstColumn="0" w:lastColumn="0" w:oddVBand="0" w:evenVBand="0" w:oddHBand="1" w:evenHBand="0" w:firstRowFirstColumn="0" w:firstRowLastColumn="0" w:lastRowFirstColumn="0" w:lastRowLastColumn="0"/>
-              <w:rPr>
-                <w:rFonts w:ascii="Times New Roman" w:eastAsia="Times New Roman" w:hAnsi="Times New Roman" w:cs="Times New Roman"/>
-                <w:sz w:val="20"/>
-                <w:szCs w:val="20"/>
-                <w:lang w:eastAsia="en-US"/>
-              </w:rPr>
-            </w:pPr>
-          </w:p>
-        </w:tc>
-        <w:tc>
-          <w:tcPr>
-            <w:tcW w:w="1333" w:type="pct"/>
-            <w:hideMark/>
-          </w:tcPr>
-          <w:p>
-            <w:pPr>
-              <w:jc w:val="center"/>
-              <w:cnfStyle w:val="000000100000" w:firstRow="0" w:lastRow="0" w:firstColumn="0" w:lastColumn="0" w:oddVBand="0" w:evenVBand="0" w:oddHBand="1" w:evenHBand="0" w:firstRowFirstColumn="0" w:firstRowLastColumn="0" w:lastRowFirstColumn="0" w:lastRowLastColumn="0"/>
-              <w:rPr>
-                <w:rFonts w:ascii="Times New Roman" w:eastAsia="Times New Roman" w:hAnsi="Times New Roman" w:cs="Times New Roman"/>
-                <w:sz w:val="20"/>
-                <w:szCs w:val="20"/>
-                <w:lang w:eastAsia="en-US"/>
-              </w:rPr>
-            </w:pPr>
-          </w:p>
-        </w:tc>
-      </w:tr>
-      <w:tr>
-        <w:trPr>
-          <w:trHeight w:val="285"/>
-        </w:trPr>
-        <w:tc>
-          <w:tcPr>
-            <w:cnfStyle w:val="001000000000" w:firstRow="0" w:lastRow="0" w:firstColumn="1" w:lastColumn="0" w:oddVBand="0" w:evenVBand="0" w:oddHBand="0" w:evenHBand="0" w:firstRowFirstColumn="0" w:firstRowLastColumn="0" w:lastRowFirstColumn="0" w:lastRowLastColumn="0"/>
-            <w:tcW w:w="1001" w:type="pct"/>
-            <w:hideMark/>
-          </w:tcPr>
-          <w:p>
-            <w:pPr>
-              <w:jc w:val="center"/>
-              <w:rPr>
-                <w:rFonts w:ascii="Dax-Regular" w:eastAsia="Times New Roman" w:hAnsi="Dax-Regular" w:cs="Calibri"/>
-                <w:color w:val="000000"/>
-                <w:lang w:eastAsia="en-US"/>
-              </w:rPr>
-            </w:pPr>
-            <w:r>
-              <w:rPr>
-                <w:rFonts w:ascii="Dax-Regular" w:eastAsia="Times New Roman" w:hAnsi="Dax-Regular" w:cs="Calibri"/>
-                <w:color w:val="000000"/>
-                <w:lang w:eastAsia="en-US"/>
-              </w:rPr>
-              <w:lastRenderedPageBreak/>
-              <w:t>100.00%</w:t>
-            </w:r>
-          </w:p>
-        </w:tc>
-        <w:tc>
-          <w:tcPr>
-            <w:tcW w:w="1333" w:type="pct"/>
-            <w:hideMark/>
-          </w:tcPr>
-          <w:p>
-            <w:pPr>
-              <w:jc w:val="center"/>
-              <w:cnfStyle w:val="000000000000" w:firstRow="0" w:lastRow="0" w:firstColumn="0" w:lastColumn="0" w:oddVBand="0" w:evenVBand="0" w:oddHBand="0" w:evenHBand="0" w:firstRowFirstColumn="0" w:firstRowLastColumn="0" w:lastRowFirstColumn="0" w:lastRowLastColumn="0"/>
-              <w:rPr>
-                <w:rFonts w:ascii="Dax-Regular" w:eastAsia="Times New Roman" w:hAnsi="Dax-Regular" w:cs="Calibri"/>
-                <w:color w:val="000000"/>
-                <w:lang w:eastAsia="en-US"/>
-              </w:rPr>
-            </w:pPr>
-          </w:p>
-        </w:tc>
-        <w:tc>
-          <w:tcPr>
-            <w:tcW w:w="1333" w:type="pct"/>
-            <w:hideMark/>
-          </w:tcPr>
-          <w:p>
-            <w:pPr>
-              <w:jc w:val="center"/>
-              <w:cnfStyle w:val="000000000000" w:firstRow="0" w:lastRow="0" w:firstColumn="0" w:lastColumn="0" w:oddVBand="0" w:evenVBand="0" w:oddHBand="0" w:evenHBand="0" w:firstRowFirstColumn="0" w:firstRowLastColumn="0" w:lastRowFirstColumn="0" w:lastRowLastColumn="0"/>
-              <w:rPr>
-                <w:rFonts w:ascii="Times New Roman" w:eastAsia="Times New Roman" w:hAnsi="Times New Roman" w:cs="Times New Roman"/>
-                <w:sz w:val="20"/>
-                <w:szCs w:val="20"/>
-                <w:lang w:eastAsia="en-US"/>
-              </w:rPr>
-            </w:pPr>
-          </w:p>
-        </w:tc>
-        <w:tc>
-          <w:tcPr>
-            <w:tcW w:w="1333" w:type="pct"/>
-            <w:hideMark/>
-          </w:tcPr>
-          <w:p>
-            <w:pPr>
-              <w:jc w:val="center"/>
-              <w:cnfStyle w:val="000000000000" w:firstRow="0" w:lastRow="0" w:firstColumn="0" w:lastColumn="0" w:oddVBand="0" w:evenVBand="0" w:oddHBand="0" w:evenHBand="0" w:firstRowFirstColumn="0" w:firstRowLastColumn="0" w:lastRowFirstColumn="0" w:lastRowLastColumn="0"/>
-              <w:rPr>
-                <w:rFonts w:ascii="Times New Roman" w:eastAsia="Times New Roman" w:hAnsi="Times New Roman" w:cs="Times New Roman"/>
-                <w:sz w:val="20"/>
-                <w:szCs w:val="20"/>
-                <w:lang w:eastAsia="en-US"/>
-              </w:rPr>
-            </w:pPr>
-          </w:p>
-        </w:tc>
-      </w:tr>
-    </w:tbl>
-    <w:p>
-      <w:pPr>
-        <w:rPr>
-          <w:lang w:val="es-419"/>
-        </w:rPr>
-      </w:pPr>
-    </w:p>
-    <w:p>
-      <w:pPr>
-        <w:pStyle w:val="Ttulo2"/>
-        <w:rPr>
-          <w:b/>
-          <w:bCs/>
-          <w:lang w:val="es-419"/>
-        </w:rPr>
-      </w:pPr>
-      <w:r>
-        <w:rPr>
-          <w:b/>
-          <w:bCs/>
-          <w:lang w:val="es-419"/>
-        </w:rPr>
-        <w:t>Resultados</w:t>
-      </w:r>
-      <w:r>
-        <w:rPr>
-          <w:b/>
-          <w:bCs/>
-          <w:lang w:val="es-419"/>
-        </w:rPr>
-        <w:t xml:space="preserve"> para Stack con </w:t>
-      </w:r>
-      <w:proofErr w:type="spellStart"/>
-      <w:r>
-        <w:rPr>
-          <w:b/>
-          <w:bCs/>
-          <w:lang w:val="es-419"/>
-        </w:rPr>
-        <w:t>Linked</w:t>
-      </w:r>
-      <w:proofErr w:type="spellEnd"/>
-      <w:r>
-        <w:rPr>
-          <w:b/>
-          <w:bCs/>
-          <w:lang w:val="es-419"/>
-        </w:rPr>
-        <w:t xml:space="preserve"> List</w:t>
-      </w:r>
-    </w:p>
-    <w:p>
-      <w:pPr>
-        <w:rPr>
-          <w:lang w:val="es-419"/>
-        </w:rPr>
-      </w:pPr>
-    </w:p>
-    <w:tbl>
-      <w:tblPr>
-        <w:tblStyle w:val="Tabladecuadrcula2"/>
-        <w:tblW w:w="4543" w:type="pct"/>
-        <w:tblLook w:val="04A0" w:firstRow="1" w:lastRow="0" w:firstColumn="1" w:lastColumn="0" w:noHBand="0" w:noVBand="1"/>
-      </w:tblPr>
-      <w:tblGrid>
-        <w:gridCol w:w="1703"/>
-        <w:gridCol w:w="2267"/>
-        <w:gridCol w:w="2267"/>
-        <w:gridCol w:w="2267"/>
-      </w:tblGrid>
-      <w:tr>
-        <w:trPr>
-          <w:cnfStyle w:val="100000000000" w:firstRow="1" w:lastRow="0" w:firstColumn="0" w:lastColumn="0" w:oddVBand="0" w:evenVBand="0" w:oddHBand="0" w:evenHBand="0" w:firstRowFirstColumn="0" w:firstRowLastColumn="0" w:lastRowFirstColumn="0" w:lastRowLastColumn="0"/>
-          <w:trHeight w:val="555"/>
-        </w:trPr>
-        <w:tc>
-          <w:tcPr>
-            <w:cnfStyle w:val="001000000000" w:firstRow="0" w:lastRow="0" w:firstColumn="1" w:lastColumn="0" w:oddVBand="0" w:evenVBand="0" w:oddHBand="0" w:evenHBand="0" w:firstRowFirstColumn="0" w:firstRowLastColumn="0" w:lastRowFirstColumn="0" w:lastRowLastColumn="0"/>
-            <w:tcW w:w="1001" w:type="pct"/>
-            <w:hideMark/>
-          </w:tcPr>
-          <w:p>
-            <w:pPr>
-              <w:jc w:val="center"/>
-              <w:rPr>
-                <w:rFonts w:ascii="Dax-Regular" w:eastAsia="Times New Roman" w:hAnsi="Dax-Regular" w:cs="Calibri"/>
-                <w:color w:val="000000"/>
-                <w:lang w:val="es-CO" w:eastAsia="en-US"/>
-              </w:rPr>
-            </w:pPr>
-            <w:r>
-              <w:rPr>
-                <w:rFonts w:ascii="Dax-Regular" w:eastAsia="Times New Roman" w:hAnsi="Dax-Regular" w:cs="Calibri"/>
-                <w:color w:val="000000"/>
-                <w:lang w:val="es-CO" w:eastAsia="en-US"/>
-              </w:rPr>
-              <w:t>Porcentaje de la muestra</w:t>
-            </w:r>
-          </w:p>
-        </w:tc>
-        <w:tc>
-          <w:tcPr>
-            <w:tcW w:w="1333" w:type="pct"/>
-            <w:hideMark/>
-          </w:tcPr>
-          <w:p>
-            <w:pPr>
-              <w:jc w:val="center"/>
-              <w:cnfStyle w:val="100000000000" w:firstRow="1" w:lastRow="0" w:firstColumn="0" w:lastColumn="0" w:oddVBand="0" w:evenVBand="0" w:oddHBand="0" w:evenHBand="0" w:firstRowFirstColumn="0" w:firstRowLastColumn="0" w:lastRowFirstColumn="0" w:lastRowLastColumn="0"/>
-              <w:rPr>
-                <w:rFonts w:ascii="Dax-Regular" w:eastAsia="Times New Roman" w:hAnsi="Dax-Regular" w:cs="Calibri"/>
-                <w:color w:val="000000"/>
-                <w:lang w:eastAsia="en-US"/>
-              </w:rPr>
-            </w:pPr>
-            <w:r>
-              <w:rPr>
-                <w:rFonts w:ascii="Dax-Regular" w:eastAsia="Times New Roman" w:hAnsi="Dax-Regular" w:cs="Calibri"/>
-                <w:color w:val="000000"/>
-                <w:lang w:eastAsia="en-US"/>
-              </w:rPr>
-              <w:t>push (</w:t>
-            </w:r>
-            <w:r>
-              <w:rPr>
-                <w:rFonts w:ascii="Dax-Regular" w:eastAsia="Times New Roman" w:hAnsi="Dax-Regular" w:cs="Calibri"/>
-                <w:color w:val="000000"/>
-                <w:lang w:eastAsia="en-US"/>
-              </w:rPr>
-              <w:t>Linked List</w:t>
-            </w:r>
-            <w:r>
-              <w:rPr>
-                <w:rFonts w:ascii="Dax-Regular" w:eastAsia="Times New Roman" w:hAnsi="Dax-Regular" w:cs="Calibri"/>
-                <w:color w:val="000000"/>
-                <w:lang w:eastAsia="en-US"/>
-              </w:rPr>
-              <w:t>)</w:t>
-            </w:r>
-          </w:p>
-        </w:tc>
-        <w:tc>
-          <w:tcPr>
-            <w:tcW w:w="1333" w:type="pct"/>
-            <w:hideMark/>
-          </w:tcPr>
-          <w:p>
-            <w:pPr>
-              <w:jc w:val="center"/>
-              <w:cnfStyle w:val="100000000000" w:firstRow="1" w:lastRow="0" w:firstColumn="0" w:lastColumn="0" w:oddVBand="0" w:evenVBand="0" w:oddHBand="0" w:evenHBand="0" w:firstRowFirstColumn="0" w:firstRowLastColumn="0" w:lastRowFirstColumn="0" w:lastRowLastColumn="0"/>
-              <w:rPr>
-                <w:rFonts w:ascii="Dax-Regular" w:eastAsia="Times New Roman" w:hAnsi="Dax-Regular" w:cs="Calibri"/>
-                <w:color w:val="000000"/>
-                <w:lang w:eastAsia="en-US"/>
-              </w:rPr>
-            </w:pPr>
-            <w:r>
-              <w:rPr>
-                <w:rFonts w:ascii="Dax-Regular" w:eastAsia="Times New Roman" w:hAnsi="Dax-Regular" w:cs="Calibri"/>
-                <w:color w:val="000000"/>
-                <w:lang w:eastAsia="en-US"/>
-              </w:rPr>
-              <w:t>pop (</w:t>
-            </w:r>
-            <w:r>
-              <w:rPr>
-                <w:rFonts w:ascii="Dax-Regular" w:eastAsia="Times New Roman" w:hAnsi="Dax-Regular" w:cs="Calibri"/>
-                <w:color w:val="000000"/>
-                <w:lang w:eastAsia="en-US"/>
-              </w:rPr>
-              <w:t>Linked List</w:t>
-            </w:r>
-            <w:r>
-              <w:rPr>
-                <w:rFonts w:ascii="Dax-Regular" w:eastAsia="Times New Roman" w:hAnsi="Dax-Regular" w:cs="Calibri"/>
-                <w:color w:val="000000"/>
-                <w:lang w:eastAsia="en-US"/>
-              </w:rPr>
-              <w:t>)</w:t>
-            </w:r>
-          </w:p>
-        </w:tc>
-        <w:tc>
-          <w:tcPr>
-            <w:tcW w:w="1333" w:type="pct"/>
-            <w:hideMark/>
-          </w:tcPr>
-          <w:p>
-            <w:pPr>
-              <w:jc w:val="center"/>
-              <w:cnfStyle w:val="100000000000" w:firstRow="1" w:lastRow="0" w:firstColumn="0" w:lastColumn="0" w:oddVBand="0" w:evenVBand="0" w:oddHBand="0" w:evenHBand="0" w:firstRowFirstColumn="0" w:firstRowLastColumn="0" w:lastRowFirstColumn="0" w:lastRowLastColumn="0"/>
-              <w:rPr>
-                <w:rFonts w:ascii="Dax-Regular" w:eastAsia="Times New Roman" w:hAnsi="Dax-Regular" w:cs="Calibri"/>
-                <w:color w:val="000000"/>
-                <w:lang w:eastAsia="en-US"/>
-              </w:rPr>
-            </w:pPr>
-            <w:proofErr w:type="gramStart"/>
-            <w:r>
-              <w:rPr>
-                <w:rFonts w:ascii="Dax-Regular" w:eastAsia="Times New Roman" w:hAnsi="Dax-Regular" w:cs="Calibri"/>
-                <w:color w:val="000000"/>
-                <w:lang w:eastAsia="en-US"/>
-              </w:rPr>
-              <w:t>top(</w:t>
-            </w:r>
-            <w:proofErr w:type="gramEnd"/>
-            <w:r>
-              <w:rPr>
-                <w:rFonts w:ascii="Dax-Regular" w:eastAsia="Times New Roman" w:hAnsi="Dax-Regular" w:cs="Calibri"/>
-                <w:color w:val="000000"/>
-                <w:lang w:eastAsia="en-US"/>
-              </w:rPr>
-              <w:t>Linked List</w:t>
-            </w:r>
-            <w:r>
-              <w:rPr>
-                <w:rFonts w:ascii="Dax-Regular" w:eastAsia="Times New Roman" w:hAnsi="Dax-Regular" w:cs="Calibri"/>
-                <w:color w:val="000000"/>
-                <w:lang w:eastAsia="en-US"/>
-              </w:rPr>
-              <w:t>)</w:t>
-            </w:r>
-          </w:p>
-        </w:tc>
-      </w:tr>
-      <w:tr>
-        <w:trPr>
-          <w:cnfStyle w:val="000000100000" w:firstRow="0" w:lastRow="0" w:firstColumn="0" w:lastColumn="0" w:oddVBand="0" w:evenVBand="0" w:oddHBand="1" w:evenHBand="0" w:firstRowFirstColumn="0" w:firstRowLastColumn="0" w:lastRowFirstColumn="0" w:lastRowLastColumn="0"/>
-          <w:trHeight w:val="278"/>
-        </w:trPr>
-        <w:tc>
-          <w:tcPr>
-            <w:cnfStyle w:val="001000000000" w:firstRow="0" w:lastRow="0" w:firstColumn="1" w:lastColumn="0" w:oddVBand="0" w:evenVBand="0" w:oddHBand="0" w:evenHBand="0" w:firstRowFirstColumn="0" w:firstRowLastColumn="0" w:lastRowFirstColumn="0" w:lastRowLastColumn="0"/>
-            <w:tcW w:w="1001" w:type="pct"/>
-            <w:hideMark/>
-          </w:tcPr>
-          <w:p>
-            <w:pPr>
-              <w:jc w:val="center"/>
-              <w:rPr>
-                <w:rFonts w:ascii="Dax-Regular" w:eastAsia="Times New Roman" w:hAnsi="Dax-Regular" w:cs="Calibri"/>
-                <w:color w:val="000000"/>
-                <w:lang w:eastAsia="en-US"/>
-              </w:rPr>
-            </w:pPr>
-            <w:r>
-              <w:rPr>
-                <w:rFonts w:ascii="Dax-Regular" w:eastAsia="Times New Roman" w:hAnsi="Dax-Regular" w:cs="Calibri"/>
-                <w:color w:val="000000"/>
-                <w:lang w:eastAsia="en-US"/>
-              </w:rPr>
-              <w:t>0.50%</w:t>
-            </w:r>
-          </w:p>
-        </w:tc>
-        <w:tc>
-          <w:tcPr>
-            <w:tcW w:w="1333" w:type="pct"/>
-            <w:hideMark/>
-          </w:tcPr>
-          <w:p>
-            <w:pPr>
-              <w:jc w:val="center"/>
-              <w:cnfStyle w:val="000000100000" w:firstRow="0" w:lastRow="0" w:firstColumn="0" w:lastColumn="0" w:oddVBand="0" w:evenVBand="0" w:oddHBand="1" w:evenHBand="0" w:firstRowFirstColumn="0" w:firstRowLastColumn="0" w:lastRowFirstColumn="0" w:lastRowLastColumn="0"/>
-              <w:rPr>
-                <w:rFonts w:ascii="Dax-Regular" w:eastAsia="Times New Roman" w:hAnsi="Dax-Regular" w:cs="Calibri"/>
-                <w:color w:val="000000"/>
-                <w:lang w:eastAsia="en-US"/>
-              </w:rPr>
-            </w:pPr>
-          </w:p>
-        </w:tc>
-        <w:tc>
-          <w:tcPr>
-            <w:tcW w:w="1333" w:type="pct"/>
-            <w:hideMark/>
-          </w:tcPr>
-          <w:p>
-            <w:pPr>
-              <w:jc w:val="center"/>
-              <w:cnfStyle w:val="000000100000" w:firstRow="0" w:lastRow="0" w:firstColumn="0" w:lastColumn="0" w:oddVBand="0" w:evenVBand="0" w:oddHBand="1" w:evenHBand="0" w:firstRowFirstColumn="0" w:firstRowLastColumn="0" w:lastRowFirstColumn="0" w:lastRowLastColumn="0"/>
-              <w:rPr>
-                <w:rFonts w:ascii="Times New Roman" w:eastAsia="Times New Roman" w:hAnsi="Times New Roman" w:cs="Times New Roman"/>
-                <w:sz w:val="20"/>
-                <w:szCs w:val="20"/>
-                <w:lang w:eastAsia="en-US"/>
-              </w:rPr>
-            </w:pPr>
-          </w:p>
-        </w:tc>
-        <w:tc>
-          <w:tcPr>
-            <w:tcW w:w="1333" w:type="pct"/>
-            <w:hideMark/>
-          </w:tcPr>
-          <w:p>
-            <w:pPr>
-              <w:jc w:val="center"/>
-              <w:cnfStyle w:val="000000100000" w:firstRow="0" w:lastRow="0" w:firstColumn="0" w:lastColumn="0" w:oddVBand="0" w:evenVBand="0" w:oddHBand="1" w:evenHBand="0" w:firstRowFirstColumn="0" w:firstRowLastColumn="0" w:lastRowFirstColumn="0" w:lastRowLastColumn="0"/>
-              <w:rPr>
-                <w:rFonts w:ascii="Times New Roman" w:eastAsia="Times New Roman" w:hAnsi="Times New Roman" w:cs="Times New Roman"/>
-                <w:sz w:val="20"/>
-                <w:szCs w:val="20"/>
-                <w:lang w:eastAsia="en-US"/>
-              </w:rPr>
-            </w:pPr>
-          </w:p>
-        </w:tc>
-      </w:tr>
-      <w:tr>
-        <w:trPr>
-          <w:trHeight w:val="278"/>
-        </w:trPr>
-        <w:tc>
-          <w:tcPr>
-            <w:cnfStyle w:val="001000000000" w:firstRow="0" w:lastRow="0" w:firstColumn="1" w:lastColumn="0" w:oddVBand="0" w:evenVBand="0" w:oddHBand="0" w:evenHBand="0" w:firstRowFirstColumn="0" w:firstRowLastColumn="0" w:lastRowFirstColumn="0" w:lastRowLastColumn="0"/>
-            <w:tcW w:w="1001" w:type="pct"/>
-            <w:hideMark/>
-          </w:tcPr>
-          <w:p>
-            <w:pPr>
-              <w:jc w:val="center"/>
-              <w:rPr>
-                <w:rFonts w:ascii="Dax-Regular" w:eastAsia="Times New Roman" w:hAnsi="Dax-Regular" w:cs="Calibri"/>
-                <w:color w:val="000000"/>
-                <w:lang w:eastAsia="en-US"/>
-              </w:rPr>
-            </w:pPr>
-            <w:r>
-              <w:rPr>
-                <w:rFonts w:ascii="Dax-Regular" w:eastAsia="Times New Roman" w:hAnsi="Dax-Regular" w:cs="Calibri"/>
-                <w:color w:val="000000"/>
-                <w:lang w:eastAsia="en-US"/>
-              </w:rPr>
-              <w:t>5.00%</w:t>
-            </w:r>
-          </w:p>
-        </w:tc>
-        <w:tc>
-          <w:tcPr>
-            <w:tcW w:w="1333" w:type="pct"/>
-            <w:hideMark/>
-          </w:tcPr>
-          <w:p>
-            <w:pPr>
-              <w:jc w:val="center"/>
-              <w:cnfStyle w:val="000000000000" w:firstRow="0" w:lastRow="0" w:firstColumn="0" w:lastColumn="0" w:oddVBand="0" w:evenVBand="0" w:oddHBand="0" w:evenHBand="0" w:firstRowFirstColumn="0" w:firstRowLastColumn="0" w:lastRowFirstColumn="0" w:lastRowLastColumn="0"/>
-              <w:rPr>
-                <w:rFonts w:ascii="Dax-Regular" w:eastAsia="Times New Roman" w:hAnsi="Dax-Regular" w:cs="Calibri"/>
-                <w:color w:val="000000"/>
-                <w:lang w:eastAsia="en-US"/>
-              </w:rPr>
-            </w:pPr>
-          </w:p>
-        </w:tc>
-        <w:tc>
-          <w:tcPr>
-            <w:tcW w:w="1333" w:type="pct"/>
-            <w:hideMark/>
-          </w:tcPr>
-          <w:p>
-            <w:pPr>
-              <w:jc w:val="center"/>
-              <w:cnfStyle w:val="000000000000" w:firstRow="0" w:lastRow="0" w:firstColumn="0" w:lastColumn="0" w:oddVBand="0" w:evenVBand="0" w:oddHBand="0" w:evenHBand="0" w:firstRowFirstColumn="0" w:firstRowLastColumn="0" w:lastRowFirstColumn="0" w:lastRowLastColumn="0"/>
-              <w:rPr>
-                <w:rFonts w:ascii="Times New Roman" w:eastAsia="Times New Roman" w:hAnsi="Times New Roman" w:cs="Times New Roman"/>
-                <w:sz w:val="20"/>
-                <w:szCs w:val="20"/>
-                <w:lang w:eastAsia="en-US"/>
-              </w:rPr>
-            </w:pPr>
-          </w:p>
-        </w:tc>
-        <w:tc>
-          <w:tcPr>
-            <w:tcW w:w="1333" w:type="pct"/>
-            <w:hideMark/>
-          </w:tcPr>
-          <w:p>
-            <w:pPr>
-              <w:jc w:val="center"/>
-              <w:cnfStyle w:val="000000000000" w:firstRow="0" w:lastRow="0" w:firstColumn="0" w:lastColumn="0" w:oddVBand="0" w:evenVBand="0" w:oddHBand="0" w:evenHBand="0" w:firstRowFirstColumn="0" w:firstRowLastColumn="0" w:lastRowFirstColumn="0" w:lastRowLastColumn="0"/>
-              <w:rPr>
-                <w:rFonts w:ascii="Times New Roman" w:eastAsia="Times New Roman" w:hAnsi="Times New Roman" w:cs="Times New Roman"/>
-                <w:sz w:val="20"/>
-                <w:szCs w:val="20"/>
-                <w:lang w:eastAsia="en-US"/>
-              </w:rPr>
-            </w:pPr>
-          </w:p>
-        </w:tc>
-      </w:tr>
-      <w:tr>
-        <w:trPr>
-          <w:cnfStyle w:val="000000100000" w:firstRow="0" w:lastRow="0" w:firstColumn="0" w:lastColumn="0" w:oddVBand="0" w:evenVBand="0" w:oddHBand="1" w:evenHBand="0" w:firstRowFirstColumn="0" w:firstRowLastColumn="0" w:lastRowFirstColumn="0" w:lastRowLastColumn="0"/>
-          <w:trHeight w:val="285"/>
-        </w:trPr>
-        <w:tc>
-          <w:tcPr>
-            <w:cnfStyle w:val="001000000000" w:firstRow="0" w:lastRow="0" w:firstColumn="1" w:lastColumn="0" w:oddVBand="0" w:evenVBand="0" w:oddHBand="0" w:evenHBand="0" w:firstRowFirstColumn="0" w:firstRowLastColumn="0" w:lastRowFirstColumn="0" w:lastRowLastColumn="0"/>
-            <w:tcW w:w="1001" w:type="pct"/>
-            <w:hideMark/>
-          </w:tcPr>
-          <w:p>
-            <w:pPr>
-              <w:jc w:val="center"/>
-              <w:rPr>
-                <w:rFonts w:ascii="Dax-Regular" w:eastAsia="Times New Roman" w:hAnsi="Dax-Regular" w:cs="Calibri"/>
-                <w:color w:val="000000"/>
-                <w:lang w:eastAsia="en-US"/>
-              </w:rPr>
-            </w:pPr>
-            <w:r>
-              <w:rPr>
-                <w:rFonts w:ascii="Dax-Regular" w:eastAsia="Times New Roman" w:hAnsi="Dax-Regular" w:cs="Calibri"/>
-                <w:color w:val="000000"/>
-                <w:lang w:eastAsia="en-US"/>
-              </w:rPr>
-              <w:t>10.00%</w:t>
-            </w:r>
-          </w:p>
-        </w:tc>
-        <w:tc>
-          <w:tcPr>
-            <w:tcW w:w="1333" w:type="pct"/>
-            <w:hideMark/>
-          </w:tcPr>
-          <w:p>
-            <w:pPr>
-              <w:jc w:val="center"/>
-              <w:cnfStyle w:val="000000100000" w:firstRow="0" w:lastRow="0" w:firstColumn="0" w:lastColumn="0" w:oddVBand="0" w:evenVBand="0" w:oddHBand="1" w:evenHBand="0" w:firstRowFirstColumn="0" w:firstRowLastColumn="0" w:lastRowFirstColumn="0" w:lastRowLastColumn="0"/>
-              <w:rPr>
-                <w:rFonts w:ascii="Dax-Regular" w:eastAsia="Times New Roman" w:hAnsi="Dax-Regular" w:cs="Calibri"/>
-                <w:color w:val="000000"/>
-                <w:lang w:eastAsia="en-US"/>
-              </w:rPr>
-            </w:pPr>
-          </w:p>
-        </w:tc>
-        <w:tc>
-          <w:tcPr>
-            <w:tcW w:w="1333" w:type="pct"/>
-            <w:hideMark/>
-          </w:tcPr>
-          <w:p>
-            <w:pPr>
-              <w:jc w:val="center"/>
-              <w:cnfStyle w:val="000000100000" w:firstRow="0" w:lastRow="0" w:firstColumn="0" w:lastColumn="0" w:oddVBand="0" w:evenVBand="0" w:oddHBand="1" w:evenHBand="0" w:firstRowFirstColumn="0" w:firstRowLastColumn="0" w:lastRowFirstColumn="0" w:lastRowLastColumn="0"/>
-              <w:rPr>
-                <w:rFonts w:ascii="Times New Roman" w:eastAsia="Times New Roman" w:hAnsi="Times New Roman" w:cs="Times New Roman"/>
-                <w:sz w:val="20"/>
-                <w:szCs w:val="20"/>
-                <w:lang w:eastAsia="en-US"/>
-              </w:rPr>
-            </w:pPr>
-          </w:p>
-        </w:tc>
-        <w:tc>
-          <w:tcPr>
-            <w:tcW w:w="1333" w:type="pct"/>
-            <w:hideMark/>
-          </w:tcPr>
-          <w:p>
-            <w:pPr>
-              <w:jc w:val="center"/>
-              <w:cnfStyle w:val="000000100000" w:firstRow="0" w:lastRow="0" w:firstColumn="0" w:lastColumn="0" w:oddVBand="0" w:evenVBand="0" w:oddHBand="1" w:evenHBand="0" w:firstRowFirstColumn="0" w:firstRowLastColumn="0" w:lastRowFirstColumn="0" w:lastRowLastColumn="0"/>
-              <w:rPr>
-                <w:rFonts w:ascii="Times New Roman" w:eastAsia="Times New Roman" w:hAnsi="Times New Roman" w:cs="Times New Roman"/>
-                <w:sz w:val="20"/>
-                <w:szCs w:val="20"/>
-                <w:lang w:eastAsia="en-US"/>
-              </w:rPr>
-            </w:pPr>
-          </w:p>
-        </w:tc>
-      </w:tr>
-      <w:tr>
-        <w:trPr>
-          <w:trHeight w:val="285"/>
-        </w:trPr>
-        <w:tc>
-          <w:tcPr>
-            <w:cnfStyle w:val="001000000000" w:firstRow="0" w:lastRow="0" w:firstColumn="1" w:lastColumn="0" w:oddVBand="0" w:evenVBand="0" w:oddHBand="0" w:evenHBand="0" w:firstRowFirstColumn="0" w:firstRowLastColumn="0" w:lastRowFirstColumn="0" w:lastRowLastColumn="0"/>
-            <w:tcW w:w="1001" w:type="pct"/>
-            <w:hideMark/>
-          </w:tcPr>
-          <w:p>
-            <w:pPr>
-              <w:jc w:val="center"/>
-              <w:rPr>
-                <w:rFonts w:ascii="Dax-Regular" w:eastAsia="Times New Roman" w:hAnsi="Dax-Regular" w:cs="Calibri"/>
-                <w:color w:val="000000"/>
-                <w:lang w:eastAsia="en-US"/>
-              </w:rPr>
-            </w:pPr>
-            <w:r>
-              <w:rPr>
-                <w:rFonts w:ascii="Dax-Regular" w:eastAsia="Times New Roman" w:hAnsi="Dax-Regular" w:cs="Calibri"/>
-                <w:color w:val="000000"/>
-                <w:lang w:eastAsia="en-US"/>
-              </w:rPr>
-              <w:t>20.00%</w:t>
-            </w:r>
-          </w:p>
-        </w:tc>
-        <w:tc>
-          <w:tcPr>
-            <w:tcW w:w="1333" w:type="pct"/>
-            <w:hideMark/>
-          </w:tcPr>
-          <w:p>
-            <w:pPr>
-              <w:jc w:val="center"/>
-              <w:cnfStyle w:val="000000000000" w:firstRow="0" w:lastRow="0" w:firstColumn="0" w:lastColumn="0" w:oddVBand="0" w:evenVBand="0" w:oddHBand="0" w:evenHBand="0" w:firstRowFirstColumn="0" w:firstRowLastColumn="0" w:lastRowFirstColumn="0" w:lastRowLastColumn="0"/>
-              <w:rPr>
-                <w:rFonts w:ascii="Dax-Regular" w:eastAsia="Times New Roman" w:hAnsi="Dax-Regular" w:cs="Calibri"/>
-                <w:color w:val="000000"/>
-                <w:lang w:eastAsia="en-US"/>
-              </w:rPr>
-            </w:pPr>
-          </w:p>
-        </w:tc>
-        <w:tc>
-          <w:tcPr>
-            <w:tcW w:w="1333" w:type="pct"/>
-            <w:hideMark/>
-          </w:tcPr>
-          <w:p>
-            <w:pPr>
-              <w:jc w:val="center"/>
-              <w:cnfStyle w:val="000000000000" w:firstRow="0" w:lastRow="0" w:firstColumn="0" w:lastColumn="0" w:oddVBand="0" w:evenVBand="0" w:oddHBand="0" w:evenHBand="0" w:firstRowFirstColumn="0" w:firstRowLastColumn="0" w:lastRowFirstColumn="0" w:lastRowLastColumn="0"/>
-              <w:rPr>
-                <w:rFonts w:ascii="Times New Roman" w:eastAsia="Times New Roman" w:hAnsi="Times New Roman" w:cs="Times New Roman"/>
-                <w:sz w:val="20"/>
-                <w:szCs w:val="20"/>
-                <w:lang w:eastAsia="en-US"/>
-              </w:rPr>
-            </w:pPr>
-          </w:p>
-        </w:tc>
-        <w:tc>
-          <w:tcPr>
-            <w:tcW w:w="1333" w:type="pct"/>
-            <w:hideMark/>
-          </w:tcPr>
-          <w:p>
-            <w:pPr>
-              <w:jc w:val="center"/>
-              <w:cnfStyle w:val="000000000000" w:firstRow="0" w:lastRow="0" w:firstColumn="0" w:lastColumn="0" w:oddVBand="0" w:evenVBand="0" w:oddHBand="0" w:evenHBand="0" w:firstRowFirstColumn="0" w:firstRowLastColumn="0" w:lastRowFirstColumn="0" w:lastRowLastColumn="0"/>
-              <w:rPr>
-                <w:rFonts w:ascii="Times New Roman" w:eastAsia="Times New Roman" w:hAnsi="Times New Roman" w:cs="Times New Roman"/>
-                <w:sz w:val="20"/>
-                <w:szCs w:val="20"/>
-                <w:lang w:eastAsia="en-US"/>
-              </w:rPr>
-            </w:pPr>
-          </w:p>
-        </w:tc>
-      </w:tr>
-      <w:tr>
-        <w:trPr>
-          <w:cnfStyle w:val="000000100000" w:firstRow="0" w:lastRow="0" w:firstColumn="0" w:lastColumn="0" w:oddVBand="0" w:evenVBand="0" w:oddHBand="1" w:evenHBand="0" w:firstRowFirstColumn="0" w:firstRowLastColumn="0" w:lastRowFirstColumn="0" w:lastRowLastColumn="0"/>
-          <w:trHeight w:val="285"/>
-        </w:trPr>
-        <w:tc>
-          <w:tcPr>
-            <w:cnfStyle w:val="001000000000" w:firstRow="0" w:lastRow="0" w:firstColumn="1" w:lastColumn="0" w:oddVBand="0" w:evenVBand="0" w:oddHBand="0" w:evenHBand="0" w:firstRowFirstColumn="0" w:firstRowLastColumn="0" w:lastRowFirstColumn="0" w:lastRowLastColumn="0"/>
-            <w:tcW w:w="1001" w:type="pct"/>
-            <w:hideMark/>
-          </w:tcPr>
-          <w:p>
-            <w:pPr>
-              <w:jc w:val="center"/>
-              <w:rPr>
-                <w:rFonts w:ascii="Dax-Regular" w:eastAsia="Times New Roman" w:hAnsi="Dax-Regular" w:cs="Calibri"/>
-                <w:color w:val="000000"/>
-                <w:lang w:eastAsia="en-US"/>
-              </w:rPr>
-            </w:pPr>
-            <w:r>
-              <w:rPr>
-                <w:rFonts w:ascii="Dax-Regular" w:eastAsia="Times New Roman" w:hAnsi="Dax-Regular" w:cs="Calibri"/>
-                <w:color w:val="000000"/>
-                <w:lang w:eastAsia="en-US"/>
-              </w:rPr>
-              <w:t>30.00%</w:t>
-            </w:r>
-          </w:p>
-        </w:tc>
-        <w:tc>
-          <w:tcPr>
-            <w:tcW w:w="1333" w:type="pct"/>
-            <w:hideMark/>
-          </w:tcPr>
-          <w:p>
-            <w:pPr>
-              <w:jc w:val="center"/>
-              <w:cnfStyle w:val="000000100000" w:firstRow="0" w:lastRow="0" w:firstColumn="0" w:lastColumn="0" w:oddVBand="0" w:evenVBand="0" w:oddHBand="1" w:evenHBand="0" w:firstRowFirstColumn="0" w:firstRowLastColumn="0" w:lastRowFirstColumn="0" w:lastRowLastColumn="0"/>
-              <w:rPr>
-                <w:rFonts w:ascii="Dax-Regular" w:eastAsia="Times New Roman" w:hAnsi="Dax-Regular" w:cs="Calibri"/>
-                <w:color w:val="000000"/>
-                <w:lang w:eastAsia="en-US"/>
-              </w:rPr>
-            </w:pPr>
-          </w:p>
-        </w:tc>
-        <w:tc>
-          <w:tcPr>
-            <w:tcW w:w="1333" w:type="pct"/>
-            <w:hideMark/>
-          </w:tcPr>
-          <w:p>
-            <w:pPr>
-              <w:jc w:val="center"/>
-              <w:cnfStyle w:val="000000100000" w:firstRow="0" w:lastRow="0" w:firstColumn="0" w:lastColumn="0" w:oddVBand="0" w:evenVBand="0" w:oddHBand="1" w:evenHBand="0" w:firstRowFirstColumn="0" w:firstRowLastColumn="0" w:lastRowFirstColumn="0" w:lastRowLastColumn="0"/>
-              <w:rPr>
-                <w:rFonts w:ascii="Times New Roman" w:eastAsia="Times New Roman" w:hAnsi="Times New Roman" w:cs="Times New Roman"/>
-                <w:sz w:val="20"/>
-                <w:szCs w:val="20"/>
-                <w:lang w:eastAsia="en-US"/>
-              </w:rPr>
-            </w:pPr>
-          </w:p>
-        </w:tc>
-        <w:tc>
-          <w:tcPr>
-            <w:tcW w:w="1333" w:type="pct"/>
-            <w:hideMark/>
-          </w:tcPr>
-          <w:p>
-            <w:pPr>
-              <w:jc w:val="center"/>
-              <w:cnfStyle w:val="000000100000" w:firstRow="0" w:lastRow="0" w:firstColumn="0" w:lastColumn="0" w:oddVBand="0" w:evenVBand="0" w:oddHBand="1" w:evenHBand="0" w:firstRowFirstColumn="0" w:firstRowLastColumn="0" w:lastRowFirstColumn="0" w:lastRowLastColumn="0"/>
-              <w:rPr>
-                <w:rFonts w:ascii="Times New Roman" w:eastAsia="Times New Roman" w:hAnsi="Times New Roman" w:cs="Times New Roman"/>
-                <w:sz w:val="20"/>
-                <w:szCs w:val="20"/>
-                <w:lang w:eastAsia="en-US"/>
-              </w:rPr>
-            </w:pPr>
-          </w:p>
-        </w:tc>
-      </w:tr>
-      <w:tr>
-        <w:trPr>
-          <w:trHeight w:val="285"/>
-        </w:trPr>
-        <w:tc>
-          <w:tcPr>
-            <w:cnfStyle w:val="001000000000" w:firstRow="0" w:lastRow="0" w:firstColumn="1" w:lastColumn="0" w:oddVBand="0" w:evenVBand="0" w:oddHBand="0" w:evenHBand="0" w:firstRowFirstColumn="0" w:firstRowLastColumn="0" w:lastRowFirstColumn="0" w:lastRowLastColumn="0"/>
-            <w:tcW w:w="1001" w:type="pct"/>
-            <w:hideMark/>
-          </w:tcPr>
-          <w:p>
-            <w:pPr>
-              <w:jc w:val="center"/>
-              <w:rPr>
-                <w:rFonts w:ascii="Dax-Regular" w:eastAsia="Times New Roman" w:hAnsi="Dax-Regular" w:cs="Calibri"/>
-                <w:color w:val="000000"/>
-                <w:lang w:eastAsia="en-US"/>
-              </w:rPr>
-            </w:pPr>
-            <w:r>
-              <w:rPr>
-                <w:rFonts w:ascii="Dax-Regular" w:eastAsia="Times New Roman" w:hAnsi="Dax-Regular" w:cs="Calibri"/>
-                <w:color w:val="000000"/>
-                <w:lang w:eastAsia="en-US"/>
-              </w:rPr>
-              <w:t>50.00%</w:t>
-            </w:r>
-          </w:p>
-        </w:tc>
-        <w:tc>
-          <w:tcPr>
-            <w:tcW w:w="1333" w:type="pct"/>
-            <w:hideMark/>
-          </w:tcPr>
-          <w:p>
-            <w:pPr>
-              <w:jc w:val="center"/>
-              <w:cnfStyle w:val="000000000000" w:firstRow="0" w:lastRow="0" w:firstColumn="0" w:lastColumn="0" w:oddVBand="0" w:evenVBand="0" w:oddHBand="0" w:evenHBand="0" w:firstRowFirstColumn="0" w:firstRowLastColumn="0" w:lastRowFirstColumn="0" w:lastRowLastColumn="0"/>
-              <w:rPr>
-                <w:rFonts w:ascii="Dax-Regular" w:eastAsia="Times New Roman" w:hAnsi="Dax-Regular" w:cs="Calibri"/>
-                <w:color w:val="000000"/>
-                <w:lang w:eastAsia="en-US"/>
-              </w:rPr>
-            </w:pPr>
-          </w:p>
-        </w:tc>
-        <w:tc>
-          <w:tcPr>
-            <w:tcW w:w="1333" w:type="pct"/>
-            <w:hideMark/>
-          </w:tcPr>
-          <w:p>
-            <w:pPr>
-              <w:jc w:val="center"/>
-              <w:cnfStyle w:val="000000000000" w:firstRow="0" w:lastRow="0" w:firstColumn="0" w:lastColumn="0" w:oddVBand="0" w:evenVBand="0" w:oddHBand="0" w:evenHBand="0" w:firstRowFirstColumn="0" w:firstRowLastColumn="0" w:lastRowFirstColumn="0" w:lastRowLastColumn="0"/>
-              <w:rPr>
-                <w:rFonts w:ascii="Times New Roman" w:eastAsia="Times New Roman" w:hAnsi="Times New Roman" w:cs="Times New Roman"/>
-                <w:sz w:val="20"/>
-                <w:szCs w:val="20"/>
-                <w:lang w:eastAsia="en-US"/>
-              </w:rPr>
-            </w:pPr>
-          </w:p>
-        </w:tc>
-        <w:tc>
-          <w:tcPr>
-            <w:tcW w:w="1333" w:type="pct"/>
-            <w:hideMark/>
-          </w:tcPr>
-          <w:p>
-            <w:pPr>
-              <w:jc w:val="center"/>
-              <w:cnfStyle w:val="000000000000" w:firstRow="0" w:lastRow="0" w:firstColumn="0" w:lastColumn="0" w:oddVBand="0" w:evenVBand="0" w:oddHBand="0" w:evenHBand="0" w:firstRowFirstColumn="0" w:firstRowLastColumn="0" w:lastRowFirstColumn="0" w:lastRowLastColumn="0"/>
-              <w:rPr>
-                <w:rFonts w:ascii="Times New Roman" w:eastAsia="Times New Roman" w:hAnsi="Times New Roman" w:cs="Times New Roman"/>
-                <w:sz w:val="20"/>
-                <w:szCs w:val="20"/>
-                <w:lang w:eastAsia="en-US"/>
-              </w:rPr>
-            </w:pPr>
-          </w:p>
-        </w:tc>
-      </w:tr>
-      <w:tr>
-        <w:trPr>
-          <w:cnfStyle w:val="000000100000" w:firstRow="0" w:lastRow="0" w:firstColumn="0" w:lastColumn="0" w:oddVBand="0" w:evenVBand="0" w:oddHBand="1" w:evenHBand="0" w:firstRowFirstColumn="0" w:firstRowLastColumn="0" w:lastRowFirstColumn="0" w:lastRowLastColumn="0"/>
-          <w:trHeight w:val="285"/>
-        </w:trPr>
-        <w:tc>
-          <w:tcPr>
-            <w:cnfStyle w:val="001000000000" w:firstRow="0" w:lastRow="0" w:firstColumn="1" w:lastColumn="0" w:oddVBand="0" w:evenVBand="0" w:oddHBand="0" w:evenHBand="0" w:firstRowFirstColumn="0" w:firstRowLastColumn="0" w:lastRowFirstColumn="0" w:lastRowLastColumn="0"/>
-            <w:tcW w:w="1001" w:type="pct"/>
-            <w:hideMark/>
-          </w:tcPr>
-          <w:p>
-            <w:pPr>
-              <w:jc w:val="center"/>
-              <w:rPr>
-                <w:rFonts w:ascii="Dax-Regular" w:eastAsia="Times New Roman" w:hAnsi="Dax-Regular" w:cs="Calibri"/>
-                <w:color w:val="000000"/>
-                <w:lang w:eastAsia="en-US"/>
-              </w:rPr>
-            </w:pPr>
-            <w:r>
-              <w:rPr>
-                <w:rFonts w:ascii="Dax-Regular" w:eastAsia="Times New Roman" w:hAnsi="Dax-Regular" w:cs="Calibri"/>
-                <w:color w:val="000000"/>
-                <w:lang w:eastAsia="en-US"/>
-              </w:rPr>
-              <w:t>80.00%</w:t>
-            </w:r>
-          </w:p>
-        </w:tc>
-        <w:tc>
-          <w:tcPr>
-            <w:tcW w:w="1333" w:type="pct"/>
-            <w:hideMark/>
-          </w:tcPr>
-          <w:p>
-            <w:pPr>
-              <w:jc w:val="center"/>
-              <w:cnfStyle w:val="000000100000" w:firstRow="0" w:lastRow="0" w:firstColumn="0" w:lastColumn="0" w:oddVBand="0" w:evenVBand="0" w:oddHBand="1" w:evenHBand="0" w:firstRowFirstColumn="0" w:firstRowLastColumn="0" w:lastRowFirstColumn="0" w:lastRowLastColumn="0"/>
-              <w:rPr>
-                <w:rFonts w:ascii="Dax-Regular" w:eastAsia="Times New Roman" w:hAnsi="Dax-Regular" w:cs="Calibri"/>
-                <w:color w:val="000000"/>
-                <w:lang w:eastAsia="en-US"/>
-              </w:rPr>
-            </w:pPr>
-          </w:p>
-        </w:tc>
-        <w:tc>
-          <w:tcPr>
-            <w:tcW w:w="1333" w:type="pct"/>
-            <w:hideMark/>
-          </w:tcPr>
-          <w:p>
-            <w:pPr>
-              <w:jc w:val="center"/>
-              <w:cnfStyle w:val="000000100000" w:firstRow="0" w:lastRow="0" w:firstColumn="0" w:lastColumn="0" w:oddVBand="0" w:evenVBand="0" w:oddHBand="1" w:evenHBand="0" w:firstRowFirstColumn="0" w:firstRowLastColumn="0" w:lastRowFirstColumn="0" w:lastRowLastColumn="0"/>
-              <w:rPr>
-                <w:rFonts w:ascii="Times New Roman" w:eastAsia="Times New Roman" w:hAnsi="Times New Roman" w:cs="Times New Roman"/>
-                <w:sz w:val="20"/>
-                <w:szCs w:val="20"/>
-                <w:lang w:eastAsia="en-US"/>
-              </w:rPr>
-            </w:pPr>
-          </w:p>
-        </w:tc>
-        <w:tc>
-          <w:tcPr>
-            <w:tcW w:w="1333" w:type="pct"/>
-            <w:hideMark/>
-          </w:tcPr>
-          <w:p>
-            <w:pPr>
-              <w:jc w:val="center"/>
-              <w:cnfStyle w:val="000000100000" w:firstRow="0" w:lastRow="0" w:firstColumn="0" w:lastColumn="0" w:oddVBand="0" w:evenVBand="0" w:oddHBand="1" w:evenHBand="0" w:firstRowFirstColumn="0" w:firstRowLastColumn="0" w:lastRowFirstColumn="0" w:lastRowLastColumn="0"/>
-              <w:rPr>
-                <w:rFonts w:ascii="Times New Roman" w:eastAsia="Times New Roman" w:hAnsi="Times New Roman" w:cs="Times New Roman"/>
-                <w:sz w:val="20"/>
-                <w:szCs w:val="20"/>
-                <w:lang w:eastAsia="en-US"/>
-              </w:rPr>
-            </w:pPr>
-          </w:p>
-        </w:tc>
-      </w:tr>
-      <w:tr>
-        <w:trPr>
-          <w:trHeight w:val="285"/>
-        </w:trPr>
-        <w:tc>
-          <w:tcPr>
-            <w:cnfStyle w:val="001000000000" w:firstRow="0" w:lastRow="0" w:firstColumn="1" w:lastColumn="0" w:oddVBand="0" w:evenVBand="0" w:oddHBand="0" w:evenHBand="0" w:firstRowFirstColumn="0" w:firstRowLastColumn="0" w:lastRowFirstColumn="0" w:lastRowLastColumn="0"/>
-            <w:tcW w:w="1001" w:type="pct"/>
-            <w:hideMark/>
-          </w:tcPr>
-          <w:p>
-            <w:pPr>
-              <w:jc w:val="center"/>
-              <w:rPr>
-                <w:rFonts w:ascii="Dax-Regular" w:eastAsia="Times New Roman" w:hAnsi="Dax-Regular" w:cs="Calibri"/>
-                <w:color w:val="000000"/>
-                <w:lang w:eastAsia="en-US"/>
-              </w:rPr>
-            </w:pPr>
-            <w:r>
-              <w:rPr>
-                <w:rFonts w:ascii="Dax-Regular" w:eastAsia="Times New Roman" w:hAnsi="Dax-Regular" w:cs="Calibri"/>
-                <w:color w:val="000000"/>
-                <w:lang w:eastAsia="en-US"/>
-              </w:rPr>
-              <w:t>100.00%</w:t>
-            </w:r>
-          </w:p>
-        </w:tc>
-        <w:tc>
-          <w:tcPr>
-            <w:tcW w:w="1333" w:type="pct"/>
-            <w:hideMark/>
-          </w:tcPr>
-          <w:p>
-            <w:pPr>
-              <w:jc w:val="center"/>
-              <w:cnfStyle w:val="000000000000" w:firstRow="0" w:lastRow="0" w:firstColumn="0" w:lastColumn="0" w:oddVBand="0" w:evenVBand="0" w:oddHBand="0" w:evenHBand="0" w:firstRowFirstColumn="0" w:firstRowLastColumn="0" w:lastRowFirstColumn="0" w:lastRowLastColumn="0"/>
-              <w:rPr>
-                <w:rFonts w:ascii="Dax-Regular" w:eastAsia="Times New Roman" w:hAnsi="Dax-Regular" w:cs="Calibri"/>
-                <w:color w:val="000000"/>
-                <w:lang w:eastAsia="en-US"/>
-              </w:rPr>
-            </w:pPr>
-          </w:p>
-        </w:tc>
-        <w:tc>
-          <w:tcPr>
-            <w:tcW w:w="1333" w:type="pct"/>
-            <w:hideMark/>
-          </w:tcPr>
-          <w:p>
-            <w:pPr>
-              <w:jc w:val="center"/>
-              <w:cnfStyle w:val="000000000000" w:firstRow="0" w:lastRow="0" w:firstColumn="0" w:lastColumn="0" w:oddVBand="0" w:evenVBand="0" w:oddHBand="0" w:evenHBand="0" w:firstRowFirstColumn="0" w:firstRowLastColumn="0" w:lastRowFirstColumn="0" w:lastRowLastColumn="0"/>
-              <w:rPr>
-                <w:rFonts w:ascii="Times New Roman" w:eastAsia="Times New Roman" w:hAnsi="Times New Roman" w:cs="Times New Roman"/>
-                <w:sz w:val="20"/>
-                <w:szCs w:val="20"/>
-                <w:lang w:eastAsia="en-US"/>
-              </w:rPr>
-            </w:pPr>
-          </w:p>
-        </w:tc>
-        <w:tc>
-          <w:tcPr>
-            <w:tcW w:w="1333" w:type="pct"/>
-            <w:hideMark/>
-          </w:tcPr>
-          <w:p>
-            <w:pPr>
-              <w:jc w:val="center"/>
-              <w:cnfStyle w:val="000000000000" w:firstRow="0" w:lastRow="0" w:firstColumn="0" w:lastColumn="0" w:oddVBand="0" w:evenVBand="0" w:oddHBand="0" w:evenHBand="0" w:firstRowFirstColumn="0" w:firstRowLastColumn="0" w:lastRowFirstColumn="0" w:lastRowLastColumn="0"/>
-              <w:rPr>
-                <w:rFonts w:ascii="Times New Roman" w:eastAsia="Times New Roman" w:hAnsi="Times New Roman" w:cs="Times New Roman"/>
-                <w:sz w:val="20"/>
-                <w:szCs w:val="20"/>
-                <w:lang w:eastAsia="en-US"/>
-              </w:rPr>
-            </w:pPr>
-          </w:p>
-        </w:tc>
-      </w:tr>
-    </w:tbl>
-    <w:p>
-      <w:pPr>
-        <w:rPr>
-          <w:lang w:val="es-419"/>
-        </w:rPr>
-      </w:pPr>
-    </w:p>
-    <w:p>
-      <w:pPr>
-        <w:pStyle w:val="Ttulo1"/>
-        <w:rPr>
-          <w:b/>
-          <w:bCs/>
-          <w:lang w:val="es-419"/>
-        </w:rPr>
-      </w:pPr>
-      <w:r>
-        <w:rPr>
-          <w:b/>
-          <w:bCs/>
-          <w:lang w:val="es-419"/>
-        </w:rPr>
+        <w:lastRenderedPageBreak/>
         <w:t>Preguntas de análisis</w:t>
       </w:r>
     </w:p>
@@ -12117,7 +8454,7 @@
       <w:pPr>
         <w:pStyle w:val="Prrafodelista"/>
         <w:numPr>
-          <w:ilvl w:val="0"/>
+          <w:ilvl w:val="1"/>
           <w:numId w:val="18"/>
         </w:numPr>
         <w:jc w:val="both"/>
@@ -12129,35 +8466,99 @@
         <w:rPr>
           <w:lang w:val="es-419"/>
         </w:rPr>
-        <w:t xml:space="preserve">¿Cuándo es preferible usar </w:t>
+        <w:t xml:space="preserve">Si bien </w:t>
+      </w:r>
+      <w:r>
+        <w:rPr>
+          <w:lang w:val="es-419"/>
+        </w:rPr>
+        <w:t>hay diferencias en la mayoría de las implementaciones, estas parecen ser aisladas (</w:t>
       </w:r>
       <w:proofErr w:type="spellStart"/>
       <w:r>
         <w:rPr>
           <w:lang w:val="es-419"/>
         </w:rPr>
-        <w:t>ArrayList</w:t>
+        <w:t>outliers</w:t>
       </w:r>
       <w:proofErr w:type="spellEnd"/>
       <w:r>
         <w:rPr>
           <w:lang w:val="es-419"/>
         </w:rPr>
-        <w:t xml:space="preserve"> o </w:t>
+        <w:t>). La única</w:t>
+      </w:r>
+      <w:r>
+        <w:rPr>
+          <w:lang w:val="es-419"/>
+        </w:rPr>
+        <w:t xml:space="preserve"> función en la que parece haber una diferencia marcada </w:t>
+      </w:r>
+      <w:r>
+        <w:rPr>
+          <w:lang w:val="es-419"/>
+        </w:rPr>
+        <w:t xml:space="preserve">es en </w:t>
       </w:r>
       <w:proofErr w:type="spellStart"/>
       <w:r>
         <w:rPr>
           <w:lang w:val="es-419"/>
         </w:rPr>
-        <w:t>LinkedList</w:t>
+        <w:t>Enqueue</w:t>
       </w:r>
       <w:proofErr w:type="spellEnd"/>
       <w:r>
         <w:rPr>
           <w:lang w:val="es-419"/>
         </w:rPr>
-        <w:t>? Si insertamos y eliminamos con frecuencia, ¿qué estructura conviene más? Si accedemos aleatoriamente a elementos, ¿cuál es más eficiente?</w:t>
+        <w:t>; donde el uso de un</w:t>
+      </w:r>
+      <w:r>
+        <w:rPr>
+          <w:lang w:val="es-419"/>
+        </w:rPr>
+        <w:t xml:space="preserve"> array </w:t>
+      </w:r>
+      <w:proofErr w:type="spellStart"/>
+      <w:r>
+        <w:rPr>
+          <w:lang w:val="es-419"/>
+        </w:rPr>
+        <w:t>list</w:t>
+      </w:r>
+      <w:proofErr w:type="spellEnd"/>
+      <w:r>
+        <w:rPr>
+          <w:lang w:val="es-419"/>
+        </w:rPr>
+        <w:t xml:space="preserve"> es más eficiente a medida que el número de datos incrementa.</w:t>
+      </w:r>
+      <w:r>
+        <w:rPr>
+          <w:lang w:val="es-419"/>
+        </w:rPr>
+        <w:t xml:space="preserve"> Esto podría apuntar a que el uso de </w:t>
+      </w:r>
+      <w:proofErr w:type="spellStart"/>
+      <w:r>
+        <w:rPr>
+          <w:lang w:val="es-419"/>
+        </w:rPr>
+        <w:t>arraylist</w:t>
+      </w:r>
+      <w:proofErr w:type="spellEnd"/>
+      <w:r>
+        <w:rPr>
+          <w:lang w:val="es-419"/>
+        </w:rPr>
+        <w:t xml:space="preserve"> puede ser más eficiente para las colas ya que nos permite usar los índices para acceder rápidamente a los elementos con base a la posición que tienen dentro de la lista nativa de Python. </w:t>
+      </w:r>
+      <w:r>
+        <w:rPr>
+          <w:lang w:val="es-419"/>
+        </w:rPr>
+        <w:t xml:space="preserve"> </w:t>
       </w:r>
     </w:p>
     <w:p>
@@ -12169,6 +8570,174 @@
         </w:numPr>
         <w:jc w:val="both"/>
         <w:rPr>
+          <w:lang w:val="es-419"/>
+        </w:rPr>
+      </w:pPr>
+      <w:r>
+        <w:rPr>
+          <w:lang w:val="es-419"/>
+        </w:rPr>
+        <w:t xml:space="preserve">¿Cuándo es preferible usar </w:t>
+      </w:r>
+      <w:proofErr w:type="spellStart"/>
+      <w:r>
+        <w:rPr>
+          <w:lang w:val="es-419"/>
+        </w:rPr>
+        <w:t>ArrayList</w:t>
+      </w:r>
+      <w:proofErr w:type="spellEnd"/>
+      <w:r>
+        <w:rPr>
+          <w:lang w:val="es-419"/>
+        </w:rPr>
+        <w:t xml:space="preserve"> o </w:t>
+      </w:r>
+      <w:proofErr w:type="spellStart"/>
+      <w:r>
+        <w:rPr>
+          <w:lang w:val="es-419"/>
+        </w:rPr>
+        <w:t>LinkedList</w:t>
+      </w:r>
+      <w:proofErr w:type="spellEnd"/>
+      <w:r>
+        <w:rPr>
+          <w:lang w:val="es-419"/>
+        </w:rPr>
+        <w:t>? Si insertamos y eliminamos con frecuencia, ¿qué estructura conviene más? Si accedemos aleatoriamente a elementos, ¿cuál es más eficiente?</w:t>
+      </w:r>
+    </w:p>
+    <w:p>
+      <w:pPr>
+        <w:pStyle w:val="Prrafodelista"/>
+        <w:numPr>
+          <w:ilvl w:val="1"/>
+          <w:numId w:val="18"/>
+        </w:numPr>
+        <w:jc w:val="both"/>
+        <w:rPr>
+          <w:lang w:val="es-419"/>
+        </w:rPr>
+      </w:pPr>
+      <w:r>
+        <w:rPr>
+          <w:lang w:val="es-419"/>
+        </w:rPr>
+        <w:t xml:space="preserve">Si la idea es insertar y eliminar con frecuencia la mejor opción sería usar una </w:t>
+      </w:r>
+      <w:proofErr w:type="spellStart"/>
+      <w:r>
+        <w:rPr>
+          <w:lang w:val="es-419"/>
+        </w:rPr>
+        <w:t>linked</w:t>
+      </w:r>
+      <w:proofErr w:type="spellEnd"/>
+      <w:r>
+        <w:rPr>
+          <w:lang w:val="es-419"/>
+        </w:rPr>
+        <w:t xml:space="preserve"> </w:t>
+      </w:r>
+      <w:proofErr w:type="spellStart"/>
+      <w:r>
+        <w:rPr>
+          <w:lang w:val="es-419"/>
+        </w:rPr>
+        <w:t>list</w:t>
+      </w:r>
+      <w:proofErr w:type="spellEnd"/>
+      <w:r>
+        <w:rPr>
+          <w:lang w:val="es-419"/>
+        </w:rPr>
+        <w:t xml:space="preserve">, ya que </w:t>
+      </w:r>
+      <w:r>
+        <w:rPr>
+          <w:lang w:val="es-419"/>
+        </w:rPr>
+        <w:t xml:space="preserve">con un </w:t>
+      </w:r>
+      <w:proofErr w:type="spellStart"/>
+      <w:r>
+        <w:rPr>
+          <w:lang w:val="es-419"/>
+        </w:rPr>
+        <w:t>arraylist</w:t>
+      </w:r>
+      <w:proofErr w:type="spellEnd"/>
+      <w:r>
+        <w:rPr>
+          <w:lang w:val="es-419"/>
+        </w:rPr>
+        <w:t xml:space="preserve"> es más probable que debamos recorrer toda la list</w:t>
+      </w:r>
+      <w:r>
+        <w:rPr>
+          <w:lang w:val="es-419"/>
+        </w:rPr>
+        <w:t xml:space="preserve">a o incluso reasignar todos los datos a otro espacio en la memoria en caso de que se llene el espacio previamente asignado. Si la idea es acceder aleatoriamente a elementos lo mejor sería usar un </w:t>
+      </w:r>
+      <w:proofErr w:type="spellStart"/>
+      <w:r>
+        <w:rPr>
+          <w:lang w:val="es-419"/>
+        </w:rPr>
+        <w:t>arraylist</w:t>
+      </w:r>
+      <w:proofErr w:type="spellEnd"/>
+      <w:r>
+        <w:rPr>
+          <w:lang w:val="es-419"/>
+        </w:rPr>
+        <w:t xml:space="preserve">, pues el uso de índices permite acceder al elemento en una posición específica sin tener que recorrer todo el arreglo, a diferencia del </w:t>
+      </w:r>
+      <w:proofErr w:type="spellStart"/>
+      <w:r>
+        <w:rPr>
+          <w:lang w:val="es-419"/>
+        </w:rPr>
+        <w:t>linked</w:t>
+      </w:r>
+      <w:proofErr w:type="spellEnd"/>
+      <w:r>
+        <w:rPr>
+          <w:lang w:val="es-419"/>
+        </w:rPr>
+        <w:t xml:space="preserve"> </w:t>
+      </w:r>
+      <w:proofErr w:type="spellStart"/>
+      <w:r>
+        <w:rPr>
+          <w:lang w:val="es-419"/>
+        </w:rPr>
+        <w:t>list</w:t>
+      </w:r>
+      <w:proofErr w:type="spellEnd"/>
+      <w:r>
+        <w:rPr>
+          <w:lang w:val="es-419"/>
+        </w:rPr>
+        <w:t xml:space="preserve">. </w:t>
+      </w:r>
+      <w:r>
+        <w:rPr>
+          <w:lang w:val="es-419"/>
+        </w:rPr>
+        <w:t xml:space="preserve"> </w:t>
+      </w:r>
+    </w:p>
+    <w:p>
+      <w:pPr>
+        <w:pStyle w:val="Prrafodelista"/>
+        <w:numPr>
+          <w:ilvl w:val="0"/>
+          <w:numId w:val="18"/>
+        </w:numPr>
+        <w:jc w:val="both"/>
+        <w:rPr>
           <w:lang w:val="es-CO"/>
         </w:rPr>
       </w:pPr>
@@ -12177,6 +8746,85 @@
           <w:lang w:val="es-CO"/>
         </w:rPr>
         <w:t>Durante la ejecución de las pruebas ¿Se presentan anomalías en los tiempos de ejecución que no se explican con la teoría?</w:t>
+      </w:r>
+    </w:p>
+    <w:p>
+      <w:pPr>
+        <w:pStyle w:val="Prrafodelista"/>
+        <w:numPr>
+          <w:ilvl w:val="1"/>
+          <w:numId w:val="18"/>
+        </w:numPr>
+        <w:jc w:val="both"/>
+        <w:rPr>
+          <w:lang w:val="es-CO"/>
+        </w:rPr>
+      </w:pPr>
+      <w:r>
+        <w:rPr>
+          <w:lang w:val="es-CO"/>
+        </w:rPr>
+        <w:t>Efectivamente, en las pruebas de la máquina 2 se muestra un pico inu</w:t>
+      </w:r>
+      <w:r>
+        <w:rPr>
+          <w:lang w:val="es-CO"/>
+        </w:rPr>
+        <w:t xml:space="preserve">sual en la ejecución de </w:t>
+      </w:r>
+      <w:proofErr w:type="spellStart"/>
+      <w:r>
+        <w:rPr>
+          <w:lang w:val="es-CO"/>
+        </w:rPr>
+        <w:t>peek</w:t>
+      </w:r>
+      <w:proofErr w:type="spellEnd"/>
+      <w:r>
+        <w:rPr>
+          <w:lang w:val="es-CO"/>
+        </w:rPr>
+        <w:t xml:space="preserve"> para </w:t>
+      </w:r>
+      <w:r>
+        <w:rPr>
+          <w:lang w:val="es-CO"/>
+        </w:rPr>
+        <w:t xml:space="preserve">la </w:t>
+      </w:r>
+      <w:proofErr w:type="spellStart"/>
+      <w:r>
+        <w:rPr>
+          <w:lang w:val="es-CO"/>
+        </w:rPr>
+        <w:t>linked</w:t>
+      </w:r>
+      <w:proofErr w:type="spellEnd"/>
+      <w:r>
+        <w:rPr>
+          <w:lang w:val="es-CO"/>
+        </w:rPr>
+        <w:t xml:space="preserve"> </w:t>
+      </w:r>
+      <w:proofErr w:type="spellStart"/>
+      <w:r>
+        <w:rPr>
+          <w:lang w:val="es-CO"/>
+        </w:rPr>
+        <w:t>list</w:t>
+      </w:r>
+      <w:proofErr w:type="spellEnd"/>
+      <w:r>
+        <w:rPr>
+          <w:lang w:val="es-CO"/>
+        </w:rPr>
+        <w:t xml:space="preserve"> cuando se realizó con el 80% de los datos. Este pico no se puede explicar por el número de datos ya que el tiempo de ejecución es menor tanto para </w:t>
+      </w:r>
+      <w:r>
+        <w:rPr>
+          <w:lang w:val="es-CO"/>
+        </w:rPr>
+        <w:t xml:space="preserve">50% como para el 100%. </w:t>
       </w:r>
     </w:p>
     <w:p>
@@ -12405,7 +9053,6 @@
               </w:rPr>
             </w:pPr>
             <w:proofErr w:type="spellStart"/>
-            <w:proofErr w:type="gramStart"/>
             <w:r>
               <w:rPr>
                 <w:b/>
@@ -12421,22 +9068,26 @@
                 <w:bCs/>
                 <w:lang w:val="es-CO"/>
               </w:rPr>
-              <w:t>(</w:t>
-            </w:r>
-            <w:proofErr w:type="gramEnd"/>
-            <w:r>
-              <w:rPr>
-                <w:b/>
-                <w:bCs/>
+              <w:t>()</w:t>
+            </w:r>
+          </w:p>
+        </w:tc>
+        <w:tc>
+          <w:tcPr>
+            <w:tcW w:w="1245" w:type="dxa"/>
+          </w:tcPr>
+          <w:p>
+            <w:pPr>
+              <w:cnfStyle w:val="000000100000" w:firstRow="0" w:lastRow="0" w:firstColumn="0" w:lastColumn="0" w:oddVBand="0" w:evenVBand="0" w:oddHBand="1" w:evenHBand="0" w:firstRowFirstColumn="0" w:firstRowLastColumn="0" w:lastRowFirstColumn="0" w:lastRowLastColumn="0"/>
+              <w:rPr>
                 <w:lang w:val="es-CO"/>
               </w:rPr>
-              <w:t>)</w:t>
-            </w:r>
-          </w:p>
-        </w:tc>
-        <w:tc>
-          <w:tcPr>
-            <w:tcW w:w="1245" w:type="dxa"/>
+            </w:pPr>
+          </w:p>
+        </w:tc>
+        <w:tc>
+          <w:tcPr>
+            <w:tcW w:w="1251" w:type="dxa"/>
           </w:tcPr>
           <w:p>
             <w:pPr>
@@ -12445,11 +9096,17 @@
                 <w:lang w:val="es-CO"/>
               </w:rPr>
             </w:pPr>
-          </w:p>
-        </w:tc>
-        <w:tc>
-          <w:tcPr>
-            <w:tcW w:w="1251" w:type="dxa"/>
+            <w:r>
+              <w:rPr>
+                <w:lang w:val="es-CO"/>
+              </w:rPr>
+              <w:t>X</w:t>
+            </w:r>
+          </w:p>
+        </w:tc>
+        <w:tc>
+          <w:tcPr>
+            <w:tcW w:w="4765" w:type="dxa"/>
           </w:tcPr>
           <w:p>
             <w:pPr>
@@ -12458,19 +9115,32 @@
                 <w:lang w:val="es-CO"/>
               </w:rPr>
             </w:pPr>
-          </w:p>
-        </w:tc>
-        <w:tc>
-          <w:tcPr>
-            <w:tcW w:w="4765" w:type="dxa"/>
-          </w:tcPr>
-          <w:p>
-            <w:pPr>
-              <w:cnfStyle w:val="000000100000" w:firstRow="0" w:lastRow="0" w:firstColumn="0" w:lastColumn="0" w:oddVBand="0" w:evenVBand="0" w:oddHBand="1" w:evenHBand="0" w:firstRowFirstColumn="0" w:firstRowLastColumn="0" w:lastRowFirstColumn="0" w:lastRowLastColumn="0"/>
+            <w:r>
               <w:rPr>
                 <w:lang w:val="es-CO"/>
               </w:rPr>
-            </w:pPr>
+              <w:t xml:space="preserve">Esto si está acorde a la teoría, ya que </w:t>
+            </w:r>
+            <w:r>
+              <w:rPr>
+                <w:lang w:val="es-CO"/>
+              </w:rPr>
+              <w:t xml:space="preserve">solamente debe reasignar un par de punteros a dos nodos (el nuevo head, y el anterior head), a diferencia del array </w:t>
+            </w:r>
+            <w:proofErr w:type="spellStart"/>
+            <w:r>
+              <w:rPr>
+                <w:lang w:val="es-CO"/>
+              </w:rPr>
+              <w:t>list</w:t>
+            </w:r>
+            <w:proofErr w:type="spellEnd"/>
+            <w:r>
+              <w:rPr>
+                <w:lang w:val="es-CO"/>
+              </w:rPr>
+              <w:t xml:space="preserve"> en donde debería desplazar todos los elementos previos. </w:t>
+            </w:r>
           </w:p>
         </w:tc>
       </w:tr>
@@ -12506,7 +9176,6 @@
               </w:rPr>
             </w:pPr>
             <w:proofErr w:type="spellStart"/>
-            <w:proofErr w:type="gramStart"/>
             <w:r>
               <w:rPr>
                 <w:b/>
@@ -12522,22 +9191,32 @@
                 <w:bCs/>
                 <w:lang w:val="es-CO"/>
               </w:rPr>
-              <w:t>(</w:t>
-            </w:r>
-            <w:proofErr w:type="gramEnd"/>
-            <w:r>
-              <w:rPr>
-                <w:b/>
-                <w:bCs/>
+              <w:t>()</w:t>
+            </w:r>
+          </w:p>
+        </w:tc>
+        <w:tc>
+          <w:tcPr>
+            <w:tcW w:w="1245" w:type="dxa"/>
+          </w:tcPr>
+          <w:p>
+            <w:pPr>
+              <w:cnfStyle w:val="000000000000" w:firstRow="0" w:lastRow="0" w:firstColumn="0" w:lastColumn="0" w:oddVBand="0" w:evenVBand="0" w:oddHBand="0" w:evenHBand="0" w:firstRowFirstColumn="0" w:firstRowLastColumn="0" w:lastRowFirstColumn="0" w:lastRowLastColumn="0"/>
+              <w:rPr>
                 <w:lang w:val="es-CO"/>
               </w:rPr>
-              <w:t>)</w:t>
-            </w:r>
-          </w:p>
-        </w:tc>
-        <w:tc>
-          <w:tcPr>
-            <w:tcW w:w="1245" w:type="dxa"/>
+            </w:pPr>
+            <w:r>
+              <w:rPr>
+                <w:lang w:val="es-CO"/>
+              </w:rPr>
+              <w:t>X</w:t>
+            </w:r>
+          </w:p>
+        </w:tc>
+        <w:tc>
+          <w:tcPr>
+            <w:tcW w:w="1251" w:type="dxa"/>
           </w:tcPr>
           <w:p>
             <w:pPr>
@@ -12550,7 +9229,7 @@
         </w:tc>
         <w:tc>
           <w:tcPr>
-            <w:tcW w:w="1251" w:type="dxa"/>
+            <w:tcW w:w="4765" w:type="dxa"/>
           </w:tcPr>
           <w:p>
             <w:pPr>
@@ -12559,19 +9238,12 @@
                 <w:lang w:val="es-CO"/>
               </w:rPr>
             </w:pPr>
-          </w:p>
-        </w:tc>
-        <w:tc>
-          <w:tcPr>
-            <w:tcW w:w="4765" w:type="dxa"/>
-          </w:tcPr>
-          <w:p>
-            <w:pPr>
-              <w:cnfStyle w:val="000000000000" w:firstRow="0" w:lastRow="0" w:firstColumn="0" w:lastColumn="0" w:oddVBand="0" w:evenVBand="0" w:oddHBand="0" w:evenHBand="0" w:firstRowFirstColumn="0" w:firstRowLastColumn="0" w:lastRowFirstColumn="0" w:lastRowLastColumn="0"/>
+            <w:r>
               <w:rPr>
                 <w:lang w:val="es-CO"/>
               </w:rPr>
-            </w:pPr>
+              <w:t xml:space="preserve">También está de acuerdo a la teoría, ya que al tener índices se puede acceder aún más rápido al último elemento de la fila. </w:t>
+            </w:r>
           </w:p>
         </w:tc>
       </w:tr>
@@ -12610,7 +9282,6 @@
               </w:rPr>
             </w:pPr>
             <w:proofErr w:type="spellStart"/>
-            <w:proofErr w:type="gramStart"/>
             <w:r>
               <w:rPr>
                 <w:b/>
@@ -12626,56 +9297,94 @@
                 <w:bCs/>
                 <w:lang w:val="es-CO"/>
               </w:rPr>
-              <w:t>(</w:t>
-            </w:r>
-            <w:proofErr w:type="gramEnd"/>
-            <w:r>
-              <w:rPr>
-                <w:b/>
-                <w:bCs/>
+              <w:t>()</w:t>
+            </w:r>
+          </w:p>
+        </w:tc>
+        <w:tc>
+          <w:tcPr>
+            <w:tcW w:w="1245" w:type="dxa"/>
+          </w:tcPr>
+          <w:p>
+            <w:pPr>
+              <w:cnfStyle w:val="000000100000" w:firstRow="0" w:lastRow="0" w:firstColumn="0" w:lastColumn="0" w:oddVBand="0" w:evenVBand="0" w:oddHBand="1" w:evenHBand="0" w:firstRowFirstColumn="0" w:firstRowLastColumn="0" w:lastRowFirstColumn="0" w:lastRowLastColumn="0"/>
+              <w:rPr>
                 <w:lang w:val="es-CO"/>
               </w:rPr>
+            </w:pPr>
+          </w:p>
+        </w:tc>
+        <w:tc>
+          <w:tcPr>
+            <w:tcW w:w="1251" w:type="dxa"/>
+          </w:tcPr>
+          <w:p>
+            <w:pPr>
+              <w:cnfStyle w:val="000000100000" w:firstRow="0" w:lastRow="0" w:firstColumn="0" w:lastColumn="0" w:oddVBand="0" w:evenVBand="0" w:oddHBand="1" w:evenHBand="0" w:firstRowFirstColumn="0" w:firstRowLastColumn="0" w:lastRowFirstColumn="0" w:lastRowLastColumn="0"/>
+              <w:rPr>
+                <w:lang w:val="es-CO"/>
+              </w:rPr>
+            </w:pPr>
+            <w:r>
+              <w:rPr>
+                <w:lang w:val="es-CO"/>
+              </w:rPr>
+              <w:t>X</w:t>
+            </w:r>
+          </w:p>
+        </w:tc>
+        <w:tc>
+          <w:tcPr>
+            <w:tcW w:w="4765" w:type="dxa"/>
+          </w:tcPr>
+          <w:p>
+            <w:pPr>
+              <w:cnfStyle w:val="000000100000" w:firstRow="0" w:lastRow="0" w:firstColumn="0" w:lastColumn="0" w:oddVBand="0" w:evenVBand="0" w:oddHBand="1" w:evenHBand="0" w:firstRowFirstColumn="0" w:firstRowLastColumn="0" w:lastRowFirstColumn="0" w:lastRowLastColumn="0"/>
+              <w:rPr>
+                <w:lang w:val="es-CO"/>
+              </w:rPr>
+            </w:pPr>
+            <w:r>
+              <w:rPr>
+                <w:lang w:val="es-CO"/>
+              </w:rPr>
+              <w:t xml:space="preserve">Realmente la diferencia de tiempos no es tan grande en esta función. Esto sucede porque en ambas se tiene rápido acceso al elemento que se </w:t>
+            </w:r>
+            <w:r>
+              <w:rPr>
+                <w:lang w:val="es-CO"/>
+              </w:rPr>
+              <w:lastRenderedPageBreak/>
+              <w:t xml:space="preserve">retorna en </w:t>
+            </w:r>
+            <w:proofErr w:type="spellStart"/>
+            <w:r>
+              <w:rPr>
+                <w:lang w:val="es-CO"/>
+              </w:rPr>
+              <w:t>peek</w:t>
+            </w:r>
+            <w:proofErr w:type="spellEnd"/>
+            <w:r>
+              <w:rPr>
+                <w:lang w:val="es-CO"/>
+              </w:rPr>
+              <w:t>. Tanto por índice como por el puntero Head (</w:t>
+            </w:r>
+            <w:proofErr w:type="spellStart"/>
+            <w:r>
+              <w:rPr>
+                <w:lang w:val="es-CO"/>
+              </w:rPr>
+              <w:t>first</w:t>
+            </w:r>
+            <w:proofErr w:type="spellEnd"/>
+            <w:r>
+              <w:rPr>
+                <w:lang w:val="es-CO"/>
+              </w:rPr>
               <w:t>)</w:t>
             </w:r>
-          </w:p>
-        </w:tc>
-        <w:tc>
-          <w:tcPr>
-            <w:tcW w:w="1245" w:type="dxa"/>
-          </w:tcPr>
-          <w:p>
-            <w:pPr>
-              <w:cnfStyle w:val="000000100000" w:firstRow="0" w:lastRow="0" w:firstColumn="0" w:lastColumn="0" w:oddVBand="0" w:evenVBand="0" w:oddHBand="1" w:evenHBand="0" w:firstRowFirstColumn="0" w:firstRowLastColumn="0" w:lastRowFirstColumn="0" w:lastRowLastColumn="0"/>
-              <w:rPr>
-                <w:lang w:val="es-CO"/>
-              </w:rPr>
-            </w:pPr>
-          </w:p>
-        </w:tc>
-        <w:tc>
-          <w:tcPr>
-            <w:tcW w:w="1251" w:type="dxa"/>
-          </w:tcPr>
-          <w:p>
-            <w:pPr>
-              <w:cnfStyle w:val="000000100000" w:firstRow="0" w:lastRow="0" w:firstColumn="0" w:lastColumn="0" w:oddVBand="0" w:evenVBand="0" w:oddHBand="1" w:evenHBand="0" w:firstRowFirstColumn="0" w:firstRowLastColumn="0" w:lastRowFirstColumn="0" w:lastRowLastColumn="0"/>
-              <w:rPr>
-                <w:lang w:val="es-CO"/>
-              </w:rPr>
-            </w:pPr>
-          </w:p>
-        </w:tc>
-        <w:tc>
-          <w:tcPr>
-            <w:tcW w:w="4765" w:type="dxa"/>
-          </w:tcPr>
-          <w:p>
-            <w:pPr>
-              <w:cnfStyle w:val="000000100000" w:firstRow="0" w:lastRow="0" w:firstColumn="0" w:lastColumn="0" w:oddVBand="0" w:evenVBand="0" w:oddHBand="1" w:evenHBand="0" w:firstRowFirstColumn="0" w:firstRowLastColumn="0" w:lastRowFirstColumn="0" w:lastRowLastColumn="0"/>
-              <w:rPr>
-                <w:lang w:val="es-CO"/>
-              </w:rPr>
-            </w:pPr>
           </w:p>
         </w:tc>
       </w:tr>
@@ -12701,6 +9410,7 @@
                 <w:szCs w:val="20"/>
                 <w:lang w:val="es-CO"/>
               </w:rPr>
+              <w:lastRenderedPageBreak/>
               <w:t>STACK</w:t>
             </w:r>
           </w:p>
@@ -12718,29 +9428,38 @@
                 <w:lang w:val="es-CO"/>
               </w:rPr>
             </w:pPr>
-            <w:proofErr w:type="gramStart"/>
             <w:r>
               <w:rPr>
                 <w:b/>
                 <w:bCs/>
                 <w:lang w:val="es-CO"/>
               </w:rPr>
-              <w:t>Push(</w:t>
-            </w:r>
-            <w:proofErr w:type="gramEnd"/>
-            <w:r>
-              <w:rPr>
-                <w:b/>
-                <w:bCs/>
+              <w:t>Push()</w:t>
+            </w:r>
+          </w:p>
+        </w:tc>
+        <w:tc>
+          <w:tcPr>
+            <w:tcW w:w="1245" w:type="dxa"/>
+          </w:tcPr>
+          <w:p>
+            <w:pPr>
+              <w:cnfStyle w:val="000000000000" w:firstRow="0" w:lastRow="0" w:firstColumn="0" w:lastColumn="0" w:oddVBand="0" w:evenVBand="0" w:oddHBand="0" w:evenHBand="0" w:firstRowFirstColumn="0" w:firstRowLastColumn="0" w:lastRowFirstColumn="0" w:lastRowLastColumn="0"/>
+              <w:rPr>
                 <w:lang w:val="es-CO"/>
               </w:rPr>
-              <w:t>)</w:t>
-            </w:r>
-          </w:p>
-        </w:tc>
-        <w:tc>
-          <w:tcPr>
-            <w:tcW w:w="1245" w:type="dxa"/>
+            </w:pPr>
+            <w:r>
+              <w:rPr>
+                <w:lang w:val="es-CO"/>
+              </w:rPr>
+              <w:t>X</w:t>
+            </w:r>
+          </w:p>
+        </w:tc>
+        <w:tc>
+          <w:tcPr>
+            <w:tcW w:w="1251" w:type="dxa"/>
           </w:tcPr>
           <w:p>
             <w:pPr>
@@ -12753,7 +9472,7 @@
         </w:tc>
         <w:tc>
           <w:tcPr>
-            <w:tcW w:w="1251" w:type="dxa"/>
+            <w:tcW w:w="4765" w:type="dxa"/>
           </w:tcPr>
           <w:p>
             <w:pPr>
@@ -12762,19 +9481,12 @@
                 <w:lang w:val="es-CO"/>
               </w:rPr>
             </w:pPr>
-          </w:p>
-        </w:tc>
-        <w:tc>
-          <w:tcPr>
-            <w:tcW w:w="4765" w:type="dxa"/>
-          </w:tcPr>
-          <w:p>
-            <w:pPr>
-              <w:cnfStyle w:val="000000000000" w:firstRow="0" w:lastRow="0" w:firstColumn="0" w:lastColumn="0" w:oddVBand="0" w:evenVBand="0" w:oddHBand="0" w:evenHBand="0" w:firstRowFirstColumn="0" w:firstRowLastColumn="0" w:lastRowFirstColumn="0" w:lastRowLastColumn="0"/>
+            <w:r>
               <w:rPr>
                 <w:lang w:val="es-CO"/>
               </w:rPr>
-            </w:pPr>
+              <w:t xml:space="preserve">Esto no está de acuerdo a la teoría que vimos en clase. </w:t>
+            </w:r>
           </w:p>
         </w:tc>
       </w:tr>
@@ -12809,117 +9521,162 @@
                 <w:lang w:val="es-CO"/>
               </w:rPr>
             </w:pPr>
-            <w:proofErr w:type="gramStart"/>
             <w:r>
               <w:rPr>
                 <w:b/>
                 <w:bCs/>
                 <w:lang w:val="es-CO"/>
               </w:rPr>
-              <w:t>Pop(</w:t>
-            </w:r>
-            <w:proofErr w:type="gramEnd"/>
-            <w:r>
+              <w:t>Pop()</w:t>
+            </w:r>
+          </w:p>
+        </w:tc>
+        <w:tc>
+          <w:tcPr>
+            <w:tcW w:w="1245" w:type="dxa"/>
+          </w:tcPr>
+          <w:p>
+            <w:pPr>
+              <w:cnfStyle w:val="000000100000" w:firstRow="0" w:lastRow="0" w:firstColumn="0" w:lastColumn="0" w:oddVBand="0" w:evenVBand="0" w:oddHBand="1" w:evenHBand="0" w:firstRowFirstColumn="0" w:firstRowLastColumn="0" w:lastRowFirstColumn="0" w:lastRowLastColumn="0"/>
+              <w:rPr>
+                <w:lang w:val="es-CO"/>
+              </w:rPr>
+            </w:pPr>
+          </w:p>
+        </w:tc>
+        <w:tc>
+          <w:tcPr>
+            <w:tcW w:w="1251" w:type="dxa"/>
+          </w:tcPr>
+          <w:p>
+            <w:pPr>
+              <w:cnfStyle w:val="000000100000" w:firstRow="0" w:lastRow="0" w:firstColumn="0" w:lastColumn="0" w:oddVBand="0" w:evenVBand="0" w:oddHBand="1" w:evenHBand="0" w:firstRowFirstColumn="0" w:firstRowLastColumn="0" w:lastRowFirstColumn="0" w:lastRowLastColumn="0"/>
+              <w:rPr>
+                <w:lang w:val="es-CO"/>
+              </w:rPr>
+            </w:pPr>
+            <w:r>
+              <w:rPr>
+                <w:lang w:val="es-CO"/>
+              </w:rPr>
+              <w:t>X</w:t>
+            </w:r>
+          </w:p>
+        </w:tc>
+        <w:tc>
+          <w:tcPr>
+            <w:tcW w:w="4765" w:type="dxa"/>
+          </w:tcPr>
+          <w:p>
+            <w:pPr>
+              <w:cnfStyle w:val="000000100000" w:firstRow="0" w:lastRow="0" w:firstColumn="0" w:lastColumn="0" w:oddVBand="0" w:evenVBand="0" w:oddHBand="1" w:evenHBand="0" w:firstRowFirstColumn="0" w:firstRowLastColumn="0" w:lastRowFirstColumn="0" w:lastRowLastColumn="0"/>
+              <w:rPr>
+                <w:lang w:val="es-CO"/>
+              </w:rPr>
+            </w:pPr>
+            <w:r>
+              <w:rPr>
+                <w:lang w:val="es-CO"/>
+              </w:rPr>
+              <w:t xml:space="preserve">En la práctica resulta ser más eficiente el uso de </w:t>
+            </w:r>
+            <w:proofErr w:type="spellStart"/>
+            <w:r>
+              <w:rPr>
+                <w:lang w:val="es-CO"/>
+              </w:rPr>
+              <w:t>Linked</w:t>
+            </w:r>
+            <w:proofErr w:type="spellEnd"/>
+            <w:r>
+              <w:rPr>
+                <w:lang w:val="es-CO"/>
+              </w:rPr>
+              <w:t xml:space="preserve"> </w:t>
+            </w:r>
+            <w:proofErr w:type="spellStart"/>
+            <w:r>
+              <w:rPr>
+                <w:lang w:val="es-CO"/>
+              </w:rPr>
+              <w:t>list</w:t>
+            </w:r>
+            <w:proofErr w:type="spellEnd"/>
+            <w:r>
+              <w:rPr>
+                <w:lang w:val="es-CO"/>
+              </w:rPr>
+              <w:t xml:space="preserve"> para pop. Quizá esto ocurre por el puntero que tiene </w:t>
+            </w:r>
+            <w:r>
+              <w:rPr>
+                <w:lang w:val="es-CO"/>
+              </w:rPr>
+              <w:t xml:space="preserve">el último nodo, permitiendo un rápido acceso a las últimas posiciones de la pila. </w:t>
+            </w:r>
+          </w:p>
+        </w:tc>
+      </w:tr>
+      <w:tr>
+        <w:tc>
+          <w:tcPr>
+            <w:cnfStyle w:val="001000000000" w:firstRow="0" w:lastRow="0" w:firstColumn="1" w:lastColumn="0" w:oddVBand="0" w:evenVBand="0" w:oddHBand="0" w:evenHBand="0" w:firstRowFirstColumn="0" w:firstRowLastColumn="0" w:lastRowFirstColumn="0" w:lastRowLastColumn="0"/>
+            <w:tcW w:w="499" w:type="dxa"/>
+            <w:vMerge/>
+          </w:tcPr>
+          <w:p>
+            <w:pPr>
+              <w:rPr>
+                <w:lang w:val="es-CO"/>
+              </w:rPr>
+            </w:pPr>
+          </w:p>
+        </w:tc>
+        <w:tc>
+          <w:tcPr>
+            <w:tcW w:w="1332" w:type="dxa"/>
+          </w:tcPr>
+          <w:p>
+            <w:pPr>
+              <w:cnfStyle w:val="000000000000" w:firstRow="0" w:lastRow="0" w:firstColumn="0" w:lastColumn="0" w:oddVBand="0" w:evenVBand="0" w:oddHBand="0" w:evenHBand="0" w:firstRowFirstColumn="0" w:firstRowLastColumn="0" w:lastRowFirstColumn="0" w:lastRowLastColumn="0"/>
               <w:rPr>
                 <w:b/>
                 <w:bCs/>
                 <w:lang w:val="es-CO"/>
               </w:rPr>
-              <w:t>)</w:t>
-            </w:r>
-          </w:p>
-        </w:tc>
-        <w:tc>
-          <w:tcPr>
-            <w:tcW w:w="1245" w:type="dxa"/>
-          </w:tcPr>
-          <w:p>
-            <w:pPr>
-              <w:cnfStyle w:val="000000100000" w:firstRow="0" w:lastRow="0" w:firstColumn="0" w:lastColumn="0" w:oddVBand="0" w:evenVBand="0" w:oddHBand="1" w:evenHBand="0" w:firstRowFirstColumn="0" w:firstRowLastColumn="0" w:lastRowFirstColumn="0" w:lastRowLastColumn="0"/>
-              <w:rPr>
-                <w:lang w:val="es-CO"/>
-              </w:rPr>
-            </w:pPr>
-          </w:p>
-        </w:tc>
-        <w:tc>
-          <w:tcPr>
-            <w:tcW w:w="1251" w:type="dxa"/>
-          </w:tcPr>
-          <w:p>
-            <w:pPr>
-              <w:cnfStyle w:val="000000100000" w:firstRow="0" w:lastRow="0" w:firstColumn="0" w:lastColumn="0" w:oddVBand="0" w:evenVBand="0" w:oddHBand="1" w:evenHBand="0" w:firstRowFirstColumn="0" w:firstRowLastColumn="0" w:lastRowFirstColumn="0" w:lastRowLastColumn="0"/>
-              <w:rPr>
-                <w:lang w:val="es-CO"/>
-              </w:rPr>
-            </w:pPr>
-          </w:p>
-        </w:tc>
-        <w:tc>
-          <w:tcPr>
-            <w:tcW w:w="4765" w:type="dxa"/>
-          </w:tcPr>
-          <w:p>
-            <w:pPr>
-              <w:cnfStyle w:val="000000100000" w:firstRow="0" w:lastRow="0" w:firstColumn="0" w:lastColumn="0" w:oddVBand="0" w:evenVBand="0" w:oddHBand="1" w:evenHBand="0" w:firstRowFirstColumn="0" w:firstRowLastColumn="0" w:lastRowFirstColumn="0" w:lastRowLastColumn="0"/>
-              <w:rPr>
-                <w:lang w:val="es-CO"/>
-              </w:rPr>
-            </w:pPr>
-          </w:p>
-        </w:tc>
-      </w:tr>
-      <w:tr>
-        <w:tc>
-          <w:tcPr>
-            <w:cnfStyle w:val="001000000000" w:firstRow="0" w:lastRow="0" w:firstColumn="1" w:lastColumn="0" w:oddVBand="0" w:evenVBand="0" w:oddHBand="0" w:evenHBand="0" w:firstRowFirstColumn="0" w:firstRowLastColumn="0" w:lastRowFirstColumn="0" w:lastRowLastColumn="0"/>
-            <w:tcW w:w="499" w:type="dxa"/>
-            <w:vMerge/>
-          </w:tcPr>
-          <w:p>
-            <w:pPr>
-              <w:rPr>
-                <w:lang w:val="es-CO"/>
-              </w:rPr>
-            </w:pPr>
-          </w:p>
-        </w:tc>
-        <w:tc>
-          <w:tcPr>
-            <w:tcW w:w="1332" w:type="dxa"/>
-          </w:tcPr>
-          <w:p>
-            <w:pPr>
-              <w:cnfStyle w:val="000000000000" w:firstRow="0" w:lastRow="0" w:firstColumn="0" w:lastColumn="0" w:oddVBand="0" w:evenVBand="0" w:oddHBand="0" w:evenHBand="0" w:firstRowFirstColumn="0" w:firstRowLastColumn="0" w:lastRowFirstColumn="0" w:lastRowLastColumn="0"/>
+            </w:pPr>
+            <w:r>
               <w:rPr>
                 <w:b/>
                 <w:bCs/>
                 <w:lang w:val="es-CO"/>
               </w:rPr>
-            </w:pPr>
-            <w:proofErr w:type="gramStart"/>
-            <w:r>
-              <w:rPr>
-                <w:b/>
-                <w:bCs/>
+              <w:t>Top()</w:t>
+            </w:r>
+          </w:p>
+        </w:tc>
+        <w:tc>
+          <w:tcPr>
+            <w:tcW w:w="1245" w:type="dxa"/>
+          </w:tcPr>
+          <w:p>
+            <w:pPr>
+              <w:cnfStyle w:val="000000000000" w:firstRow="0" w:lastRow="0" w:firstColumn="0" w:lastColumn="0" w:oddVBand="0" w:evenVBand="0" w:oddHBand="0" w:evenHBand="0" w:firstRowFirstColumn="0" w:firstRowLastColumn="0" w:lastRowFirstColumn="0" w:lastRowLastColumn="0"/>
+              <w:rPr>
                 <w:lang w:val="es-CO"/>
               </w:rPr>
-              <w:t>Top(</w:t>
-            </w:r>
-            <w:proofErr w:type="gramEnd"/>
-            <w:r>
-              <w:rPr>
-                <w:b/>
-                <w:bCs/>
+            </w:pPr>
+            <w:r>
+              <w:rPr>
                 <w:lang w:val="es-CO"/>
               </w:rPr>
-              <w:t>)</w:t>
-            </w:r>
-          </w:p>
-        </w:tc>
-        <w:tc>
-          <w:tcPr>
-            <w:tcW w:w="1245" w:type="dxa"/>
+              <w:t>X</w:t>
+            </w:r>
+          </w:p>
+        </w:tc>
+        <w:tc>
+          <w:tcPr>
+            <w:tcW w:w="1251" w:type="dxa"/>
           </w:tcPr>
           <w:p>
             <w:pPr>
@@ -12928,11 +9685,17 @@
                 <w:lang w:val="es-CO"/>
               </w:rPr>
             </w:pPr>
-          </w:p>
-        </w:tc>
-        <w:tc>
-          <w:tcPr>
-            <w:tcW w:w="1251" w:type="dxa"/>
+            <w:r>
+              <w:rPr>
+                <w:lang w:val="es-CO"/>
+              </w:rPr>
+              <w:t>X</w:t>
+            </w:r>
+          </w:p>
+        </w:tc>
+        <w:tc>
+          <w:tcPr>
+            <w:tcW w:w="4765" w:type="dxa"/>
           </w:tcPr>
           <w:p>
             <w:pPr>
@@ -12941,19 +9704,12 @@
                 <w:lang w:val="es-CO"/>
               </w:rPr>
             </w:pPr>
-          </w:p>
-        </w:tc>
-        <w:tc>
-          <w:tcPr>
-            <w:tcW w:w="4765" w:type="dxa"/>
-          </w:tcPr>
-          <w:p>
-            <w:pPr>
-              <w:cnfStyle w:val="000000000000" w:firstRow="0" w:lastRow="0" w:firstColumn="0" w:lastColumn="0" w:oddVBand="0" w:evenVBand="0" w:oddHBand="0" w:evenHBand="0" w:firstRowFirstColumn="0" w:firstRowLastColumn="0" w:lastRowFirstColumn="0" w:lastRowLastColumn="0"/>
+            <w:r>
               <w:rPr>
                 <w:lang w:val="es-CO"/>
               </w:rPr>
-            </w:pPr>
+              <w:t xml:space="preserve">El tiempo de ejecución es prácticamente el mismo para ambos. </w:t>
+            </w:r>
           </w:p>
         </w:tc>
       </w:tr>
@@ -13580,7 +10336,7 @@
         <w:ind w:left="720" w:hanging="360"/>
       </w:pPr>
     </w:lvl>
-    <w:lvl w:ilvl="1" w:tplc="04090019" w:tentative="1">
+    <w:lvl w:ilvl="1" w:tplc="04090019">
       <w:start w:val="1"/>
       <w:numFmt w:val="lowerLetter"/>
       <w:lvlText w:val="%2."/>
@@ -16146,12 +12902,116 @@
 </file>
 
 <file path=customXml/item1.xml><?xml version="1.0" encoding="utf-8"?>
-<?mso-contentType ?>
-<FormTemplates xmlns="http://schemas.microsoft.com/sharepoint/v3/contenttype/forms">
-  <Display>DocumentLibraryForm</Display>
-  <Edit>DocumentLibraryForm</Edit>
-  <New>DocumentLibraryForm</New>
-</FormTemplates>
+<p:properties xmlns:p="http://schemas.microsoft.com/office/2006/metadata/properties" xmlns:xsi="http://www.w3.org/2001/XMLSchema-instance" xmlns:pc="http://schemas.microsoft.com/office/infopath/2007/PartnerControls">
+  <documentManagement>
+    <SharedWithUsers xmlns="85e30bcc-d76c-4413-8e4d-2dce22fb0743">
+      <UserInfo>
+        <DisplayName>Carlos Andres Lozano Garzon</DisplayName>
+        <AccountId>13</AccountId>
+        <AccountType/>
+      </UserInfo>
+      <UserInfo>
+        <DisplayName>Dario Ernesto Correal Torres</DisplayName>
+        <AccountId>15</AccountId>
+        <AccountType/>
+      </UserInfo>
+      <UserInfo>
+        <DisplayName>Mario  Fernando De la rosa Rosero</DisplayName>
+        <AccountId>16</AccountId>
+        <AccountType/>
+      </UserInfo>
+      <UserInfo>
+        <DisplayName>Christian Camilo Aparicio Baquen</DisplayName>
+        <AccountId>50</AccountId>
+        <AccountType/>
+      </UserInfo>
+      <UserInfo>
+        <DisplayName>Arturo Henao Chaparro</DisplayName>
+        <AccountId>48</AccountId>
+        <AccountType/>
+      </UserInfo>
+      <UserInfo>
+        <DisplayName>Luis Esteban Florez Salamanca</DisplayName>
+        <AccountId>33</AccountId>
+        <AccountType/>
+      </UserInfo>
+      <UserInfo>
+        <DisplayName>Ivan David Salazar Cardenas</DisplayName>
+        <AccountId>52</AccountId>
+        <AccountType/>
+      </UserInfo>
+      <UserInfo>
+        <DisplayName>Juan Carlos Marin Morales</DisplayName>
+        <AccountId>53</AccountId>
+        <AccountType/>
+      </UserInfo>
+      <UserInfo>
+        <DisplayName>Sofia Duque Gomez</DisplayName>
+        <AccountId>60</AccountId>
+        <AccountType/>
+      </UserInfo>
+      <UserInfo>
+        <DisplayName>Andres Felipe Romero Brand</DisplayName>
+        <AccountId>91</AccountId>
+        <AccountType/>
+      </UserInfo>
+      <UserInfo>
+        <DisplayName>Lindsay Vanessa Pinto Morato</DisplayName>
+        <AccountId>92</AccountId>
+        <AccountType/>
+      </UserInfo>
+      <UserInfo>
+        <DisplayName>Miguel Angel Acosta Walteros</DisplayName>
+        <AccountId>94</AccountId>
+        <AccountType/>
+      </UserInfo>
+      <UserInfo>
+        <DisplayName>Juan David Diaz Ipuz</DisplayName>
+        <AccountId>90</AccountId>
+        <AccountType/>
+      </UserInfo>
+      <UserInfo>
+        <DisplayName>Lily Aitana valentina Duque Chavez</DisplayName>
+        <AccountId>17</AccountId>
+        <AccountType/>
+      </UserInfo>
+      <UserInfo>
+        <DisplayName>Isaac David Bermudez Lara</DisplayName>
+        <AccountId>95</AccountId>
+        <AccountType/>
+      </UserInfo>
+      <UserInfo>
+        <DisplayName>Daniel Alejandro Angel Fuertes</DisplayName>
+        <AccountId>55</AccountId>
+        <AccountType/>
+      </UserInfo>
+      <UserInfo>
+        <DisplayName>Jeniffer Liliam Mendoza Espinosa</DisplayName>
+        <AccountId>97</AccountId>
+        <AccountType/>
+      </UserInfo>
+      <UserInfo>
+        <DisplayName>Kevin Cohen Solano</DisplayName>
+        <AccountId>93</AccountId>
+        <AccountType/>
+      </UserInfo>
+      <UserInfo>
+        <DisplayName>Cesar Luis Moreno Gonzalez</DisplayName>
+        <AccountId>96</AccountId>
+        <AccountType/>
+      </UserInfo>
+      <UserInfo>
+        <DisplayName>Jose Cristobal Arroyo Castellanos</DisplayName>
+        <AccountId>54</AccountId>
+        <AccountType/>
+      </UserInfo>
+    </SharedWithUsers>
+    <TaxCatchAll xmlns="85e30bcc-d76c-4413-8e4d-2dce22fb0743" xsi:nil="true"/>
+    <lcf76f155ced4ddcb4097134ff3c332f xmlns="164883f8-7691-4ecf-b54a-664c0d0edefe">
+      <Terms xmlns="http://schemas.microsoft.com/office/infopath/2007/PartnerControls"/>
+    </lcf76f155ced4ddcb4097134ff3c332f>
+  </documentManagement>
+</p:properties>
 </file>
 
 <file path=customXml/item2.xml><?xml version="1.0" encoding="utf-8"?>
@@ -16404,122 +13264,21 @@
 </file>
 
 <file path=customXml/item3.xml><?xml version="1.0" encoding="utf-8"?>
-<p:properties xmlns:p="http://schemas.microsoft.com/office/2006/metadata/properties" xmlns:xsi="http://www.w3.org/2001/XMLSchema-instance" xmlns:pc="http://schemas.microsoft.com/office/infopath/2007/PartnerControls">
-  <documentManagement>
-    <SharedWithUsers xmlns="85e30bcc-d76c-4413-8e4d-2dce22fb0743">
-      <UserInfo>
-        <DisplayName>Carlos Andres Lozano Garzon</DisplayName>
-        <AccountId>13</AccountId>
-        <AccountType/>
-      </UserInfo>
-      <UserInfo>
-        <DisplayName>Dario Ernesto Correal Torres</DisplayName>
-        <AccountId>15</AccountId>
-        <AccountType/>
-      </UserInfo>
-      <UserInfo>
-        <DisplayName>Mario  Fernando De la rosa Rosero</DisplayName>
-        <AccountId>16</AccountId>
-        <AccountType/>
-      </UserInfo>
-      <UserInfo>
-        <DisplayName>Christian Camilo Aparicio Baquen</DisplayName>
-        <AccountId>50</AccountId>
-        <AccountType/>
-      </UserInfo>
-      <UserInfo>
-        <DisplayName>Arturo Henao Chaparro</DisplayName>
-        <AccountId>48</AccountId>
-        <AccountType/>
-      </UserInfo>
-      <UserInfo>
-        <DisplayName>Luis Esteban Florez Salamanca</DisplayName>
-        <AccountId>33</AccountId>
-        <AccountType/>
-      </UserInfo>
-      <UserInfo>
-        <DisplayName>Ivan David Salazar Cardenas</DisplayName>
-        <AccountId>52</AccountId>
-        <AccountType/>
-      </UserInfo>
-      <UserInfo>
-        <DisplayName>Juan Carlos Marin Morales</DisplayName>
-        <AccountId>53</AccountId>
-        <AccountType/>
-      </UserInfo>
-      <UserInfo>
-        <DisplayName>Sofia Duque Gomez</DisplayName>
-        <AccountId>60</AccountId>
-        <AccountType/>
-      </UserInfo>
-      <UserInfo>
-        <DisplayName>Andres Felipe Romero Brand</DisplayName>
-        <AccountId>91</AccountId>
-        <AccountType/>
-      </UserInfo>
-      <UserInfo>
-        <DisplayName>Lindsay Vanessa Pinto Morato</DisplayName>
-        <AccountId>92</AccountId>
-        <AccountType/>
-      </UserInfo>
-      <UserInfo>
-        <DisplayName>Miguel Angel Acosta Walteros</DisplayName>
-        <AccountId>94</AccountId>
-        <AccountType/>
-      </UserInfo>
-      <UserInfo>
-        <DisplayName>Juan David Diaz Ipuz</DisplayName>
-        <AccountId>90</AccountId>
-        <AccountType/>
-      </UserInfo>
-      <UserInfo>
-        <DisplayName>Lily Aitana valentina Duque Chavez</DisplayName>
-        <AccountId>17</AccountId>
-        <AccountType/>
-      </UserInfo>
-      <UserInfo>
-        <DisplayName>Isaac David Bermudez Lara</DisplayName>
-        <AccountId>95</AccountId>
-        <AccountType/>
-      </UserInfo>
-      <UserInfo>
-        <DisplayName>Daniel Alejandro Angel Fuertes</DisplayName>
-        <AccountId>55</AccountId>
-        <AccountType/>
-      </UserInfo>
-      <UserInfo>
-        <DisplayName>Jeniffer Liliam Mendoza Espinosa</DisplayName>
-        <AccountId>97</AccountId>
-        <AccountType/>
-      </UserInfo>
-      <UserInfo>
-        <DisplayName>Kevin Cohen Solano</DisplayName>
-        <AccountId>93</AccountId>
-        <AccountType/>
-      </UserInfo>
-      <UserInfo>
-        <DisplayName>Cesar Luis Moreno Gonzalez</DisplayName>
-        <AccountId>96</AccountId>
-        <AccountType/>
-      </UserInfo>
-      <UserInfo>
-        <DisplayName>Jose Cristobal Arroyo Castellanos</DisplayName>
-        <AccountId>54</AccountId>
-        <AccountType/>
-      </UserInfo>
-    </SharedWithUsers>
-    <TaxCatchAll xmlns="85e30bcc-d76c-4413-8e4d-2dce22fb0743" xsi:nil="true"/>
-    <lcf76f155ced4ddcb4097134ff3c332f xmlns="164883f8-7691-4ecf-b54a-664c0d0edefe">
-      <Terms xmlns="http://schemas.microsoft.com/office/infopath/2007/PartnerControls"/>
-    </lcf76f155ced4ddcb4097134ff3c332f>
-  </documentManagement>
-</p:properties>
+<?mso-contentType ?>
+<FormTemplates xmlns="http://schemas.microsoft.com/sharepoint/v3/contenttype/forms">
+  <Display>DocumentLibraryForm</Display>
+  <Edit>DocumentLibraryForm</Edit>
+  <New>DocumentLibraryForm</New>
+</FormTemplates>
 </file>
 
 <file path=customXml/itemProps1.xml><?xml version="1.0" encoding="utf-8"?>
-<ds:datastoreItem xmlns:ds="http://schemas.openxmlformats.org/officeDocument/2006/customXml" ds:itemID="{7DBE8262-9C92-4A1B-85FF-A533173B85D6}">
+<ds:datastoreItem xmlns:ds="http://schemas.openxmlformats.org/officeDocument/2006/customXml" ds:itemID="{D8D55360-DA4E-4EE6-A532-0D8BE99E30A4}">
   <ds:schemaRefs>
-    <ds:schemaRef ds:uri="http://schemas.microsoft.com/sharepoint/v3/contenttype/forms"/>
+    <ds:schemaRef ds:uri="http://schemas.microsoft.com/office/2006/metadata/properties"/>
+    <ds:schemaRef ds:uri="http://schemas.microsoft.com/office/infopath/2007/PartnerControls"/>
+    <ds:schemaRef ds:uri="85e30bcc-d76c-4413-8e4d-2dce22fb0743"/>
+    <ds:schemaRef ds:uri="164883f8-7691-4ecf-b54a-664c0d0edefe"/>
   </ds:schemaRefs>
 </ds:datastoreItem>
 </file>
@@ -16544,12 +13303,9 @@
 </file>
 
 <file path=customXml/itemProps3.xml><?xml version="1.0" encoding="utf-8"?>
-<ds:datastoreItem xmlns:ds="http://schemas.openxmlformats.org/officeDocument/2006/customXml" ds:itemID="{D8D55360-DA4E-4EE6-A532-0D8BE99E30A4}">
+<ds:datastoreItem xmlns:ds="http://schemas.openxmlformats.org/officeDocument/2006/customXml" ds:itemID="{7DBE8262-9C92-4A1B-85FF-A533173B85D6}">
   <ds:schemaRefs>
-    <ds:schemaRef ds:uri="http://schemas.microsoft.com/office/2006/metadata/properties"/>
-    <ds:schemaRef ds:uri="http://schemas.microsoft.com/office/infopath/2007/PartnerControls"/>
-    <ds:schemaRef ds:uri="85e30bcc-d76c-4413-8e4d-2dce22fb0743"/>
-    <ds:schemaRef ds:uri="164883f8-7691-4ecf-b54a-664c0d0edefe"/>
+    <ds:schemaRef ds:uri="http://schemas.microsoft.com/sharepoint/v3/contenttype/forms"/>
   </ds:schemaRefs>
 </ds:datastoreItem>
 </file>
--- a/Docs/Observaciones-Lab 4.docx
+++ b/Docs/Observaciones-Lab 4.docx
@@ -393,9 +393,8 @@
             <w:r>
               <w:rPr>
                 <w:rFonts w:ascii="Dax-Regular" w:hAnsi="Dax-Regular"/>
-                <w:lang w:val="es-419"/>
-              </w:rPr>
-              <w:t>16</w:t>
+              </w:rPr>
+              <w:t>AMD Ryzen 7 7730U with Radeon Graphics (2.00 GHz)</w:t>
             </w:r>
           </w:p>
         </w:tc>
@@ -616,25 +615,7 @@
           <w:bCs/>
           <w:lang w:val="es-419"/>
         </w:rPr>
-        <w:t xml:space="preserve"> para </w:t>
-      </w:r>
-      <w:proofErr w:type="spellStart"/>
-      <w:r>
-        <w:rPr>
-          <w:b/>
-          <w:bCs/>
-          <w:lang w:val="es-419"/>
-        </w:rPr>
-        <w:t>Queue</w:t>
-      </w:r>
-      <w:proofErr w:type="spellEnd"/>
-      <w:r>
-        <w:rPr>
-          <w:b/>
-          <w:bCs/>
-          <w:lang w:val="es-419"/>
-        </w:rPr>
-        <w:t xml:space="preserve"> con Array List</w:t>
+        <w:t xml:space="preserve"> para Queue con Array List</w:t>
       </w:r>
     </w:p>
     <w:p>
@@ -2064,6 +2045,7 @@
                 <w:color w:val="000000"/>
                 <w:lang w:eastAsia="en-US"/>
               </w:rPr>
+              <w:lastRenderedPageBreak/>
               <w:t>50.00%</w:t>
             </w:r>
           </w:p>
@@ -2148,7 +2130,6 @@
                 <w:color w:val="000000"/>
                 <w:lang w:eastAsia="en-US"/>
               </w:rPr>
-              <w:lastRenderedPageBreak/>
               <w:t>80.00%</w:t>
             </w:r>
           </w:p>
@@ -2321,43 +2302,15 @@
           <w:bCs/>
           <w:lang w:val="es-419"/>
         </w:rPr>
-        <w:t xml:space="preserve"> para </w:t>
+        <w:t xml:space="preserve"> para Queue con </w:t>
       </w:r>
-      <w:proofErr w:type="spellStart"/>
       <w:r>
         <w:rPr>
           <w:b/>
           <w:bCs/>
           <w:lang w:val="es-419"/>
         </w:rPr>
-        <w:t>Queue</w:t>
-      </w:r>
-      <w:proofErr w:type="spellEnd"/>
-      <w:r>
-        <w:rPr>
-          <w:b/>
-          <w:bCs/>
-          <w:lang w:val="es-419"/>
-        </w:rPr>
-        <w:t xml:space="preserve"> con </w:t>
-      </w:r>
-      <w:proofErr w:type="spellStart"/>
-      <w:r>
-        <w:rPr>
-          <w:b/>
-          <w:bCs/>
-          <w:lang w:val="es-419"/>
-        </w:rPr>
-        <w:t>Linked</w:t>
-      </w:r>
-      <w:proofErr w:type="spellEnd"/>
-      <w:r>
-        <w:rPr>
-          <w:b/>
-          <w:bCs/>
-          <w:lang w:val="es-419"/>
-        </w:rPr>
-        <w:t xml:space="preserve"> List</w:t>
+        <w:t>Linked List</w:t>
       </w:r>
     </w:p>
     <w:p>
@@ -3250,23 +3203,13 @@
         </w:rPr>
         <w:t xml:space="preserve"> con </w:t>
       </w:r>
-      <w:proofErr w:type="spellStart"/>
       <w:r>
         <w:rPr>
           <w:b/>
           <w:bCs/>
           <w:lang w:val="es-419"/>
         </w:rPr>
-        <w:t>Linked</w:t>
-      </w:r>
-      <w:proofErr w:type="spellEnd"/>
-      <w:r>
-        <w:rPr>
-          <w:b/>
-          <w:bCs/>
-          <w:lang w:val="es-419"/>
-        </w:rPr>
-        <w:t xml:space="preserve"> List</w:t>
+        <w:t>Linked List</w:t>
       </w:r>
     </w:p>
     <w:p>
@@ -4175,25 +4118,7 @@
           <w:bCs/>
           <w:lang w:val="es-419"/>
         </w:rPr>
-        <w:t xml:space="preserve"> para </w:t>
-      </w:r>
-      <w:proofErr w:type="spellStart"/>
-      <w:r>
-        <w:rPr>
-          <w:b/>
-          <w:bCs/>
-          <w:lang w:val="es-419"/>
-        </w:rPr>
-        <w:t>Queue</w:t>
-      </w:r>
-      <w:proofErr w:type="spellEnd"/>
-      <w:r>
-        <w:rPr>
-          <w:b/>
-          <w:bCs/>
-          <w:lang w:val="es-419"/>
-        </w:rPr>
-        <w:t xml:space="preserve"> con Array List</w:t>
+        <w:t xml:space="preserve"> para Queue con Array List</w:t>
       </w:r>
     </w:p>
     <w:p>
@@ -4912,6 +4837,7 @@
                 <w:color w:val="000000"/>
                 <w:lang w:eastAsia="en-US"/>
               </w:rPr>
+              <w:lastRenderedPageBreak/>
               <w:t>50.00%</w:t>
             </w:r>
           </w:p>
@@ -5022,7 +4948,6 @@
                 <w:color w:val="000000"/>
                 <w:lang w:eastAsia="en-US"/>
               </w:rPr>
-              <w:lastRenderedPageBreak/>
               <w:t>80.00%</w:t>
             </w:r>
           </w:p>
@@ -6282,43 +6207,7 @@
           <w:bCs/>
           <w:lang w:val="es-419"/>
         </w:rPr>
-        <w:t xml:space="preserve"> para </w:t>
-      </w:r>
-      <w:proofErr w:type="spellStart"/>
-      <w:r>
-        <w:rPr>
-          <w:b/>
-          <w:bCs/>
-          <w:lang w:val="es-419"/>
-        </w:rPr>
-        <w:t>Queue</w:t>
-      </w:r>
-      <w:proofErr w:type="spellEnd"/>
-      <w:r>
-        <w:rPr>
-          <w:b/>
-          <w:bCs/>
-          <w:lang w:val="es-419"/>
-        </w:rPr>
-        <w:t xml:space="preserve"> con </w:t>
-      </w:r>
-      <w:proofErr w:type="spellStart"/>
-      <w:r>
-        <w:rPr>
-          <w:b/>
-          <w:bCs/>
-          <w:lang w:val="es-419"/>
-        </w:rPr>
-        <w:t>Linked</w:t>
-      </w:r>
-      <w:proofErr w:type="spellEnd"/>
-      <w:r>
-        <w:rPr>
-          <w:b/>
-          <w:bCs/>
-          <w:lang w:val="es-419"/>
-        </w:rPr>
-        <w:t xml:space="preserve"> List</w:t>
+        <w:t xml:space="preserve"> para Queue con Linked List</w:t>
       </w:r>
     </w:p>
     <w:p>
@@ -7401,25 +7290,7 @@
           <w:bCs/>
           <w:lang w:val="es-419"/>
         </w:rPr>
-        <w:t xml:space="preserve"> para Stack con </w:t>
-      </w:r>
-      <w:proofErr w:type="spellStart"/>
-      <w:r>
-        <w:rPr>
-          <w:b/>
-          <w:bCs/>
-          <w:lang w:val="es-419"/>
-        </w:rPr>
-        <w:t>Linked</w:t>
-      </w:r>
-      <w:proofErr w:type="spellEnd"/>
-      <w:r>
-        <w:rPr>
-          <w:b/>
-          <w:bCs/>
-          <w:lang w:val="es-419"/>
-        </w:rPr>
-        <w:t xml:space="preserve"> List</w:t>
+        <w:t xml:space="preserve"> para Stack con Linked List</w:t>
       </w:r>
     </w:p>
     <w:p>
@@ -8405,49 +8276,7 @@
         <w:rPr>
           <w:lang w:val="es-419"/>
         </w:rPr>
-        <w:t xml:space="preserve">¿Se observan diferencias significativas entre las implementaciones con </w:t>
-      </w:r>
-      <w:proofErr w:type="spellStart"/>
-      <w:r>
-        <w:rPr>
-          <w:lang w:val="es-419"/>
-        </w:rPr>
-        <w:t>ArrayList</w:t>
-      </w:r>
-      <w:proofErr w:type="spellEnd"/>
-      <w:r>
-        <w:rPr>
-          <w:lang w:val="es-419"/>
-        </w:rPr>
-        <w:t xml:space="preserve"> y </w:t>
-      </w:r>
-      <w:proofErr w:type="spellStart"/>
-      <w:r>
-        <w:rPr>
-          <w:lang w:val="es-419"/>
-        </w:rPr>
-        <w:t>LinkedList</w:t>
-      </w:r>
-      <w:proofErr w:type="spellEnd"/>
-      <w:r>
-        <w:rPr>
-          <w:lang w:val="es-419"/>
-        </w:rPr>
-        <w:t xml:space="preserve"> para las funciones de </w:t>
-      </w:r>
-      <w:proofErr w:type="spellStart"/>
-      <w:r>
-        <w:rPr>
-          <w:lang w:val="es-419"/>
-        </w:rPr>
-        <w:t>Queue</w:t>
-      </w:r>
-      <w:proofErr w:type="spellEnd"/>
-      <w:r>
-        <w:rPr>
-          <w:lang w:val="es-419"/>
-        </w:rPr>
-        <w:t xml:space="preserve"> y Stack? ¿Cuál es más eficiente en cada operación? ¿Por qué una implementación es más rápida en ciertos casos?</w:t>
+        <w:t>¿Se observan diferencias significativas entre las implementaciones con ArrayList y LinkedList para las funciones de Queue y Stack? ¿Cuál es más eficiente en cada operación? ¿Por qué una implementación es más rápida en ciertos casos?</w:t>
       </w:r>
     </w:p>
     <w:p>
@@ -8472,21 +8301,7 @@
         <w:rPr>
           <w:lang w:val="es-419"/>
         </w:rPr>
-        <w:t>hay diferencias en la mayoría de las implementaciones, estas parecen ser aisladas (</w:t>
-      </w:r>
-      <w:proofErr w:type="spellStart"/>
-      <w:r>
-        <w:rPr>
-          <w:lang w:val="es-419"/>
-        </w:rPr>
-        <w:t>outliers</w:t>
-      </w:r>
-      <w:proofErr w:type="spellEnd"/>
-      <w:r>
-        <w:rPr>
-          <w:lang w:val="es-419"/>
-        </w:rPr>
-        <w:t>). La única</w:t>
+        <w:t>hay diferencias en la mayoría de las implementaciones, estas parecen ser aisladas (outliers). La única</w:t>
       </w:r>
       <w:r>
         <w:rPr>
@@ -8498,61 +8313,19 @@
         <w:rPr>
           <w:lang w:val="es-419"/>
         </w:rPr>
-        <w:t xml:space="preserve">es en </w:t>
-      </w:r>
-      <w:proofErr w:type="spellStart"/>
-      <w:r>
-        <w:rPr>
-          <w:lang w:val="es-419"/>
-        </w:rPr>
-        <w:t>Enqueue</w:t>
-      </w:r>
-      <w:proofErr w:type="spellEnd"/>
-      <w:r>
-        <w:rPr>
-          <w:lang w:val="es-419"/>
-        </w:rPr>
-        <w:t>; donde el uso de un</w:t>
+        <w:t>es en Enqueue; donde el uso de un</w:t>
       </w:r>
       <w:r>
         <w:rPr>
           <w:lang w:val="es-419"/>
         </w:rPr>
-        <w:t xml:space="preserve"> array </w:t>
-      </w:r>
-      <w:proofErr w:type="spellStart"/>
-      <w:r>
-        <w:rPr>
-          <w:lang w:val="es-419"/>
-        </w:rPr>
-        <w:t>list</w:t>
-      </w:r>
-      <w:proofErr w:type="spellEnd"/>
-      <w:r>
-        <w:rPr>
-          <w:lang w:val="es-419"/>
-        </w:rPr>
-        <w:t xml:space="preserve"> es más eficiente a medida que el número de datos incrementa.</w:t>
+        <w:t xml:space="preserve"> array list es más eficiente a medida que el número de datos incrementa.</w:t>
       </w:r>
       <w:r>
         <w:rPr>
           <w:lang w:val="es-419"/>
         </w:rPr>
-        <w:t xml:space="preserve"> Esto podría apuntar a que el uso de </w:t>
-      </w:r>
-      <w:proofErr w:type="spellStart"/>
-      <w:r>
-        <w:rPr>
-          <w:lang w:val="es-419"/>
-        </w:rPr>
-        <w:t>arraylist</w:t>
-      </w:r>
-      <w:proofErr w:type="spellEnd"/>
-      <w:r>
-        <w:rPr>
-          <w:lang w:val="es-419"/>
-        </w:rPr>
-        <w:t xml:space="preserve"> puede ser más eficiente para las colas ya que nos permite usar los índices para acceder rápidamente a los elementos con base a la posición que tienen dentro de la lista nativa de Python. </w:t>
+        <w:t xml:space="preserve"> Esto podría apuntar a que el uso de arraylist puede ser más eficiente para las colas ya que nos permite usar los índices para acceder rápidamente a los elementos con base a la posición que tienen dentro de la lista nativa de Python. </w:t>
       </w:r>
       <w:r>
         <w:rPr>
@@ -8577,35 +8350,7 @@
         <w:rPr>
           <w:lang w:val="es-419"/>
         </w:rPr>
-        <w:t xml:space="preserve">¿Cuándo es preferible usar </w:t>
-      </w:r>
-      <w:proofErr w:type="spellStart"/>
-      <w:r>
-        <w:rPr>
-          <w:lang w:val="es-419"/>
-        </w:rPr>
-        <w:t>ArrayList</w:t>
-      </w:r>
-      <w:proofErr w:type="spellEnd"/>
-      <w:r>
-        <w:rPr>
-          <w:lang w:val="es-419"/>
-        </w:rPr>
-        <w:t xml:space="preserve"> o </w:t>
-      </w:r>
-      <w:proofErr w:type="spellStart"/>
-      <w:r>
-        <w:rPr>
-          <w:lang w:val="es-419"/>
-        </w:rPr>
-        <w:t>LinkedList</w:t>
-      </w:r>
-      <w:proofErr w:type="spellEnd"/>
-      <w:r>
-        <w:rPr>
-          <w:lang w:val="es-419"/>
-        </w:rPr>
-        <w:t>? Si insertamos y eliminamos con frecuencia, ¿qué estructura conviene más? Si accedemos aleatoriamente a elementos, ¿cuál es más eficiente?</w:t>
+        <w:t>¿Cuándo es preferible usar ArrayList o LinkedList? Si insertamos y eliminamos con frecuencia, ¿qué estructura conviene más? Si accedemos aleatoriamente a elementos, ¿cuál es más eficiente?</w:t>
       </w:r>
     </w:p>
     <w:p>
@@ -8624,35 +8369,7 @@
         <w:rPr>
           <w:lang w:val="es-419"/>
         </w:rPr>
-        <w:t xml:space="preserve">Si la idea es insertar y eliminar con frecuencia la mejor opción sería usar una </w:t>
-      </w:r>
-      <w:proofErr w:type="spellStart"/>
-      <w:r>
-        <w:rPr>
-          <w:lang w:val="es-419"/>
-        </w:rPr>
-        <w:t>linked</w:t>
-      </w:r>
-      <w:proofErr w:type="spellEnd"/>
-      <w:r>
-        <w:rPr>
-          <w:lang w:val="es-419"/>
-        </w:rPr>
-        <w:t xml:space="preserve"> </w:t>
-      </w:r>
-      <w:proofErr w:type="spellStart"/>
-      <w:r>
-        <w:rPr>
-          <w:lang w:val="es-419"/>
-        </w:rPr>
-        <w:t>list</w:t>
-      </w:r>
-      <w:proofErr w:type="spellEnd"/>
-      <w:r>
-        <w:rPr>
-          <w:lang w:val="es-419"/>
-        </w:rPr>
-        <w:t xml:space="preserve">, ya que </w:t>
+        <w:t xml:space="preserve">Si la idea es insertar y eliminar con frecuencia la mejor opción sería usar una linked list, ya que </w:t>
       </w:r>
       <w:r>
         <w:rPr>
@@ -8660,67 +8377,17 @@
         </w:rPr>
         <w:t xml:space="preserve">con un </w:t>
       </w:r>
-      <w:proofErr w:type="spellStart"/>
       <w:r>
         <w:rPr>
           <w:lang w:val="es-419"/>
         </w:rPr>
-        <w:t>arraylist</w:t>
-      </w:r>
-      <w:proofErr w:type="spellEnd"/>
-      <w:r>
-        <w:rPr>
-          <w:lang w:val="es-419"/>
-        </w:rPr>
-        <w:t xml:space="preserve"> es más probable que debamos recorrer toda la list</w:t>
+        <w:t>arraylist es más probable que debamos recorrer toda la list</w:t>
       </w:r>
       <w:r>
         <w:rPr>
           <w:lang w:val="es-419"/>
         </w:rPr>
-        <w:t xml:space="preserve">a o incluso reasignar todos los datos a otro espacio en la memoria en caso de que se llene el espacio previamente asignado. Si la idea es acceder aleatoriamente a elementos lo mejor sería usar un </w:t>
-      </w:r>
-      <w:proofErr w:type="spellStart"/>
-      <w:r>
-        <w:rPr>
-          <w:lang w:val="es-419"/>
-        </w:rPr>
-        <w:t>arraylist</w:t>
-      </w:r>
-      <w:proofErr w:type="spellEnd"/>
-      <w:r>
-        <w:rPr>
-          <w:lang w:val="es-419"/>
-        </w:rPr>
-        <w:t xml:space="preserve">, pues el uso de índices permite acceder al elemento en una posición específica sin tener que recorrer todo el arreglo, a diferencia del </w:t>
-      </w:r>
-      <w:proofErr w:type="spellStart"/>
-      <w:r>
-        <w:rPr>
-          <w:lang w:val="es-419"/>
-        </w:rPr>
-        <w:t>linked</w:t>
-      </w:r>
-      <w:proofErr w:type="spellEnd"/>
-      <w:r>
-        <w:rPr>
-          <w:lang w:val="es-419"/>
-        </w:rPr>
-        <w:t xml:space="preserve"> </w:t>
-      </w:r>
-      <w:proofErr w:type="spellStart"/>
-      <w:r>
-        <w:rPr>
-          <w:lang w:val="es-419"/>
-        </w:rPr>
-        <w:t>list</w:t>
-      </w:r>
-      <w:proofErr w:type="spellEnd"/>
-      <w:r>
-        <w:rPr>
-          <w:lang w:val="es-419"/>
-        </w:rPr>
-        <w:t xml:space="preserve">. </w:t>
+        <w:t xml:space="preserve">a o incluso reasignar todos los datos a otro espacio en la memoria en caso de que se llene el espacio previamente asignado. Si la idea es acceder aleatoriamente a elementos lo mejor sería usar un arraylist, pues el uso de índices permite acceder al elemento en una posición específica sin tener que recorrer todo el arreglo, a diferencia del linked list. </w:t>
       </w:r>
       <w:r>
         <w:rPr>
@@ -8770,55 +8437,13 @@
         <w:rPr>
           <w:lang w:val="es-CO"/>
         </w:rPr>
-        <w:t xml:space="preserve">sual en la ejecución de </w:t>
-      </w:r>
-      <w:proofErr w:type="spellStart"/>
-      <w:r>
-        <w:rPr>
-          <w:lang w:val="es-CO"/>
-        </w:rPr>
-        <w:t>peek</w:t>
-      </w:r>
-      <w:proofErr w:type="spellEnd"/>
-      <w:r>
-        <w:rPr>
-          <w:lang w:val="es-CO"/>
-        </w:rPr>
-        <w:t xml:space="preserve"> para </w:t>
+        <w:t xml:space="preserve">sual en la ejecución de peek para </w:t>
       </w:r>
       <w:r>
         <w:rPr>
           <w:lang w:val="es-CO"/>
         </w:rPr>
-        <w:t xml:space="preserve">la </w:t>
-      </w:r>
-      <w:proofErr w:type="spellStart"/>
-      <w:r>
-        <w:rPr>
-          <w:lang w:val="es-CO"/>
-        </w:rPr>
-        <w:t>linked</w:t>
-      </w:r>
-      <w:proofErr w:type="spellEnd"/>
-      <w:r>
-        <w:rPr>
-          <w:lang w:val="es-CO"/>
-        </w:rPr>
-        <w:t xml:space="preserve"> </w:t>
-      </w:r>
-      <w:proofErr w:type="spellStart"/>
-      <w:r>
-        <w:rPr>
-          <w:lang w:val="es-CO"/>
-        </w:rPr>
-        <w:t>list</w:t>
-      </w:r>
-      <w:proofErr w:type="spellEnd"/>
-      <w:r>
-        <w:rPr>
-          <w:lang w:val="es-CO"/>
-        </w:rPr>
-        <w:t xml:space="preserve"> cuando se realizó con el 80% de los datos. Este pico no se puede explicar por el número de datos ya que el tiempo de ejecución es menor tanto para </w:t>
+        <w:t xml:space="preserve">la linked list cuando se realizó con el 80% de los datos. Este pico no se puede explicar por el número de datos ya que el tiempo de ejecución es menor tanto para </w:t>
       </w:r>
       <w:r>
         <w:rPr>
@@ -8965,23 +8590,13 @@
                 <w:lang w:val="es-CO"/>
               </w:rPr>
             </w:pPr>
-            <w:proofErr w:type="spellStart"/>
             <w:r>
               <w:rPr>
                 <w:b w:val="0"/>
                 <w:bCs w:val="0"/>
                 <w:lang w:val="es-CO"/>
               </w:rPr>
-              <w:t>Linked</w:t>
-            </w:r>
-            <w:proofErr w:type="spellEnd"/>
-            <w:r>
-              <w:rPr>
-                <w:b w:val="0"/>
-                <w:bCs w:val="0"/>
-                <w:lang w:val="es-CO"/>
-              </w:rPr>
-              <w:t xml:space="preserve"> List</w:t>
+              <w:t>Linked List</w:t>
             </w:r>
           </w:p>
         </w:tc>
@@ -9052,29 +8667,32 @@
                 <w:lang w:val="es-CO"/>
               </w:rPr>
             </w:pPr>
-            <w:proofErr w:type="spellStart"/>
             <w:r>
               <w:rPr>
                 <w:b/>
                 <w:bCs/>
                 <w:lang w:val="es-CO"/>
               </w:rPr>
-              <w:t>Enqueue</w:t>
-            </w:r>
-            <w:proofErr w:type="spellEnd"/>
-            <w:r>
-              <w:rPr>
-                <w:b/>
-                <w:bCs/>
+              <w:t>Enqueue()</w:t>
+            </w:r>
+          </w:p>
+        </w:tc>
+        <w:tc>
+          <w:tcPr>
+            <w:tcW w:w="1245" w:type="dxa"/>
+          </w:tcPr>
+          <w:p>
+            <w:pPr>
+              <w:cnfStyle w:val="000000100000" w:firstRow="0" w:lastRow="0" w:firstColumn="0" w:lastColumn="0" w:oddVBand="0" w:evenVBand="0" w:oddHBand="1" w:evenHBand="0" w:firstRowFirstColumn="0" w:firstRowLastColumn="0" w:lastRowFirstColumn="0" w:lastRowLastColumn="0"/>
+              <w:rPr>
                 <w:lang w:val="es-CO"/>
               </w:rPr>
-              <w:t>()</w:t>
-            </w:r>
-          </w:p>
-        </w:tc>
-        <w:tc>
-          <w:tcPr>
-            <w:tcW w:w="1245" w:type="dxa"/>
+            </w:pPr>
+          </w:p>
+        </w:tc>
+        <w:tc>
+          <w:tcPr>
+            <w:tcW w:w="1251" w:type="dxa"/>
           </w:tcPr>
           <w:p>
             <w:pPr>
@@ -9083,11 +8701,17 @@
                 <w:lang w:val="es-CO"/>
               </w:rPr>
             </w:pPr>
-          </w:p>
-        </w:tc>
-        <w:tc>
-          <w:tcPr>
-            <w:tcW w:w="1251" w:type="dxa"/>
+            <w:r>
+              <w:rPr>
+                <w:lang w:val="es-CO"/>
+              </w:rPr>
+              <w:t>X</w:t>
+            </w:r>
+          </w:p>
+        </w:tc>
+        <w:tc>
+          <w:tcPr>
+            <w:tcW w:w="4765" w:type="dxa"/>
           </w:tcPr>
           <w:p>
             <w:pPr>
@@ -9100,46 +8724,13 @@
               <w:rPr>
                 <w:lang w:val="es-CO"/>
               </w:rPr>
-              <w:t>X</w:t>
-            </w:r>
-          </w:p>
-        </w:tc>
-        <w:tc>
-          <w:tcPr>
-            <w:tcW w:w="4765" w:type="dxa"/>
-          </w:tcPr>
-          <w:p>
-            <w:pPr>
-              <w:cnfStyle w:val="000000100000" w:firstRow="0" w:lastRow="0" w:firstColumn="0" w:lastColumn="0" w:oddVBand="0" w:evenVBand="0" w:oddHBand="1" w:evenHBand="0" w:firstRowFirstColumn="0" w:firstRowLastColumn="0" w:lastRowFirstColumn="0" w:lastRowLastColumn="0"/>
+              <w:t xml:space="preserve">Esto si está acorde a la teoría, ya que </w:t>
+            </w:r>
+            <w:r>
               <w:rPr>
                 <w:lang w:val="es-CO"/>
               </w:rPr>
-            </w:pPr>
-            <w:r>
-              <w:rPr>
-                <w:lang w:val="es-CO"/>
-              </w:rPr>
-              <w:t xml:space="preserve">Esto si está acorde a la teoría, ya que </w:t>
-            </w:r>
-            <w:r>
-              <w:rPr>
-                <w:lang w:val="es-CO"/>
-              </w:rPr>
-              <w:t xml:space="preserve">solamente debe reasignar un par de punteros a dos nodos (el nuevo head, y el anterior head), a diferencia del array </w:t>
-            </w:r>
-            <w:proofErr w:type="spellStart"/>
-            <w:r>
-              <w:rPr>
-                <w:lang w:val="es-CO"/>
-              </w:rPr>
-              <w:t>list</w:t>
-            </w:r>
-            <w:proofErr w:type="spellEnd"/>
-            <w:r>
-              <w:rPr>
-                <w:lang w:val="es-CO"/>
-              </w:rPr>
-              <w:t xml:space="preserve"> en donde debería desplazar todos los elementos previos. </w:t>
+              <w:t xml:space="preserve">solamente debe reasignar un par de punteros a dos nodos (el nuevo head, y el anterior head), a diferencia del array list en donde debería desplazar todos los elementos previos. </w:t>
             </w:r>
           </w:p>
         </w:tc>
@@ -9175,23 +8766,13 @@
                 <w:lang w:val="es-CO"/>
               </w:rPr>
             </w:pPr>
-            <w:proofErr w:type="spellStart"/>
             <w:r>
               <w:rPr>
                 <w:b/>
                 <w:bCs/>
                 <w:lang w:val="es-CO"/>
               </w:rPr>
-              <w:t>Dequeue</w:t>
-            </w:r>
-            <w:proofErr w:type="spellEnd"/>
-            <w:r>
-              <w:rPr>
-                <w:b/>
-                <w:bCs/>
-                <w:lang w:val="es-CO"/>
-              </w:rPr>
-              <w:t>()</w:t>
+              <w:t>Dequeue()</w:t>
             </w:r>
           </w:p>
         </w:tc>
@@ -9281,29 +8862,32 @@
                 <w:lang w:val="es-CO"/>
               </w:rPr>
             </w:pPr>
-            <w:proofErr w:type="spellStart"/>
             <w:r>
               <w:rPr>
                 <w:b/>
                 <w:bCs/>
                 <w:lang w:val="es-CO"/>
               </w:rPr>
-              <w:t>Peek</w:t>
-            </w:r>
-            <w:proofErr w:type="spellEnd"/>
-            <w:r>
-              <w:rPr>
-                <w:b/>
-                <w:bCs/>
+              <w:t>Peek()</w:t>
+            </w:r>
+          </w:p>
+        </w:tc>
+        <w:tc>
+          <w:tcPr>
+            <w:tcW w:w="1245" w:type="dxa"/>
+          </w:tcPr>
+          <w:p>
+            <w:pPr>
+              <w:cnfStyle w:val="000000100000" w:firstRow="0" w:lastRow="0" w:firstColumn="0" w:lastColumn="0" w:oddVBand="0" w:evenVBand="0" w:oddHBand="1" w:evenHBand="0" w:firstRowFirstColumn="0" w:firstRowLastColumn="0" w:lastRowFirstColumn="0" w:lastRowLastColumn="0"/>
+              <w:rPr>
                 <w:lang w:val="es-CO"/>
               </w:rPr>
-              <w:t>()</w:t>
-            </w:r>
-          </w:p>
-        </w:tc>
-        <w:tc>
-          <w:tcPr>
-            <w:tcW w:w="1245" w:type="dxa"/>
+            </w:pPr>
+          </w:p>
+        </w:tc>
+        <w:tc>
+          <w:tcPr>
+            <w:tcW w:w="1251" w:type="dxa"/>
           </w:tcPr>
           <w:p>
             <w:pPr>
@@ -9312,11 +8896,17 @@
                 <w:lang w:val="es-CO"/>
               </w:rPr>
             </w:pPr>
-          </w:p>
-        </w:tc>
-        <w:tc>
-          <w:tcPr>
-            <w:tcW w:w="1251" w:type="dxa"/>
+            <w:r>
+              <w:rPr>
+                <w:lang w:val="es-CO"/>
+              </w:rPr>
+              <w:t>X</w:t>
+            </w:r>
+          </w:p>
+        </w:tc>
+        <w:tc>
+          <w:tcPr>
+            <w:tcW w:w="4765" w:type="dxa"/>
           </w:tcPr>
           <w:p>
             <w:pPr>
@@ -9329,61 +8919,14 @@
               <w:rPr>
                 <w:lang w:val="es-CO"/>
               </w:rPr>
-              <w:t>X</w:t>
-            </w:r>
-          </w:p>
-        </w:tc>
-        <w:tc>
-          <w:tcPr>
-            <w:tcW w:w="4765" w:type="dxa"/>
-          </w:tcPr>
-          <w:p>
-            <w:pPr>
-              <w:cnfStyle w:val="000000100000" w:firstRow="0" w:lastRow="0" w:firstColumn="0" w:lastColumn="0" w:oddVBand="0" w:evenVBand="0" w:oddHBand="1" w:evenHBand="0" w:firstRowFirstColumn="0" w:firstRowLastColumn="0" w:lastRowFirstColumn="0" w:lastRowLastColumn="0"/>
+              <w:t xml:space="preserve">Realmente la diferencia de tiempos no es tan grande en esta función. Esto sucede porque en ambas se tiene rápido acceso al elemento que se </w:t>
+            </w:r>
+            <w:r>
               <w:rPr>
                 <w:lang w:val="es-CO"/>
               </w:rPr>
-            </w:pPr>
-            <w:r>
-              <w:rPr>
-                <w:lang w:val="es-CO"/>
-              </w:rPr>
-              <w:t xml:space="preserve">Realmente la diferencia de tiempos no es tan grande en esta función. Esto sucede porque en ambas se tiene rápido acceso al elemento que se </w:t>
-            </w:r>
-            <w:r>
-              <w:rPr>
-                <w:lang w:val="es-CO"/>
-              </w:rPr>
               <w:lastRenderedPageBreak/>
-              <w:t xml:space="preserve">retorna en </w:t>
-            </w:r>
-            <w:proofErr w:type="spellStart"/>
-            <w:r>
-              <w:rPr>
-                <w:lang w:val="es-CO"/>
-              </w:rPr>
-              <w:t>peek</w:t>
-            </w:r>
-            <w:proofErr w:type="spellEnd"/>
-            <w:r>
-              <w:rPr>
-                <w:lang w:val="es-CO"/>
-              </w:rPr>
-              <w:t>. Tanto por índice como por el puntero Head (</w:t>
-            </w:r>
-            <w:proofErr w:type="spellStart"/>
-            <w:r>
-              <w:rPr>
-                <w:lang w:val="es-CO"/>
-              </w:rPr>
-              <w:t>first</w:t>
-            </w:r>
-            <w:proofErr w:type="spellEnd"/>
-            <w:r>
-              <w:rPr>
-                <w:lang w:val="es-CO"/>
-              </w:rPr>
-              <w:t>)</w:t>
+              <w:t>retorna en peek. Tanto por índice como por el puntero Head (first)</w:t>
             </w:r>
           </w:p>
         </w:tc>
@@ -9578,35 +9121,7 @@
               <w:rPr>
                 <w:lang w:val="es-CO"/>
               </w:rPr>
-              <w:t xml:space="preserve">En la práctica resulta ser más eficiente el uso de </w:t>
-            </w:r>
-            <w:proofErr w:type="spellStart"/>
-            <w:r>
-              <w:rPr>
-                <w:lang w:val="es-CO"/>
-              </w:rPr>
-              <w:t>Linked</w:t>
-            </w:r>
-            <w:proofErr w:type="spellEnd"/>
-            <w:r>
-              <w:rPr>
-                <w:lang w:val="es-CO"/>
-              </w:rPr>
-              <w:t xml:space="preserve"> </w:t>
-            </w:r>
-            <w:proofErr w:type="spellStart"/>
-            <w:r>
-              <w:rPr>
-                <w:lang w:val="es-CO"/>
-              </w:rPr>
-              <w:t>list</w:t>
-            </w:r>
-            <w:proofErr w:type="spellEnd"/>
-            <w:r>
-              <w:rPr>
-                <w:lang w:val="es-CO"/>
-              </w:rPr>
-              <w:t xml:space="preserve"> para pop. Quizá esto ocurre por el puntero que tiene </w:t>
+              <w:t xml:space="preserve">En la práctica resulta ser más eficiente el uso de Linked list para pop. Quizá esto ocurre por el puntero que tiene </w:t>
             </w:r>
             <w:r>
               <w:rPr>
@@ -12902,116 +12417,12 @@
 </file>
 
 <file path=customXml/item1.xml><?xml version="1.0" encoding="utf-8"?>
-<p:properties xmlns:p="http://schemas.microsoft.com/office/2006/metadata/properties" xmlns:xsi="http://www.w3.org/2001/XMLSchema-instance" xmlns:pc="http://schemas.microsoft.com/office/infopath/2007/PartnerControls">
-  <documentManagement>
-    <SharedWithUsers xmlns="85e30bcc-d76c-4413-8e4d-2dce22fb0743">
-      <UserInfo>
-        <DisplayName>Carlos Andres Lozano Garzon</DisplayName>
-        <AccountId>13</AccountId>
-        <AccountType/>
-      </UserInfo>
-      <UserInfo>
-        <DisplayName>Dario Ernesto Correal Torres</DisplayName>
-        <AccountId>15</AccountId>
-        <AccountType/>
-      </UserInfo>
-      <UserInfo>
-        <DisplayName>Mario  Fernando De la rosa Rosero</DisplayName>
-        <AccountId>16</AccountId>
-        <AccountType/>
-      </UserInfo>
-      <UserInfo>
-        <DisplayName>Christian Camilo Aparicio Baquen</DisplayName>
-        <AccountId>50</AccountId>
-        <AccountType/>
-      </UserInfo>
-      <UserInfo>
-        <DisplayName>Arturo Henao Chaparro</DisplayName>
-        <AccountId>48</AccountId>
-        <AccountType/>
-      </UserInfo>
-      <UserInfo>
-        <DisplayName>Luis Esteban Florez Salamanca</DisplayName>
-        <AccountId>33</AccountId>
-        <AccountType/>
-      </UserInfo>
-      <UserInfo>
-        <DisplayName>Ivan David Salazar Cardenas</DisplayName>
-        <AccountId>52</AccountId>
-        <AccountType/>
-      </UserInfo>
-      <UserInfo>
-        <DisplayName>Juan Carlos Marin Morales</DisplayName>
-        <AccountId>53</AccountId>
-        <AccountType/>
-      </UserInfo>
-      <UserInfo>
-        <DisplayName>Sofia Duque Gomez</DisplayName>
-        <AccountId>60</AccountId>
-        <AccountType/>
-      </UserInfo>
-      <UserInfo>
-        <DisplayName>Andres Felipe Romero Brand</DisplayName>
-        <AccountId>91</AccountId>
-        <AccountType/>
-      </UserInfo>
-      <UserInfo>
-        <DisplayName>Lindsay Vanessa Pinto Morato</DisplayName>
-        <AccountId>92</AccountId>
-        <AccountType/>
-      </UserInfo>
-      <UserInfo>
-        <DisplayName>Miguel Angel Acosta Walteros</DisplayName>
-        <AccountId>94</AccountId>
-        <AccountType/>
-      </UserInfo>
-      <UserInfo>
-        <DisplayName>Juan David Diaz Ipuz</DisplayName>
-        <AccountId>90</AccountId>
-        <AccountType/>
-      </UserInfo>
-      <UserInfo>
-        <DisplayName>Lily Aitana valentina Duque Chavez</DisplayName>
-        <AccountId>17</AccountId>
-        <AccountType/>
-      </UserInfo>
-      <UserInfo>
-        <DisplayName>Isaac David Bermudez Lara</DisplayName>
-        <AccountId>95</AccountId>
-        <AccountType/>
-      </UserInfo>
-      <UserInfo>
-        <DisplayName>Daniel Alejandro Angel Fuertes</DisplayName>
-        <AccountId>55</AccountId>
-        <AccountType/>
-      </UserInfo>
-      <UserInfo>
-        <DisplayName>Jeniffer Liliam Mendoza Espinosa</DisplayName>
-        <AccountId>97</AccountId>
-        <AccountType/>
-      </UserInfo>
-      <UserInfo>
-        <DisplayName>Kevin Cohen Solano</DisplayName>
-        <AccountId>93</AccountId>
-        <AccountType/>
-      </UserInfo>
-      <UserInfo>
-        <DisplayName>Cesar Luis Moreno Gonzalez</DisplayName>
-        <AccountId>96</AccountId>
-        <AccountType/>
-      </UserInfo>
-      <UserInfo>
-        <DisplayName>Jose Cristobal Arroyo Castellanos</DisplayName>
-        <AccountId>54</AccountId>
-        <AccountType/>
-      </UserInfo>
-    </SharedWithUsers>
-    <TaxCatchAll xmlns="85e30bcc-d76c-4413-8e4d-2dce22fb0743" xsi:nil="true"/>
-    <lcf76f155ced4ddcb4097134ff3c332f xmlns="164883f8-7691-4ecf-b54a-664c0d0edefe">
-      <Terms xmlns="http://schemas.microsoft.com/office/infopath/2007/PartnerControls"/>
-    </lcf76f155ced4ddcb4097134ff3c332f>
-  </documentManagement>
-</p:properties>
+<?mso-contentType ?>
+<FormTemplates xmlns="http://schemas.microsoft.com/sharepoint/v3/contenttype/forms">
+  <Display>DocumentLibraryForm</Display>
+  <Edit>DocumentLibraryForm</Edit>
+  <New>DocumentLibraryForm</New>
+</FormTemplates>
 </file>
 
 <file path=customXml/item2.xml><?xml version="1.0" encoding="utf-8"?>
@@ -13264,21 +12675,122 @@
 </file>
 
 <file path=customXml/item3.xml><?xml version="1.0" encoding="utf-8"?>
-<?mso-contentType ?>
-<FormTemplates xmlns="http://schemas.microsoft.com/sharepoint/v3/contenttype/forms">
-  <Display>DocumentLibraryForm</Display>
-  <Edit>DocumentLibraryForm</Edit>
-  <New>DocumentLibraryForm</New>
-</FormTemplates>
+<p:properties xmlns:p="http://schemas.microsoft.com/office/2006/metadata/properties" xmlns:xsi="http://www.w3.org/2001/XMLSchema-instance" xmlns:pc="http://schemas.microsoft.com/office/infopath/2007/PartnerControls">
+  <documentManagement>
+    <SharedWithUsers xmlns="85e30bcc-d76c-4413-8e4d-2dce22fb0743">
+      <UserInfo>
+        <DisplayName>Carlos Andres Lozano Garzon</DisplayName>
+        <AccountId>13</AccountId>
+        <AccountType/>
+      </UserInfo>
+      <UserInfo>
+        <DisplayName>Dario Ernesto Correal Torres</DisplayName>
+        <AccountId>15</AccountId>
+        <AccountType/>
+      </UserInfo>
+      <UserInfo>
+        <DisplayName>Mario  Fernando De la rosa Rosero</DisplayName>
+        <AccountId>16</AccountId>
+        <AccountType/>
+      </UserInfo>
+      <UserInfo>
+        <DisplayName>Christian Camilo Aparicio Baquen</DisplayName>
+        <AccountId>50</AccountId>
+        <AccountType/>
+      </UserInfo>
+      <UserInfo>
+        <DisplayName>Arturo Henao Chaparro</DisplayName>
+        <AccountId>48</AccountId>
+        <AccountType/>
+      </UserInfo>
+      <UserInfo>
+        <DisplayName>Luis Esteban Florez Salamanca</DisplayName>
+        <AccountId>33</AccountId>
+        <AccountType/>
+      </UserInfo>
+      <UserInfo>
+        <DisplayName>Ivan David Salazar Cardenas</DisplayName>
+        <AccountId>52</AccountId>
+        <AccountType/>
+      </UserInfo>
+      <UserInfo>
+        <DisplayName>Juan Carlos Marin Morales</DisplayName>
+        <AccountId>53</AccountId>
+        <AccountType/>
+      </UserInfo>
+      <UserInfo>
+        <DisplayName>Sofia Duque Gomez</DisplayName>
+        <AccountId>60</AccountId>
+        <AccountType/>
+      </UserInfo>
+      <UserInfo>
+        <DisplayName>Andres Felipe Romero Brand</DisplayName>
+        <AccountId>91</AccountId>
+        <AccountType/>
+      </UserInfo>
+      <UserInfo>
+        <DisplayName>Lindsay Vanessa Pinto Morato</DisplayName>
+        <AccountId>92</AccountId>
+        <AccountType/>
+      </UserInfo>
+      <UserInfo>
+        <DisplayName>Miguel Angel Acosta Walteros</DisplayName>
+        <AccountId>94</AccountId>
+        <AccountType/>
+      </UserInfo>
+      <UserInfo>
+        <DisplayName>Juan David Diaz Ipuz</DisplayName>
+        <AccountId>90</AccountId>
+        <AccountType/>
+      </UserInfo>
+      <UserInfo>
+        <DisplayName>Lily Aitana valentina Duque Chavez</DisplayName>
+        <AccountId>17</AccountId>
+        <AccountType/>
+      </UserInfo>
+      <UserInfo>
+        <DisplayName>Isaac David Bermudez Lara</DisplayName>
+        <AccountId>95</AccountId>
+        <AccountType/>
+      </UserInfo>
+      <UserInfo>
+        <DisplayName>Daniel Alejandro Angel Fuertes</DisplayName>
+        <AccountId>55</AccountId>
+        <AccountType/>
+      </UserInfo>
+      <UserInfo>
+        <DisplayName>Jeniffer Liliam Mendoza Espinosa</DisplayName>
+        <AccountId>97</AccountId>
+        <AccountType/>
+      </UserInfo>
+      <UserInfo>
+        <DisplayName>Kevin Cohen Solano</DisplayName>
+        <AccountId>93</AccountId>
+        <AccountType/>
+      </UserInfo>
+      <UserInfo>
+        <DisplayName>Cesar Luis Moreno Gonzalez</DisplayName>
+        <AccountId>96</AccountId>
+        <AccountType/>
+      </UserInfo>
+      <UserInfo>
+        <DisplayName>Jose Cristobal Arroyo Castellanos</DisplayName>
+        <AccountId>54</AccountId>
+        <AccountType/>
+      </UserInfo>
+    </SharedWithUsers>
+    <TaxCatchAll xmlns="85e30bcc-d76c-4413-8e4d-2dce22fb0743" xsi:nil="true"/>
+    <lcf76f155ced4ddcb4097134ff3c332f xmlns="164883f8-7691-4ecf-b54a-664c0d0edefe">
+      <Terms xmlns="http://schemas.microsoft.com/office/infopath/2007/PartnerControls"/>
+    </lcf76f155ced4ddcb4097134ff3c332f>
+  </documentManagement>
+</p:properties>
 </file>
 
 <file path=customXml/itemProps1.xml><?xml version="1.0" encoding="utf-8"?>
-<ds:datastoreItem xmlns:ds="http://schemas.openxmlformats.org/officeDocument/2006/customXml" ds:itemID="{D8D55360-DA4E-4EE6-A532-0D8BE99E30A4}">
+<ds:datastoreItem xmlns:ds="http://schemas.openxmlformats.org/officeDocument/2006/customXml" ds:itemID="{7DBE8262-9C92-4A1B-85FF-A533173B85D6}">
   <ds:schemaRefs>
-    <ds:schemaRef ds:uri="http://schemas.microsoft.com/office/2006/metadata/properties"/>
-    <ds:schemaRef ds:uri="http://schemas.microsoft.com/office/infopath/2007/PartnerControls"/>
-    <ds:schemaRef ds:uri="85e30bcc-d76c-4413-8e4d-2dce22fb0743"/>
-    <ds:schemaRef ds:uri="164883f8-7691-4ecf-b54a-664c0d0edefe"/>
+    <ds:schemaRef ds:uri="http://schemas.microsoft.com/sharepoint/v3/contenttype/forms"/>
   </ds:schemaRefs>
 </ds:datastoreItem>
 </file>
@@ -13303,9 +12815,12 @@
 </file>
 
 <file path=customXml/itemProps3.xml><?xml version="1.0" encoding="utf-8"?>
-<ds:datastoreItem xmlns:ds="http://schemas.openxmlformats.org/officeDocument/2006/customXml" ds:itemID="{7DBE8262-9C92-4A1B-85FF-A533173B85D6}">
+<ds:datastoreItem xmlns:ds="http://schemas.openxmlformats.org/officeDocument/2006/customXml" ds:itemID="{D8D55360-DA4E-4EE6-A532-0D8BE99E30A4}">
   <ds:schemaRefs>
-    <ds:schemaRef ds:uri="http://schemas.microsoft.com/sharepoint/v3/contenttype/forms"/>
+    <ds:schemaRef ds:uri="http://schemas.microsoft.com/office/2006/metadata/properties"/>
+    <ds:schemaRef ds:uri="http://schemas.microsoft.com/office/infopath/2007/PartnerControls"/>
+    <ds:schemaRef ds:uri="85e30bcc-d76c-4413-8e4d-2dce22fb0743"/>
+    <ds:schemaRef ds:uri="164883f8-7691-4ecf-b54a-664c0d0edefe"/>
   </ds:schemaRefs>
 </ds:datastoreItem>
 </file>